--- a/communication/replication research revise and resubmit/response letter.docx
+++ b/communication/replication research revise and resubmit/response letter.docx
@@ -274,29 +274,7 @@
           <w:lang w:val="en-US" w:eastAsia="en-GB"/>
           <w14:ligatures w14:val="none"/>
         </w:rPr>
-        <w:t>Added, page 7. “</w:t>
-      </w:r>
-      <w:r>
-        <w:rPr>
-          <w:rFonts w:ascii="Noto Sans" w:eastAsia="Times New Roman" w:hAnsi="Noto Sans" w:cs="Noto Sans"/>
-          <w:kern w:val="0"/>
-          <w:sz w:val="21"/>
-          <w:szCs w:val="21"/>
-          <w:lang w:val="en-US" w:eastAsia="en-GB"/>
-          <w14:ligatures w14:val="none"/>
-        </w:rPr>
-        <w:t>This research was not supported by funding.</w:t>
-      </w:r>
-      <w:r>
-        <w:rPr>
-          <w:rFonts w:ascii="Noto Sans" w:eastAsia="Times New Roman" w:hAnsi="Noto Sans" w:cs="Noto Sans"/>
-          <w:kern w:val="0"/>
-          <w:sz w:val="21"/>
-          <w:szCs w:val="21"/>
-          <w:lang w:val="en-US" w:eastAsia="en-GB"/>
-          <w14:ligatures w14:val="none"/>
-        </w:rPr>
-        <w:t>”</w:t>
+        <w:t>Added, page 7. “This research was not supported by funding.”</w:t>
       </w:r>
     </w:p>
     <w:p>
@@ -361,29 +339,7 @@
           <w:lang w:val="en-US" w:eastAsia="en-GB"/>
           <w14:ligatures w14:val="none"/>
         </w:rPr>
-        <w:t>Added, page 7. “</w:t>
-      </w:r>
-      <w:r>
-        <w:rPr>
-          <w:rFonts w:ascii="Noto Sans" w:eastAsia="Times New Roman" w:hAnsi="Noto Sans" w:cs="Noto Sans"/>
-          <w:kern w:val="0"/>
-          <w:sz w:val="21"/>
-          <w:szCs w:val="21"/>
-          <w:lang w:val="en-US" w:eastAsia="en-GB"/>
-          <w14:ligatures w14:val="none"/>
-        </w:rPr>
-        <w:t>No AI was used in the writing of this article or its code.</w:t>
-      </w:r>
-      <w:r>
-        <w:rPr>
-          <w:rFonts w:ascii="Noto Sans" w:eastAsia="Times New Roman" w:hAnsi="Noto Sans" w:cs="Noto Sans"/>
-          <w:kern w:val="0"/>
-          <w:sz w:val="21"/>
-          <w:szCs w:val="21"/>
-          <w:lang w:val="en-US" w:eastAsia="en-GB"/>
-          <w14:ligatures w14:val="none"/>
-        </w:rPr>
-        <w:t>”</w:t>
+        <w:t>Added, page 7. “No AI was used in the writing of this article or its code.”</w:t>
       </w:r>
     </w:p>
     <w:p>
@@ -688,37 +644,7 @@
             <w:lang w:val="en-US" w:eastAsia="en-GB"/>
             <w14:ligatures w14:val="none"/>
           </w:rPr>
-          <w:t>https://doi.org/10.5334/jopd.</w:t>
-        </w:r>
-        <w:r>
-          <w:rPr>
-            <w:rFonts w:ascii="Noto Sans" w:eastAsia="Times New Roman" w:hAnsi="Noto Sans" w:cs="Noto Sans"/>
-            <w:i/>
-            <w:iCs/>
-            <w:color w:val="006798"/>
-            <w:kern w:val="0"/>
-            <w:sz w:val="21"/>
-            <w:szCs w:val="21"/>
-            <w:u w:val="single"/>
-            <w:lang w:val="en-US" w:eastAsia="en-GB"/>
-            <w14:ligatures w14:val="none"/>
-          </w:rPr>
-          <w:t>1</w:t>
-        </w:r>
-        <w:r>
-          <w:rPr>
-            <w:rFonts w:ascii="Noto Sans" w:eastAsia="Times New Roman" w:hAnsi="Noto Sans" w:cs="Noto Sans"/>
-            <w:i/>
-            <w:iCs/>
-            <w:color w:val="006798"/>
-            <w:kern w:val="0"/>
-            <w:sz w:val="21"/>
-            <w:szCs w:val="21"/>
-            <w:u w:val="single"/>
-            <w:lang w:val="en-US" w:eastAsia="en-GB"/>
-            <w14:ligatures w14:val="none"/>
-          </w:rPr>
-          <w:t>01</w:t>
+          <w:t>https://doi.org/10.5334/jopd.101</w:t>
         </w:r>
       </w:hyperlink>
       <w:r>
@@ -767,18 +693,106 @@
           <w:lang w:val="en-US" w:eastAsia="en-GB"/>
           <w14:ligatures w14:val="none"/>
         </w:rPr>
-        <w:t>p. 11. “</w:t>
-      </w:r>
-      <w:r>
-        <w:rPr>
-          <w:rFonts w:ascii="Noto Sans" w:eastAsia="Times New Roman" w:hAnsi="Noto Sans" w:cs="Noto Sans"/>
-          <w:kern w:val="0"/>
-          <w:sz w:val="21"/>
-          <w:szCs w:val="21"/>
-          <w:lang w:val="en-US" w:eastAsia="en-GB"/>
-          <w14:ligatures w14:val="none"/>
-        </w:rPr>
-        <w:t xml:space="preserve">I declare that the I share a </w:t>
+        <w:t xml:space="preserve">p. 11. “I declare that I share a coauthorship </w:t>
+      </w:r>
+      <w:r>
+        <w:rPr>
+          <w:rFonts w:ascii="Noto Sans" w:eastAsia="Times New Roman" w:hAnsi="Noto Sans" w:cs="Noto Sans"/>
+          <w:kern w:val="0"/>
+          <w:sz w:val="21"/>
+          <w:szCs w:val="21"/>
+          <w:lang w:val="en-US" w:eastAsia="en-GB"/>
+          <w14:ligatures w14:val="none"/>
+        </w:rPr>
+        <w:t>with editor of the Journal of Replication Research</w:t>
+      </w:r>
+      <w:r>
+        <w:rPr>
+          <w:rFonts w:ascii="Noto Sans" w:eastAsia="Times New Roman" w:hAnsi="Noto Sans" w:cs="Noto Sans"/>
+          <w:kern w:val="0"/>
+          <w:sz w:val="21"/>
+          <w:szCs w:val="21"/>
+          <w:lang w:val="en-US" w:eastAsia="en-GB"/>
+          <w14:ligatures w14:val="none"/>
+        </w:rPr>
+        <w:t xml:space="preserve">: </w:t>
+      </w:r>
+      <w:r>
+        <w:rPr>
+          <w:rFonts w:ascii="Noto Sans" w:eastAsia="Times New Roman" w:hAnsi="Noto Sans" w:cs="Noto Sans"/>
+          <w:kern w:val="0"/>
+          <w:sz w:val="21"/>
+          <w:szCs w:val="21"/>
+          <w:lang w:val="en-US" w:eastAsia="en-GB"/>
+          <w14:ligatures w14:val="none"/>
+        </w:rPr>
+        <w:t>the Replication Database</w:t>
+      </w:r>
+      <w:r>
+        <w:rPr>
+          <w:rFonts w:ascii="Noto Sans" w:eastAsia="Times New Roman" w:hAnsi="Noto Sans" w:cs="Noto Sans"/>
+          <w:kern w:val="0"/>
+          <w:sz w:val="21"/>
+          <w:szCs w:val="21"/>
+          <w:lang w:val="en-US" w:eastAsia="en-GB"/>
+          <w14:ligatures w14:val="none"/>
+        </w:rPr>
+        <w:t>, a Big Team Science project with over 100 authors</w:t>
+      </w:r>
+      <w:r>
+        <w:rPr>
+          <w:rFonts w:ascii="Noto Sans" w:eastAsia="Times New Roman" w:hAnsi="Noto Sans" w:cs="Noto Sans"/>
+          <w:kern w:val="0"/>
+          <w:sz w:val="21"/>
+          <w:szCs w:val="21"/>
+          <w:lang w:val="en-US" w:eastAsia="en-GB"/>
+          <w14:ligatures w14:val="none"/>
+        </w:rPr>
+        <w:t xml:space="preserve"> </w:t>
+      </w:r>
+      <w:r>
+        <w:rPr>
+          <w:rFonts w:ascii="Noto Sans" w:eastAsia="Times New Roman" w:hAnsi="Noto Sans" w:cs="Noto Sans"/>
+          <w:kern w:val="0"/>
+          <w:sz w:val="21"/>
+          <w:szCs w:val="21"/>
+          <w:lang w:val="en-US" w:eastAsia="en-GB"/>
+          <w14:ligatures w14:val="none"/>
+        </w:rPr>
+        <w:fldChar w:fldCharType="begin"/>
+      </w:r>
+      <w:r>
+        <w:rPr>
+          <w:rFonts w:ascii="Noto Sans" w:eastAsia="Times New Roman" w:hAnsi="Noto Sans" w:cs="Noto Sans"/>
+          <w:kern w:val="0"/>
+          <w:sz w:val="21"/>
+          <w:szCs w:val="21"/>
+          <w:lang w:val="en-US" w:eastAsia="en-GB"/>
+          <w14:ligatures w14:val="none"/>
+        </w:rPr>
+        <w:instrText xml:space="preserve"> ADDIN ZOTERO_ITEM CSL_CITATION {"citationID":"OloeLzCS","properties":{"unsorted":false,"formattedCitation":"(R\\uc0\\u246{}seler et al., 2024)","plainCitation":"(Röseler et al., 2024)","noteIndex":0},"citationItems":[{"id":27315,"uris":["http://zotero.org/users/1687755/items/AUD8IMD3"],"itemData":{"id":27315,"type":"article","abstract":"In psychological science, replicability—repeating a study with a new sample\nachieving consistent results (Parsons et al., 2022)—is critical for affirming the validity of scientific findings. Despite its importance, replication efforts are few and far between in psychological science with many attempts failing to corroborate past findings. This scarcity, compounded by the difficulty in accessing replication data, jeopardizes the efficient allocation of research resources and impedes scientific advancement. Addressing this crucial gap, we present the Replication Database (https://metaanalyses.shinyapps.io/replicationdatabase/), a novel platform hosting 1,239 original findings paired with replication findings. The infrastructure of this database allows researchers to submit, access, and engage with replication findings. The database makes replications visible, easily findable via a graphical user interface, and tracks replication rates across various factors, such as publication year or journal. This will facilitate future efforts to evaluate the robustness of psychological research.","DOI":"10.31222/osf.io/me2ub","language":"en-us","publisher":"OSF","source":"OSF Preprints","title":"The Replication Database: Documenting the Replicability of Psychological Science","title-short":"The Replication Database","URL":"https://osf.io/preprints/metaarxiv/me2ub","author":[{"family":"Röseler","given":"Lukas"},{"family":"Kaiser","given":"Leonard"},{"family":"Doetsch","given":"Christopher Albert"},{"family":"Klett","given":"Noah"},{"family":"Seida","given":"Christian"},{"family":"Schütz","given":"Astrid"},{"family":"Aczel","given":"Balazs"},{"family":"Adelina","given":"Nadia"},{"family":"Agostini","given":"Valeria"},{"family":"Alarie","given":"Samuel"},{"family":"Albayarak-Aydemir","given":"Nihan"},{"family":"Aldoh","given":"Alaa"},{"family":"Al-Hoorie","given":"Ali H."},{"family":"Azevedo","given":"Flavio"},{"family":"Baker","given":"Bradley James"},{"family":"Barth","given":"Charlotte Lilian"},{"family":"Beitner","given":"Julia"},{"family":"Brick","given":"Cameron"},{"family":"Brohmer","given":"Hilmar"},{"family":"Chandrashekar","given":"Subramanya Prasad"},{"family":"Chung","given":"Kai Li"},{"family":"Cockcroft","given":"Jamie P."},{"family":"Cummins","given":"Jamie"},{"family":"Diveica","given":"Veronica"},{"family":"Dumbalska","given":"Tsvetomira"},{"family":"Efendic","given":"Emir"},{"family":"Elsherif","given":"Mahmoud"},{"family":"Evans","given":"Thomas Rhys"},{"family":"Feldman","given":"Gilad"},{"family":"Fillon","given":"Adrien"},{"family":"Förster","given":"Nico"},{"family":"Frese","given":"Joris"},{"family":"Genschow","given":"Oliver"},{"family":"Giannouli","given":"Vaitsa"},{"family":"Gjoneska","given":"Biljana"},{"family":"Gnambs","given":"Timo"},{"family":"Gourdon-Kanhukamwe","given":"Amélie"},{"family":"Graham","given":"Christopher James"},{"family":"Hartmann","given":"Helena"},{"family":"Haviva","given":"Clove"},{"family":"Herderich","given":"Alina"},{"family":"Hilbert","given":"Leon Paul"},{"family":"Holgado","given":"Darías"},{"family":"Hussey","given":"Ian"},{"family":"Ilchovska","given":"Zlatomira"},{"family":"Kalandadze","given":"Tamara"},{"family":"Karhulahti","given":"Veli-Matti"},{"family":"Kasseckert","given":"Leon"},{"family":"Klingelhöfer-Jens","given":"Maren"},{"family":"Koppold","given":"Alina"},{"family":"Korbmacher","given":"Max"},{"family":"Kulke","given":"Louisa"},{"family":"Kuper","given":"Niclas"},{"family":"LaPlume","given":"Annalise A."},{"family":"Leech","given":"Gavin"},{"family":"Lohkamp","given":"Feline"},{"family":"Lou","given":"Nigel Mantou"},{"family":"Lynott","given":"Dermot"},{"family":"Maier","given":"Maximilian"},{"family":"Montefinese","given":"Maria"},{"family":"Meier","given":"Maria"},{"family":"Moreau","given":"David"},{"family":"Mrkva","given":"Kellen"},{"family":"Nemcova","given":"Monika"},{"family":"Oomen","given":"Danna"},{"family":"Packheiser","given":"Julian"},{"family":"Pandey","given":"Shubham"},{"family":"Papenmeier","given":"Frank"},{"family":"Paruzel-Czachura","given":"Mariola"},{"family":"Pavlov","given":"Yuri G."},{"family":"Pavlović","given":"Zoran"},{"family":"Pennington","given":"Charlotte Rebecca"},{"family":"Pittelkow","given":"Merle-Marie"},{"family":"Plomp","given":"Willemijn"},{"family":"Plonski","given":"Paul E."},{"family":"Pronizius","given":"Ekaterina"},{"family":"Pua","given":"Andrew A."},{"family":"Pypno","given":"Katarzyna"},{"family":"Rausch","given":"Manuel"},{"family":"Rebholz","given":"Tobias R."},{"family":"Richert","given":"Elena"},{"family":"Röer","given":"Jan Philipp"},{"family":"Ross","given":"Robert M."},{"family":"Schmidt","given":"Kathleen"},{"family":"Skvortsova","given":"Aleksandrina"},{"family":"Sperl","given":"Matthias F. J."},{"family":"Tan","given":"Alvin"},{"family":"Thürmer","given":"J. Lukas"},{"family":"Tołopiło","given":"Aleksandra"},{"family":"Vanpaemel","given":"Wolf"},{"family":"Vaughn","given":"Leigh Ann"},{"family":"Verheyen","given":"Steven"},{"family":"Wallrich","given":"Lukas"},{"family":"Weber","given":"Lucia"},{"family":"Wolska","given":"Julia"},{"family":"Zaneva","given":"Mirela"},{"family":"Zhang","given":"Yikang"}],"accessed":{"date-parts":[["2024",4,13]]},"issued":{"date-parts":[["2024",4,11]]}}}],"schema":"https://github.com/citation-style-language/schema/raw/master/csl-citation.json"} </w:instrText>
+      </w:r>
+      <w:r>
+        <w:rPr>
+          <w:rFonts w:ascii="Noto Sans" w:eastAsia="Times New Roman" w:hAnsi="Noto Sans" w:cs="Noto Sans"/>
+          <w:kern w:val="0"/>
+          <w:sz w:val="21"/>
+          <w:szCs w:val="21"/>
+          <w:lang w:val="en-US" w:eastAsia="en-GB"/>
+          <w14:ligatures w14:val="none"/>
+        </w:rPr>
+        <w:fldChar w:fldCharType="separate"/>
+      </w:r>
+      <w:r>
+        <w:rPr>
+          <w:rFonts w:ascii="Noto Sans" w:eastAsia="Times New Roman" w:hAnsi="Noto Sans" w:cs="Noto Sans"/>
+          <w:kern w:val="0"/>
+          <w:sz w:val="21"/>
+          <w:szCs w:val="21"/>
+          <w:lang w:val="en-US" w:eastAsia="en-GB"/>
+          <w14:ligatures w14:val="none"/>
+        </w:rPr>
+        <w:t>(</w:t>
       </w:r>
       <w:proofErr w:type="spellStart"/>
       <w:r>
@@ -790,7 +804,7 @@
           <w:lang w:val="en-US" w:eastAsia="en-GB"/>
           <w14:ligatures w14:val="none"/>
         </w:rPr>
-        <w:t>coauthorship</w:t>
+        <w:t>Röseler</w:t>
       </w:r>
       <w:proofErr w:type="spellEnd"/>
       <w:r>
@@ -802,7 +816,311 @@
           <w:lang w:val="en-US" w:eastAsia="en-GB"/>
           <w14:ligatures w14:val="none"/>
         </w:rPr>
-        <w:t xml:space="preserve"> of the Replication Database </w:t>
+        <w:t xml:space="preserve"> et al., 2024)</w:t>
+      </w:r>
+      <w:r>
+        <w:rPr>
+          <w:rFonts w:ascii="Noto Sans" w:eastAsia="Times New Roman" w:hAnsi="Noto Sans" w:cs="Noto Sans"/>
+          <w:kern w:val="0"/>
+          <w:sz w:val="21"/>
+          <w:szCs w:val="21"/>
+          <w:lang w:val="en-US" w:eastAsia="en-GB"/>
+          <w14:ligatures w14:val="none"/>
+        </w:rPr>
+        <w:fldChar w:fldCharType="end"/>
+      </w:r>
+      <w:r>
+        <w:rPr>
+          <w:rFonts w:ascii="Noto Sans" w:eastAsia="Times New Roman" w:hAnsi="Noto Sans" w:cs="Noto Sans"/>
+          <w:kern w:val="0"/>
+          <w:sz w:val="21"/>
+          <w:szCs w:val="21"/>
+          <w:lang w:val="en-US" w:eastAsia="en-GB"/>
+          <w14:ligatures w14:val="none"/>
+        </w:rPr>
+        <w:t>.</w:t>
+      </w:r>
+      <w:r>
+        <w:rPr>
+          <w:rFonts w:ascii="Noto Sans" w:eastAsia="Times New Roman" w:hAnsi="Noto Sans" w:cs="Noto Sans"/>
+          <w:kern w:val="0"/>
+          <w:sz w:val="21"/>
+          <w:szCs w:val="21"/>
+          <w:lang w:val="en-US" w:eastAsia="en-GB"/>
+          <w14:ligatures w14:val="none"/>
+        </w:rPr>
+        <w:t>”</w:t>
+      </w:r>
+    </w:p>
+    <w:p>
+      <w:pPr>
+        <w:spacing w:before="100" w:beforeAutospacing="1" w:after="100" w:afterAutospacing="1"/>
+        <w:rPr>
+          <w:rFonts w:ascii="Noto Sans" w:eastAsia="Times New Roman" w:hAnsi="Noto Sans" w:cs="Noto Sans"/>
+          <w:i/>
+          <w:iCs/>
+          <w:kern w:val="0"/>
+          <w:sz w:val="21"/>
+          <w:szCs w:val="21"/>
+          <w:lang w:val="en-US" w:eastAsia="en-GB"/>
+          <w14:ligatures w14:val="none"/>
+        </w:rPr>
+      </w:pPr>
+    </w:p>
+    <w:p>
+      <w:pPr>
+        <w:spacing w:before="100" w:beforeAutospacing="1" w:after="100" w:afterAutospacing="1"/>
+        <w:rPr>
+          <w:rFonts w:ascii="Noto Sans" w:eastAsia="Times New Roman" w:hAnsi="Noto Sans" w:cs="Noto Sans"/>
+          <w:i/>
+          <w:iCs/>
+          <w:kern w:val="0"/>
+          <w:sz w:val="21"/>
+          <w:szCs w:val="21"/>
+          <w:lang w:val="en-US" w:eastAsia="en-GB"/>
+          <w14:ligatures w14:val="none"/>
+        </w:rPr>
+      </w:pPr>
+      <w:r>
+        <w:rPr>
+          <w:rFonts w:ascii="Noto Sans" w:eastAsia="Times New Roman" w:hAnsi="Noto Sans" w:cs="Noto Sans"/>
+          <w:i/>
+          <w:iCs/>
+          <w:kern w:val="0"/>
+          <w:sz w:val="21"/>
+          <w:szCs w:val="21"/>
+          <w:lang w:val="en-US" w:eastAsia="en-GB"/>
+          <w14:ligatures w14:val="none"/>
+        </w:rPr>
+        <w:t>I, Janik Goltermann (handling editor) disclose a working relationship with reviewer Luisa Altegoer, which did not affect my judgement of the article.</w:t>
+      </w:r>
+    </w:p>
+    <w:p>
+      <w:pPr>
+        <w:spacing w:before="100" w:beforeAutospacing="1" w:after="100" w:afterAutospacing="1"/>
+        <w:rPr>
+          <w:rFonts w:ascii="Noto Sans" w:eastAsia="Times New Roman" w:hAnsi="Noto Sans" w:cs="Noto Sans"/>
+          <w:kern w:val="0"/>
+          <w:sz w:val="21"/>
+          <w:szCs w:val="21"/>
+          <w:lang w:val="en-US" w:eastAsia="en-GB"/>
+          <w14:ligatures w14:val="none"/>
+        </w:rPr>
+      </w:pPr>
+      <w:r>
+        <w:rPr>
+          <w:rFonts w:ascii="Noto Sans" w:eastAsia="Times New Roman" w:hAnsi="Noto Sans" w:cs="Noto Sans"/>
+          <w:kern w:val="0"/>
+          <w:sz w:val="21"/>
+          <w:szCs w:val="21"/>
+          <w:lang w:val="en-US" w:eastAsia="en-GB"/>
+          <w14:ligatures w14:val="none"/>
+        </w:rPr>
+        <w:t>Acknowledged.</w:t>
+      </w:r>
+    </w:p>
+    <w:p>
+      <w:pPr>
+        <w:spacing w:before="100" w:beforeAutospacing="1" w:after="100" w:afterAutospacing="1"/>
+        <w:rPr>
+          <w:rFonts w:ascii="Noto Sans" w:eastAsia="Times New Roman" w:hAnsi="Noto Sans" w:cs="Noto Sans"/>
+          <w:kern w:val="0"/>
+          <w:sz w:val="21"/>
+          <w:szCs w:val="21"/>
+          <w:lang w:val="en-US" w:eastAsia="en-GB"/>
+          <w14:ligatures w14:val="none"/>
+        </w:rPr>
+      </w:pPr>
+    </w:p>
+    <w:p>
+      <w:pPr>
+        <w:spacing w:before="100" w:beforeAutospacing="1" w:after="100" w:afterAutospacing="1"/>
+        <w:rPr>
+          <w:rFonts w:ascii="Noto Sans" w:eastAsia="Times New Roman" w:hAnsi="Noto Sans" w:cs="Noto Sans"/>
+          <w:i/>
+          <w:iCs/>
+          <w:kern w:val="0"/>
+          <w:sz w:val="21"/>
+          <w:szCs w:val="21"/>
+          <w:lang w:val="en-US" w:eastAsia="en-GB"/>
+          <w14:ligatures w14:val="none"/>
+        </w:rPr>
+      </w:pPr>
+      <w:r>
+        <w:rPr>
+          <w:rFonts w:ascii="Noto Sans" w:eastAsia="Times New Roman" w:hAnsi="Noto Sans" w:cs="Noto Sans"/>
+          <w:i/>
+          <w:iCs/>
+          <w:kern w:val="0"/>
+          <w:sz w:val="21"/>
+          <w:szCs w:val="21"/>
+          <w:lang w:val="en-US" w:eastAsia="en-GB"/>
+          <w14:ligatures w14:val="none"/>
+        </w:rPr>
+        <w:t>The Social Impact Statement should be expanded and moved into the text (e.g., introduction section). This is a requirement from R2. Additionally, there should be an explicit reference to clinical practice &amp; psychotherapists, patients as indirectly affected group, and clarifications of clinical boundaries (these findings are not advice on how therapists should treat patients).</w:t>
+      </w:r>
+    </w:p>
+    <w:p>
+      <w:pPr>
+        <w:rPr>
+          <w:rFonts w:ascii="Noto Sans" w:eastAsia="Times New Roman" w:hAnsi="Noto Sans" w:cs="Noto Sans"/>
+          <w:kern w:val="0"/>
+          <w:sz w:val="21"/>
+          <w:szCs w:val="21"/>
+          <w:lang w:val="en-US" w:eastAsia="en-GB"/>
+          <w14:ligatures w14:val="none"/>
+        </w:rPr>
+      </w:pPr>
+      <w:r>
+        <w:rPr>
+          <w:rFonts w:ascii="Noto Sans" w:eastAsia="Times New Roman" w:hAnsi="Noto Sans" w:cs="Noto Sans"/>
+          <w:kern w:val="0"/>
+          <w:sz w:val="21"/>
+          <w:szCs w:val="21"/>
+          <w:lang w:val="en-US" w:eastAsia="en-GB"/>
+          <w14:ligatures w14:val="none"/>
+        </w:rPr>
+        <w:t xml:space="preserve">I have overhauled the Social Impact Statement, </w:t>
+      </w:r>
+      <w:r>
+        <w:rPr>
+          <w:rFonts w:ascii="Noto Sans" w:eastAsia="Times New Roman" w:hAnsi="Noto Sans" w:cs="Noto Sans"/>
+          <w:kern w:val="0"/>
+          <w:sz w:val="21"/>
+          <w:szCs w:val="21"/>
+          <w:lang w:val="en-US" w:eastAsia="en-GB"/>
+          <w14:ligatures w14:val="none"/>
+        </w:rPr>
+        <w:t xml:space="preserve">page 3: </w:t>
+      </w:r>
+    </w:p>
+    <w:p>
+      <w:pPr>
+        <w:rPr>
+          <w:rFonts w:ascii="Noto Sans" w:eastAsia="Times New Roman" w:hAnsi="Noto Sans" w:cs="Noto Sans"/>
+          <w:kern w:val="0"/>
+          <w:sz w:val="21"/>
+          <w:szCs w:val="21"/>
+          <w:lang w:val="en-US" w:eastAsia="en-GB"/>
+          <w14:ligatures w14:val="none"/>
+        </w:rPr>
+      </w:pPr>
+    </w:p>
+    <w:p>
+      <w:pPr>
+        <w:rPr>
+          <w:rFonts w:ascii="Noto Sans" w:eastAsia="Times New Roman" w:hAnsi="Noto Sans" w:cs="Noto Sans"/>
+          <w:b/>
+          <w:bCs/>
+          <w:kern w:val="0"/>
+          <w:sz w:val="21"/>
+          <w:szCs w:val="21"/>
+          <w:lang w:val="en-IE" w:eastAsia="en-GB"/>
+          <w14:ligatures w14:val="none"/>
+        </w:rPr>
+      </w:pPr>
+      <w:r>
+        <w:rPr>
+          <w:rFonts w:ascii="Noto Sans" w:eastAsia="Times New Roman" w:hAnsi="Noto Sans" w:cs="Noto Sans"/>
+          <w:kern w:val="0"/>
+          <w:sz w:val="21"/>
+          <w:szCs w:val="21"/>
+          <w:lang w:val="en-US" w:eastAsia="en-GB"/>
+          <w14:ligatures w14:val="none"/>
+        </w:rPr>
+        <w:t>“</w:t>
+      </w:r>
+      <w:r>
+        <w:rPr>
+          <w:rFonts w:ascii="Noto Sans" w:eastAsia="Times New Roman" w:hAnsi="Noto Sans" w:cs="Noto Sans"/>
+          <w:kern w:val="0"/>
+          <w:sz w:val="21"/>
+          <w:szCs w:val="21"/>
+          <w:lang w:val="en-IE" w:eastAsia="en-GB"/>
+          <w14:ligatures w14:val="none"/>
+        </w:rPr>
+        <w:t xml:space="preserve">The studies reanalysed here inform clinical practice: Acceptance and Commitment Therapy is a widely disseminated psychotherapy, and the claim that hierarchical framing relieves distress better than distinction framing has influenced clinical training and practice, with patients in distress as the indirectly affected and vulnerable party. The social value of this reanalysis lies in helping such training and practice rest on credible evidence. These findings concern the credibility of a specific empirical claim, not clinical guidance: decisions about practice rest on the broader evidence base and clinical judgement. It is equally important to bound the claim. I do not show that ACT is ineffective, that self-as-context is invalid, or that those who report benefiting from these exercises are mistaken, </w:t>
+      </w:r>
+      <w:r>
+        <w:rPr>
+          <w:rFonts w:ascii="Noto Sans" w:eastAsia="Times New Roman" w:hAnsi="Noto Sans" w:cs="Noto Sans"/>
+          <w:kern w:val="0"/>
+          <w:sz w:val="21"/>
+          <w:szCs w:val="21"/>
+          <w:lang w:val="en-IE" w:eastAsia="en-GB"/>
+          <w14:ligatures w14:val="none"/>
+        </w:rPr>
+        <w:lastRenderedPageBreak/>
+        <w:t>only that the specific data in Foody et al. (2013, 2015) do not support the specific claim examined. These studies form just one line of inquiry into using RFT to inform ACT.</w:t>
+      </w:r>
+      <w:r>
+        <w:rPr>
+          <w:rFonts w:ascii="Noto Sans" w:eastAsia="Times New Roman" w:hAnsi="Noto Sans" w:cs="Noto Sans"/>
+          <w:kern w:val="0"/>
+          <w:sz w:val="21"/>
+          <w:szCs w:val="21"/>
+          <w:lang w:val="en-IE" w:eastAsia="en-GB"/>
+          <w14:ligatures w14:val="none"/>
+        </w:rPr>
+        <w:t>”</w:t>
+      </w:r>
+    </w:p>
+    <w:p>
+      <w:pPr>
+        <w:rPr>
+          <w:lang w:val="en-US"/>
+        </w:rPr>
+      </w:pPr>
+    </w:p>
+    <w:p>
+      <w:pPr>
+        <w:rPr>
+          <w:lang w:val="en-US"/>
+        </w:rPr>
+      </w:pPr>
+    </w:p>
+    <w:p>
+      <w:pPr>
+        <w:rPr>
+          <w:lang w:val="en-US"/>
+        </w:rPr>
+      </w:pPr>
+      <w:r>
+        <w:rPr>
+          <w:rFonts w:ascii="Noto Sans" w:eastAsia="Times New Roman" w:hAnsi="Noto Sans" w:cs="Noto Sans"/>
+          <w:i/>
+          <w:iCs/>
+          <w:kern w:val="0"/>
+          <w:sz w:val="21"/>
+          <w:szCs w:val="21"/>
+          <w:lang w:val="en-US" w:eastAsia="en-GB"/>
+          <w14:ligatures w14:val="none"/>
+        </w:rPr>
+        <w:t>As we are a multidisciplinary journal, please add a paragraph situating the research in psychology and then clinical psychology.</w:t>
+      </w:r>
+    </w:p>
+    <w:p>
+      <w:pPr>
+        <w:spacing w:before="100" w:beforeAutospacing="1" w:after="100" w:afterAutospacing="1"/>
+        <w:rPr>
+          <w:rFonts w:ascii="Noto Sans" w:eastAsia="Times New Roman" w:hAnsi="Noto Sans" w:cs="Noto Sans"/>
+          <w:kern w:val="0"/>
+          <w:sz w:val="21"/>
+          <w:szCs w:val="21"/>
+          <w:lang w:val="en-US" w:eastAsia="en-GB"/>
+          <w14:ligatures w14:val="none"/>
+        </w:rPr>
+      </w:pPr>
+      <w:r>
+        <w:rPr>
+          <w:rFonts w:ascii="Noto Sans" w:eastAsia="Times New Roman" w:hAnsi="Noto Sans" w:cs="Noto Sans"/>
+          <w:kern w:val="0"/>
+          <w:sz w:val="21"/>
+          <w:szCs w:val="21"/>
+          <w:lang w:val="en-US" w:eastAsia="en-GB"/>
+          <w14:ligatures w14:val="none"/>
+        </w:rPr>
+        <w:t xml:space="preserve">Added, page 1. “This article presents a critical reanalysis of a study published in the field of psychology, specifically clinical psychology and more specifically Acceptance and Commitment Therapy </w:t>
       </w:r>
       <w:r>
         <w:rPr>
@@ -824,7 +1142,7 @@
           <w:lang w:val="en-US" w:eastAsia="en-GB"/>
           <w14:ligatures w14:val="none"/>
         </w:rPr>
-        <w:instrText xml:space="preserve"> ADDIN ZOTERO_ITEM CSL_CITATION {"citationID":"OloeLzCS","properties":{"unsorted":false,"formattedCitation":"(R\\uc0\\u246{}seler et al., 2024)","plainCitation":"(Röseler et al., 2024)","noteIndex":0},"citationItems":[{"id":27315,"uris":["http://zotero.org/users/1687755/items/AUD8IMD3"],"itemData":{"id":27315,"type":"article","abstract":"In psychological science, replicability—repeating a study with a new sample\nachieving consistent results (Parsons et al., 2022)—is critical for affirming the validity of scientific findings. Despite its importance, replication efforts are few and far between in psychological science with many attempts failing to corroborate past findings. This scarcity, compounded by the difficulty in accessing replication data, jeopardizes the efficient allocation of research resources and impedes scientific advancement. Addressing this crucial gap, we present the Replication Database (https://metaanalyses.shinyapps.io/replicationdatabase/), a novel platform hosting 1,239 original findings paired with replication findings. The infrastructure of this database allows researchers to submit, access, and engage with replication findings. The database makes replications visible, easily findable via a graphical user interface, and tracks replication rates across various factors, such as publication year or journal. This will facilitate future efforts to evaluate the robustness of psychological research.","DOI":"10.31222/osf.io/me2ub","language":"en-us","publisher":"OSF","source":"OSF Preprints","title":"The Replication Database: Documenting the Replicability of Psychological Science","title-short":"The Replication Database","URL":"https://osf.io/preprints/metaarxiv/me2ub","author":[{"family":"Röseler","given":"Lukas"},{"family":"Kaiser","given":"Leonard"},{"family":"Doetsch","given":"Christopher Albert"},{"family":"Klett","given":"Noah"},{"family":"Seida","given":"Christian"},{"family":"Schütz","given":"Astrid"},{"family":"Aczel","given":"Balazs"},{"family":"Adelina","given":"Nadia"},{"family":"Agostini","given":"Valeria"},{"family":"Alarie","given":"Samuel"},{"family":"Albayarak-Aydemir","given":"Nihan"},{"family":"Aldoh","given":"Alaa"},{"family":"Al-Hoorie","given":"Ali H."},{"family":"Azevedo","given":"Flavio"},{"family":"Baker","given":"Bradley James"},{"family":"Barth","given":"Charlotte Lilian"},{"family":"Beitner","given":"Julia"},{"family":"Brick","given":"Cameron"},{"family":"Brohmer","given":"Hilmar"},{"family":"Chandrashekar","given":"Subramanya Prasad"},{"family":"Chung","given":"Kai Li"},{"family":"Cockcroft","given":"Jamie P."},{"family":"Cummins","given":"Jamie"},{"family":"Diveica","given":"Veronica"},{"family":"Dumbalska","given":"Tsvetomira"},{"family":"Efendic","given":"Emir"},{"family":"Elsherif","given":"Mahmoud"},{"family":"Evans","given":"Thomas Rhys"},{"family":"Feldman","given":"Gilad"},{"family":"Fillon","given":"Adrien"},{"family":"Förster","given":"Nico"},{"family":"Frese","given":"Joris"},{"family":"Genschow","given":"Oliver"},{"family":"Giannouli","given":"Vaitsa"},{"family":"Gjoneska","given":"Biljana"},{"family":"Gnambs","given":"Timo"},{"family":"Gourdon-Kanhukamwe","given":"Amélie"},{"family":"Graham","given":"Christopher James"},{"family":"Hartmann","given":"Helena"},{"family":"Haviva","given":"Clove"},{"family":"Herderich","given":"Alina"},{"family":"Hilbert","given":"Leon Paul"},{"family":"Holgado","given":"Darías"},{"family":"Hussey","given":"Ian"},{"family":"Ilchovska","given":"Zlatomira"},{"family":"Kalandadze","given":"Tamara"},{"family":"Karhulahti","given":"Veli-Matti"},{"family":"Kasseckert","given":"Leon"},{"family":"Klingelhöfer-Jens","given":"Maren"},{"family":"Koppold","given":"Alina"},{"family":"Korbmacher","given":"Max"},{"family":"Kulke","given":"Louisa"},{"family":"Kuper","given":"Niclas"},{"family":"LaPlume","given":"Annalise A."},{"family":"Leech","given":"Gavin"},{"family":"Lohkamp","given":"Feline"},{"family":"Lou","given":"Nigel Mantou"},{"family":"Lynott","given":"Dermot"},{"family":"Maier","given":"Maximilian"},{"family":"Montefinese","given":"Maria"},{"family":"Meier","given":"Maria"},{"family":"Moreau","given":"David"},{"family":"Mrkva","given":"Kellen"},{"family":"Nemcova","given":"Monika"},{"family":"Oomen","given":"Danna"},{"family":"Packheiser","given":"Julian"},{"family":"Pandey","given":"Shubham"},{"family":"Papenmeier","given":"Frank"},{"family":"Paruzel-Czachura","given":"Mariola"},{"family":"Pavlov","given":"Yuri G."},{"family":"Pavlović","given":"Zoran"},{"family":"Pennington","given":"Charlotte Rebecca"},{"family":"Pittelkow","given":"Merle-Marie"},{"family":"Plomp","given":"Willemijn"},{"family":"Plonski","given":"Paul E."},{"family":"Pronizius","given":"Ekaterina"},{"family":"Pua","given":"Andrew A."},{"family":"Pypno","given":"Katarzyna"},{"family":"Rausch","given":"Manuel"},{"family":"Rebholz","given":"Tobias R."},{"family":"Richert","given":"Elena"},{"family":"Röer","given":"Jan Philipp"},{"family":"Ross","given":"Robert M."},{"family":"Schmidt","given":"Kathleen"},{"family":"Skvortsova","given":"Aleksandrina"},{"family":"Sperl","given":"Matthias F. J."},{"family":"Tan","given":"Alvin"},{"family":"Thürmer","given":"J. Lukas"},{"family":"Tołopiło","given":"Aleksandra"},{"family":"Vanpaemel","given":"Wolf"},{"family":"Vaughn","given":"Leigh Ann"},{"family":"Verheyen","given":"Steven"},{"family":"Wallrich","given":"Lukas"},{"family":"Weber","given":"Lucia"},{"family":"Wolska","given":"Julia"},{"family":"Zaneva","given":"Mirela"},{"family":"Zhang","given":"Yikang"}],"accessed":{"date-parts":[["2024",4,13]]},"issued":{"date-parts":[["2024",4,11]]}}}],"schema":"https://github.com/citation-style-language/schema/raw/master/csl-citation.json"} </w:instrText>
+        <w:instrText xml:space="preserve"> ADDIN ZOTERO_ITEM CSL_CITATION {"citationID":"2dGs8WzI","properties":{"formattedCitation":"(Hayes et al., 1999)","plainCitation":"(Hayes et al., 1999)","noteIndex":0},"citationItems":[{"id":1816,"uris":["http://zotero.org/users/1687755/items/RW6HQ5RW"],"itemData":{"id":1816,"type":"book","abstract":"The prevailing view among therapists as well as clients is that a more vital life can be attained by overcoming negative thoughts and feelings. Yet despite efforts to achieve this goal, many individuals continue to suffer with behavior disorders, adjustment difficulties, and low life satisfaction. Acceptance and Commitment Therapy (ACT) is a unique psychotherapeutic approach that addresses this issue by altering the very ground on which rational change strategies rest. Within a coherent theoretical and philosophical framework, ACT illuminates the ways clients understand and perpetuate their difficulties through language. The book shows how interventions based on metaphor, paradox, and experiential exercises can enable clients to break free of language traps and make contact with thoughts, feelings, memories, and physical sensations that have been feared and avoided. Detailed guidelines are presented for helping clients recontextualize and accept these private events, develop greater clarity about personal values, and commit to needed behavior change. Providing in one volume a scientifically sound theory of psychopathology and a practical treatment model, and illustrated by a wealth of clinical examples, this is an important resource for practitioners and students in the full range of behavioral health care fields.","ISBN":"978-1-57230-481-9","language":"en","number-of-pages":"324","publisher":"Guilford Press","source":"Google Books","title":"Acceptance and Commitment Therapy: An experiential approach to behavior change","title-short":"Acceptance and Commitment Therapy","author":[{"family":"Hayes","given":"Steven C."},{"family":"Strosahl","given":"Kirk"},{"family":"Wilson","given":"Kelly G."}],"issued":{"date-parts":[["1999"]]}}}],"schema":"https://github.com/citation-style-language/schema/raw/master/csl-citation.json"} </w:instrText>
       </w:r>
       <w:r>
         <w:rPr>
@@ -846,31 +1164,7 @@
           <w:lang w:val="en-US" w:eastAsia="en-GB"/>
           <w14:ligatures w14:val="none"/>
         </w:rPr>
-        <w:t>(</w:t>
-      </w:r>
-      <w:proofErr w:type="spellStart"/>
-      <w:r>
-        <w:rPr>
-          <w:rFonts w:ascii="Noto Sans" w:eastAsia="Times New Roman" w:hAnsi="Noto Sans" w:cs="Noto Sans"/>
-          <w:kern w:val="0"/>
-          <w:sz w:val="21"/>
-          <w:szCs w:val="21"/>
-          <w:lang w:val="en-US" w:eastAsia="en-GB"/>
-          <w14:ligatures w14:val="none"/>
-        </w:rPr>
-        <w:t>Röseler</w:t>
-      </w:r>
-      <w:proofErr w:type="spellEnd"/>
-      <w:r>
-        <w:rPr>
-          <w:rFonts w:ascii="Noto Sans" w:eastAsia="Times New Roman" w:hAnsi="Noto Sans" w:cs="Noto Sans"/>
-          <w:kern w:val="0"/>
-          <w:sz w:val="21"/>
-          <w:szCs w:val="21"/>
-          <w:lang w:val="en-US" w:eastAsia="en-GB"/>
-          <w14:ligatures w14:val="none"/>
-        </w:rPr>
-        <w:t xml:space="preserve"> et al., 2024)</w:t>
+        <w:t>(Hayes et al., 1999)</w:t>
       </w:r>
       <w:r>
         <w:rPr>
@@ -892,414 +1186,6 @@
           <w:lang w:val="en-US" w:eastAsia="en-GB"/>
           <w14:ligatures w14:val="none"/>
         </w:rPr>
-        <w:t>, a Big Team Science project with over 100 authors, with editor of the Journal of Replication Research.</w:t>
-      </w:r>
-      <w:r>
-        <w:rPr>
-          <w:rFonts w:ascii="Noto Sans" w:eastAsia="Times New Roman" w:hAnsi="Noto Sans" w:cs="Noto Sans"/>
-          <w:kern w:val="0"/>
-          <w:sz w:val="21"/>
-          <w:szCs w:val="21"/>
-          <w:lang w:val="en-US" w:eastAsia="en-GB"/>
-          <w14:ligatures w14:val="none"/>
-        </w:rPr>
-        <w:t>”</w:t>
-      </w:r>
-    </w:p>
-    <w:p>
-      <w:pPr>
-        <w:spacing w:before="100" w:beforeAutospacing="1" w:after="100" w:afterAutospacing="1"/>
-        <w:rPr>
-          <w:rFonts w:ascii="Noto Sans" w:eastAsia="Times New Roman" w:hAnsi="Noto Sans" w:cs="Noto Sans"/>
-          <w:i/>
-          <w:iCs/>
-          <w:kern w:val="0"/>
-          <w:sz w:val="21"/>
-          <w:szCs w:val="21"/>
-          <w:lang w:val="en-US" w:eastAsia="en-GB"/>
-          <w14:ligatures w14:val="none"/>
-        </w:rPr>
-      </w:pPr>
-    </w:p>
-    <w:p>
-      <w:pPr>
-        <w:spacing w:before="100" w:beforeAutospacing="1" w:after="100" w:afterAutospacing="1"/>
-        <w:rPr>
-          <w:rFonts w:ascii="Noto Sans" w:eastAsia="Times New Roman" w:hAnsi="Noto Sans" w:cs="Noto Sans"/>
-          <w:i/>
-          <w:iCs/>
-          <w:kern w:val="0"/>
-          <w:sz w:val="21"/>
-          <w:szCs w:val="21"/>
-          <w:lang w:val="en-US" w:eastAsia="en-GB"/>
-          <w14:ligatures w14:val="none"/>
-        </w:rPr>
-      </w:pPr>
-      <w:r>
-        <w:rPr>
-          <w:rFonts w:ascii="Noto Sans" w:eastAsia="Times New Roman" w:hAnsi="Noto Sans" w:cs="Noto Sans"/>
-          <w:i/>
-          <w:iCs/>
-          <w:kern w:val="0"/>
-          <w:sz w:val="21"/>
-          <w:szCs w:val="21"/>
-          <w:lang w:val="en-US" w:eastAsia="en-GB"/>
-          <w14:ligatures w14:val="none"/>
-        </w:rPr>
-        <w:t>I, Janik Goltermann (handling editor) disclose a working relationship with reviewer Luisa Altegoer, which did not affect my judgement of the article.</w:t>
-      </w:r>
-    </w:p>
-    <w:p>
-      <w:pPr>
-        <w:spacing w:before="100" w:beforeAutospacing="1" w:after="100" w:afterAutospacing="1"/>
-        <w:rPr>
-          <w:rFonts w:ascii="Noto Sans" w:eastAsia="Times New Roman" w:hAnsi="Noto Sans" w:cs="Noto Sans"/>
-          <w:kern w:val="0"/>
-          <w:sz w:val="21"/>
-          <w:szCs w:val="21"/>
-          <w:lang w:val="en-US" w:eastAsia="en-GB"/>
-          <w14:ligatures w14:val="none"/>
-        </w:rPr>
-      </w:pPr>
-      <w:r>
-        <w:rPr>
-          <w:rFonts w:ascii="Noto Sans" w:eastAsia="Times New Roman" w:hAnsi="Noto Sans" w:cs="Noto Sans"/>
-          <w:kern w:val="0"/>
-          <w:sz w:val="21"/>
-          <w:szCs w:val="21"/>
-          <w:lang w:val="en-US" w:eastAsia="en-GB"/>
-          <w14:ligatures w14:val="none"/>
-        </w:rPr>
-        <w:t>Acknowledged.</w:t>
-      </w:r>
-    </w:p>
-    <w:p>
-      <w:pPr>
-        <w:spacing w:before="100" w:beforeAutospacing="1" w:after="100" w:afterAutospacing="1"/>
-        <w:rPr>
-          <w:rFonts w:ascii="Noto Sans" w:eastAsia="Times New Roman" w:hAnsi="Noto Sans" w:cs="Noto Sans"/>
-          <w:kern w:val="0"/>
-          <w:sz w:val="21"/>
-          <w:szCs w:val="21"/>
-          <w:lang w:val="en-US" w:eastAsia="en-GB"/>
-          <w14:ligatures w14:val="none"/>
-        </w:rPr>
-      </w:pPr>
-    </w:p>
-    <w:p>
-      <w:pPr>
-        <w:spacing w:before="100" w:beforeAutospacing="1" w:after="100" w:afterAutospacing="1"/>
-        <w:rPr>
-          <w:rFonts w:ascii="Noto Sans" w:eastAsia="Times New Roman" w:hAnsi="Noto Sans" w:cs="Noto Sans"/>
-          <w:i/>
-          <w:iCs/>
-          <w:kern w:val="0"/>
-          <w:sz w:val="21"/>
-          <w:szCs w:val="21"/>
-          <w:lang w:val="en-US" w:eastAsia="en-GB"/>
-          <w14:ligatures w14:val="none"/>
-        </w:rPr>
-      </w:pPr>
-      <w:r>
-        <w:rPr>
-          <w:rFonts w:ascii="Noto Sans" w:eastAsia="Times New Roman" w:hAnsi="Noto Sans" w:cs="Noto Sans"/>
-          <w:i/>
-          <w:iCs/>
-          <w:kern w:val="0"/>
-          <w:sz w:val="21"/>
-          <w:szCs w:val="21"/>
-          <w:lang w:val="en-US" w:eastAsia="en-GB"/>
-          <w14:ligatures w14:val="none"/>
-        </w:rPr>
-        <w:t>The Social Impact Statement should be expanded and moved into the text (e.g., introduction section). This is a requirement from R2. Additionally, there should be an explicit reference to clinical practice &amp; psychotherapists, patients as indirectly affected group, and clarifications of clinical boundaries (these findings are not advice on how therapists should treat patients).</w:t>
-      </w:r>
-    </w:p>
-    <w:p>
-      <w:pPr>
-        <w:rPr>
-          <w:rFonts w:ascii="Noto Sans" w:eastAsia="Times New Roman" w:hAnsi="Noto Sans" w:cs="Noto Sans"/>
-          <w:kern w:val="0"/>
-          <w:sz w:val="21"/>
-          <w:szCs w:val="21"/>
-          <w:lang w:val="en-US" w:eastAsia="en-GB"/>
-          <w14:ligatures w14:val="none"/>
-        </w:rPr>
-      </w:pPr>
-      <w:r>
-        <w:rPr>
-          <w:rFonts w:ascii="Noto Sans" w:eastAsia="Times New Roman" w:hAnsi="Noto Sans" w:cs="Noto Sans"/>
-          <w:kern w:val="0"/>
-          <w:sz w:val="21"/>
-          <w:szCs w:val="21"/>
-          <w:lang w:val="en-US" w:eastAsia="en-GB"/>
-          <w14:ligatures w14:val="none"/>
-        </w:rPr>
-        <w:t xml:space="preserve">I have overhauled the Social Impact Statement, </w:t>
-      </w:r>
-      <w:r>
-        <w:rPr>
-          <w:rFonts w:ascii="Noto Sans" w:eastAsia="Times New Roman" w:hAnsi="Noto Sans" w:cs="Noto Sans"/>
-          <w:kern w:val="0"/>
-          <w:sz w:val="21"/>
-          <w:szCs w:val="21"/>
-          <w:lang w:val="en-US" w:eastAsia="en-GB"/>
-          <w14:ligatures w14:val="none"/>
-        </w:rPr>
-        <w:t xml:space="preserve">page 3: </w:t>
-      </w:r>
-    </w:p>
-    <w:p>
-      <w:pPr>
-        <w:rPr>
-          <w:rFonts w:ascii="Noto Sans" w:eastAsia="Times New Roman" w:hAnsi="Noto Sans" w:cs="Noto Sans"/>
-          <w:kern w:val="0"/>
-          <w:sz w:val="21"/>
-          <w:szCs w:val="21"/>
-          <w:lang w:val="en-US" w:eastAsia="en-GB"/>
-          <w14:ligatures w14:val="none"/>
-        </w:rPr>
-      </w:pPr>
-    </w:p>
-    <w:p>
-      <w:pPr>
-        <w:rPr>
-          <w:lang w:val="en-US"/>
-        </w:rPr>
-      </w:pPr>
-      <w:r>
-        <w:rPr>
-          <w:lang w:val="en-US"/>
-        </w:rPr>
-        <w:t>“</w:t>
-      </w:r>
-      <w:r>
-        <w:rPr>
-          <w:lang w:val="en-US"/>
-        </w:rPr>
-        <w:t xml:space="preserve">The studies </w:t>
-      </w:r>
-      <w:proofErr w:type="spellStart"/>
-      <w:r>
-        <w:rPr>
-          <w:lang w:val="en-US"/>
-        </w:rPr>
-        <w:t>reanalysed</w:t>
-      </w:r>
-      <w:proofErr w:type="spellEnd"/>
-      <w:r>
-        <w:rPr>
-          <w:lang w:val="en-US"/>
-        </w:rPr>
-        <w:t xml:space="preserve"> here inform clinical practice: Acceptance and Commitment Therapy is a widely disseminated psychotherapy, and the claim that hierarchical framing relieves distress better than distinction framing has shaped how clinicians are trained or how they practice, with patients in distress as the indirectly affected and vulnerable party. Insofar as the original studies being verified are relevant to clinical practice and psychotherapists, and therefore patients as indirectly affected group, so too are the results of this reanalysis. The social value of this reanalysis is in helping such training rest on credible evidence. It is equally important, however, to bound the claim: I do not </w:t>
-      </w:r>
-      <w:r>
-        <w:rPr>
-          <w:lang w:val="en-US"/>
-        </w:rPr>
-        <w:lastRenderedPageBreak/>
-        <w:t>show that ACT is ineffective, that self-as-context is invalid, or that those who report benefiting from these exercises are mistaken, only that the specific data in Foody et al. (2013, 2015) do not support the specific claim examined. These studies form only one line of inquiry into using RFT to inform ACT.</w:t>
-      </w:r>
-      <w:r>
-        <w:rPr>
-          <w:lang w:val="en-US"/>
-        </w:rPr>
-        <w:t>”</w:t>
-      </w:r>
-    </w:p>
-    <w:p>
-      <w:pPr>
-        <w:rPr>
-          <w:lang w:val="en-US"/>
-        </w:rPr>
-      </w:pPr>
-    </w:p>
-    <w:p>
-      <w:pPr>
-        <w:rPr>
-          <w:lang w:val="en-US"/>
-        </w:rPr>
-      </w:pPr>
-      <w:r>
-        <w:rPr>
-          <w:lang w:val="en-US"/>
-        </w:rPr>
-        <w:t xml:space="preserve">Note that the point about how therapists should treat patients are subsumed by the </w:t>
-      </w:r>
-      <w:r>
-        <w:rPr>
-          <w:lang w:val="en-US"/>
-        </w:rPr>
-        <w:t>point that “</w:t>
-      </w:r>
-      <w:r>
-        <w:rPr>
-          <w:lang w:val="en-US"/>
-        </w:rPr>
-        <w:t>Insofar as the original studies being verified are relevant to clinical practice and psychotherapists</w:t>
-      </w:r>
-      <w:r>
-        <w:rPr>
-          <w:lang w:val="en-US"/>
-        </w:rPr>
-        <w:t xml:space="preserve"> … </w:t>
-      </w:r>
-      <w:r>
-        <w:rPr>
-          <w:lang w:val="en-US"/>
-        </w:rPr>
-        <w:t>so too are the results of this reanalysis</w:t>
-      </w:r>
-      <w:r>
-        <w:rPr>
-          <w:lang w:val="en-US"/>
-        </w:rPr>
-        <w:t>”.</w:t>
-      </w:r>
-      <w:r>
-        <w:rPr>
-          <w:lang w:val="en-US"/>
-        </w:rPr>
-        <w:t xml:space="preserve"> </w:t>
-      </w:r>
-      <w:r>
-        <w:rPr>
-          <w:lang w:val="en-US"/>
-        </w:rPr>
-        <w:t>I would be uncomfortable stating that these results are not advice on how therapists should treat patients when Foody does influence this; the reanalysis must inherit the scope of the original.</w:t>
-      </w:r>
-    </w:p>
-    <w:p>
-      <w:pPr>
-        <w:rPr>
-          <w:lang w:val="en-US"/>
-        </w:rPr>
-      </w:pPr>
-    </w:p>
-    <w:p>
-      <w:pPr>
-        <w:rPr>
-          <w:lang w:val="en-US"/>
-        </w:rPr>
-      </w:pPr>
-    </w:p>
-    <w:p>
-      <w:pPr>
-        <w:rPr>
-          <w:lang w:val="en-US"/>
-        </w:rPr>
-      </w:pPr>
-      <w:r>
-        <w:rPr>
-          <w:rFonts w:ascii="Noto Sans" w:eastAsia="Times New Roman" w:hAnsi="Noto Sans" w:cs="Noto Sans"/>
-          <w:i/>
-          <w:iCs/>
-          <w:kern w:val="0"/>
-          <w:sz w:val="21"/>
-          <w:szCs w:val="21"/>
-          <w:lang w:val="en-US" w:eastAsia="en-GB"/>
-          <w14:ligatures w14:val="none"/>
-        </w:rPr>
-        <w:t>As we are a multidisciplinary journal, please add a paragraph situating the research in psychology and then clinical psychology.</w:t>
-      </w:r>
-    </w:p>
-    <w:p>
-      <w:pPr>
-        <w:spacing w:before="100" w:beforeAutospacing="1" w:after="100" w:afterAutospacing="1"/>
-        <w:rPr>
-          <w:rFonts w:ascii="Noto Sans" w:eastAsia="Times New Roman" w:hAnsi="Noto Sans" w:cs="Noto Sans"/>
-          <w:kern w:val="0"/>
-          <w:sz w:val="21"/>
-          <w:szCs w:val="21"/>
-          <w:lang w:val="en-US" w:eastAsia="en-GB"/>
-          <w14:ligatures w14:val="none"/>
-        </w:rPr>
-      </w:pPr>
-      <w:r>
-        <w:rPr>
-          <w:rFonts w:ascii="Noto Sans" w:eastAsia="Times New Roman" w:hAnsi="Noto Sans" w:cs="Noto Sans"/>
-          <w:kern w:val="0"/>
-          <w:sz w:val="21"/>
-          <w:szCs w:val="21"/>
-          <w:lang w:val="en-US" w:eastAsia="en-GB"/>
-          <w14:ligatures w14:val="none"/>
-        </w:rPr>
-        <w:t>Added, page 1. “</w:t>
-      </w:r>
-      <w:r>
-        <w:rPr>
-          <w:rFonts w:ascii="Noto Sans" w:eastAsia="Times New Roman" w:hAnsi="Noto Sans" w:cs="Noto Sans"/>
-          <w:kern w:val="0"/>
-          <w:sz w:val="21"/>
-          <w:szCs w:val="21"/>
-          <w:lang w:val="en-US" w:eastAsia="en-GB"/>
-          <w14:ligatures w14:val="none"/>
-        </w:rPr>
-        <w:t xml:space="preserve">This article presents a critical reanalysis of a study published in the field of psychology, specifically clinical psychology and more specifically Acceptance and Commitment Therapy </w:t>
-      </w:r>
-      <w:r>
-        <w:rPr>
-          <w:rFonts w:ascii="Noto Sans" w:eastAsia="Times New Roman" w:hAnsi="Noto Sans" w:cs="Noto Sans"/>
-          <w:kern w:val="0"/>
-          <w:sz w:val="21"/>
-          <w:szCs w:val="21"/>
-          <w:lang w:val="en-US" w:eastAsia="en-GB"/>
-          <w14:ligatures w14:val="none"/>
-        </w:rPr>
-        <w:fldChar w:fldCharType="begin"/>
-      </w:r>
-      <w:r>
-        <w:rPr>
-          <w:rFonts w:ascii="Noto Sans" w:eastAsia="Times New Roman" w:hAnsi="Noto Sans" w:cs="Noto Sans"/>
-          <w:kern w:val="0"/>
-          <w:sz w:val="21"/>
-          <w:szCs w:val="21"/>
-          <w:lang w:val="en-US" w:eastAsia="en-GB"/>
-          <w14:ligatures w14:val="none"/>
-        </w:rPr>
-        <w:instrText xml:space="preserve"> ADDIN ZOTERO_ITEM CSL_CITATION {"citationID":"2dGs8WzI","properties":{"formattedCitation":"(Hayes et al., 1999)","plainCitation":"(Hayes et al., 1999)","noteIndex":0},"citationItems":[{"id":1816,"uris":["http://zotero.org/users/1687755/items/RW6HQ5RW"],"itemData":{"id":1816,"type":"book","abstract":"The prevailing view among therapists as well as clients is that a more vital life can be attained by overcoming negative thoughts and feelings. Yet despite efforts to achieve this goal, many individuals continue to suffer with behavior disorders, adjustment difficulties, and low life satisfaction. Acceptance and Commitment Therapy (ACT) is a unique psychotherapeutic approach that addresses this issue by altering the very ground on which rational change strategies rest. Within a coherent theoretical and philosophical framework, ACT illuminates the ways clients understand and perpetuate their difficulties through language. The book shows how interventions based on metaphor, paradox, and experiential exercises can enable clients to break free of language traps and make contact with thoughts, feelings, memories, and physical sensations that have been feared and avoided. Detailed guidelines are presented for helping clients recontextualize and accept these private events, develop greater clarity about personal values, and commit to needed behavior change. Providing in one volume a scientifically sound theory of psychopathology and a practical treatment model, and illustrated by a wealth of clinical examples, this is an important resource for practitioners and students in the full range of behavioral health care fields.","ISBN":"978-1-57230-481-9","language":"en","number-of-pages":"324","publisher":"Guilford Press","source":"Google Books","title":"Acceptance and Commitment Therapy: An experiential approach to behavior change","title-short":"Acceptance and Commitment Therapy","author":[{"family":"Hayes","given":"Steven C."},{"family":"Strosahl","given":"Kirk"},{"family":"Wilson","given":"Kelly G."}],"issued":{"date-parts":[["1999"]]}}}],"schema":"https://github.com/citation-style-language/schema/raw/master/csl-citation.json"} </w:instrText>
-      </w:r>
-      <w:r>
-        <w:rPr>
-          <w:rFonts w:ascii="Noto Sans" w:eastAsia="Times New Roman" w:hAnsi="Noto Sans" w:cs="Noto Sans"/>
-          <w:kern w:val="0"/>
-          <w:sz w:val="21"/>
-          <w:szCs w:val="21"/>
-          <w:lang w:val="en-US" w:eastAsia="en-GB"/>
-          <w14:ligatures w14:val="none"/>
-        </w:rPr>
-        <w:fldChar w:fldCharType="separate"/>
-      </w:r>
-      <w:r>
-        <w:rPr>
-          <w:rFonts w:ascii="Noto Sans" w:eastAsia="Times New Roman" w:hAnsi="Noto Sans" w:cs="Noto Sans"/>
-          <w:kern w:val="0"/>
-          <w:sz w:val="21"/>
-          <w:szCs w:val="21"/>
-          <w:lang w:val="en-US" w:eastAsia="en-GB"/>
-          <w14:ligatures w14:val="none"/>
-        </w:rPr>
-        <w:t>(Hayes et al., 1999)</w:t>
-      </w:r>
-      <w:r>
-        <w:rPr>
-          <w:rFonts w:ascii="Noto Sans" w:eastAsia="Times New Roman" w:hAnsi="Noto Sans" w:cs="Noto Sans"/>
-          <w:kern w:val="0"/>
-          <w:sz w:val="21"/>
-          <w:szCs w:val="21"/>
-          <w:lang w:val="en-US" w:eastAsia="en-GB"/>
-          <w14:ligatures w14:val="none"/>
-        </w:rPr>
-        <w:fldChar w:fldCharType="end"/>
-      </w:r>
-      <w:r>
-        <w:rPr>
-          <w:rFonts w:ascii="Noto Sans" w:eastAsia="Times New Roman" w:hAnsi="Noto Sans" w:cs="Noto Sans"/>
-          <w:kern w:val="0"/>
-          <w:sz w:val="21"/>
-          <w:szCs w:val="21"/>
-          <w:lang w:val="en-US" w:eastAsia="en-GB"/>
-          <w14:ligatures w14:val="none"/>
-        </w:rPr>
         <w:t>. (ACT). A long-standing debate within this literature is</w:t>
       </w:r>
       <w:r>
@@ -1454,18 +1340,7 @@
           <w:lang w:val="en-US" w:eastAsia="en-GB"/>
           <w14:ligatures w14:val="none"/>
         </w:rPr>
-        <w:t>“</w:t>
-      </w:r>
-      <w:r>
-        <w:rPr>
-          <w:rFonts w:ascii="Noto Sans" w:eastAsia="Times New Roman" w:hAnsi="Noto Sans" w:cs="Noto Sans"/>
-          <w:kern w:val="0"/>
-          <w:sz w:val="21"/>
-          <w:szCs w:val="21"/>
-          <w:lang w:val="en-US" w:eastAsia="en-GB"/>
-          <w14:ligatures w14:val="none"/>
-        </w:rPr>
-        <w:t xml:space="preserve">The nature of this failed replication is obscured by the fact that Foody et al. (2015) state in their abstract that the results “somewhat support” (Foody et al., 2015, p. 231) for differential efficacy and elsewhere </w:t>
+        <w:t xml:space="preserve">“The nature of this failed replication is obscured by the fact that Foody et al. (2015) state in their abstract that the results “somewhat support” (Foody et al., 2015, p. 231) for differential efficacy and elsewhere </w:t>
       </w:r>
       <w:r>
         <w:rPr>
@@ -1553,18 +1428,7 @@
           <w:lang w:val="en-US" w:eastAsia="en-GB"/>
           <w14:ligatures w14:val="none"/>
         </w:rPr>
-        <w:t>are all non-significant. I return to this point later.</w:t>
-      </w:r>
-      <w:r>
-        <w:rPr>
-          <w:rFonts w:ascii="Noto Sans" w:eastAsia="Times New Roman" w:hAnsi="Noto Sans" w:cs="Noto Sans"/>
-          <w:kern w:val="0"/>
-          <w:sz w:val="21"/>
-          <w:szCs w:val="21"/>
-          <w:lang w:val="en-US" w:eastAsia="en-GB"/>
-          <w14:ligatures w14:val="none"/>
-        </w:rPr>
-        <w:t>”</w:t>
+        <w:t>are all non-significant. I return to this point later.”</w:t>
       </w:r>
     </w:p>
     <w:p>
@@ -1644,7 +1508,6 @@
           <w:rStyle w:val="citation"/>
           <w:lang w:val="en-US"/>
         </w:rPr>
-        <w:lastRenderedPageBreak/>
         <w:t xml:space="preserve">Foody et al. (2015) state in their discussion that their study “found little or no differences between the hierarchical and distinction interventions on discomfort and anxiety. However, the results suggest that the hierarchical interventions are of more benefit </w:t>
       </w:r>
       <w:proofErr w:type="gramStart"/>
@@ -1661,14 +1524,7 @@
           <w:rStyle w:val="citation"/>
           <w:lang w:val="en-US"/>
         </w:rPr>
-        <w:t xml:space="preserve"> the stress measure.” (Foody et al., 2015, p. 241). In this sense, the claim is the same as that stated in Foody et al. (2013), i.e., effects are only found on the stress outcome measure. However, as I discuss later, these claims are not compatible with the reported statistical results from the RM-ANOVAs, which were all non-significant. I return to this point later.</w:t>
-      </w:r>
-      <w:r>
-        <w:rPr>
-          <w:rStyle w:val="citation"/>
-          <w:lang w:val="en-US"/>
-        </w:rPr>
-        <w:t>”</w:t>
+        <w:t xml:space="preserve"> the stress measure.” (Foody et al., 2015, p. 241). In this sense, the claim is the same as that stated in Foody et al. (2013), i.e., effects are only found on the stress outcome measure. However, as I discuss later, these claims are not compatible with the reported statistical results from the RM-ANOVAs, which were all non-significant. I return to this point later.”</w:t>
       </w:r>
     </w:p>
     <w:p>
@@ -1855,19 +1711,17 @@
         </w:rPr>
         <w:t xml:space="preserve">For completeness, I have added the full quotes for each RM-ANOVA including all test statistics to the </w:t>
       </w:r>
-      <w:proofErr w:type="spellStart"/>
-      <w:r>
-        <w:rPr>
-          <w:rFonts w:ascii="Noto Sans" w:eastAsia="Times New Roman" w:hAnsi="Noto Sans" w:cs="Noto Sans"/>
-          <w:kern w:val="0"/>
-          <w:sz w:val="21"/>
-          <w:szCs w:val="21"/>
-          <w:lang w:val="en-US" w:eastAsia="en-GB"/>
-          <w14:ligatures w14:val="none"/>
-        </w:rPr>
-        <w:t>Supplemenatary</w:t>
-      </w:r>
-      <w:proofErr w:type="spellEnd"/>
+      <w:r>
+        <w:rPr>
+          <w:rFonts w:ascii="Noto Sans" w:eastAsia="Times New Roman" w:hAnsi="Noto Sans" w:cs="Noto Sans"/>
+          <w:kern w:val="0"/>
+          <w:sz w:val="21"/>
+          <w:szCs w:val="21"/>
+          <w:lang w:val="en-US" w:eastAsia="en-GB"/>
+          <w14:ligatures w14:val="none"/>
+        </w:rPr>
+        <w:t>Supplementary</w:t>
+      </w:r>
       <w:r>
         <w:rPr>
           <w:rFonts w:ascii="Noto Sans" w:eastAsia="Times New Roman" w:hAnsi="Noto Sans" w:cs="Noto Sans"/>
@@ -1912,29 +1766,7 @@
           <w:lang w:val="en-US" w:eastAsia="en-GB"/>
           <w14:ligatures w14:val="none"/>
         </w:rPr>
-        <w:t>“</w:t>
-      </w:r>
-      <w:r>
-        <w:rPr>
-          <w:rFonts w:ascii="Noto Sans" w:eastAsia="Times New Roman" w:hAnsi="Noto Sans" w:cs="Noto Sans"/>
-          <w:kern w:val="0"/>
-          <w:sz w:val="21"/>
-          <w:szCs w:val="21"/>
-          <w:lang w:val="en-US" w:eastAsia="en-GB"/>
-          <w14:ligatures w14:val="none"/>
-        </w:rPr>
-        <w:t>Note that, for brevity, I report only the original articles’ p values throughout the current article. Full test statistics extracted from the original articles are available in the Supplementary Materials (OSF LINK).</w:t>
-      </w:r>
-      <w:r>
-        <w:rPr>
-          <w:rFonts w:ascii="Noto Sans" w:eastAsia="Times New Roman" w:hAnsi="Noto Sans" w:cs="Noto Sans"/>
-          <w:kern w:val="0"/>
-          <w:sz w:val="21"/>
-          <w:szCs w:val="21"/>
-          <w:lang w:val="en-US" w:eastAsia="en-GB"/>
-          <w14:ligatures w14:val="none"/>
-        </w:rPr>
-        <w:t>”</w:t>
+        <w:t>“Note that, for brevity, I report only the original articles’ p values throughout the current article. Full test statistics extracted from the original articles are available in the Supplementary Materials (OSF LINK).”</w:t>
       </w:r>
     </w:p>
     <w:p>
@@ -2024,33 +1856,7 @@
         <w:rPr>
           <w:lang w:val="en-US"/>
         </w:rPr>
-        <w:t>“</w:t>
-      </w:r>
-      <w:r>
-        <w:rPr>
-          <w:lang w:val="en-US"/>
-        </w:rPr>
-        <w:t>This was done by calculating the Standard Errors of the differences in means (SE), t values (t), and degrees of freedom (</w:t>
-      </w:r>
-      <w:proofErr w:type="spellStart"/>
-      <w:r>
-        <w:rPr>
-          <w:lang w:val="en-US"/>
-        </w:rPr>
-        <w:t>df</w:t>
-      </w:r>
-      <w:proofErr w:type="spellEnd"/>
-      <w:r>
-        <w:rPr>
-          <w:lang w:val="en-US"/>
-        </w:rPr>
-        <w:t>) using Equations 3-5 (two-sided tests)</w:t>
-      </w:r>
-      <w:r>
-        <w:rPr>
-          <w:lang w:val="en-US"/>
-        </w:rPr>
-        <w:t>.”</w:t>
+        <w:t>“This was done by calculating the Standard Errors of the differences in means (SE), t values (t), and degrees of freedom (df) using Equations 3-5 (two-sided tests).”</w:t>
       </w:r>
     </w:p>
     <w:p>
@@ -2129,20 +1935,7 @@
         <w:rPr>
           <w:lang w:val="en-US"/>
         </w:rPr>
-        <w:t xml:space="preserve">Across the columns, the pattern of effect sizes under different analytic choices can be seen. In this case, it demonstrates that statistically significant results (via the exclusion </w:t>
-      </w:r>
-      <w:r>
-        <w:rPr>
-          <w:lang w:val="en-US"/>
-        </w:rPr>
-        <w:lastRenderedPageBreak/>
-        <w:t>of the zero point from the confidence intervals) are not observed under any set of analytic choices.</w:t>
-      </w:r>
-      <w:r>
-        <w:rPr>
-          <w:lang w:val="en-US"/>
-        </w:rPr>
-        <w:t>”</w:t>
+        <w:t>Across the columns, the pattern of effect sizes under different analytic choices can be seen. In this case, it demonstrates that statistically significant results (via the exclusion of the zero point from the confidence intervals) are not observed under any set of analytic choices.”</w:t>
       </w:r>
     </w:p>
     <w:p>
@@ -2214,19 +2007,14 @@
         <w:rPr>
           <w:lang w:val="en-US" w:eastAsia="en-GB"/>
         </w:rPr>
+        <w:lastRenderedPageBreak/>
         <w:t>“</w:t>
       </w:r>
       <w:r>
         <w:rPr>
           <w:lang w:val="en-US"/>
         </w:rPr>
-        <w:t>Positive values represent greater reductions in distress in the hierarchical condition then the distinction condition.</w:t>
-      </w:r>
-      <w:r>
-        <w:rPr>
-          <w:lang w:val="en-US"/>
-        </w:rPr>
-        <w:t>”</w:t>
+        <w:t>Positive values represent greater reductions in distress in the hierarchical condition then the distinction condition.”</w:t>
       </w:r>
     </w:p>
     <w:p>
@@ -2325,35 +2113,7 @@
           <w:lang w:val="en-US" w:eastAsia="en-GB"/>
           <w14:ligatures w14:val="none"/>
         </w:rPr>
-        <w:t xml:space="preserve">The author reanalyzed an original, frequently cited study and its unsuccessful replication, which investigate the link between Acceptance and Commitment Therapy (ACT), and Relational Frame Theory (RFT). He provides methodological and statistical arguments as to why the claims of the original article are problematic and do not hold under closer inspection. He also recomputes 17 possible/defensible test configurations in a multiverse analysis, all of which – except for the one included in the original study – led to nonsignificant results only. Additionally, the author provides examples of </w:t>
-      </w:r>
-      <w:proofErr w:type="spellStart"/>
-      <w:r>
-        <w:rPr>
-          <w:rFonts w:ascii="Noto Sans" w:eastAsia="Times New Roman" w:hAnsi="Noto Sans" w:cs="Noto Sans"/>
-          <w:i/>
-          <w:iCs/>
-          <w:kern w:val="0"/>
-          <w:sz w:val="21"/>
-          <w:szCs w:val="21"/>
-          <w:lang w:val="en-US" w:eastAsia="en-GB"/>
-          <w14:ligatures w14:val="none"/>
-        </w:rPr>
-        <w:t>miscitations</w:t>
-      </w:r>
-      <w:proofErr w:type="spellEnd"/>
-      <w:r>
-        <w:rPr>
-          <w:rFonts w:ascii="Noto Sans" w:eastAsia="Times New Roman" w:hAnsi="Noto Sans" w:cs="Noto Sans"/>
-          <w:i/>
-          <w:iCs/>
-          <w:kern w:val="0"/>
-          <w:sz w:val="21"/>
-          <w:szCs w:val="21"/>
-          <w:lang w:val="en-US" w:eastAsia="en-GB"/>
-          <w14:ligatures w14:val="none"/>
-        </w:rPr>
-        <w:t xml:space="preserve"> that underline the perceived, and perhaps unfounded, importance of the original findings in the field. All in all, the author makes a convincing and coherent argument for the issues with the two studies, or rather the importance and contribution attributed to them, and I enjoyed reading it.</w:t>
+        <w:t>The author reanalyzed an original, frequently cited study and its unsuccessful replication, which investigate the link between Acceptance and Commitment Therapy (ACT), and Relational Frame Theory (RFT). He provides methodological and statistical arguments as to why the claims of the original article are problematic and do not hold under closer inspection. He also recomputes 17 possible/defensible test configurations in a multiverse analysis, all of which – except for the one included in the original study – led to nonsignificant results only. Additionally, the author provides examples of miscitations that underline the perceived, and perhaps unfounded, importance of the original findings in the field. All in all, the author makes a convincing and coherent argument for the issues with the two studies, or rather the importance and contribution attributed to them, and I enjoyed reading it.</w:t>
       </w:r>
     </w:p>
     <w:p>
@@ -2543,21 +2303,7 @@
           <w:lang w:val="en-US" w:eastAsia="en-GB"/>
           <w14:ligatures w14:val="none"/>
         </w:rPr>
-        <w:t>I noticed an inconsistency in the file ‘code/foody et al 2015 publication/analysis/</w:t>
-      </w:r>
-      <w:proofErr w:type="spellStart"/>
-      <w:r>
-        <w:rPr>
-          <w:rFonts w:ascii="Noto Sans" w:eastAsia="Times New Roman" w:hAnsi="Noto Sans" w:cs="Noto Sans"/>
-          <w:i/>
-          <w:iCs/>
-          <w:kern w:val="0"/>
-          <w:sz w:val="21"/>
-          <w:szCs w:val="21"/>
-          <w:lang w:val="en-US" w:eastAsia="en-GB"/>
-          <w14:ligatures w14:val="none"/>
-        </w:rPr>
-        <w:t>analysis_no_</w:t>
+        <w:t>I noticed an inconsistency in the file ‘code/foody et al 2015 publication/analysis/analysis_no_</w:t>
       </w:r>
       <w:proofErr w:type="gramStart"/>
       <w:r>
@@ -2573,7 +2319,6 @@
         </w:rPr>
         <w:t>corrections.Rmd</w:t>
       </w:r>
-      <w:proofErr w:type="spellEnd"/>
       <w:proofErr w:type="gramEnd"/>
       <w:r>
         <w:rPr>
@@ -2586,77 +2331,7 @@
           <w:lang w:val="en-US" w:eastAsia="en-GB"/>
           <w14:ligatures w14:val="none"/>
         </w:rPr>
-        <w:t xml:space="preserve">’. This script is titled “Analysis of Foody et al. (2013)”, not “Foody et al. (2015)”, and, more critically, it loads the dataset from the original study </w:t>
-      </w:r>
-      <w:r>
-        <w:rPr>
-          <w:rFonts w:ascii="Noto Sans" w:eastAsia="Times New Roman" w:hAnsi="Noto Sans" w:cs="Noto Sans"/>
-          <w:i/>
-          <w:iCs/>
-          <w:kern w:val="0"/>
-          <w:sz w:val="21"/>
-          <w:szCs w:val="21"/>
-          <w:lang w:val="en-US" w:eastAsia="en-GB"/>
-          <w14:ligatures w14:val="none"/>
-        </w:rPr>
-        <w:lastRenderedPageBreak/>
-        <w:t>rather than the replication in line 122: ‘</w:t>
-      </w:r>
-      <w:proofErr w:type="spellStart"/>
-      <w:r>
-        <w:rPr>
-          <w:rFonts w:ascii="Noto Sans" w:eastAsia="Times New Roman" w:hAnsi="Noto Sans" w:cs="Noto Sans"/>
-          <w:i/>
-          <w:iCs/>
-          <w:kern w:val="0"/>
-          <w:sz w:val="21"/>
-          <w:szCs w:val="21"/>
-          <w:lang w:val="en-US" w:eastAsia="en-GB"/>
-          <w14:ligatures w14:val="none"/>
-        </w:rPr>
-        <w:t>data_processed</w:t>
-      </w:r>
-      <w:proofErr w:type="spellEnd"/>
-      <w:r>
-        <w:rPr>
-          <w:rFonts w:ascii="Noto Sans" w:eastAsia="Times New Roman" w:hAnsi="Noto Sans" w:cs="Noto Sans"/>
-          <w:i/>
-          <w:iCs/>
-          <w:kern w:val="0"/>
-          <w:sz w:val="21"/>
-          <w:szCs w:val="21"/>
-          <w:lang w:val="en-US" w:eastAsia="en-GB"/>
-          <w14:ligatures w14:val="none"/>
-        </w:rPr>
-        <w:t xml:space="preserve"> &lt;- </w:t>
-      </w:r>
-      <w:proofErr w:type="spellStart"/>
-      <w:r>
-        <w:rPr>
-          <w:rFonts w:ascii="Noto Sans" w:eastAsia="Times New Roman" w:hAnsi="Noto Sans" w:cs="Noto Sans"/>
-          <w:i/>
-          <w:iCs/>
-          <w:kern w:val="0"/>
-          <w:sz w:val="21"/>
-          <w:szCs w:val="21"/>
-          <w:lang w:val="en-US" w:eastAsia="en-GB"/>
-          <w14:ligatures w14:val="none"/>
-        </w:rPr>
-        <w:t>read_csv</w:t>
-      </w:r>
-      <w:proofErr w:type="spellEnd"/>
-      <w:r>
-        <w:rPr>
-          <w:rFonts w:ascii="Noto Sans" w:eastAsia="Times New Roman" w:hAnsi="Noto Sans" w:cs="Noto Sans"/>
-          <w:i/>
-          <w:iCs/>
-          <w:kern w:val="0"/>
-          <w:sz w:val="21"/>
-          <w:szCs w:val="21"/>
-          <w:lang w:val="en-US" w:eastAsia="en-GB"/>
-          <w14:ligatures w14:val="none"/>
-        </w:rPr>
-        <w:t>("../../../data/processed/foody et al 2013 publication/data_processed.csv")’.</w:t>
+        <w:t>’. This script is titled “Analysis of Foody et al. (2013)”, not “Foody et al. (2015)”, and, more critically, it loads the dataset from the original study rather than the replication in line 122: ‘data_processed &lt;- read_csv("../../../data/processed/foody et al 2013 publication/data_processed.csv")’.</w:t>
       </w:r>
     </w:p>
     <w:p>
@@ -2796,6 +2471,7 @@
           <w:lang w:val="en-US" w:eastAsia="en-GB"/>
           <w14:ligatures w14:val="none"/>
         </w:rPr>
+        <w:lastRenderedPageBreak/>
         <w:t>I recommend that the author corrects this discrepancy and verifies that the summary tables reflect the intended dataset from the replication. I expect that the overall pattern of results will remain unchanged, given that the replication did not yield statistically significant effects, but it would be important to confirm this.</w:t>
       </w:r>
     </w:p>
@@ -3068,18 +2744,7 @@
           <w:lang w:val="en-US" w:eastAsia="en-GB"/>
           <w14:ligatures w14:val="none"/>
         </w:rPr>
-        <w:t>“</w:t>
-      </w:r>
-      <w:r>
-        <w:rPr>
-          <w:rFonts w:ascii="Noto Sans" w:eastAsia="Times New Roman" w:hAnsi="Noto Sans" w:cs="Noto Sans"/>
-          <w:kern w:val="0"/>
-          <w:sz w:val="21"/>
-          <w:szCs w:val="21"/>
-          <w:lang w:val="en-US" w:eastAsia="en-GB"/>
-          <w14:ligatures w14:val="none"/>
-        </w:rPr>
-        <w:t>Low statistical power</w:t>
+        <w:t>“Low statistical power</w:t>
       </w:r>
     </w:p>
     <w:p>
@@ -3127,18 +2792,7 @@
           <w:lang w:val="en-US" w:eastAsia="en-GB"/>
           <w14:ligatures w14:val="none"/>
         </w:rPr>
-        <w:t xml:space="preserve"> alone.</w:t>
-      </w:r>
-      <w:r>
-        <w:rPr>
-          <w:rFonts w:ascii="Noto Sans" w:eastAsia="Times New Roman" w:hAnsi="Noto Sans" w:cs="Noto Sans"/>
-          <w:kern w:val="0"/>
-          <w:sz w:val="21"/>
-          <w:szCs w:val="21"/>
-          <w:lang w:val="en-US" w:eastAsia="en-GB"/>
-          <w14:ligatures w14:val="none"/>
-        </w:rPr>
-        <w:t>”</w:t>
+        <w:t xml:space="preserve"> alone.”</w:t>
       </w:r>
     </w:p>
     <w:p>
@@ -3207,91 +2861,91 @@
           <w:lang w:val="en-US" w:eastAsia="en-GB"/>
           <w14:ligatures w14:val="none"/>
         </w:rPr>
+        <w:t>“the results very robustly fail to support the original conclusion […]” (p. 9)</w:t>
+      </w:r>
+    </w:p>
+    <w:p>
+      <w:pPr>
+        <w:spacing w:before="100" w:beforeAutospacing="1" w:after="100" w:afterAutospacing="1"/>
+        <w:rPr>
+          <w:rFonts w:ascii="Noto Sans" w:eastAsia="Times New Roman" w:hAnsi="Noto Sans" w:cs="Noto Sans"/>
+          <w:i/>
+          <w:iCs/>
+          <w:kern w:val="0"/>
+          <w:sz w:val="21"/>
+          <w:szCs w:val="21"/>
+          <w:lang w:val="en-US" w:eastAsia="en-GB"/>
+          <w14:ligatures w14:val="none"/>
+        </w:rPr>
+      </w:pPr>
+      <w:r>
+        <w:rPr>
+          <w:rFonts w:ascii="Noto Sans" w:eastAsia="Times New Roman" w:hAnsi="Noto Sans" w:cs="Noto Sans"/>
+          <w:i/>
+          <w:iCs/>
+          <w:kern w:val="0"/>
+          <w:sz w:val="21"/>
+          <w:szCs w:val="21"/>
+          <w:lang w:val="en-US" w:eastAsia="en-GB"/>
+          <w14:ligatures w14:val="none"/>
+        </w:rPr>
+        <w:t>I agree that the nonsignificant findings do not support the alternative hypothesis/original conclusion.</w:t>
+      </w:r>
+    </w:p>
+    <w:p>
+      <w:pPr>
+        <w:spacing w:before="100" w:beforeAutospacing="1" w:after="100" w:afterAutospacing="1"/>
+        <w:rPr>
+          <w:rFonts w:ascii="Noto Sans" w:eastAsia="Times New Roman" w:hAnsi="Noto Sans" w:cs="Noto Sans"/>
+          <w:i/>
+          <w:iCs/>
+          <w:kern w:val="0"/>
+          <w:sz w:val="21"/>
+          <w:szCs w:val="21"/>
+          <w:lang w:val="en-US" w:eastAsia="en-GB"/>
+          <w14:ligatures w14:val="none"/>
+        </w:rPr>
+      </w:pPr>
+      <w:r>
+        <w:rPr>
+          <w:rFonts w:ascii="Noto Sans" w:eastAsia="Times New Roman" w:hAnsi="Noto Sans" w:cs="Noto Sans"/>
+          <w:i/>
+          <w:iCs/>
+          <w:kern w:val="0"/>
+          <w:sz w:val="21"/>
+          <w:szCs w:val="21"/>
+          <w:lang w:val="en-US" w:eastAsia="en-GB"/>
+          <w14:ligatures w14:val="none"/>
+        </w:rPr>
+        <w:t>“This result is in strong contrast with the conclusions of Foody et al. (2013).” (pp. 9-10)</w:t>
+      </w:r>
+    </w:p>
+    <w:p>
+      <w:pPr>
+        <w:spacing w:before="100" w:beforeAutospacing="1" w:after="100" w:afterAutospacing="1"/>
+        <w:rPr>
+          <w:rFonts w:ascii="Noto Sans" w:eastAsia="Times New Roman" w:hAnsi="Noto Sans" w:cs="Noto Sans"/>
+          <w:i/>
+          <w:iCs/>
+          <w:kern w:val="0"/>
+          <w:sz w:val="21"/>
+          <w:szCs w:val="21"/>
+          <w:lang w:val="en-US" w:eastAsia="en-GB"/>
+          <w14:ligatures w14:val="none"/>
+        </w:rPr>
+      </w:pPr>
+      <w:r>
+        <w:rPr>
+          <w:rFonts w:ascii="Noto Sans" w:eastAsia="Times New Roman" w:hAnsi="Noto Sans" w:cs="Noto Sans"/>
+          <w:i/>
+          <w:iCs/>
+          <w:kern w:val="0"/>
+          <w:sz w:val="21"/>
+          <w:szCs w:val="21"/>
+          <w:lang w:val="en-US" w:eastAsia="en-GB"/>
+          <w14:ligatures w14:val="none"/>
+        </w:rPr>
         <w:lastRenderedPageBreak/>
-        <w:t>“the results very robustly fail to support the original conclusion […]” (p. 9)</w:t>
-      </w:r>
-    </w:p>
-    <w:p>
-      <w:pPr>
-        <w:spacing w:before="100" w:beforeAutospacing="1" w:after="100" w:afterAutospacing="1"/>
-        <w:rPr>
-          <w:rFonts w:ascii="Noto Sans" w:eastAsia="Times New Roman" w:hAnsi="Noto Sans" w:cs="Noto Sans"/>
-          <w:i/>
-          <w:iCs/>
-          <w:kern w:val="0"/>
-          <w:sz w:val="21"/>
-          <w:szCs w:val="21"/>
-          <w:lang w:val="en-US" w:eastAsia="en-GB"/>
-          <w14:ligatures w14:val="none"/>
-        </w:rPr>
-      </w:pPr>
-      <w:r>
-        <w:rPr>
-          <w:rFonts w:ascii="Noto Sans" w:eastAsia="Times New Roman" w:hAnsi="Noto Sans" w:cs="Noto Sans"/>
-          <w:i/>
-          <w:iCs/>
-          <w:kern w:val="0"/>
-          <w:sz w:val="21"/>
-          <w:szCs w:val="21"/>
-          <w:lang w:val="en-US" w:eastAsia="en-GB"/>
-          <w14:ligatures w14:val="none"/>
-        </w:rPr>
-        <w:t>I agree that the nonsignificant findings do not support the alternative hypothesis/original conclusion.</w:t>
-      </w:r>
-    </w:p>
-    <w:p>
-      <w:pPr>
-        <w:spacing w:before="100" w:beforeAutospacing="1" w:after="100" w:afterAutospacing="1"/>
-        <w:rPr>
-          <w:rFonts w:ascii="Noto Sans" w:eastAsia="Times New Roman" w:hAnsi="Noto Sans" w:cs="Noto Sans"/>
-          <w:i/>
-          <w:iCs/>
-          <w:kern w:val="0"/>
-          <w:sz w:val="21"/>
-          <w:szCs w:val="21"/>
-          <w:lang w:val="en-US" w:eastAsia="en-GB"/>
-          <w14:ligatures w14:val="none"/>
-        </w:rPr>
-      </w:pPr>
-      <w:r>
-        <w:rPr>
-          <w:rFonts w:ascii="Noto Sans" w:eastAsia="Times New Roman" w:hAnsi="Noto Sans" w:cs="Noto Sans"/>
-          <w:i/>
-          <w:iCs/>
-          <w:kern w:val="0"/>
-          <w:sz w:val="21"/>
-          <w:szCs w:val="21"/>
-          <w:lang w:val="en-US" w:eastAsia="en-GB"/>
-          <w14:ligatures w14:val="none"/>
-        </w:rPr>
-        <w:t>“This result is in strong contrast with the conclusions of Foody et al. (2013).” (pp. 9-10)</w:t>
-      </w:r>
-    </w:p>
-    <w:p>
-      <w:pPr>
-        <w:spacing w:before="100" w:beforeAutospacing="1" w:after="100" w:afterAutospacing="1"/>
-        <w:rPr>
-          <w:rFonts w:ascii="Noto Sans" w:eastAsia="Times New Roman" w:hAnsi="Noto Sans" w:cs="Noto Sans"/>
-          <w:i/>
-          <w:iCs/>
-          <w:kern w:val="0"/>
-          <w:sz w:val="21"/>
-          <w:szCs w:val="21"/>
-          <w:lang w:val="en-US" w:eastAsia="en-GB"/>
-          <w14:ligatures w14:val="none"/>
-        </w:rPr>
-      </w:pPr>
-      <w:r>
-        <w:rPr>
-          <w:rFonts w:ascii="Noto Sans" w:eastAsia="Times New Roman" w:hAnsi="Noto Sans" w:cs="Noto Sans"/>
-          <w:i/>
-          <w:iCs/>
-          <w:kern w:val="0"/>
-          <w:sz w:val="21"/>
-          <w:szCs w:val="21"/>
-          <w:lang w:val="en-US" w:eastAsia="en-GB"/>
-          <w14:ligatures w14:val="none"/>
-        </w:rPr>
         <w:t>Here is where my concerns begin. Yes, given the very one-sided interpretation in Foody et al. (2013), this study’s results – because they are based on the same data – are in contrast. They are, however, not in general in contrast to the theory behind the claim (i.e., the effect could be true, and we did not find it here). So perhaps it is worth making it clearer in the manuscript whether the author is interested in contrasting a claim and the data it is based on, and the interpretation of results to say something about evidence for the theory behind it. Still, as noted at the end of this review, I am not a domain expert and therefore cannot assess the broader evidence for this theory beyond the data presented here.</w:t>
       </w:r>
     </w:p>
@@ -3313,25 +2967,7 @@
         <w:rPr>
           <w:lang w:val="en-US"/>
         </w:rPr>
-        <w:t>I thank the reviewer for checking me here – I have softened the language on page 11. “</w:t>
-      </w:r>
-      <w:r>
-        <w:rPr>
-          <w:lang w:val="en-US"/>
-        </w:rPr>
-        <w:t xml:space="preserve">This result of the reanalysis </w:t>
-      </w:r>
-      <w:r>
-        <w:rPr>
-          <w:lang w:val="en-US"/>
-        </w:rPr>
-        <w:t xml:space="preserve">does not </w:t>
-      </w:r>
-      <w:r>
-        <w:rPr>
-          <w:lang w:val="en-US"/>
-        </w:rPr>
-        <w:t>support the conclusion reached by Foody et al. (2013)</w:t>
+        <w:t>I thank the reviewer for checking me here – I have softened the language on page 11. “This result of the reanalysis does not support the conclusion reached by Foody et al. (2013)</w:t>
       </w:r>
       <w:r>
         <w:rPr>
@@ -3567,31 +3203,106 @@
           <w:lang w:val="en-US" w:eastAsia="en-GB"/>
           <w14:ligatures w14:val="none"/>
         </w:rPr>
-        <w:t xml:space="preserve"> of science; here I employ a </w:t>
-      </w:r>
-      <w:proofErr w:type="spellStart"/>
-      <w:r>
-        <w:rPr>
-          <w:rFonts w:ascii="Noto Sans" w:eastAsia="Times New Roman" w:hAnsi="Noto Sans" w:cs="Noto Sans"/>
-          <w:kern w:val="0"/>
-          <w:sz w:val="21"/>
-          <w:szCs w:val="21"/>
-          <w:lang w:val="en-US" w:eastAsia="en-GB"/>
-          <w14:ligatures w14:val="none"/>
-        </w:rPr>
-        <w:t>Lakens</w:t>
-      </w:r>
-      <w:proofErr w:type="spellEnd"/>
-      <w:r>
-        <w:rPr>
-          <w:rFonts w:ascii="Noto Sans" w:eastAsia="Times New Roman" w:hAnsi="Noto Sans" w:cs="Noto Sans"/>
-          <w:kern w:val="0"/>
-          <w:sz w:val="21"/>
-          <w:szCs w:val="21"/>
-          <w:lang w:val="en-US" w:eastAsia="en-GB"/>
-          <w14:ligatures w14:val="none"/>
-        </w:rPr>
-        <w:t xml:space="preserve">-like approach of making </w:t>
+        <w:t xml:space="preserve"> of science; here I employ a Lakens-like approach of making dichotomous decisions about whether one is to infer that there is a difference or not, hence ‘no evidence of difference’. </w:t>
+      </w:r>
+      <w:r>
+        <w:rPr>
+          <w:rFonts w:ascii="Noto Sans" w:eastAsia="Times New Roman" w:hAnsi="Noto Sans" w:cs="Noto Sans"/>
+          <w:kern w:val="0"/>
+          <w:sz w:val="21"/>
+          <w:szCs w:val="21"/>
+          <w:lang w:val="en-US" w:eastAsia="en-GB"/>
+          <w14:ligatures w14:val="none"/>
+        </w:rPr>
+        <w:t>I believe that the results of the original study and the reanalysis should not be described as in</w:t>
+      </w:r>
+      <w:r>
+        <w:rPr>
+          <w:rFonts w:ascii="Noto Sans" w:eastAsia="Times New Roman" w:hAnsi="Noto Sans" w:cs="Noto Sans"/>
+          <w:kern w:val="0"/>
+          <w:sz w:val="21"/>
+          <w:szCs w:val="21"/>
+          <w:lang w:val="en-US" w:eastAsia="en-GB"/>
+          <w14:ligatures w14:val="none"/>
+        </w:rPr>
+        <w:t>con</w:t>
+      </w:r>
+      <w:r>
+        <w:rPr>
+          <w:rFonts w:ascii="Noto Sans" w:eastAsia="Times New Roman" w:hAnsi="Noto Sans" w:cs="Noto Sans"/>
+          <w:kern w:val="0"/>
+          <w:sz w:val="21"/>
+          <w:szCs w:val="21"/>
+          <w:lang w:val="en-US" w:eastAsia="en-GB"/>
+          <w14:ligatures w14:val="none"/>
+        </w:rPr>
+        <w:t>clusive as to whether the study provides support for the claims – they do not</w:t>
+      </w:r>
+      <w:r>
+        <w:rPr>
+          <w:rFonts w:ascii="Noto Sans" w:eastAsia="Times New Roman" w:hAnsi="Noto Sans" w:cs="Noto Sans"/>
+          <w:kern w:val="0"/>
+          <w:sz w:val="21"/>
+          <w:szCs w:val="21"/>
+          <w:lang w:val="en-US" w:eastAsia="en-GB"/>
+          <w14:ligatures w14:val="none"/>
+        </w:rPr>
+        <w:t xml:space="preserve">, and indeed the design is unsuitable to answering this question (see Figure 1 that shows that distress would strongly decrease in the absence of any intervention). </w:t>
+      </w:r>
+      <w:r>
+        <w:rPr>
+          <w:rFonts w:ascii="Noto Sans" w:eastAsia="Times New Roman" w:hAnsi="Noto Sans" w:cs="Noto Sans"/>
+          <w:kern w:val="0"/>
+          <w:sz w:val="21"/>
+          <w:szCs w:val="21"/>
+          <w:lang w:val="en-US" w:eastAsia="en-GB"/>
+          <w14:ligatures w14:val="none"/>
+        </w:rPr>
+        <w:t>Whether the</w:t>
+      </w:r>
+      <w:r>
+        <w:rPr>
+          <w:rFonts w:ascii="Noto Sans" w:eastAsia="Times New Roman" w:hAnsi="Noto Sans" w:cs="Noto Sans"/>
+          <w:kern w:val="0"/>
+          <w:sz w:val="21"/>
+          <w:szCs w:val="21"/>
+          <w:lang w:val="en-US" w:eastAsia="en-GB"/>
+          <w14:ligatures w14:val="none"/>
+        </w:rPr>
+        <w:t xml:space="preserve"> data </w:t>
+      </w:r>
+      <w:r>
+        <w:rPr>
+          <w:rFonts w:ascii="Noto Sans" w:eastAsia="Times New Roman" w:hAnsi="Noto Sans" w:cs="Noto Sans"/>
+          <w:kern w:val="0"/>
+          <w:sz w:val="21"/>
+          <w:szCs w:val="21"/>
+          <w:lang w:val="en-US" w:eastAsia="en-GB"/>
+          <w14:ligatures w14:val="none"/>
+        </w:rPr>
+        <w:t xml:space="preserve">provide support against the claim is a matter for a (much) larger and better study with equivalence testing </w:t>
+      </w:r>
+      <w:r>
+        <w:rPr>
+          <w:rFonts w:ascii="Noto Sans" w:eastAsia="Times New Roman" w:hAnsi="Noto Sans" w:cs="Noto Sans"/>
+          <w:kern w:val="0"/>
+          <w:sz w:val="21"/>
+          <w:szCs w:val="21"/>
+          <w:lang w:val="en-US" w:eastAsia="en-GB"/>
+          <w14:ligatures w14:val="none"/>
+        </w:rPr>
+        <w:t xml:space="preserve">and a control condition </w:t>
+      </w:r>
+      <w:r>
+        <w:rPr>
+          <w:rFonts w:ascii="Noto Sans" w:eastAsia="Times New Roman" w:hAnsi="Noto Sans" w:cs="Noto Sans"/>
+          <w:kern w:val="0"/>
+          <w:sz w:val="21"/>
+          <w:szCs w:val="21"/>
+          <w:lang w:val="en-US" w:eastAsia="en-GB"/>
+          <w14:ligatures w14:val="none"/>
+        </w:rPr>
+        <w:t xml:space="preserve">etc. I think </w:t>
       </w:r>
       <w:r>
         <w:rPr>
@@ -3603,98 +3314,19 @@
           <w14:ligatures w14:val="none"/>
         </w:rPr>
         <w:lastRenderedPageBreak/>
-        <w:t xml:space="preserve">dichotomous decisions about whether one is to infer that there is a difference or not, hence ‘no evidence of difference’. </w:t>
-      </w:r>
-      <w:r>
-        <w:rPr>
-          <w:rFonts w:ascii="Noto Sans" w:eastAsia="Times New Roman" w:hAnsi="Noto Sans" w:cs="Noto Sans"/>
-          <w:kern w:val="0"/>
-          <w:sz w:val="21"/>
-          <w:szCs w:val="21"/>
-          <w:lang w:val="en-US" w:eastAsia="en-GB"/>
-          <w14:ligatures w14:val="none"/>
-        </w:rPr>
-        <w:t>I quite firmly believe that the results of the original study and the reanalysis should not be described as inclusive as to whether the study provides support for the claims – they do not</w:t>
-      </w:r>
-      <w:r>
-        <w:rPr>
-          <w:rFonts w:ascii="Noto Sans" w:eastAsia="Times New Roman" w:hAnsi="Noto Sans" w:cs="Noto Sans"/>
-          <w:kern w:val="0"/>
-          <w:sz w:val="21"/>
-          <w:szCs w:val="21"/>
-          <w:lang w:val="en-US" w:eastAsia="en-GB"/>
-          <w14:ligatures w14:val="none"/>
-        </w:rPr>
-        <w:t xml:space="preserve">, and indeed the design is unsuitable to answering this question (see Figure 1 that shows that distress would strongly decrease in the absence of any intervention). </w:t>
-      </w:r>
-      <w:r>
-        <w:rPr>
-          <w:rFonts w:ascii="Noto Sans" w:eastAsia="Times New Roman" w:hAnsi="Noto Sans" w:cs="Noto Sans"/>
-          <w:kern w:val="0"/>
-          <w:sz w:val="21"/>
-          <w:szCs w:val="21"/>
-          <w:lang w:val="en-US" w:eastAsia="en-GB"/>
-          <w14:ligatures w14:val="none"/>
-        </w:rPr>
-        <w:t>Whether the</w:t>
-      </w:r>
-      <w:r>
-        <w:rPr>
-          <w:rFonts w:ascii="Noto Sans" w:eastAsia="Times New Roman" w:hAnsi="Noto Sans" w:cs="Noto Sans"/>
-          <w:kern w:val="0"/>
-          <w:sz w:val="21"/>
-          <w:szCs w:val="21"/>
-          <w:lang w:val="en-US" w:eastAsia="en-GB"/>
-          <w14:ligatures w14:val="none"/>
-        </w:rPr>
-        <w:t xml:space="preserve"> data </w:t>
-      </w:r>
-      <w:r>
-        <w:rPr>
-          <w:rFonts w:ascii="Noto Sans" w:eastAsia="Times New Roman" w:hAnsi="Noto Sans" w:cs="Noto Sans"/>
-          <w:kern w:val="0"/>
-          <w:sz w:val="21"/>
-          <w:szCs w:val="21"/>
-          <w:lang w:val="en-US" w:eastAsia="en-GB"/>
-          <w14:ligatures w14:val="none"/>
-        </w:rPr>
-        <w:t xml:space="preserve">provide support against the claim is a matter for a (much) larger and better study with equivalence testing </w:t>
-      </w:r>
-      <w:r>
-        <w:rPr>
-          <w:rFonts w:ascii="Noto Sans" w:eastAsia="Times New Roman" w:hAnsi="Noto Sans" w:cs="Noto Sans"/>
-          <w:kern w:val="0"/>
-          <w:sz w:val="21"/>
-          <w:szCs w:val="21"/>
-          <w:lang w:val="en-US" w:eastAsia="en-GB"/>
-          <w14:ligatures w14:val="none"/>
-        </w:rPr>
-        <w:t xml:space="preserve">and a control condition </w:t>
-      </w:r>
-      <w:r>
-        <w:rPr>
-          <w:rFonts w:ascii="Noto Sans" w:eastAsia="Times New Roman" w:hAnsi="Noto Sans" w:cs="Noto Sans"/>
-          <w:kern w:val="0"/>
-          <w:sz w:val="21"/>
-          <w:szCs w:val="21"/>
-          <w:lang w:val="en-US" w:eastAsia="en-GB"/>
-          <w14:ligatures w14:val="none"/>
-        </w:rPr>
-        <w:t xml:space="preserve">etc. I think it’s quite important that a series of null results under different </w:t>
-      </w:r>
-      <w:proofErr w:type="spellStart"/>
-      <w:r>
-        <w:rPr>
-          <w:rFonts w:ascii="Noto Sans" w:eastAsia="Times New Roman" w:hAnsi="Noto Sans" w:cs="Noto Sans"/>
-          <w:kern w:val="0"/>
-          <w:sz w:val="21"/>
-          <w:szCs w:val="21"/>
-          <w:lang w:val="en-US" w:eastAsia="en-GB"/>
-          <w14:ligatures w14:val="none"/>
-        </w:rPr>
-        <w:t>analtyic</w:t>
-      </w:r>
-      <w:proofErr w:type="spellEnd"/>
+        <w:t xml:space="preserve">it’s quite important that a series of null results under different </w:t>
+      </w:r>
+      <w:r>
+        <w:rPr>
+          <w:rFonts w:ascii="Noto Sans" w:eastAsia="Times New Roman" w:hAnsi="Noto Sans" w:cs="Noto Sans"/>
+          <w:kern w:val="0"/>
+          <w:sz w:val="21"/>
+          <w:szCs w:val="21"/>
+          <w:lang w:val="en-US" w:eastAsia="en-GB"/>
+          <w14:ligatures w14:val="none"/>
+        </w:rPr>
+        <w:t>analytic</w:t>
+      </w:r>
       <w:r>
         <w:rPr>
           <w:rFonts w:ascii="Noto Sans" w:eastAsia="Times New Roman" w:hAnsi="Noto Sans" w:cs="Noto Sans"/>
@@ -3717,19 +3349,17 @@
         </w:rPr>
         <w:t xml:space="preserve">This </w:t>
       </w:r>
-      <w:proofErr w:type="spellStart"/>
-      <w:r>
-        <w:rPr>
-          <w:rFonts w:ascii="Noto Sans" w:eastAsia="Times New Roman" w:hAnsi="Noto Sans" w:cs="Noto Sans"/>
-          <w:kern w:val="0"/>
-          <w:sz w:val="21"/>
-          <w:szCs w:val="21"/>
-          <w:lang w:val="en-US" w:eastAsia="en-GB"/>
-          <w14:ligatures w14:val="none"/>
-        </w:rPr>
-        <w:t>interpreation</w:t>
-      </w:r>
-      <w:proofErr w:type="spellEnd"/>
+      <w:r>
+        <w:rPr>
+          <w:rFonts w:ascii="Noto Sans" w:eastAsia="Times New Roman" w:hAnsi="Noto Sans" w:cs="Noto Sans"/>
+          <w:kern w:val="0"/>
+          <w:sz w:val="21"/>
+          <w:szCs w:val="21"/>
+          <w:lang w:val="en-US" w:eastAsia="en-GB"/>
+          <w14:ligatures w14:val="none"/>
+        </w:rPr>
+        <w:t>interpretation</w:t>
+      </w:r>
       <w:r>
         <w:rPr>
           <w:rFonts w:ascii="Noto Sans" w:eastAsia="Times New Roman" w:hAnsi="Noto Sans" w:cs="Noto Sans"/>
@@ -3950,21 +3580,41 @@
           <w:lang w:val="en-US" w:eastAsia="en-GB"/>
           <w14:ligatures w14:val="none"/>
         </w:rPr>
-        <w:t>aving worked with them for years that community is not ready to hear about such methods yet – I’m still trying to get them to raise their sample sizes to meaningful levels for traditional NHST (</w:t>
-      </w:r>
-      <w:proofErr w:type="spellStart"/>
-      <w:r>
-        <w:rPr>
-          <w:rFonts w:ascii="Noto Sans" w:eastAsia="Times New Roman" w:hAnsi="Noto Sans" w:cs="Noto Sans"/>
-          <w:kern w:val="0"/>
-          <w:sz w:val="21"/>
-          <w:szCs w:val="21"/>
-          <w:lang w:val="en-US" w:eastAsia="en-GB"/>
-          <w14:ligatures w14:val="none"/>
-        </w:rPr>
-        <w:t>eg</w:t>
-      </w:r>
-      <w:proofErr w:type="spellEnd"/>
+        <w:t>aving worked with them for years</w:t>
+      </w:r>
+      <w:r>
+        <w:rPr>
+          <w:rFonts w:ascii="Noto Sans" w:eastAsia="Times New Roman" w:hAnsi="Noto Sans" w:cs="Noto Sans"/>
+          <w:kern w:val="0"/>
+          <w:sz w:val="21"/>
+          <w:szCs w:val="21"/>
+          <w:lang w:val="en-US" w:eastAsia="en-GB"/>
+          <w14:ligatures w14:val="none"/>
+        </w:rPr>
+        <w:t>, I’m still working to get them to increase samples sizes</w:t>
+      </w:r>
+      <w:r>
+        <w:rPr>
+          <w:rFonts w:ascii="Noto Sans" w:eastAsia="Times New Roman" w:hAnsi="Noto Sans" w:cs="Noto Sans"/>
+          <w:kern w:val="0"/>
+          <w:sz w:val="21"/>
+          <w:szCs w:val="21"/>
+          <w:lang w:val="en-US" w:eastAsia="en-GB"/>
+          <w14:ligatures w14:val="none"/>
+        </w:rPr>
+        <w:t xml:space="preserve"> to meaningful levels for traditional NHST (</w:t>
+      </w:r>
+      <w:r>
+        <w:rPr>
+          <w:rFonts w:ascii="Noto Sans" w:eastAsia="Times New Roman" w:hAnsi="Noto Sans" w:cs="Noto Sans"/>
+          <w:kern w:val="0"/>
+          <w:sz w:val="21"/>
+          <w:szCs w:val="21"/>
+          <w:lang w:val="en-US" w:eastAsia="en-GB"/>
+          <w14:ligatures w14:val="none"/>
+        </w:rPr>
+        <w:t>e.g.</w:t>
+      </w:r>
       <w:r>
         <w:rPr>
           <w:rFonts w:ascii="Noto Sans" w:eastAsia="Times New Roman" w:hAnsi="Noto Sans" w:cs="Noto Sans"/>
@@ -3985,8 +3635,229 @@
           <w:lang w:val="en-US" w:eastAsia="en-GB"/>
           <w14:ligatures w14:val="none"/>
         </w:rPr>
-        <w:t>10.1016/j.jcbs.2023.06.008</w:t>
-      </w:r>
+        <w:t>10.1016/j.jcbs.2023.06.008).</w:t>
+      </w:r>
+    </w:p>
+    <w:p>
+      <w:pPr>
+        <w:spacing w:before="100" w:beforeAutospacing="1" w:after="100" w:afterAutospacing="1"/>
+        <w:rPr>
+          <w:rFonts w:ascii="Noto Sans" w:eastAsia="Times New Roman" w:hAnsi="Noto Sans" w:cs="Noto Sans"/>
+          <w:kern w:val="0"/>
+          <w:sz w:val="21"/>
+          <w:szCs w:val="21"/>
+          <w:lang w:val="en-US" w:eastAsia="en-GB"/>
+          <w14:ligatures w14:val="none"/>
+        </w:rPr>
+      </w:pPr>
+      <w:r>
+        <w:rPr>
+          <w:rFonts w:ascii="Noto Sans" w:eastAsia="Times New Roman" w:hAnsi="Noto Sans" w:cs="Noto Sans"/>
+          <w:kern w:val="0"/>
+          <w:sz w:val="21"/>
+          <w:szCs w:val="21"/>
+          <w:lang w:val="en-US" w:eastAsia="en-GB"/>
+          <w14:ligatures w14:val="none"/>
+        </w:rPr>
+        <w:t> </w:t>
+      </w:r>
+    </w:p>
+    <w:p>
+      <w:pPr>
+        <w:spacing w:before="100" w:beforeAutospacing="1" w:after="100" w:afterAutospacing="1"/>
+        <w:rPr>
+          <w:rFonts w:ascii="Noto Sans" w:eastAsia="Times New Roman" w:hAnsi="Noto Sans" w:cs="Noto Sans"/>
+          <w:i/>
+          <w:iCs/>
+          <w:kern w:val="0"/>
+          <w:sz w:val="21"/>
+          <w:szCs w:val="21"/>
+          <w:lang w:val="en-US" w:eastAsia="en-GB"/>
+          <w14:ligatures w14:val="none"/>
+        </w:rPr>
+      </w:pPr>
+      <w:r>
+        <w:rPr>
+          <w:rFonts w:ascii="Noto Sans" w:eastAsia="Times New Roman" w:hAnsi="Noto Sans" w:cs="Noto Sans"/>
+          <w:i/>
+          <w:iCs/>
+          <w:kern w:val="0"/>
+          <w:sz w:val="21"/>
+          <w:szCs w:val="21"/>
+          <w:lang w:val="en-US" w:eastAsia="en-GB"/>
+          <w14:ligatures w14:val="none"/>
+        </w:rPr>
+        <w:t>What follows is a set of minor points that could be improved in the manuscript:</w:t>
+      </w:r>
+    </w:p>
+    <w:p>
+      <w:pPr>
+        <w:spacing w:before="100" w:beforeAutospacing="1" w:after="100" w:afterAutospacing="1"/>
+        <w:rPr>
+          <w:rFonts w:ascii="Noto Sans" w:eastAsia="Times New Roman" w:hAnsi="Noto Sans" w:cs="Noto Sans"/>
+          <w:i/>
+          <w:iCs/>
+          <w:kern w:val="0"/>
+          <w:sz w:val="21"/>
+          <w:szCs w:val="21"/>
+          <w:lang w:val="en-US" w:eastAsia="en-GB"/>
+          <w14:ligatures w14:val="none"/>
+        </w:rPr>
+      </w:pPr>
+      <w:r>
+        <w:rPr>
+          <w:rFonts w:ascii="Noto Sans" w:eastAsia="Times New Roman" w:hAnsi="Noto Sans" w:cs="Noto Sans"/>
+          <w:i/>
+          <w:iCs/>
+          <w:kern w:val="0"/>
+          <w:sz w:val="21"/>
+          <w:szCs w:val="21"/>
+          <w:lang w:val="en-US" w:eastAsia="en-GB"/>
+          <w14:ligatures w14:val="none"/>
+        </w:rPr>
+        <w:t>(3) I noticed that the supplementary materials I and II (shared on the OSF) are not mentioned in the manuscript. Perhaps it is worth adding these in the “Transparency and data availability” section.</w:t>
+      </w:r>
+    </w:p>
+    <w:p>
+      <w:pPr>
+        <w:spacing w:before="100" w:beforeAutospacing="1" w:after="100" w:afterAutospacing="1"/>
+        <w:rPr>
+          <w:rFonts w:ascii="Noto Sans" w:eastAsia="Times New Roman" w:hAnsi="Noto Sans" w:cs="Noto Sans"/>
+          <w:kern w:val="0"/>
+          <w:sz w:val="21"/>
+          <w:szCs w:val="21"/>
+          <w:lang w:val="en-US" w:eastAsia="en-GB"/>
+          <w14:ligatures w14:val="none"/>
+        </w:rPr>
+      </w:pPr>
+      <w:r>
+        <w:rPr>
+          <w:rFonts w:ascii="Noto Sans" w:eastAsia="Times New Roman" w:hAnsi="Noto Sans" w:cs="Noto Sans"/>
+          <w:kern w:val="0"/>
+          <w:sz w:val="21"/>
+          <w:szCs w:val="21"/>
+          <w:lang w:val="en-US" w:eastAsia="en-GB"/>
+          <w14:ligatures w14:val="none"/>
+        </w:rPr>
+        <w:t xml:space="preserve">Thank you for spotting this. I have elaborated these documents and linked them in </w:t>
+      </w:r>
+      <w:r>
+        <w:rPr>
+          <w:rFonts w:ascii="Noto Sans" w:eastAsia="Times New Roman" w:hAnsi="Noto Sans" w:cs="Noto Sans"/>
+          <w:kern w:val="0"/>
+          <w:sz w:val="21"/>
+          <w:szCs w:val="21"/>
+          <w:lang w:val="en-US" w:eastAsia="en-GB"/>
+          <w14:ligatures w14:val="none"/>
+        </w:rPr>
+        <w:t>on page 6</w:t>
+      </w:r>
+      <w:r>
+        <w:rPr>
+          <w:rFonts w:ascii="Noto Sans" w:eastAsia="Times New Roman" w:hAnsi="Noto Sans" w:cs="Noto Sans"/>
+          <w:kern w:val="0"/>
+          <w:sz w:val="21"/>
+          <w:szCs w:val="21"/>
+          <w:lang w:val="en-US" w:eastAsia="en-GB"/>
+          <w14:ligatures w14:val="none"/>
+        </w:rPr>
+        <w:t xml:space="preserve">, </w:t>
+      </w:r>
+      <w:proofErr w:type="gramStart"/>
+      <w:r>
+        <w:rPr>
+          <w:rFonts w:ascii="Noto Sans" w:eastAsia="Times New Roman" w:hAnsi="Noto Sans" w:cs="Noto Sans"/>
+          <w:kern w:val="0"/>
+          <w:sz w:val="21"/>
+          <w:szCs w:val="21"/>
+          <w:lang w:val="en-US" w:eastAsia="en-GB"/>
+          <w14:ligatures w14:val="none"/>
+        </w:rPr>
+        <w:t>and also</w:t>
+      </w:r>
+      <w:proofErr w:type="gramEnd"/>
+      <w:r>
+        <w:rPr>
+          <w:rFonts w:ascii="Noto Sans" w:eastAsia="Times New Roman" w:hAnsi="Noto Sans" w:cs="Noto Sans"/>
+          <w:kern w:val="0"/>
+          <w:sz w:val="21"/>
+          <w:szCs w:val="21"/>
+          <w:lang w:val="en-US" w:eastAsia="en-GB"/>
+          <w14:ligatures w14:val="none"/>
+        </w:rPr>
+        <w:t xml:space="preserve"> in </w:t>
+      </w:r>
+      <w:r>
+        <w:rPr>
+          <w:rFonts w:ascii="Noto Sans" w:eastAsia="Times New Roman" w:hAnsi="Noto Sans" w:cs="Noto Sans"/>
+          <w:kern w:val="0"/>
+          <w:sz w:val="21"/>
+          <w:szCs w:val="21"/>
+          <w:lang w:val="en-US" w:eastAsia="en-GB"/>
+          <w14:ligatures w14:val="none"/>
+        </w:rPr>
+        <w:t>the Transparency statement, p. 7</w:t>
+      </w:r>
+      <w:r>
+        <w:rPr>
+          <w:rFonts w:ascii="Noto Sans" w:eastAsia="Times New Roman" w:hAnsi="Noto Sans" w:cs="Noto Sans"/>
+          <w:kern w:val="0"/>
+          <w:sz w:val="21"/>
+          <w:szCs w:val="21"/>
+          <w:lang w:val="en-US" w:eastAsia="en-GB"/>
+          <w14:ligatures w14:val="none"/>
+        </w:rPr>
+        <w:t>:</w:t>
+      </w:r>
+    </w:p>
+    <w:p>
+      <w:pPr>
+        <w:spacing w:before="100" w:beforeAutospacing="1" w:after="100" w:afterAutospacing="1"/>
+        <w:rPr>
+          <w:rFonts w:ascii="Noto Sans" w:eastAsia="Times New Roman" w:hAnsi="Noto Sans" w:cs="Noto Sans"/>
+          <w:kern w:val="0"/>
+          <w:sz w:val="21"/>
+          <w:szCs w:val="21"/>
+          <w:lang w:val="en-US" w:eastAsia="en-GB"/>
+          <w14:ligatures w14:val="none"/>
+        </w:rPr>
+      </w:pPr>
+      <w:r>
+        <w:rPr>
+          <w:rFonts w:ascii="Noto Sans" w:eastAsia="Times New Roman" w:hAnsi="Noto Sans" w:cs="Noto Sans"/>
+          <w:kern w:val="0"/>
+          <w:sz w:val="21"/>
+          <w:szCs w:val="21"/>
+          <w:lang w:val="en-US" w:eastAsia="en-GB"/>
+          <w14:ligatures w14:val="none"/>
+        </w:rPr>
+        <w:t>“</w:t>
+      </w:r>
+      <w:r>
+        <w:rPr>
+          <w:rFonts w:ascii="Noto Sans" w:eastAsia="Times New Roman" w:hAnsi="Noto Sans" w:cs="Noto Sans"/>
+          <w:kern w:val="0"/>
+          <w:sz w:val="21"/>
+          <w:szCs w:val="21"/>
+          <w:lang w:val="en-US" w:eastAsia="en-GB"/>
+          <w14:ligatures w14:val="none"/>
+        </w:rPr>
+        <w:t xml:space="preserve">Supplementary Materials include full test statistics from the original studies’ RM-ANOVAs (see </w:t>
+      </w:r>
+      <w:hyperlink r:id="rId6" w:history="1">
+        <w:r>
+          <w:rPr>
+            <w:rStyle w:val="Hyperlink"/>
+            <w:rFonts w:ascii="Noto Sans" w:eastAsia="Times New Roman" w:hAnsi="Noto Sans" w:cs="Noto Sans"/>
+            <w:kern w:val="0"/>
+            <w:sz w:val="21"/>
+            <w:szCs w:val="21"/>
+            <w:lang w:val="en-US" w:eastAsia="en-GB"/>
+            <w14:ligatures w14:val="none"/>
+          </w:rPr>
+          <w:t>osf.io/6wz3p</w:t>
+        </w:r>
+      </w:hyperlink>
       <w:r>
         <w:rPr>
           <w:rFonts w:ascii="Noto Sans" w:eastAsia="Times New Roman" w:hAnsi="Noto Sans" w:cs="Noto Sans"/>
@@ -3998,6 +3869,311 @@
         </w:rPr>
         <w:t>).</w:t>
       </w:r>
+      <w:r>
+        <w:rPr>
+          <w:rFonts w:ascii="Noto Sans" w:eastAsia="Times New Roman" w:hAnsi="Noto Sans" w:cs="Noto Sans"/>
+          <w:kern w:val="0"/>
+          <w:sz w:val="21"/>
+          <w:szCs w:val="21"/>
+          <w:lang w:val="en-US" w:eastAsia="en-GB"/>
+          <w14:ligatures w14:val="none"/>
+        </w:rPr>
+        <w:t>”</w:t>
+      </w:r>
+    </w:p>
+    <w:p>
+      <w:pPr>
+        <w:spacing w:before="100" w:beforeAutospacing="1" w:after="100" w:afterAutospacing="1"/>
+        <w:rPr>
+          <w:rFonts w:ascii="Noto Sans" w:eastAsia="Times New Roman" w:hAnsi="Noto Sans" w:cs="Noto Sans"/>
+          <w:kern w:val="0"/>
+          <w:sz w:val="21"/>
+          <w:szCs w:val="21"/>
+          <w:lang w:val="en-US" w:eastAsia="en-GB"/>
+          <w14:ligatures w14:val="none"/>
+        </w:rPr>
+      </w:pPr>
+    </w:p>
+    <w:p>
+      <w:pPr>
+        <w:spacing w:before="100" w:beforeAutospacing="1" w:after="100" w:afterAutospacing="1"/>
+        <w:rPr>
+          <w:rFonts w:ascii="Noto Sans" w:eastAsia="Times New Roman" w:hAnsi="Noto Sans" w:cs="Noto Sans"/>
+          <w:i/>
+          <w:iCs/>
+          <w:kern w:val="0"/>
+          <w:sz w:val="21"/>
+          <w:szCs w:val="21"/>
+          <w:lang w:val="en-US" w:eastAsia="en-GB"/>
+          <w14:ligatures w14:val="none"/>
+        </w:rPr>
+      </w:pPr>
+      <w:r>
+        <w:rPr>
+          <w:rFonts w:ascii="Noto Sans" w:eastAsia="Times New Roman" w:hAnsi="Noto Sans" w:cs="Noto Sans"/>
+          <w:i/>
+          <w:iCs/>
+          <w:kern w:val="0"/>
+          <w:sz w:val="21"/>
+          <w:szCs w:val="21"/>
+          <w:lang w:val="en-US" w:eastAsia="en-GB"/>
+          <w14:ligatures w14:val="none"/>
+        </w:rPr>
+        <w:t xml:space="preserve">(4) At the end of p. 3 when explaining the differences between Foody et al. (2013) and Luciano et al. (2011) the author writes: “However, many other differences between the study exist but were not acknowledged in Foody et al. (2013), including the sample, design, number of follow up periods […]”. In the quote from Foody et al. (2013) right before it, however, it says: “except that we were able to use </w:t>
+      </w:r>
+      <w:proofErr w:type="gramStart"/>
+      <w:r>
+        <w:rPr>
+          <w:rFonts w:ascii="Noto Sans" w:eastAsia="Times New Roman" w:hAnsi="Noto Sans" w:cs="Noto Sans"/>
+          <w:i/>
+          <w:iCs/>
+          <w:kern w:val="0"/>
+          <w:sz w:val="21"/>
+          <w:szCs w:val="21"/>
+          <w:lang w:val="en-US" w:eastAsia="en-GB"/>
+          <w14:ligatures w14:val="none"/>
+        </w:rPr>
+        <w:t>less</w:t>
+      </w:r>
+      <w:proofErr w:type="gramEnd"/>
+      <w:r>
+        <w:rPr>
+          <w:rFonts w:ascii="Noto Sans" w:eastAsia="Times New Roman" w:hAnsi="Noto Sans" w:cs="Noto Sans"/>
+          <w:i/>
+          <w:iCs/>
+          <w:kern w:val="0"/>
+          <w:sz w:val="21"/>
+          <w:szCs w:val="21"/>
+          <w:lang w:val="en-US" w:eastAsia="en-GB"/>
+          <w14:ligatures w14:val="none"/>
+        </w:rPr>
+        <w:t xml:space="preserve"> intensive interventions with our non-clinical sample”. It seems that they are acknowledging the difference in the studies’ samples then. Perhaps this point should be removed or at least not presented as “differences […] not acknowledged”.</w:t>
+      </w:r>
+    </w:p>
+    <w:p>
+      <w:pPr>
+        <w:spacing w:before="100" w:beforeAutospacing="1" w:after="100" w:afterAutospacing="1"/>
+        <w:rPr>
+          <w:rFonts w:ascii="Noto Sans" w:eastAsia="Times New Roman" w:hAnsi="Noto Sans" w:cs="Noto Sans"/>
+          <w:kern w:val="0"/>
+          <w:sz w:val="21"/>
+          <w:szCs w:val="21"/>
+          <w:lang w:val="en-US" w:eastAsia="en-GB"/>
+          <w14:ligatures w14:val="none"/>
+        </w:rPr>
+      </w:pPr>
+      <w:r>
+        <w:rPr>
+          <w:rFonts w:ascii="Noto Sans" w:eastAsia="Times New Roman" w:hAnsi="Noto Sans" w:cs="Noto Sans"/>
+          <w:kern w:val="0"/>
+          <w:sz w:val="21"/>
+          <w:szCs w:val="21"/>
+          <w:lang w:val="en-US" w:eastAsia="en-GB"/>
+          <w14:ligatures w14:val="none"/>
+        </w:rPr>
+        <w:lastRenderedPageBreak/>
+        <w:t xml:space="preserve">Personally, I find this statement by the authors in Foody et al. (2013) to be actively misleading rather than mitigating. If they had not discussed any </w:t>
+      </w:r>
+      <w:proofErr w:type="gramStart"/>
+      <w:r>
+        <w:rPr>
+          <w:rFonts w:ascii="Noto Sans" w:eastAsia="Times New Roman" w:hAnsi="Noto Sans" w:cs="Noto Sans"/>
+          <w:kern w:val="0"/>
+          <w:sz w:val="21"/>
+          <w:szCs w:val="21"/>
+          <w:lang w:val="en-US" w:eastAsia="en-GB"/>
+          <w14:ligatures w14:val="none"/>
+        </w:rPr>
+        <w:t>differences</w:t>
+      </w:r>
+      <w:proofErr w:type="gramEnd"/>
+      <w:r>
+        <w:rPr>
+          <w:rFonts w:ascii="Noto Sans" w:eastAsia="Times New Roman" w:hAnsi="Noto Sans" w:cs="Noto Sans"/>
+          <w:kern w:val="0"/>
+          <w:sz w:val="21"/>
+          <w:szCs w:val="21"/>
+          <w:lang w:val="en-US" w:eastAsia="en-GB"/>
+          <w14:ligatures w14:val="none"/>
+        </w:rPr>
+        <w:t xml:space="preserve"> it could be explained as a (problematic) omission. However, the differences are severe, as I document in the “Status as a replication” section and Table 1</w:t>
+      </w:r>
+      <w:r>
+        <w:rPr>
+          <w:rFonts w:ascii="Noto Sans" w:eastAsia="Times New Roman" w:hAnsi="Noto Sans" w:cs="Noto Sans"/>
+          <w:kern w:val="0"/>
+          <w:sz w:val="21"/>
+          <w:szCs w:val="21"/>
+          <w:lang w:val="en-US" w:eastAsia="en-GB"/>
+          <w14:ligatures w14:val="none"/>
+        </w:rPr>
+        <w:t xml:space="preserve">, spanning intervention, population, design, randomization, use of a control condition, the presence of a distress induction, the number of timepoints, the follow up period, the outcome variables, and the primary analysis. </w:t>
+      </w:r>
+      <w:r>
+        <w:rPr>
+          <w:rFonts w:ascii="Noto Sans" w:eastAsia="Times New Roman" w:hAnsi="Noto Sans" w:cs="Noto Sans"/>
+          <w:kern w:val="0"/>
+          <w:sz w:val="21"/>
+          <w:szCs w:val="21"/>
+          <w:lang w:val="en-US" w:eastAsia="en-GB"/>
+          <w14:ligatures w14:val="none"/>
+        </w:rPr>
+        <w:t>I know of no other pair of studies with this many differences and merely a topical overlap between them that would be widely accepted as a replication of one another.</w:t>
+      </w:r>
+      <w:r>
+        <w:rPr>
+          <w:rFonts w:ascii="Noto Sans" w:eastAsia="Times New Roman" w:hAnsi="Noto Sans" w:cs="Noto Sans"/>
+          <w:kern w:val="0"/>
+          <w:sz w:val="21"/>
+          <w:szCs w:val="21"/>
+          <w:lang w:val="en-US" w:eastAsia="en-GB"/>
+          <w14:ligatures w14:val="none"/>
+        </w:rPr>
+        <w:t xml:space="preserve"> I have therefore elected not to tone down the text but leave it as is.</w:t>
+      </w:r>
+    </w:p>
+    <w:p>
+      <w:pPr>
+        <w:spacing w:before="100" w:beforeAutospacing="1" w:after="100" w:afterAutospacing="1"/>
+        <w:rPr>
+          <w:rFonts w:ascii="Noto Sans" w:eastAsia="Times New Roman" w:hAnsi="Noto Sans" w:cs="Noto Sans"/>
+          <w:kern w:val="0"/>
+          <w:sz w:val="21"/>
+          <w:szCs w:val="21"/>
+          <w:lang w:val="en-US" w:eastAsia="en-GB"/>
+          <w14:ligatures w14:val="none"/>
+        </w:rPr>
+      </w:pPr>
+    </w:p>
+    <w:p>
+      <w:pPr>
+        <w:spacing w:before="100" w:beforeAutospacing="1" w:after="100" w:afterAutospacing="1"/>
+        <w:rPr>
+          <w:rFonts w:ascii="Noto Sans" w:eastAsia="Times New Roman" w:hAnsi="Noto Sans" w:cs="Noto Sans"/>
+          <w:i/>
+          <w:iCs/>
+          <w:kern w:val="0"/>
+          <w:sz w:val="21"/>
+          <w:szCs w:val="21"/>
+          <w:lang w:val="en-US" w:eastAsia="en-GB"/>
+          <w14:ligatures w14:val="none"/>
+        </w:rPr>
+      </w:pPr>
+      <w:r>
+        <w:rPr>
+          <w:rFonts w:ascii="Noto Sans" w:eastAsia="Times New Roman" w:hAnsi="Noto Sans" w:cs="Noto Sans"/>
+          <w:i/>
+          <w:iCs/>
+          <w:kern w:val="0"/>
+          <w:sz w:val="21"/>
+          <w:szCs w:val="21"/>
+          <w:lang w:val="en-US" w:eastAsia="en-GB"/>
+          <w14:ligatures w14:val="none"/>
+        </w:rPr>
+        <w:t>(5) I noticed that the asterisks at “Impulsive Behavior Inventory (IBI)*” and “Emotional Behavior Inventory (EBI)*” seem to not lead anywhere, but maybe I am missing something?</w:t>
+      </w:r>
+    </w:p>
+    <w:p>
+      <w:pPr>
+        <w:spacing w:before="100" w:beforeAutospacing="1" w:after="100" w:afterAutospacing="1"/>
+        <w:rPr>
+          <w:rFonts w:ascii="Noto Sans" w:eastAsia="Times New Roman" w:hAnsi="Noto Sans" w:cs="Noto Sans"/>
+          <w:kern w:val="0"/>
+          <w:sz w:val="21"/>
+          <w:szCs w:val="21"/>
+          <w:lang w:val="en-US" w:eastAsia="en-GB"/>
+          <w14:ligatures w14:val="none"/>
+        </w:rPr>
+      </w:pPr>
+      <w:r>
+        <w:rPr>
+          <w:rFonts w:ascii="Noto Sans" w:eastAsia="Times New Roman" w:hAnsi="Noto Sans" w:cs="Noto Sans"/>
+          <w:kern w:val="0"/>
+          <w:sz w:val="21"/>
+          <w:szCs w:val="21"/>
+          <w:lang w:val="en-US" w:eastAsia="en-GB"/>
+          <w14:ligatures w14:val="none"/>
+        </w:rPr>
+        <w:t xml:space="preserve">Typo – corrected. </w:t>
+      </w:r>
+    </w:p>
+    <w:p>
+      <w:pPr>
+        <w:spacing w:before="100" w:beforeAutospacing="1" w:after="100" w:afterAutospacing="1"/>
+        <w:rPr>
+          <w:rFonts w:ascii="Noto Sans" w:eastAsia="Times New Roman" w:hAnsi="Noto Sans" w:cs="Noto Sans"/>
+          <w:kern w:val="0"/>
+          <w:sz w:val="21"/>
+          <w:szCs w:val="21"/>
+          <w:lang w:val="en-US" w:eastAsia="en-GB"/>
+          <w14:ligatures w14:val="none"/>
+        </w:rPr>
+      </w:pPr>
+    </w:p>
+    <w:p>
+      <w:pPr>
+        <w:spacing w:before="100" w:beforeAutospacing="1" w:after="100" w:afterAutospacing="1"/>
+        <w:rPr>
+          <w:rFonts w:ascii="Noto Sans" w:eastAsia="Times New Roman" w:hAnsi="Noto Sans" w:cs="Noto Sans"/>
+          <w:i/>
+          <w:iCs/>
+          <w:kern w:val="0"/>
+          <w:sz w:val="21"/>
+          <w:szCs w:val="21"/>
+          <w:lang w:val="en-US" w:eastAsia="en-GB"/>
+          <w14:ligatures w14:val="none"/>
+        </w:rPr>
+      </w:pPr>
+      <w:r>
+        <w:rPr>
+          <w:rFonts w:ascii="Noto Sans" w:eastAsia="Times New Roman" w:hAnsi="Noto Sans" w:cs="Noto Sans"/>
+          <w:i/>
+          <w:iCs/>
+          <w:kern w:val="0"/>
+          <w:sz w:val="21"/>
+          <w:szCs w:val="21"/>
+          <w:lang w:val="en-US" w:eastAsia="en-GB"/>
+          <w14:ligatures w14:val="none"/>
+        </w:rPr>
+        <w:t>(6) Right at the end of the manuscript, the author explains the systemic impact he hopes to support with this work and says: “this manuscript advocates for a form of epistemic justice where the validity of scientific claims is determined by the credibility of the scientific claims over other factors” (p. 10). The “other factors” reads “seniority etc.” to me, but maybe that could be further clarified.</w:t>
+      </w:r>
+    </w:p>
+    <w:p>
+      <w:pPr>
+        <w:spacing w:before="100" w:beforeAutospacing="1" w:after="100" w:afterAutospacing="1"/>
+        <w:rPr>
+          <w:rFonts w:ascii="Noto Sans" w:eastAsia="Times New Roman" w:hAnsi="Noto Sans" w:cs="Noto Sans"/>
+          <w:kern w:val="0"/>
+          <w:sz w:val="21"/>
+          <w:szCs w:val="21"/>
+          <w:lang w:val="en-US" w:eastAsia="en-GB"/>
+          <w14:ligatures w14:val="none"/>
+        </w:rPr>
+      </w:pPr>
+      <w:r>
+        <w:rPr>
+          <w:rFonts w:ascii="Noto Sans" w:eastAsia="Times New Roman" w:hAnsi="Noto Sans" w:cs="Noto Sans"/>
+          <w:kern w:val="0"/>
+          <w:sz w:val="21"/>
+          <w:szCs w:val="21"/>
+          <w:lang w:val="en-US" w:eastAsia="en-GB"/>
+          <w14:ligatures w14:val="none"/>
+        </w:rPr>
+        <w:t>See response to editor point, above.</w:t>
+      </w:r>
+    </w:p>
+    <w:p>
+      <w:pPr>
+        <w:spacing w:before="100" w:beforeAutospacing="1" w:after="100" w:afterAutospacing="1"/>
+        <w:rPr>
+          <w:rFonts w:ascii="Noto Sans" w:eastAsia="Times New Roman" w:hAnsi="Noto Sans" w:cs="Noto Sans"/>
+          <w:kern w:val="0"/>
+          <w:sz w:val="21"/>
+          <w:szCs w:val="21"/>
+          <w:lang w:val="en-US" w:eastAsia="en-GB"/>
+          <w14:ligatures w14:val="none"/>
+        </w:rPr>
+      </w:pPr>
     </w:p>
     <w:p>
       <w:pPr>
@@ -4048,742 +4224,6 @@
           <w:lang w:val="en-US" w:eastAsia="en-GB"/>
           <w14:ligatures w14:val="none"/>
         </w:rPr>
-        <w:t>What follows is a set of minor points that could be improved in the manuscript:</w:t>
-      </w:r>
-    </w:p>
-    <w:p>
-      <w:pPr>
-        <w:spacing w:before="100" w:beforeAutospacing="1" w:after="100" w:afterAutospacing="1"/>
-        <w:rPr>
-          <w:rFonts w:ascii="Noto Sans" w:eastAsia="Times New Roman" w:hAnsi="Noto Sans" w:cs="Noto Sans"/>
-          <w:i/>
-          <w:iCs/>
-          <w:kern w:val="0"/>
-          <w:sz w:val="21"/>
-          <w:szCs w:val="21"/>
-          <w:lang w:val="en-US" w:eastAsia="en-GB"/>
-          <w14:ligatures w14:val="none"/>
-        </w:rPr>
-      </w:pPr>
-      <w:r>
-        <w:rPr>
-          <w:rFonts w:ascii="Noto Sans" w:eastAsia="Times New Roman" w:hAnsi="Noto Sans" w:cs="Noto Sans"/>
-          <w:i/>
-          <w:iCs/>
-          <w:kern w:val="0"/>
-          <w:sz w:val="21"/>
-          <w:szCs w:val="21"/>
-          <w:lang w:val="en-US" w:eastAsia="en-GB"/>
-          <w14:ligatures w14:val="none"/>
-        </w:rPr>
-        <w:t>(3) I noticed that the supplementary materials I and II (shared on the OSF) are not mentioned in the manuscript. Perhaps it is worth adding these in the “Transparency and data availability” section.</w:t>
-      </w:r>
-    </w:p>
-    <w:p>
-      <w:pPr>
-        <w:spacing w:before="100" w:beforeAutospacing="1" w:after="100" w:afterAutospacing="1"/>
-        <w:rPr>
-          <w:rFonts w:ascii="Noto Sans" w:eastAsia="Times New Roman" w:hAnsi="Noto Sans" w:cs="Noto Sans"/>
-          <w:kern w:val="0"/>
-          <w:sz w:val="21"/>
-          <w:szCs w:val="21"/>
-          <w:lang w:val="en-US" w:eastAsia="en-GB"/>
-          <w14:ligatures w14:val="none"/>
-        </w:rPr>
-      </w:pPr>
-      <w:r>
-        <w:rPr>
-          <w:rFonts w:ascii="Noto Sans" w:eastAsia="Times New Roman" w:hAnsi="Noto Sans" w:cs="Noto Sans"/>
-          <w:kern w:val="0"/>
-          <w:sz w:val="21"/>
-          <w:szCs w:val="21"/>
-          <w:lang w:val="en-US" w:eastAsia="en-GB"/>
-          <w14:ligatures w14:val="none"/>
-        </w:rPr>
-        <w:t xml:space="preserve">Thank you for spotting this. I have elaborated these documents and linked them in </w:t>
-      </w:r>
-      <w:r>
-        <w:rPr>
-          <w:rFonts w:ascii="Noto Sans" w:eastAsia="Times New Roman" w:hAnsi="Noto Sans" w:cs="Noto Sans"/>
-          <w:kern w:val="0"/>
-          <w:sz w:val="21"/>
-          <w:szCs w:val="21"/>
-          <w:lang w:val="en-US" w:eastAsia="en-GB"/>
-          <w14:ligatures w14:val="none"/>
-        </w:rPr>
-        <w:t xml:space="preserve">on page 6 </w:t>
-      </w:r>
-      <w:proofErr w:type="gramStart"/>
-      <w:r>
-        <w:rPr>
-          <w:rFonts w:ascii="Noto Sans" w:eastAsia="Times New Roman" w:hAnsi="Noto Sans" w:cs="Noto Sans"/>
-          <w:kern w:val="0"/>
-          <w:sz w:val="21"/>
-          <w:szCs w:val="21"/>
-          <w:lang w:val="en-US" w:eastAsia="en-GB"/>
-          <w14:ligatures w14:val="none"/>
-        </w:rPr>
-        <w:t>and also</w:t>
-      </w:r>
-      <w:proofErr w:type="gramEnd"/>
-      <w:r>
-        <w:rPr>
-          <w:rFonts w:ascii="Noto Sans" w:eastAsia="Times New Roman" w:hAnsi="Noto Sans" w:cs="Noto Sans"/>
-          <w:kern w:val="0"/>
-          <w:sz w:val="21"/>
-          <w:szCs w:val="21"/>
-          <w:lang w:val="en-US" w:eastAsia="en-GB"/>
-          <w14:ligatures w14:val="none"/>
-        </w:rPr>
-        <w:t xml:space="preserve"> in </w:t>
-      </w:r>
-      <w:r>
-        <w:rPr>
-          <w:rFonts w:ascii="Noto Sans" w:eastAsia="Times New Roman" w:hAnsi="Noto Sans" w:cs="Noto Sans"/>
-          <w:kern w:val="0"/>
-          <w:sz w:val="21"/>
-          <w:szCs w:val="21"/>
-          <w:lang w:val="en-US" w:eastAsia="en-GB"/>
-          <w14:ligatures w14:val="none"/>
-        </w:rPr>
-        <w:t>the Transparency statement, p. 7</w:t>
-      </w:r>
-      <w:r>
-        <w:rPr>
-          <w:rFonts w:ascii="Noto Sans" w:eastAsia="Times New Roman" w:hAnsi="Noto Sans" w:cs="Noto Sans"/>
-          <w:kern w:val="0"/>
-          <w:sz w:val="21"/>
-          <w:szCs w:val="21"/>
-          <w:lang w:val="en-US" w:eastAsia="en-GB"/>
-          <w14:ligatures w14:val="none"/>
-        </w:rPr>
-        <w:t>:</w:t>
-      </w:r>
-    </w:p>
-    <w:p>
-      <w:pPr>
-        <w:spacing w:before="100" w:beforeAutospacing="1" w:after="100" w:afterAutospacing="1"/>
-        <w:rPr>
-          <w:rFonts w:ascii="Noto Sans" w:eastAsia="Times New Roman" w:hAnsi="Noto Sans" w:cs="Noto Sans"/>
-          <w:kern w:val="0"/>
-          <w:sz w:val="21"/>
-          <w:szCs w:val="21"/>
-          <w:lang w:val="en-US" w:eastAsia="en-GB"/>
-          <w14:ligatures w14:val="none"/>
-        </w:rPr>
-      </w:pPr>
-      <w:r>
-        <w:rPr>
-          <w:rFonts w:ascii="Noto Sans" w:eastAsia="Times New Roman" w:hAnsi="Noto Sans" w:cs="Noto Sans"/>
-          <w:kern w:val="0"/>
-          <w:sz w:val="21"/>
-          <w:szCs w:val="21"/>
-          <w:lang w:val="en-US" w:eastAsia="en-GB"/>
-          <w14:ligatures w14:val="none"/>
-        </w:rPr>
-        <w:t>“</w:t>
-      </w:r>
-      <w:r>
-        <w:rPr>
-          <w:rFonts w:ascii="Noto Sans" w:eastAsia="Times New Roman" w:hAnsi="Noto Sans" w:cs="Noto Sans"/>
-          <w:kern w:val="0"/>
-          <w:sz w:val="21"/>
-          <w:szCs w:val="21"/>
-          <w:lang w:val="en-US" w:eastAsia="en-GB"/>
-          <w14:ligatures w14:val="none"/>
-        </w:rPr>
-        <w:t>Supplementary Materials include full test statistics from the original studies’ RM-ANOVAs (see osf.io/</w:t>
-      </w:r>
-      <w:r>
-        <w:rPr>
-          <w:rFonts w:ascii="Noto Sans" w:eastAsia="Times New Roman" w:hAnsi="Noto Sans" w:cs="Noto Sans"/>
-          <w:kern w:val="0"/>
-          <w:sz w:val="21"/>
-          <w:szCs w:val="21"/>
-          <w:highlight w:val="yellow"/>
-          <w:lang w:val="en-US" w:eastAsia="en-GB"/>
-          <w14:ligatures w14:val="none"/>
-        </w:rPr>
-        <w:t>XXX</w:t>
-      </w:r>
-      <w:r>
-        <w:rPr>
-          <w:rFonts w:ascii="Noto Sans" w:eastAsia="Times New Roman" w:hAnsi="Noto Sans" w:cs="Noto Sans"/>
-          <w:kern w:val="0"/>
-          <w:sz w:val="21"/>
-          <w:szCs w:val="21"/>
-          <w:lang w:val="en-US" w:eastAsia="en-GB"/>
-          <w14:ligatures w14:val="none"/>
-        </w:rPr>
-        <w:t xml:space="preserve">) and additional details of how Foody et al. (2013, 2015) are cited in the literature (see </w:t>
-      </w:r>
-      <w:proofErr w:type="spellStart"/>
-      <w:r>
-        <w:rPr>
-          <w:rFonts w:ascii="Noto Sans" w:eastAsia="Times New Roman" w:hAnsi="Noto Sans" w:cs="Noto Sans"/>
-          <w:kern w:val="0"/>
-          <w:sz w:val="21"/>
-          <w:szCs w:val="21"/>
-          <w:lang w:val="en-US" w:eastAsia="en-GB"/>
-          <w14:ligatures w14:val="none"/>
-        </w:rPr>
-        <w:t>osf.io.</w:t>
-      </w:r>
-      <w:r>
-        <w:rPr>
-          <w:rFonts w:ascii="Noto Sans" w:eastAsia="Times New Roman" w:hAnsi="Noto Sans" w:cs="Noto Sans"/>
-          <w:kern w:val="0"/>
-          <w:sz w:val="21"/>
-          <w:szCs w:val="21"/>
-          <w:highlight w:val="yellow"/>
-          <w:lang w:val="en-US" w:eastAsia="en-GB"/>
-          <w14:ligatures w14:val="none"/>
-        </w:rPr>
-        <w:t>XXX</w:t>
-      </w:r>
-      <w:proofErr w:type="spellEnd"/>
-      <w:r>
-        <w:rPr>
-          <w:rFonts w:ascii="Noto Sans" w:eastAsia="Times New Roman" w:hAnsi="Noto Sans" w:cs="Noto Sans"/>
-          <w:kern w:val="0"/>
-          <w:sz w:val="21"/>
-          <w:szCs w:val="21"/>
-          <w:lang w:val="en-US" w:eastAsia="en-GB"/>
-          <w14:ligatures w14:val="none"/>
-        </w:rPr>
-        <w:t>).</w:t>
-      </w:r>
-      <w:r>
-        <w:rPr>
-          <w:rFonts w:ascii="Noto Sans" w:eastAsia="Times New Roman" w:hAnsi="Noto Sans" w:cs="Noto Sans"/>
-          <w:kern w:val="0"/>
-          <w:sz w:val="21"/>
-          <w:szCs w:val="21"/>
-          <w:lang w:val="en-US" w:eastAsia="en-GB"/>
-          <w14:ligatures w14:val="none"/>
-        </w:rPr>
-        <w:t>”</w:t>
-      </w:r>
-    </w:p>
-    <w:p>
-      <w:pPr>
-        <w:spacing w:before="100" w:beforeAutospacing="1" w:after="100" w:afterAutospacing="1"/>
-        <w:rPr>
-          <w:rFonts w:ascii="Noto Sans" w:eastAsia="Times New Roman" w:hAnsi="Noto Sans" w:cs="Noto Sans"/>
-          <w:kern w:val="0"/>
-          <w:sz w:val="21"/>
-          <w:szCs w:val="21"/>
-          <w:lang w:val="en-US" w:eastAsia="en-GB"/>
-          <w14:ligatures w14:val="none"/>
-        </w:rPr>
-      </w:pPr>
-    </w:p>
-    <w:p>
-      <w:pPr>
-        <w:spacing w:before="100" w:beforeAutospacing="1" w:after="100" w:afterAutospacing="1"/>
-        <w:rPr>
-          <w:rFonts w:ascii="Noto Sans" w:eastAsia="Times New Roman" w:hAnsi="Noto Sans" w:cs="Noto Sans"/>
-          <w:i/>
-          <w:iCs/>
-          <w:kern w:val="0"/>
-          <w:sz w:val="21"/>
-          <w:szCs w:val="21"/>
-          <w:lang w:val="en-US" w:eastAsia="en-GB"/>
-          <w14:ligatures w14:val="none"/>
-        </w:rPr>
-      </w:pPr>
-      <w:r>
-        <w:rPr>
-          <w:rFonts w:ascii="Noto Sans" w:eastAsia="Times New Roman" w:hAnsi="Noto Sans" w:cs="Noto Sans"/>
-          <w:i/>
-          <w:iCs/>
-          <w:kern w:val="0"/>
-          <w:sz w:val="21"/>
-          <w:szCs w:val="21"/>
-          <w:lang w:val="en-US" w:eastAsia="en-GB"/>
-          <w14:ligatures w14:val="none"/>
-        </w:rPr>
-        <w:lastRenderedPageBreak/>
-        <w:t xml:space="preserve">(4) At the end of p. 3 when explaining the differences between Foody et al. (2013) and Luciano et al. (2011) the author writes: “However, many other differences between the study exist but were not acknowledged in Foody et al. (2013), including the sample, design, number of follow up periods […]”. In the quote from Foody et al. (2013) right before it, however, it says: “except that we were able to use </w:t>
-      </w:r>
-      <w:proofErr w:type="gramStart"/>
-      <w:r>
-        <w:rPr>
-          <w:rFonts w:ascii="Noto Sans" w:eastAsia="Times New Roman" w:hAnsi="Noto Sans" w:cs="Noto Sans"/>
-          <w:i/>
-          <w:iCs/>
-          <w:kern w:val="0"/>
-          <w:sz w:val="21"/>
-          <w:szCs w:val="21"/>
-          <w:lang w:val="en-US" w:eastAsia="en-GB"/>
-          <w14:ligatures w14:val="none"/>
-        </w:rPr>
-        <w:t>less</w:t>
-      </w:r>
-      <w:proofErr w:type="gramEnd"/>
-      <w:r>
-        <w:rPr>
-          <w:rFonts w:ascii="Noto Sans" w:eastAsia="Times New Roman" w:hAnsi="Noto Sans" w:cs="Noto Sans"/>
-          <w:i/>
-          <w:iCs/>
-          <w:kern w:val="0"/>
-          <w:sz w:val="21"/>
-          <w:szCs w:val="21"/>
-          <w:lang w:val="en-US" w:eastAsia="en-GB"/>
-          <w14:ligatures w14:val="none"/>
-        </w:rPr>
-        <w:t xml:space="preserve"> intensive interventions with our non-clinical sample”. It seems that they are acknowledging the difference in the studies’ samples then. Perhaps this point should be removed or at least not presented as “differences […] not acknowledged”.</w:t>
-      </w:r>
-    </w:p>
-    <w:p>
-      <w:pPr>
-        <w:spacing w:before="100" w:beforeAutospacing="1" w:after="100" w:afterAutospacing="1"/>
-        <w:rPr>
-          <w:rFonts w:ascii="Noto Sans" w:eastAsia="Times New Roman" w:hAnsi="Noto Sans" w:cs="Noto Sans"/>
-          <w:kern w:val="0"/>
-          <w:sz w:val="21"/>
-          <w:szCs w:val="21"/>
-          <w:lang w:val="en-US" w:eastAsia="en-GB"/>
-          <w14:ligatures w14:val="none"/>
-        </w:rPr>
-      </w:pPr>
-      <w:r>
-        <w:rPr>
-          <w:rFonts w:ascii="Noto Sans" w:eastAsia="Times New Roman" w:hAnsi="Noto Sans" w:cs="Noto Sans"/>
-          <w:kern w:val="0"/>
-          <w:sz w:val="21"/>
-          <w:szCs w:val="21"/>
-          <w:lang w:val="en-US" w:eastAsia="en-GB"/>
-          <w14:ligatures w14:val="none"/>
-        </w:rPr>
-        <w:t xml:space="preserve">Personally, I find this statement by the authors in Foody et al. (2013) to be actively misleading rather than mitigating. If they had not discussed any </w:t>
-      </w:r>
-      <w:proofErr w:type="gramStart"/>
-      <w:r>
-        <w:rPr>
-          <w:rFonts w:ascii="Noto Sans" w:eastAsia="Times New Roman" w:hAnsi="Noto Sans" w:cs="Noto Sans"/>
-          <w:kern w:val="0"/>
-          <w:sz w:val="21"/>
-          <w:szCs w:val="21"/>
-          <w:lang w:val="en-US" w:eastAsia="en-GB"/>
-          <w14:ligatures w14:val="none"/>
-        </w:rPr>
-        <w:t>differences</w:t>
-      </w:r>
-      <w:proofErr w:type="gramEnd"/>
-      <w:r>
-        <w:rPr>
-          <w:rFonts w:ascii="Noto Sans" w:eastAsia="Times New Roman" w:hAnsi="Noto Sans" w:cs="Noto Sans"/>
-          <w:kern w:val="0"/>
-          <w:sz w:val="21"/>
-          <w:szCs w:val="21"/>
-          <w:lang w:val="en-US" w:eastAsia="en-GB"/>
-          <w14:ligatures w14:val="none"/>
-        </w:rPr>
-        <w:t xml:space="preserve"> it could be explained as a (problematic) omission. However, the differences are severe, as I document in the “</w:t>
-      </w:r>
-      <w:r>
-        <w:rPr>
-          <w:rFonts w:ascii="Noto Sans" w:eastAsia="Times New Roman" w:hAnsi="Noto Sans" w:cs="Noto Sans"/>
-          <w:kern w:val="0"/>
-          <w:sz w:val="21"/>
-          <w:szCs w:val="21"/>
-          <w:lang w:val="en-US" w:eastAsia="en-GB"/>
-          <w14:ligatures w14:val="none"/>
-        </w:rPr>
-        <w:t>Status as a replication</w:t>
-      </w:r>
-      <w:r>
-        <w:rPr>
-          <w:rFonts w:ascii="Noto Sans" w:eastAsia="Times New Roman" w:hAnsi="Noto Sans" w:cs="Noto Sans"/>
-          <w:kern w:val="0"/>
-          <w:sz w:val="21"/>
-          <w:szCs w:val="21"/>
-          <w:lang w:val="en-US" w:eastAsia="en-GB"/>
-          <w14:ligatures w14:val="none"/>
-        </w:rPr>
-        <w:t>” section and Table 1</w:t>
-      </w:r>
-      <w:r>
-        <w:rPr>
-          <w:rFonts w:ascii="Noto Sans" w:eastAsia="Times New Roman" w:hAnsi="Noto Sans" w:cs="Noto Sans"/>
-          <w:kern w:val="0"/>
-          <w:sz w:val="21"/>
-          <w:szCs w:val="21"/>
-          <w:lang w:val="en-US" w:eastAsia="en-GB"/>
-          <w14:ligatures w14:val="none"/>
-        </w:rPr>
-        <w:t>, spanning intervention, population, d</w:t>
-      </w:r>
-      <w:r>
-        <w:rPr>
-          <w:rFonts w:ascii="Noto Sans" w:eastAsia="Times New Roman" w:hAnsi="Noto Sans" w:cs="Noto Sans"/>
-          <w:kern w:val="0"/>
-          <w:sz w:val="21"/>
-          <w:szCs w:val="21"/>
-          <w:lang w:val="en-US" w:eastAsia="en-GB"/>
-          <w14:ligatures w14:val="none"/>
-        </w:rPr>
-        <w:t>esign</w:t>
-      </w:r>
-      <w:r>
-        <w:rPr>
-          <w:rFonts w:ascii="Noto Sans" w:eastAsia="Times New Roman" w:hAnsi="Noto Sans" w:cs="Noto Sans"/>
-          <w:kern w:val="0"/>
-          <w:sz w:val="21"/>
-          <w:szCs w:val="21"/>
-          <w:lang w:val="en-US" w:eastAsia="en-GB"/>
-          <w14:ligatures w14:val="none"/>
-        </w:rPr>
-        <w:t>, r</w:t>
-      </w:r>
-      <w:r>
-        <w:rPr>
-          <w:rFonts w:ascii="Noto Sans" w:eastAsia="Times New Roman" w:hAnsi="Noto Sans" w:cs="Noto Sans"/>
-          <w:kern w:val="0"/>
-          <w:sz w:val="21"/>
-          <w:szCs w:val="21"/>
-          <w:lang w:val="en-US" w:eastAsia="en-GB"/>
-          <w14:ligatures w14:val="none"/>
-        </w:rPr>
-        <w:t>andomization</w:t>
-      </w:r>
-      <w:r>
-        <w:rPr>
-          <w:rFonts w:ascii="Noto Sans" w:eastAsia="Times New Roman" w:hAnsi="Noto Sans" w:cs="Noto Sans"/>
-          <w:kern w:val="0"/>
-          <w:sz w:val="21"/>
-          <w:szCs w:val="21"/>
-          <w:lang w:val="en-US" w:eastAsia="en-GB"/>
-          <w14:ligatures w14:val="none"/>
-        </w:rPr>
-        <w:t>, use of a c</w:t>
-      </w:r>
-      <w:r>
-        <w:rPr>
-          <w:rFonts w:ascii="Noto Sans" w:eastAsia="Times New Roman" w:hAnsi="Noto Sans" w:cs="Noto Sans"/>
-          <w:kern w:val="0"/>
-          <w:sz w:val="21"/>
-          <w:szCs w:val="21"/>
-          <w:lang w:val="en-US" w:eastAsia="en-GB"/>
-          <w14:ligatures w14:val="none"/>
-        </w:rPr>
-        <w:t>ontrol condition</w:t>
-      </w:r>
-      <w:r>
-        <w:rPr>
-          <w:rFonts w:ascii="Noto Sans" w:eastAsia="Times New Roman" w:hAnsi="Noto Sans" w:cs="Noto Sans"/>
-          <w:kern w:val="0"/>
-          <w:sz w:val="21"/>
-          <w:szCs w:val="21"/>
-          <w:lang w:val="en-US" w:eastAsia="en-GB"/>
-          <w14:ligatures w14:val="none"/>
-        </w:rPr>
-        <w:t>, the presence of a d</w:t>
-      </w:r>
-      <w:r>
-        <w:rPr>
-          <w:rFonts w:ascii="Noto Sans" w:eastAsia="Times New Roman" w:hAnsi="Noto Sans" w:cs="Noto Sans"/>
-          <w:kern w:val="0"/>
-          <w:sz w:val="21"/>
-          <w:szCs w:val="21"/>
-          <w:lang w:val="en-US" w:eastAsia="en-GB"/>
-          <w14:ligatures w14:val="none"/>
-        </w:rPr>
-        <w:t>istress induction</w:t>
-      </w:r>
-      <w:r>
-        <w:rPr>
-          <w:rFonts w:ascii="Noto Sans" w:eastAsia="Times New Roman" w:hAnsi="Noto Sans" w:cs="Noto Sans"/>
-          <w:kern w:val="0"/>
-          <w:sz w:val="21"/>
-          <w:szCs w:val="21"/>
-          <w:lang w:val="en-US" w:eastAsia="en-GB"/>
-          <w14:ligatures w14:val="none"/>
-        </w:rPr>
-        <w:t>, the number of t</w:t>
-      </w:r>
-      <w:r>
-        <w:rPr>
-          <w:rFonts w:ascii="Noto Sans" w:eastAsia="Times New Roman" w:hAnsi="Noto Sans" w:cs="Noto Sans"/>
-          <w:kern w:val="0"/>
-          <w:sz w:val="21"/>
-          <w:szCs w:val="21"/>
-          <w:lang w:val="en-US" w:eastAsia="en-GB"/>
-          <w14:ligatures w14:val="none"/>
-        </w:rPr>
-        <w:t>imepoints</w:t>
-      </w:r>
-      <w:r>
-        <w:rPr>
-          <w:rFonts w:ascii="Noto Sans" w:eastAsia="Times New Roman" w:hAnsi="Noto Sans" w:cs="Noto Sans"/>
-          <w:kern w:val="0"/>
-          <w:sz w:val="21"/>
-          <w:szCs w:val="21"/>
-          <w:lang w:val="en-US" w:eastAsia="en-GB"/>
-          <w14:ligatures w14:val="none"/>
-        </w:rPr>
-        <w:t xml:space="preserve">, the follow up </w:t>
-      </w:r>
-      <w:r>
-        <w:rPr>
-          <w:rFonts w:ascii="Noto Sans" w:eastAsia="Times New Roman" w:hAnsi="Noto Sans" w:cs="Noto Sans"/>
-          <w:kern w:val="0"/>
-          <w:sz w:val="21"/>
-          <w:szCs w:val="21"/>
-          <w:lang w:val="en-US" w:eastAsia="en-GB"/>
-          <w14:ligatures w14:val="none"/>
-        </w:rPr>
-        <w:t>period</w:t>
-      </w:r>
-      <w:r>
-        <w:rPr>
-          <w:rFonts w:ascii="Noto Sans" w:eastAsia="Times New Roman" w:hAnsi="Noto Sans" w:cs="Noto Sans"/>
-          <w:kern w:val="0"/>
-          <w:sz w:val="21"/>
-          <w:szCs w:val="21"/>
-          <w:lang w:val="en-US" w:eastAsia="en-GB"/>
-          <w14:ligatures w14:val="none"/>
-        </w:rPr>
-        <w:t>, the outcome variables, and the p</w:t>
-      </w:r>
-      <w:r>
-        <w:rPr>
-          <w:rFonts w:ascii="Noto Sans" w:eastAsia="Times New Roman" w:hAnsi="Noto Sans" w:cs="Noto Sans"/>
-          <w:kern w:val="0"/>
-          <w:sz w:val="21"/>
-          <w:szCs w:val="21"/>
-          <w:lang w:val="en-US" w:eastAsia="en-GB"/>
-          <w14:ligatures w14:val="none"/>
-        </w:rPr>
-        <w:t>rimary analysis</w:t>
-      </w:r>
-      <w:r>
-        <w:rPr>
-          <w:rFonts w:ascii="Noto Sans" w:eastAsia="Times New Roman" w:hAnsi="Noto Sans" w:cs="Noto Sans"/>
-          <w:kern w:val="0"/>
-          <w:sz w:val="21"/>
-          <w:szCs w:val="21"/>
-          <w:lang w:val="en-US" w:eastAsia="en-GB"/>
-          <w14:ligatures w14:val="none"/>
-        </w:rPr>
-        <w:t xml:space="preserve">. </w:t>
-      </w:r>
-      <w:r>
-        <w:rPr>
-          <w:rFonts w:ascii="Noto Sans" w:eastAsia="Times New Roman" w:hAnsi="Noto Sans" w:cs="Noto Sans"/>
-          <w:kern w:val="0"/>
-          <w:sz w:val="21"/>
-          <w:szCs w:val="21"/>
-          <w:lang w:val="en-US" w:eastAsia="en-GB"/>
-          <w14:ligatures w14:val="none"/>
-        </w:rPr>
-        <w:t>I know of no other pair of studies with this many differences and merely a topical overlap between them that would be widely accepted as a replication of one another.</w:t>
-      </w:r>
-      <w:r>
-        <w:rPr>
-          <w:rFonts w:ascii="Noto Sans" w:eastAsia="Times New Roman" w:hAnsi="Noto Sans" w:cs="Noto Sans"/>
-          <w:kern w:val="0"/>
-          <w:sz w:val="21"/>
-          <w:szCs w:val="21"/>
-          <w:lang w:val="en-US" w:eastAsia="en-GB"/>
-          <w14:ligatures w14:val="none"/>
-        </w:rPr>
-        <w:t xml:space="preserve"> I have therefore elected not to tone down the text but leave it as is.</w:t>
-      </w:r>
-    </w:p>
-    <w:p>
-      <w:pPr>
-        <w:spacing w:before="100" w:beforeAutospacing="1" w:after="100" w:afterAutospacing="1"/>
-        <w:rPr>
-          <w:rFonts w:ascii="Noto Sans" w:eastAsia="Times New Roman" w:hAnsi="Noto Sans" w:cs="Noto Sans"/>
-          <w:kern w:val="0"/>
-          <w:sz w:val="21"/>
-          <w:szCs w:val="21"/>
-          <w:lang w:val="en-US" w:eastAsia="en-GB"/>
-          <w14:ligatures w14:val="none"/>
-        </w:rPr>
-      </w:pPr>
-    </w:p>
-    <w:p>
-      <w:pPr>
-        <w:spacing w:before="100" w:beforeAutospacing="1" w:after="100" w:afterAutospacing="1"/>
-        <w:rPr>
-          <w:rFonts w:ascii="Noto Sans" w:eastAsia="Times New Roman" w:hAnsi="Noto Sans" w:cs="Noto Sans"/>
-          <w:i/>
-          <w:iCs/>
-          <w:kern w:val="0"/>
-          <w:sz w:val="21"/>
-          <w:szCs w:val="21"/>
-          <w:lang w:val="en-US" w:eastAsia="en-GB"/>
-          <w14:ligatures w14:val="none"/>
-        </w:rPr>
-      </w:pPr>
-      <w:r>
-        <w:rPr>
-          <w:rFonts w:ascii="Noto Sans" w:eastAsia="Times New Roman" w:hAnsi="Noto Sans" w:cs="Noto Sans"/>
-          <w:i/>
-          <w:iCs/>
-          <w:kern w:val="0"/>
-          <w:sz w:val="21"/>
-          <w:szCs w:val="21"/>
-          <w:lang w:val="en-US" w:eastAsia="en-GB"/>
-          <w14:ligatures w14:val="none"/>
-        </w:rPr>
-        <w:t>(5) I noticed that the asterisks at “Impulsive Behavior Inventory (IBI)*” and “Emotional Behavior Inventory (EBI)*” seem to not lead anywhere, but maybe I am missing something?</w:t>
-      </w:r>
-    </w:p>
-    <w:p>
-      <w:pPr>
-        <w:spacing w:before="100" w:beforeAutospacing="1" w:after="100" w:afterAutospacing="1"/>
-        <w:rPr>
-          <w:rFonts w:ascii="Noto Sans" w:eastAsia="Times New Roman" w:hAnsi="Noto Sans" w:cs="Noto Sans"/>
-          <w:kern w:val="0"/>
-          <w:sz w:val="21"/>
-          <w:szCs w:val="21"/>
-          <w:lang w:val="en-US" w:eastAsia="en-GB"/>
-          <w14:ligatures w14:val="none"/>
-        </w:rPr>
-      </w:pPr>
-      <w:r>
-        <w:rPr>
-          <w:rFonts w:ascii="Noto Sans" w:eastAsia="Times New Roman" w:hAnsi="Noto Sans" w:cs="Noto Sans"/>
-          <w:kern w:val="0"/>
-          <w:sz w:val="21"/>
-          <w:szCs w:val="21"/>
-          <w:lang w:val="en-US" w:eastAsia="en-GB"/>
-          <w14:ligatures w14:val="none"/>
-        </w:rPr>
-        <w:t xml:space="preserve">Typo – corrected. </w:t>
-      </w:r>
-    </w:p>
-    <w:p>
-      <w:pPr>
-        <w:spacing w:before="100" w:beforeAutospacing="1" w:after="100" w:afterAutospacing="1"/>
-        <w:rPr>
-          <w:rFonts w:ascii="Noto Sans" w:eastAsia="Times New Roman" w:hAnsi="Noto Sans" w:cs="Noto Sans"/>
-          <w:kern w:val="0"/>
-          <w:sz w:val="21"/>
-          <w:szCs w:val="21"/>
-          <w:lang w:val="en-US" w:eastAsia="en-GB"/>
-          <w14:ligatures w14:val="none"/>
-        </w:rPr>
-      </w:pPr>
-    </w:p>
-    <w:p>
-      <w:pPr>
-        <w:spacing w:before="100" w:beforeAutospacing="1" w:after="100" w:afterAutospacing="1"/>
-        <w:rPr>
-          <w:rFonts w:ascii="Noto Sans" w:eastAsia="Times New Roman" w:hAnsi="Noto Sans" w:cs="Noto Sans"/>
-          <w:i/>
-          <w:iCs/>
-          <w:kern w:val="0"/>
-          <w:sz w:val="21"/>
-          <w:szCs w:val="21"/>
-          <w:lang w:val="en-US" w:eastAsia="en-GB"/>
-          <w14:ligatures w14:val="none"/>
-        </w:rPr>
-      </w:pPr>
-      <w:r>
-        <w:rPr>
-          <w:rFonts w:ascii="Noto Sans" w:eastAsia="Times New Roman" w:hAnsi="Noto Sans" w:cs="Noto Sans"/>
-          <w:i/>
-          <w:iCs/>
-          <w:kern w:val="0"/>
-          <w:sz w:val="21"/>
-          <w:szCs w:val="21"/>
-          <w:lang w:val="en-US" w:eastAsia="en-GB"/>
-          <w14:ligatures w14:val="none"/>
-        </w:rPr>
-        <w:t>(6) Right at the end of the manuscript, the author explains the systemic impact he hopes to support with this work and says: “this manuscript advocates for a form of epistemic justice where the validity of scientific claims is determined by the credibility of the scientific claims over other factors” (p. 10). The “other factors” reads “seniority etc.” to me, but maybe that could be further clarified.</w:t>
-      </w:r>
-    </w:p>
-    <w:p>
-      <w:pPr>
-        <w:spacing w:before="100" w:beforeAutospacing="1" w:after="100" w:afterAutospacing="1"/>
-        <w:rPr>
-          <w:rFonts w:ascii="Noto Sans" w:eastAsia="Times New Roman" w:hAnsi="Noto Sans" w:cs="Noto Sans"/>
-          <w:kern w:val="0"/>
-          <w:sz w:val="21"/>
-          <w:szCs w:val="21"/>
-          <w:lang w:val="en-US" w:eastAsia="en-GB"/>
-          <w14:ligatures w14:val="none"/>
-        </w:rPr>
-      </w:pPr>
-      <w:r>
-        <w:rPr>
-          <w:rFonts w:ascii="Noto Sans" w:eastAsia="Times New Roman" w:hAnsi="Noto Sans" w:cs="Noto Sans"/>
-          <w:kern w:val="0"/>
-          <w:sz w:val="21"/>
-          <w:szCs w:val="21"/>
-          <w:lang w:val="en-US" w:eastAsia="en-GB"/>
-          <w14:ligatures w14:val="none"/>
-        </w:rPr>
-        <w:t xml:space="preserve">My understanding of this statement is that it should be quite brief – to elaborate the various other factors that could prevail would take quite some space, while remaining to give the same take home message (i.e., it should be credibility over everything else). </w:t>
-      </w:r>
-    </w:p>
-    <w:p>
-      <w:pPr>
-        <w:spacing w:before="100" w:beforeAutospacing="1" w:after="100" w:afterAutospacing="1"/>
-        <w:rPr>
-          <w:rFonts w:ascii="Noto Sans" w:eastAsia="Times New Roman" w:hAnsi="Noto Sans" w:cs="Noto Sans"/>
-          <w:kern w:val="0"/>
-          <w:sz w:val="21"/>
-          <w:szCs w:val="21"/>
-          <w:lang w:val="en-US" w:eastAsia="en-GB"/>
-          <w14:ligatures w14:val="none"/>
-        </w:rPr>
-      </w:pPr>
-    </w:p>
-    <w:p>
-      <w:pPr>
-        <w:spacing w:before="100" w:beforeAutospacing="1" w:after="100" w:afterAutospacing="1"/>
-        <w:rPr>
-          <w:rFonts w:ascii="Noto Sans" w:eastAsia="Times New Roman" w:hAnsi="Noto Sans" w:cs="Noto Sans"/>
-          <w:kern w:val="0"/>
-          <w:sz w:val="21"/>
-          <w:szCs w:val="21"/>
-          <w:lang w:val="en-US" w:eastAsia="en-GB"/>
-          <w14:ligatures w14:val="none"/>
-        </w:rPr>
-      </w:pPr>
-      <w:r>
-        <w:rPr>
-          <w:rFonts w:ascii="Noto Sans" w:eastAsia="Times New Roman" w:hAnsi="Noto Sans" w:cs="Noto Sans"/>
-          <w:kern w:val="0"/>
-          <w:sz w:val="21"/>
-          <w:szCs w:val="21"/>
-          <w:lang w:val="en-US" w:eastAsia="en-GB"/>
-          <w14:ligatures w14:val="none"/>
-        </w:rPr>
-        <w:t> </w:t>
-      </w:r>
-    </w:p>
-    <w:p>
-      <w:pPr>
-        <w:spacing w:before="100" w:beforeAutospacing="1" w:after="100" w:afterAutospacing="1"/>
-        <w:rPr>
-          <w:rFonts w:ascii="Noto Sans" w:eastAsia="Times New Roman" w:hAnsi="Noto Sans" w:cs="Noto Sans"/>
-          <w:i/>
-          <w:iCs/>
-          <w:kern w:val="0"/>
-          <w:sz w:val="21"/>
-          <w:szCs w:val="21"/>
-          <w:lang w:val="en-US" w:eastAsia="en-GB"/>
-          <w14:ligatures w14:val="none"/>
-        </w:rPr>
-      </w:pPr>
-      <w:r>
-        <w:rPr>
-          <w:rFonts w:ascii="Noto Sans" w:eastAsia="Times New Roman" w:hAnsi="Noto Sans" w:cs="Noto Sans"/>
-          <w:i/>
-          <w:iCs/>
-          <w:kern w:val="0"/>
-          <w:sz w:val="21"/>
-          <w:szCs w:val="21"/>
-          <w:lang w:val="en-US" w:eastAsia="en-GB"/>
-          <w14:ligatures w14:val="none"/>
-        </w:rPr>
         <w:t>All in all, I enjoyed reading this article very much, and hope to see more re-analyses on such a thorough level in the literature. I look forward to the author’s comments to my suggestions and hope to see the final paper published soon.</w:t>
       </w:r>
     </w:p>
@@ -4864,7 +4304,6 @@
           <w:lang w:val="en-US" w:eastAsia="en-GB"/>
           <w14:ligatures w14:val="none"/>
         </w:rPr>
-        <w:lastRenderedPageBreak/>
         <w:t>I thank the reviewer again for his kind words!</w:t>
       </w:r>
     </w:p>
@@ -4938,7 +4377,7 @@
         </w:rPr>
         <w:t>I base this review on the preprint, as well as the material (incl. supplement) shared on the OSF (</w:t>
       </w:r>
-      <w:hyperlink r:id="rId6" w:history="1">
+      <w:hyperlink r:id="rId7" w:history="1">
         <w:r>
           <w:rPr>
             <w:rFonts w:ascii="Noto Sans" w:eastAsia="Times New Roman" w:hAnsi="Noto Sans" w:cs="Noto Sans"/>
@@ -4994,6 +4433,7 @@
           <w:lang w:val="en-US" w:eastAsia="en-GB"/>
           <w14:ligatures w14:val="none"/>
         </w:rPr>
+        <w:lastRenderedPageBreak/>
         <w:t>I am no expert on the topics of Acceptance and Commitment Therapy or Relational Frame Theory and therefore focus on the methodological and statistical choices and arguments made.</w:t>
       </w:r>
     </w:p>
@@ -5199,25 +4639,55 @@
         <w:rPr>
           <w:lang w:val="en-US"/>
         </w:rPr>
-        <w:t>“</w:t>
+        <w:t xml:space="preserve">“RFT is a modern behaviorist account of language and higher cognition in terms of humans’ ability to relate stimuli in complex ways. An introduction to ACT and RFT, and the long-debated link between the two, is beyond the scope of this article, but readers can find longer treatments of these issues in Barnes-Holmes et al., </w:t>
       </w:r>
       <w:r>
         <w:rPr>
           <w:lang w:val="en-US"/>
         </w:rPr>
-        <w:t xml:space="preserve">RFT is a modern behaviorist account of language and higher cognition in terms of humans’ ability to relate stimuli in complex ways. An introduction to ACT and RFT, and the long-debated link between the two, is beyond the scope of this article, but readers can find longer treatments of these issues in Barnes-Holmes et al., </w:t>
+        <w:fldChar w:fldCharType="begin"/>
       </w:r>
       <w:r>
         <w:rPr>
           <w:lang w:val="en-US"/>
         </w:rPr>
+        <w:instrText xml:space="preserve"> ADDIN ZOTERO_ITEM CSL_CITATION {"citationID":"RElOtTei","properties":{"unsorted":false,"formattedCitation":"(2015)","plainCitation":"(2015)","noteIndex":0},"citationItems":[{"id":2711,"uris":["http://zotero.org/users/1687755/items/P3KU2EWX"],"itemData":{"id":2711,"type":"chapter","container-title":"The Wiley Handbook of Contextual Behavioral Science","page":"365–382","publisher":"Blackwell-Wiley","publisher-place":"New York, NY","title":"Scientific ambition: The relationship between Relational Frame Theory and middle-level terms in acceptance and commitment therapy","URL":"http://onlinelibrary.wiley.com/doi/10.1002/9781118489857.ch18/","author":[{"family":"Barnes-Holmes","given":"Yvonne"},{"family":"Hussey","given":"Ian"},{"family":"McEnteggart","given":"Ciara"},{"family":"Barnes-Holmes","given":"Dermot"},{"family":"Foody","given":"Mairéad"}],"editor":[{"family":"Zettle","given":"Robert D"},{"family":"Hayes","given":"Steven C."},{"family":"Barnes-Holmes","given":"Dermot"},{"family":"Biglan","given":"Anthony"}],"issued":{"date-parts":[["2015"]]}},"suppress-author":true}],"schema":"https://github.com/citation-style-language/schema/raw/master/csl-citation.json"} </w:instrText>
+      </w:r>
+      <w:r>
+        <w:rPr>
+          <w:lang w:val="en-US"/>
+        </w:rPr>
+        <w:fldChar w:fldCharType="separate"/>
+      </w:r>
+      <w:r>
+        <w:rPr>
+          <w:lang w:val="en-US"/>
+        </w:rPr>
+        <w:t>(2015)</w:t>
+      </w:r>
+      <w:r>
+        <w:rPr>
+          <w:lang w:val="en-US"/>
+        </w:rPr>
+        <w:fldChar w:fldCharType="end"/>
+      </w:r>
+      <w:r>
+        <w:rPr>
+          <w:lang w:val="en-US"/>
+        </w:rPr>
+        <w:t xml:space="preserve"> and McLoughlin and Roche </w:t>
+      </w:r>
+      <w:r>
+        <w:rPr>
+          <w:lang w:val="en-US"/>
+        </w:rPr>
         <w:fldChar w:fldCharType="begin"/>
       </w:r>
       <w:r>
         <w:rPr>
           <w:lang w:val="en-US"/>
         </w:rPr>
-        <w:instrText xml:space="preserve"> ADDIN ZOTERO_ITEM CSL_CITATION {"citationID":"RElOtTei","properties":{"unsorted":false,"formattedCitation":"(2015)","plainCitation":"(2015)","noteIndex":0},"citationItems":[{"id":2711,"uris":["http://zotero.org/users/1687755/items/P3KU2EWX"],"itemData":{"id":2711,"type":"chapter","container-title":"The Wiley Handbook of Contextual Behavioral Science","page":"365–382","publisher":"Blackwell-Wiley","publisher-place":"New York, NY","title":"Scientific ambition: The relationship between Relational Frame Theory and middle-level terms in acceptance and commitment therapy","URL":"http://onlinelibrary.wiley.com/doi/10.1002/9781118489857.ch18/","author":[{"family":"Barnes-Holmes","given":"Yvonne"},{"family":"Hussey","given":"Ian"},{"family":"McEnteggart","given":"Ciara"},{"family":"Barnes-Holmes","given":"Dermot"},{"family":"Foody","given":"Mairéad"}],"editor":[{"family":"Zettle","given":"Robert D"},{"family":"Hayes","given":"Steven C."},{"family":"Barnes-Holmes","given":"Dermot"},{"family":"Biglan","given":"Anthony"}],"issued":{"date-parts":[["2015"]]}},"suppress-author":true}],"schema":"https://github.com/citation-style-language/schema/raw/master/csl-citation.json"} </w:instrText>
+        <w:instrText xml:space="preserve"> ADDIN ZOTERO_ITEM CSL_CITATION {"citationID":"tCSqi0pB","properties":{"unsorted":false,"formattedCitation":"(2022)","plainCitation":"(2022)","noteIndex":0},"citationItems":[{"id":4834,"uris":["http://zotero.org/users/1687755/items/HYYUSMSB"],"itemData":{"id":4834,"type":"article-journal","abstract":"A large array of randomized controlled trials and meta-analyses have determined the efficacy of Acceptance and Commitment Therapy (ACT). However, determining that ACT works does not tell us how it works. This is especially important to understand given the current emphasis on Process-Based Therapy, the promise of which is to identify manipulable causal mediators of change in psychotherapy, and how their effectiveness is moderated by individual contexts. This paper outlines four key areas of concern regarding ACT’s status as a Process-Based Therapy. First, the relationship between ACT and Relational Frame Theory has been widely asserted but not yet properly substantiated. Second, most of the studies on ACT’s core process of change, psychological flexibility, have used invalid measures. Third, while lots of research indicates means by which individuals can be helped to behave consistently with their values, there is virtually no research on how to help people effectively clarify their values in the first instance, or indeed, on an iterative basis. Finally, the philosophy underlying ACT permits a-moral instrumentalism, presenting several ethical challenges. We end by making several recommendations for coherent methodological, conceptual, and practical progress within ACT research and therapy.","container-title":"Behavior Therapy","DOI":"10.1016/j.beth.2022.07.010","ISSN":"00057894","journalAbbreviation":"Behavior Therapy","language":"en","page":"S0005789422001022","source":"DOI.org (Crossref)","title":"ACT: A Process-Based Therapy in search of a process","title-short":"ACT","author":[{"family":"McLoughlin","given":"Shane"},{"family":"Roche","given":"Bryan T."}],"issued":{"date-parts":[["2022",8]]}},"suppress-author":true}],"schema":"https://github.com/citation-style-language/schema/raw/master/csl-citation.json"} </w:instrText>
       </w:r>
       <w:r>
         <w:rPr>
@@ -5229,7 +4699,7 @@
         <w:rPr>
           <w:lang w:val="en-US"/>
         </w:rPr>
-        <w:t>(2015)</w:t>
+        <w:t>(2022)</w:t>
       </w:r>
       <w:r>
         <w:rPr>
@@ -5241,243 +4711,672 @@
         <w:rPr>
           <w:lang w:val="en-US"/>
         </w:rPr>
-        <w:t xml:space="preserve"> and McLoughlin and Roche </w:t>
-      </w:r>
+        <w:t xml:space="preserve">. For the purposes of the current article, it is </w:t>
+      </w:r>
+      <w:proofErr w:type="gramStart"/>
       <w:r>
         <w:rPr>
           <w:lang w:val="en-US"/>
         </w:rPr>
-        <w:fldChar w:fldCharType="begin"/>
-      </w:r>
+        <w:t>suffice</w:t>
+      </w:r>
+      <w:proofErr w:type="gramEnd"/>
       <w:r>
         <w:rPr>
           <w:lang w:val="en-US"/>
         </w:rPr>
-        <w:instrText xml:space="preserve"> ADDIN ZOTERO_ITEM CSL_CITATION {"citationID":"tCSqi0pB","properties":{"unsorted":false,"formattedCitation":"(2022)","plainCitation":"(2022)","noteIndex":0},"citationItems":[{"id":4834,"uris":["http://zotero.org/users/1687755/items/HYYUSMSB"],"itemData":{"id":4834,"type":"article-journal","abstract":"A large array of randomized controlled trials and meta-analyses have determined the efficacy of Acceptance and Commitment Therapy (ACT). However, determining that ACT works does not tell us how it works. This is especially important to understand given the current emphasis on Process-Based Therapy, the promise of which is to identify manipulable causal mediators of change in psychotherapy, and how their effectiveness is moderated by individual contexts. This paper outlines four key areas of concern regarding ACT’s status as a Process-Based Therapy. First, the relationship between ACT and Relational Frame Theory has been widely asserted but not yet properly substantiated. Second, most of the studies on ACT’s core process of change, psychological flexibility, have used invalid measures. Third, while lots of research indicates means by which individuals can be helped to behave consistently with their values, there is virtually no research on how to help people effectively clarify their values in the first instance, or indeed, on an iterative basis. Finally, the philosophy underlying ACT permits a-moral instrumentalism, presenting several ethical challenges. We end by making several recommendations for coherent methodological, conceptual, and practical progress within ACT research and therapy.","container-title":"Behavior Therapy","DOI":"10.1016/j.beth.2022.07.010","ISSN":"00057894","journalAbbreviation":"Behavior Therapy","language":"en","page":"S0005789422001022","source":"DOI.org (Crossref)","title":"ACT: A Process-Based Therapy in search of a process","title-short":"ACT","author":[{"family":"McLoughlin","given":"Shane"},{"family":"Roche","given":"Bryan T."}],"issued":{"date-parts":[["2022",8]]}},"suppress-author":true}],"schema":"https://github.com/citation-style-language/schema/raw/master/csl-citation.json"} </w:instrText>
-      </w:r>
+        <w:t xml:space="preserve"> to say that Foody et al. (2013) argued </w:t>
+      </w:r>
+      <w:proofErr w:type="gramStart"/>
       <w:r>
         <w:rPr>
           <w:lang w:val="en-US"/>
         </w:rPr>
-        <w:fldChar w:fldCharType="separate"/>
-      </w:r>
+        <w:t>that..</w:t>
+      </w:r>
+      <w:proofErr w:type="gramEnd"/>
       <w:r>
         <w:rPr>
           <w:lang w:val="en-US"/>
         </w:rPr>
-        <w:t>(2022)</w:t>
-      </w:r>
-      <w:r>
+        <w:t>”</w:t>
+      </w:r>
+    </w:p>
+    <w:p>
+      <w:pPr>
+        <w:spacing w:before="100" w:beforeAutospacing="1" w:after="100" w:afterAutospacing="1"/>
+        <w:rPr>
+          <w:rFonts w:ascii="Noto Sans" w:eastAsia="Times New Roman" w:hAnsi="Noto Sans" w:cs="Noto Sans"/>
+          <w:kern w:val="0"/>
+          <w:sz w:val="21"/>
+          <w:szCs w:val="21"/>
+          <w:lang w:val="en-US" w:eastAsia="en-GB"/>
+          <w14:ligatures w14:val="none"/>
+        </w:rPr>
+      </w:pPr>
+    </w:p>
+    <w:p>
+      <w:pPr>
+        <w:spacing w:before="100" w:beforeAutospacing="1" w:after="100" w:afterAutospacing="1"/>
+        <w:rPr>
+          <w:rFonts w:ascii="Noto Sans" w:eastAsia="Times New Roman" w:hAnsi="Noto Sans" w:cs="Noto Sans"/>
+          <w:i/>
+          <w:iCs/>
+          <w:kern w:val="0"/>
+          <w:sz w:val="21"/>
+          <w:szCs w:val="21"/>
+          <w:lang w:val="en-US" w:eastAsia="en-GB"/>
+          <w14:ligatures w14:val="none"/>
+        </w:rPr>
+      </w:pPr>
+      <w:r>
+        <w:rPr>
+          <w:rFonts w:ascii="Noto Sans" w:eastAsia="Times New Roman" w:hAnsi="Noto Sans" w:cs="Noto Sans"/>
+          <w:i/>
+          <w:iCs/>
+          <w:kern w:val="0"/>
+          <w:sz w:val="21"/>
+          <w:szCs w:val="21"/>
+          <w:lang w:val="en-US" w:eastAsia="en-GB"/>
+          <w14:ligatures w14:val="none"/>
+        </w:rPr>
+        <w:t>(2) Do Foody et al. (2015) state themselves, clearly, that the replication failed? Given that the original study by Foody et al. (2013) seems to be taken at face value, I wonder if the same is true for the replication study. Of course, this comment does not absolve readers to carefully read the two studies and evaluate the claims.</w:t>
+      </w:r>
+    </w:p>
+    <w:p>
+      <w:pPr>
+        <w:spacing w:before="100" w:beforeAutospacing="1" w:after="100" w:afterAutospacing="1"/>
+        <w:rPr>
+          <w:rFonts w:ascii="Noto Sans" w:eastAsia="Times New Roman" w:hAnsi="Noto Sans" w:cs="Noto Sans"/>
+          <w:kern w:val="0"/>
+          <w:sz w:val="21"/>
+          <w:szCs w:val="21"/>
+          <w:lang w:val="en-US" w:eastAsia="en-GB"/>
+          <w14:ligatures w14:val="none"/>
+        </w:rPr>
+      </w:pPr>
+      <w:r>
+        <w:rPr>
+          <w:rFonts w:ascii="Noto Sans" w:eastAsia="Times New Roman" w:hAnsi="Noto Sans" w:cs="Noto Sans"/>
+          <w:kern w:val="0"/>
+          <w:sz w:val="21"/>
+          <w:szCs w:val="21"/>
+          <w:lang w:val="en-US" w:eastAsia="en-GB"/>
+          <w14:ligatures w14:val="none"/>
+        </w:rPr>
+        <w:t xml:space="preserve">I thank the reviewer for their keen eye here. Foody et al. (2015) state </w:t>
+      </w:r>
+      <w:r>
+        <w:rPr>
+          <w:rFonts w:ascii="Noto Sans" w:eastAsia="Times New Roman" w:hAnsi="Noto Sans" w:cs="Noto Sans"/>
+          <w:kern w:val="0"/>
+          <w:sz w:val="21"/>
+          <w:szCs w:val="21"/>
+          <w:lang w:val="en-US" w:eastAsia="en-GB"/>
+          <w14:ligatures w14:val="none"/>
+        </w:rPr>
+        <w:t xml:space="preserve">somewhat </w:t>
+      </w:r>
+      <w:r>
+        <w:rPr>
+          <w:rFonts w:ascii="Noto Sans" w:eastAsia="Times New Roman" w:hAnsi="Noto Sans" w:cs="Noto Sans"/>
+          <w:kern w:val="0"/>
+          <w:sz w:val="21"/>
+          <w:szCs w:val="21"/>
+          <w:lang w:val="en-US" w:eastAsia="en-GB"/>
+          <w14:ligatures w14:val="none"/>
+        </w:rPr>
+        <w:t>generously</w:t>
+      </w:r>
+      <w:r>
+        <w:rPr>
+          <w:rFonts w:ascii="Noto Sans" w:eastAsia="Times New Roman" w:hAnsi="Noto Sans" w:cs="Noto Sans"/>
+          <w:kern w:val="0"/>
+          <w:sz w:val="21"/>
+          <w:szCs w:val="21"/>
+          <w:lang w:val="en-US" w:eastAsia="en-GB"/>
+          <w14:ligatures w14:val="none"/>
+        </w:rPr>
+        <w:t xml:space="preserve"> that </w:t>
+      </w:r>
+      <w:r>
+        <w:rPr>
+          <w:rFonts w:ascii="Noto Sans" w:eastAsia="Times New Roman" w:hAnsi="Noto Sans" w:cs="Noto Sans"/>
+          <w:kern w:val="0"/>
+          <w:sz w:val="21"/>
+          <w:szCs w:val="21"/>
+          <w:lang w:val="en-US" w:eastAsia="en-GB"/>
+          <w14:ligatures w14:val="none"/>
+        </w:rPr>
+        <w:t xml:space="preserve">their “prediction was somewhat supported” (abstract), however this claim is mired in </w:t>
+      </w:r>
+      <w:r>
+        <w:rPr>
+          <w:rFonts w:ascii="Noto Sans" w:eastAsia="Times New Roman" w:hAnsi="Noto Sans" w:cs="Noto Sans"/>
+          <w:kern w:val="0"/>
+          <w:sz w:val="21"/>
+          <w:szCs w:val="21"/>
+          <w:lang w:val="en-US" w:eastAsia="en-GB"/>
+          <w14:ligatures w14:val="none"/>
+        </w:rPr>
+        <w:lastRenderedPageBreak/>
+        <w:t xml:space="preserve">the same misalignment between analysis and claim, low power, lack of control condition etc. </w:t>
+      </w:r>
+      <w:r>
+        <w:rPr>
+          <w:rFonts w:ascii="Noto Sans" w:eastAsia="Times New Roman" w:hAnsi="Noto Sans" w:cs="Noto Sans"/>
+          <w:kern w:val="0"/>
+          <w:sz w:val="21"/>
+          <w:szCs w:val="21"/>
+          <w:lang w:val="en-US" w:eastAsia="en-GB"/>
+          <w14:ligatures w14:val="none"/>
+        </w:rPr>
+        <w:t xml:space="preserve">Brandolini's law plays a strong role in which issues I try to tackle in this article. </w:t>
+      </w:r>
+      <w:r>
+        <w:rPr>
+          <w:rFonts w:ascii="Noto Sans" w:eastAsia="Times New Roman" w:hAnsi="Noto Sans" w:cs="Noto Sans"/>
+          <w:kern w:val="0"/>
+          <w:sz w:val="21"/>
+          <w:szCs w:val="21"/>
+          <w:lang w:val="en-US" w:eastAsia="en-GB"/>
+          <w14:ligatures w14:val="none"/>
+        </w:rPr>
+        <w:t xml:space="preserve">The review of how other authors cite Foody et al., (2013, 2015) does not reveal evidence of such careful reading, with the one exception already mentioned in text. </w:t>
+      </w:r>
+      <w:proofErr w:type="gramStart"/>
+      <w:r>
+        <w:rPr>
+          <w:rFonts w:ascii="Noto Sans" w:eastAsia="Times New Roman" w:hAnsi="Noto Sans" w:cs="Noto Sans"/>
+          <w:kern w:val="0"/>
+          <w:sz w:val="21"/>
+          <w:szCs w:val="21"/>
+          <w:lang w:val="en-US" w:eastAsia="en-GB"/>
+          <w14:ligatures w14:val="none"/>
+        </w:rPr>
+        <w:t>In order to</w:t>
+      </w:r>
+      <w:proofErr w:type="gramEnd"/>
+      <w:r>
+        <w:rPr>
+          <w:rFonts w:ascii="Noto Sans" w:eastAsia="Times New Roman" w:hAnsi="Noto Sans" w:cs="Noto Sans"/>
+          <w:kern w:val="0"/>
+          <w:sz w:val="21"/>
+          <w:szCs w:val="21"/>
+          <w:lang w:val="en-US" w:eastAsia="en-GB"/>
+          <w14:ligatures w14:val="none"/>
+        </w:rPr>
+        <w:t xml:space="preserve"> keep the scope of the current article clear and feasible, I have consciously elected not to try to also elicit all </w:t>
+      </w:r>
+      <w:r>
+        <w:rPr>
+          <w:rFonts w:ascii="Noto Sans" w:eastAsia="Times New Roman" w:hAnsi="Noto Sans" w:cs="Noto Sans"/>
+          <w:kern w:val="0"/>
+          <w:sz w:val="21"/>
+          <w:szCs w:val="21"/>
+          <w:lang w:val="en-US" w:eastAsia="en-GB"/>
+          <w14:ligatures w14:val="none"/>
+        </w:rPr>
+        <w:t xml:space="preserve">the </w:t>
+      </w:r>
+      <w:r>
+        <w:rPr>
+          <w:rFonts w:ascii="Noto Sans" w:eastAsia="Times New Roman" w:hAnsi="Noto Sans" w:cs="Noto Sans"/>
+          <w:kern w:val="0"/>
+          <w:sz w:val="21"/>
+          <w:szCs w:val="21"/>
+          <w:lang w:val="en-US" w:eastAsia="en-GB"/>
+          <w14:ligatures w14:val="none"/>
+        </w:rPr>
+        <w:t xml:space="preserve">distinct issues in the replication study. </w:t>
+      </w:r>
+    </w:p>
+    <w:p>
+      <w:pPr>
+        <w:spacing w:before="100" w:beforeAutospacing="1" w:after="100" w:afterAutospacing="1"/>
+        <w:rPr>
+          <w:rFonts w:ascii="Noto Sans" w:eastAsia="Times New Roman" w:hAnsi="Noto Sans" w:cs="Noto Sans"/>
+          <w:kern w:val="0"/>
+          <w:sz w:val="21"/>
+          <w:szCs w:val="21"/>
+          <w:lang w:val="en-US" w:eastAsia="en-GB"/>
+          <w14:ligatures w14:val="none"/>
+        </w:rPr>
+      </w:pPr>
+    </w:p>
+    <w:p>
+      <w:pPr>
+        <w:spacing w:before="100" w:beforeAutospacing="1" w:after="100" w:afterAutospacing="1"/>
+        <w:rPr>
+          <w:rFonts w:ascii="Noto Sans" w:eastAsia="Times New Roman" w:hAnsi="Noto Sans" w:cs="Noto Sans"/>
+          <w:i/>
+          <w:iCs/>
+          <w:kern w:val="0"/>
+          <w:sz w:val="21"/>
+          <w:szCs w:val="21"/>
+          <w:lang w:val="en-US" w:eastAsia="en-GB"/>
+          <w14:ligatures w14:val="none"/>
+        </w:rPr>
+      </w:pPr>
+      <w:r>
+        <w:rPr>
+          <w:rFonts w:ascii="Noto Sans" w:eastAsia="Times New Roman" w:hAnsi="Noto Sans" w:cs="Noto Sans"/>
+          <w:i/>
+          <w:iCs/>
+          <w:kern w:val="0"/>
+          <w:sz w:val="21"/>
+          <w:szCs w:val="21"/>
+          <w:lang w:val="en-US" w:eastAsia="en-GB"/>
+          <w14:ligatures w14:val="none"/>
+        </w:rPr>
+        <w:t>(3) Presentation order: Would it make for a better flow to have the section (including subsections) entitled "Summary of Foody et al. (2013) before the section (including subsections) entitled "The Impact of Foody et al. (2013, 2015)"?</w:t>
+      </w:r>
+    </w:p>
+    <w:p>
+      <w:pPr>
+        <w:spacing w:before="100" w:beforeAutospacing="1" w:after="100" w:afterAutospacing="1"/>
+        <w:rPr>
+          <w:rFonts w:ascii="Noto Sans" w:eastAsia="Times New Roman" w:hAnsi="Noto Sans" w:cs="Noto Sans"/>
+          <w:kern w:val="0"/>
+          <w:sz w:val="21"/>
+          <w:szCs w:val="21"/>
+          <w:lang w:val="en-US" w:eastAsia="en-GB"/>
+          <w14:ligatures w14:val="none"/>
+        </w:rPr>
+      </w:pPr>
+      <w:r>
+        <w:rPr>
+          <w:rFonts w:ascii="Noto Sans" w:eastAsia="Times New Roman" w:hAnsi="Noto Sans" w:cs="Noto Sans"/>
+          <w:kern w:val="0"/>
+          <w:sz w:val="21"/>
+          <w:szCs w:val="21"/>
+          <w:lang w:val="en-US" w:eastAsia="en-GB"/>
+          <w14:ligatures w14:val="none"/>
+        </w:rPr>
+        <w:t xml:space="preserve">Thank you, this is a useful suggestion. I considered this, but the ordering of the subsequent sections then becomes harder: the discussion of Foody’s method leads naturally into the </w:t>
+      </w:r>
+      <w:r>
+        <w:rPr>
+          <w:rFonts w:ascii="Noto Sans" w:eastAsia="Times New Roman" w:hAnsi="Noto Sans" w:cs="Noto Sans"/>
+          <w:kern w:val="0"/>
+          <w:sz w:val="21"/>
+          <w:szCs w:val="21"/>
+          <w:lang w:val="en-US" w:eastAsia="en-GB"/>
+          <w14:ligatures w14:val="none"/>
+        </w:rPr>
+        <w:t>critique</w:t>
+      </w:r>
+      <w:r>
+        <w:rPr>
+          <w:rFonts w:ascii="Noto Sans" w:eastAsia="Times New Roman" w:hAnsi="Noto Sans" w:cs="Noto Sans"/>
+          <w:kern w:val="0"/>
+          <w:sz w:val="21"/>
+          <w:szCs w:val="21"/>
+          <w:lang w:val="en-US" w:eastAsia="en-GB"/>
+          <w14:ligatures w14:val="none"/>
+        </w:rPr>
+        <w:t xml:space="preserve"> of the method, which would be disrupted if I zoomed out again to the study’s impact. I have therefore stuck to the ‘inverted triangle’ introduction that starts broad and gets more specific as it goes, until it meets the current study’s method. Thank you for the thoughts on the </w:t>
+      </w:r>
+      <w:proofErr w:type="gramStart"/>
+      <w:r>
+        <w:rPr>
+          <w:rFonts w:ascii="Noto Sans" w:eastAsia="Times New Roman" w:hAnsi="Noto Sans" w:cs="Noto Sans"/>
+          <w:kern w:val="0"/>
+          <w:sz w:val="21"/>
+          <w:szCs w:val="21"/>
+          <w:lang w:val="en-US" w:eastAsia="en-GB"/>
+          <w14:ligatures w14:val="none"/>
+        </w:rPr>
+        <w:t>high level</w:t>
+      </w:r>
+      <w:proofErr w:type="gramEnd"/>
+      <w:r>
+        <w:rPr>
+          <w:rFonts w:ascii="Noto Sans" w:eastAsia="Times New Roman" w:hAnsi="Noto Sans" w:cs="Noto Sans"/>
+          <w:kern w:val="0"/>
+          <w:sz w:val="21"/>
+          <w:szCs w:val="21"/>
+          <w:lang w:val="en-US" w:eastAsia="en-GB"/>
+          <w14:ligatures w14:val="none"/>
+        </w:rPr>
+        <w:t xml:space="preserve"> structure/flow, I appreciate it.</w:t>
+      </w:r>
+    </w:p>
+    <w:p>
+      <w:pPr>
+        <w:spacing w:before="100" w:beforeAutospacing="1" w:after="100" w:afterAutospacing="1"/>
+        <w:rPr>
+          <w:rFonts w:ascii="Noto Sans" w:eastAsia="Times New Roman" w:hAnsi="Noto Sans" w:cs="Noto Sans"/>
+          <w:kern w:val="0"/>
+          <w:sz w:val="21"/>
+          <w:szCs w:val="21"/>
+          <w:lang w:val="en-US" w:eastAsia="en-GB"/>
+          <w14:ligatures w14:val="none"/>
+        </w:rPr>
+      </w:pPr>
+    </w:p>
+    <w:p>
+      <w:pPr>
+        <w:spacing w:before="100" w:beforeAutospacing="1" w:after="100" w:afterAutospacing="1"/>
+        <w:rPr>
+          <w:rFonts w:ascii="Noto Sans" w:eastAsia="Times New Roman" w:hAnsi="Noto Sans" w:cs="Noto Sans"/>
+          <w:i/>
+          <w:iCs/>
+          <w:kern w:val="0"/>
+          <w:sz w:val="21"/>
+          <w:szCs w:val="21"/>
+          <w:lang w:val="en-US" w:eastAsia="en-GB"/>
+          <w14:ligatures w14:val="none"/>
+        </w:rPr>
+      </w:pPr>
+      <w:r>
+        <w:rPr>
+          <w:rFonts w:ascii="Noto Sans" w:eastAsia="Times New Roman" w:hAnsi="Noto Sans" w:cs="Noto Sans"/>
+          <w:i/>
+          <w:iCs/>
+          <w:kern w:val="0"/>
+          <w:sz w:val="21"/>
+          <w:szCs w:val="21"/>
+          <w:lang w:val="en-US" w:eastAsia="en-GB"/>
+          <w14:ligatures w14:val="none"/>
+        </w:rPr>
+        <w:t>(4) Can you provide more explanation regarding the interpretation of the bottom parts of figures 2 and 3? I assume readers unfamiliar with multiverse analysis will have a hard time fully grasping these figures.</w:t>
+      </w:r>
+    </w:p>
+    <w:p>
+      <w:pPr>
+        <w:spacing w:before="100" w:beforeAutospacing="1" w:after="100" w:afterAutospacing="1"/>
+        <w:rPr>
+          <w:rFonts w:ascii="Noto Sans" w:eastAsia="Times New Roman" w:hAnsi="Noto Sans" w:cs="Noto Sans"/>
+          <w:kern w:val="0"/>
+          <w:sz w:val="21"/>
+          <w:szCs w:val="21"/>
+          <w:lang w:val="en-US" w:eastAsia="en-GB"/>
+          <w14:ligatures w14:val="none"/>
+        </w:rPr>
+      </w:pPr>
+      <w:r>
+        <w:rPr>
+          <w:rFonts w:ascii="Noto Sans" w:eastAsia="Times New Roman" w:hAnsi="Noto Sans" w:cs="Noto Sans"/>
+          <w:kern w:val="0"/>
+          <w:sz w:val="21"/>
+          <w:szCs w:val="21"/>
+          <w:lang w:val="en-US" w:eastAsia="en-GB"/>
+          <w14:ligatures w14:val="none"/>
+        </w:rPr>
+        <w:t xml:space="preserve">I thank the reviewer for this point – this arose </w:t>
+      </w:r>
+      <w:r>
+        <w:rPr>
+          <w:rFonts w:ascii="Noto Sans" w:eastAsia="Times New Roman" w:hAnsi="Noto Sans" w:cs="Noto Sans"/>
+          <w:kern w:val="0"/>
+          <w:sz w:val="21"/>
+          <w:szCs w:val="21"/>
+          <w:lang w:val="en-US" w:eastAsia="en-GB"/>
+          <w14:ligatures w14:val="none"/>
+        </w:rPr>
+        <w:t xml:space="preserve">due </w:t>
+      </w:r>
+      <w:r>
+        <w:rPr>
+          <w:rFonts w:ascii="Noto Sans" w:eastAsia="Times New Roman" w:hAnsi="Noto Sans" w:cs="Noto Sans"/>
+          <w:kern w:val="0"/>
+          <w:sz w:val="21"/>
+          <w:szCs w:val="21"/>
+          <w:lang w:val="en-US" w:eastAsia="en-GB"/>
+          <w14:ligatures w14:val="none"/>
+        </w:rPr>
+        <w:t xml:space="preserve">to the </w:t>
+      </w:r>
+      <w:r>
+        <w:rPr>
+          <w:rFonts w:ascii="Noto Sans" w:eastAsia="Times New Roman" w:hAnsi="Noto Sans" w:cs="Noto Sans"/>
+          <w:kern w:val="0"/>
+          <w:sz w:val="21"/>
+          <w:szCs w:val="21"/>
+          <w:lang w:val="en-US" w:eastAsia="en-GB"/>
+          <w14:ligatures w14:val="none"/>
+        </w:rPr>
+        <w:t>‘</w:t>
+      </w:r>
+      <w:r>
+        <w:rPr>
+          <w:rFonts w:ascii="Noto Sans" w:eastAsia="Times New Roman" w:hAnsi="Noto Sans" w:cs="Noto Sans"/>
+          <w:kern w:val="0"/>
+          <w:sz w:val="21"/>
+          <w:szCs w:val="21"/>
+          <w:lang w:val="en-US" w:eastAsia="en-GB"/>
+          <w14:ligatures w14:val="none"/>
+        </w:rPr>
+        <w:t>curse of knowledge</w:t>
+      </w:r>
+      <w:r>
+        <w:rPr>
+          <w:rFonts w:ascii="Noto Sans" w:eastAsia="Times New Roman" w:hAnsi="Noto Sans" w:cs="Noto Sans"/>
+          <w:kern w:val="0"/>
+          <w:sz w:val="21"/>
+          <w:szCs w:val="21"/>
+          <w:lang w:val="en-US" w:eastAsia="en-GB"/>
+          <w14:ligatures w14:val="none"/>
+        </w:rPr>
+        <w:t>’</w:t>
+      </w:r>
+      <w:r>
+        <w:rPr>
+          <w:rFonts w:ascii="Noto Sans" w:eastAsia="Times New Roman" w:hAnsi="Noto Sans" w:cs="Noto Sans"/>
+          <w:kern w:val="0"/>
+          <w:sz w:val="21"/>
+          <w:szCs w:val="21"/>
+          <w:lang w:val="en-US" w:eastAsia="en-GB"/>
+          <w14:ligatures w14:val="none"/>
+        </w:rPr>
+        <w:t xml:space="preserve">: I forgot that others are less familiar with this specific plot type. I have added the following explanation to the text: (p. </w:t>
+      </w:r>
+      <w:r>
+        <w:rPr>
+          <w:rFonts w:ascii="Noto Sans" w:eastAsia="Times New Roman" w:hAnsi="Noto Sans" w:cs="Noto Sans"/>
+          <w:kern w:val="0"/>
+          <w:sz w:val="21"/>
+          <w:szCs w:val="21"/>
+          <w:lang w:val="en-US" w:eastAsia="en-GB"/>
+          <w14:ligatures w14:val="none"/>
+        </w:rPr>
+        <w:t>10</w:t>
+      </w:r>
+      <w:r>
+        <w:rPr>
+          <w:rFonts w:ascii="Noto Sans" w:eastAsia="Times New Roman" w:hAnsi="Noto Sans" w:cs="Noto Sans"/>
+          <w:kern w:val="0"/>
+          <w:sz w:val="21"/>
+          <w:szCs w:val="21"/>
+          <w:lang w:val="en-US" w:eastAsia="en-GB"/>
+          <w14:ligatures w14:val="none"/>
+        </w:rPr>
+        <w:t>):</w:t>
+      </w:r>
+    </w:p>
+    <w:p>
+      <w:pPr>
+        <w:spacing w:before="100" w:beforeAutospacing="1" w:after="100" w:afterAutospacing="1"/>
         <w:rPr>
           <w:lang w:val="en-US"/>
         </w:rPr>
-        <w:fldChar w:fldCharType="end"/>
-      </w:r>
+      </w:pPr>
       <w:r>
         <w:rPr>
           <w:lang w:val="en-US"/>
         </w:rPr>
-        <w:t xml:space="preserve">. For the purposes of the current article, it is </w:t>
+        <w:t xml:space="preserve">“These plots should be interpreted as follows: each vertical column between the upper and lower panels provides the effect size and its confidence intervals (upper panel) and the analytic choices that produced this effect size (lower panel). For example, the first column on the left of Figure 2 presents a Hedges’ </w:t>
+      </w:r>
+      <w:r>
+        <w:rPr>
+          <w:i/>
+          <w:iCs/>
+          <w:lang w:val="en-US"/>
+        </w:rPr>
+        <w:t>g</w:t>
+      </w:r>
+      <w:r>
+        <w:rPr>
+          <w:lang w:val="en-US"/>
+        </w:rPr>
+        <w:t xml:space="preserve"> = -0.22 under the analytic choices of the anxiety outcome, controlling for baseline scores, without Bonferroni corrections. Across the columns, the pattern of effect sizes under different analytic choices can be seen. In this case, it demonstrates that statistically significant results (via the exclusion of the zero point from the confidence intervals) are not observed under any set of analytic choices.”</w:t>
+      </w:r>
+    </w:p>
+    <w:p>
+      <w:pPr>
+        <w:spacing w:before="100" w:beforeAutospacing="1" w:after="100" w:afterAutospacing="1"/>
+        <w:rPr>
+          <w:rFonts w:ascii="Noto Sans" w:eastAsia="Times New Roman" w:hAnsi="Noto Sans" w:cs="Noto Sans"/>
+          <w:kern w:val="0"/>
+          <w:sz w:val="21"/>
+          <w:szCs w:val="21"/>
+          <w:lang w:val="en-US" w:eastAsia="en-GB"/>
+          <w14:ligatures w14:val="none"/>
+        </w:rPr>
+      </w:pPr>
+    </w:p>
+    <w:p>
+      <w:pPr>
+        <w:spacing w:before="100" w:beforeAutospacing="1" w:after="100" w:afterAutospacing="1"/>
+        <w:rPr>
+          <w:rFonts w:ascii="Noto Sans" w:eastAsia="Times New Roman" w:hAnsi="Noto Sans" w:cs="Noto Sans"/>
+          <w:i/>
+          <w:iCs/>
+          <w:kern w:val="0"/>
+          <w:sz w:val="21"/>
+          <w:szCs w:val="21"/>
+          <w:lang w:val="en-US" w:eastAsia="en-GB"/>
+          <w14:ligatures w14:val="none"/>
+        </w:rPr>
+      </w:pPr>
+      <w:r>
+        <w:rPr>
+          <w:rFonts w:ascii="Noto Sans" w:eastAsia="Times New Roman" w:hAnsi="Noto Sans" w:cs="Noto Sans"/>
+          <w:i/>
+          <w:iCs/>
+          <w:kern w:val="0"/>
+          <w:sz w:val="21"/>
+          <w:szCs w:val="21"/>
+          <w:lang w:val="en-US" w:eastAsia="en-GB"/>
+          <w14:ligatures w14:val="none"/>
+        </w:rPr>
+        <w:t>(5) In the discussion, you state the following: "The results of this reanalysis are agnostic to whether new, large, well-designed studies are likely to generate evidence for or against the claim that hierarchical relations produce better efficacy than distinction relations." And also: "Other work attempting to tie RFT principles to ACT practices, such as the use of metaphor in therapy, have also been presented (Sierra et al., 2016) but have also failed to replicate."</w:t>
+      </w:r>
+      <w:r>
+        <w:rPr>
+          <w:rFonts w:ascii="Noto Sans" w:eastAsia="Times New Roman" w:hAnsi="Noto Sans" w:cs="Noto Sans"/>
+          <w:i/>
+          <w:iCs/>
+          <w:kern w:val="0"/>
+          <w:sz w:val="21"/>
+          <w:szCs w:val="21"/>
+          <w:lang w:val="en-US" w:eastAsia="en-GB"/>
+          <w14:ligatures w14:val="none"/>
+        </w:rPr>
+        <w:br/>
+        <w:t xml:space="preserve">Does this mean that there is really no additional research that tests the underlying propositions </w:t>
+      </w:r>
+      <w:r>
+        <w:rPr>
+          <w:rFonts w:ascii="Noto Sans" w:eastAsia="Times New Roman" w:hAnsi="Noto Sans" w:cs="Noto Sans"/>
+          <w:i/>
+          <w:iCs/>
+          <w:kern w:val="0"/>
+          <w:sz w:val="21"/>
+          <w:szCs w:val="21"/>
+          <w:lang w:val="en-US" w:eastAsia="en-GB"/>
+          <w14:ligatures w14:val="none"/>
+        </w:rPr>
+        <w:lastRenderedPageBreak/>
+        <w:t xml:space="preserve">examined in Foody et al.'s (2013; 2015) research? If yes, this would underscore to need to critically reassess the claims made by Foody </w:t>
       </w:r>
       <w:proofErr w:type="gramStart"/>
       <w:r>
         <w:rPr>
-          <w:lang w:val="en-US"/>
-        </w:rPr>
-        <w:t>suffice</w:t>
+          <w:rFonts w:ascii="Noto Sans" w:eastAsia="Times New Roman" w:hAnsi="Noto Sans" w:cs="Noto Sans"/>
+          <w:i/>
+          <w:iCs/>
+          <w:kern w:val="0"/>
+          <w:sz w:val="21"/>
+          <w:szCs w:val="21"/>
+          <w:lang w:val="en-US" w:eastAsia="en-GB"/>
+          <w14:ligatures w14:val="none"/>
+        </w:rPr>
+        <w:t>et al., and</w:t>
       </w:r>
       <w:proofErr w:type="gramEnd"/>
       <w:r>
         <w:rPr>
-          <w:lang w:val="en-US"/>
-        </w:rPr>
-        <w:t xml:space="preserve"> to say that Foody et al. (2013) argued </w:t>
+          <w:rFonts w:ascii="Noto Sans" w:eastAsia="Times New Roman" w:hAnsi="Noto Sans" w:cs="Noto Sans"/>
+          <w:i/>
+          <w:iCs/>
+          <w:kern w:val="0"/>
+          <w:sz w:val="21"/>
+          <w:szCs w:val="21"/>
+          <w:lang w:val="en-US" w:eastAsia="en-GB"/>
+          <w14:ligatures w14:val="none"/>
+        </w:rPr>
+        <w:t xml:space="preserve"> therefore deserves being highlighted in the front end.</w:t>
+      </w:r>
+    </w:p>
+    <w:p>
+      <w:pPr>
+        <w:spacing w:before="100" w:beforeAutospacing="1" w:after="100" w:afterAutospacing="1"/>
+        <w:rPr>
+          <w:rFonts w:ascii="Noto Sans" w:eastAsia="Times New Roman" w:hAnsi="Noto Sans" w:cs="Noto Sans"/>
+          <w:kern w:val="0"/>
+          <w:sz w:val="21"/>
+          <w:szCs w:val="21"/>
+          <w:lang w:val="en-US" w:eastAsia="en-GB"/>
+          <w14:ligatures w14:val="none"/>
+        </w:rPr>
+      </w:pPr>
+      <w:r>
+        <w:rPr>
+          <w:rFonts w:ascii="Noto Sans" w:eastAsia="Times New Roman" w:hAnsi="Noto Sans" w:cs="Noto Sans"/>
+          <w:kern w:val="0"/>
+          <w:sz w:val="21"/>
+          <w:szCs w:val="21"/>
+          <w:lang w:val="en-US" w:eastAsia="en-GB"/>
+          <w14:ligatures w14:val="none"/>
+        </w:rPr>
+        <w:t xml:space="preserve">Thank you for this point and I share what I read to be your disbelief. The situation is complicated, however, as Foody et al. is currently accepted to be that proof. I have added two references to the opening of the introduction (see your previous point above) which point readers to an article and a book chapter which both reflect on the weak evidence for the ACT-RFT link. </w:t>
       </w:r>
       <w:proofErr w:type="gramStart"/>
       <w:r>
         <w:rPr>
-          <w:lang w:val="en-US"/>
-        </w:rPr>
-        <w:t>that</w:t>
-      </w:r>
-      <w:r>
-        <w:rPr>
-          <w:lang w:val="en-US"/>
-        </w:rPr>
-        <w:t>..</w:t>
+          <w:rFonts w:ascii="Noto Sans" w:eastAsia="Times New Roman" w:hAnsi="Noto Sans" w:cs="Noto Sans"/>
+          <w:kern w:val="0"/>
+          <w:sz w:val="21"/>
+          <w:szCs w:val="21"/>
+          <w:lang w:val="en-US" w:eastAsia="en-GB"/>
+          <w14:ligatures w14:val="none"/>
+        </w:rPr>
+        <w:t xml:space="preserve">With </w:t>
+      </w:r>
+      <w:r>
+        <w:rPr>
+          <w:rFonts w:ascii="Noto Sans" w:eastAsia="Times New Roman" w:hAnsi="Noto Sans" w:cs="Noto Sans"/>
+          <w:kern w:val="0"/>
+          <w:sz w:val="21"/>
+          <w:szCs w:val="21"/>
+          <w:lang w:val="en-US" w:eastAsia="en-GB"/>
+          <w14:ligatures w14:val="none"/>
+        </w:rPr>
+        <w:t>regard to</w:t>
       </w:r>
       <w:proofErr w:type="gramEnd"/>
       <w:r>
         <w:rPr>
-          <w:lang w:val="en-US"/>
-        </w:rPr>
-        <w:t>”</w:t>
-      </w:r>
-    </w:p>
-    <w:p>
-      <w:pPr>
-        <w:spacing w:before="100" w:beforeAutospacing="1" w:after="100" w:afterAutospacing="1"/>
-        <w:rPr>
-          <w:rFonts w:ascii="Noto Sans" w:eastAsia="Times New Roman" w:hAnsi="Noto Sans" w:cs="Noto Sans"/>
-          <w:kern w:val="0"/>
-          <w:sz w:val="21"/>
-          <w:szCs w:val="21"/>
-          <w:lang w:val="en-US" w:eastAsia="en-GB"/>
-          <w14:ligatures w14:val="none"/>
-        </w:rPr>
-      </w:pPr>
-    </w:p>
-    <w:p>
-      <w:pPr>
-        <w:spacing w:before="100" w:beforeAutospacing="1" w:after="100" w:afterAutospacing="1"/>
-        <w:rPr>
-          <w:rFonts w:ascii="Noto Sans" w:eastAsia="Times New Roman" w:hAnsi="Noto Sans" w:cs="Noto Sans"/>
-          <w:i/>
-          <w:iCs/>
-          <w:kern w:val="0"/>
-          <w:sz w:val="21"/>
-          <w:szCs w:val="21"/>
-          <w:lang w:val="en-US" w:eastAsia="en-GB"/>
-          <w14:ligatures w14:val="none"/>
-        </w:rPr>
-      </w:pPr>
-      <w:r>
-        <w:rPr>
-          <w:rFonts w:ascii="Noto Sans" w:eastAsia="Times New Roman" w:hAnsi="Noto Sans" w:cs="Noto Sans"/>
-          <w:i/>
-          <w:iCs/>
-          <w:kern w:val="0"/>
-          <w:sz w:val="21"/>
-          <w:szCs w:val="21"/>
-          <w:lang w:val="en-US" w:eastAsia="en-GB"/>
-          <w14:ligatures w14:val="none"/>
-        </w:rPr>
-        <w:t>(2) Do Foody et al. (2015) state themselves, clearly, that the replication failed? Given that the original study by Foody et al. (2013) seems to be taken at face value, I wonder if the same is true for the replication study. Of course, this comment does not absolve readers to carefully read the two studies and evaluate the claims.</w:t>
-      </w:r>
-    </w:p>
-    <w:p>
-      <w:pPr>
-        <w:spacing w:before="100" w:beforeAutospacing="1" w:after="100" w:afterAutospacing="1"/>
-        <w:rPr>
-          <w:rFonts w:ascii="Noto Sans" w:eastAsia="Times New Roman" w:hAnsi="Noto Sans" w:cs="Noto Sans"/>
-          <w:kern w:val="0"/>
-          <w:sz w:val="21"/>
-          <w:szCs w:val="21"/>
-          <w:lang w:val="en-US" w:eastAsia="en-GB"/>
-          <w14:ligatures w14:val="none"/>
-        </w:rPr>
-      </w:pPr>
-      <w:r>
-        <w:rPr>
-          <w:rFonts w:ascii="Noto Sans" w:eastAsia="Times New Roman" w:hAnsi="Noto Sans" w:cs="Noto Sans"/>
-          <w:kern w:val="0"/>
-          <w:sz w:val="21"/>
-          <w:szCs w:val="21"/>
-          <w:lang w:val="en-US" w:eastAsia="en-GB"/>
-          <w14:ligatures w14:val="none"/>
-        </w:rPr>
-        <w:t xml:space="preserve">I thank the reviewer for their keen eye here. Foody et al. (2015) state </w:t>
-      </w:r>
-      <w:r>
-        <w:rPr>
-          <w:rFonts w:ascii="Noto Sans" w:eastAsia="Times New Roman" w:hAnsi="Noto Sans" w:cs="Noto Sans"/>
-          <w:kern w:val="0"/>
-          <w:sz w:val="21"/>
-          <w:szCs w:val="21"/>
-          <w:lang w:val="en-US" w:eastAsia="en-GB"/>
-          <w14:ligatures w14:val="none"/>
-        </w:rPr>
-        <w:t xml:space="preserve">somewhat </w:t>
-      </w:r>
-      <w:proofErr w:type="spellStart"/>
-      <w:r>
-        <w:rPr>
-          <w:rFonts w:ascii="Noto Sans" w:eastAsia="Times New Roman" w:hAnsi="Noto Sans" w:cs="Noto Sans"/>
-          <w:kern w:val="0"/>
-          <w:sz w:val="21"/>
-          <w:szCs w:val="21"/>
-          <w:lang w:val="en-US" w:eastAsia="en-GB"/>
-          <w14:ligatures w14:val="none"/>
-        </w:rPr>
-        <w:t>geneoursly</w:t>
-      </w:r>
-      <w:proofErr w:type="spellEnd"/>
-      <w:r>
-        <w:rPr>
-          <w:rFonts w:ascii="Noto Sans" w:eastAsia="Times New Roman" w:hAnsi="Noto Sans" w:cs="Noto Sans"/>
-          <w:kern w:val="0"/>
-          <w:sz w:val="21"/>
-          <w:szCs w:val="21"/>
-          <w:lang w:val="en-US" w:eastAsia="en-GB"/>
-          <w14:ligatures w14:val="none"/>
-        </w:rPr>
-        <w:t xml:space="preserve"> that </w:t>
-      </w:r>
-      <w:r>
-        <w:rPr>
-          <w:rFonts w:ascii="Noto Sans" w:eastAsia="Times New Roman" w:hAnsi="Noto Sans" w:cs="Noto Sans"/>
-          <w:kern w:val="0"/>
-          <w:sz w:val="21"/>
-          <w:szCs w:val="21"/>
-          <w:lang w:val="en-US" w:eastAsia="en-GB"/>
-          <w14:ligatures w14:val="none"/>
-        </w:rPr>
-        <w:t>their “</w:t>
-      </w:r>
-      <w:r>
-        <w:rPr>
-          <w:rFonts w:ascii="Noto Sans" w:eastAsia="Times New Roman" w:hAnsi="Noto Sans" w:cs="Noto Sans"/>
-          <w:kern w:val="0"/>
-          <w:sz w:val="21"/>
-          <w:szCs w:val="21"/>
-          <w:lang w:val="en-US" w:eastAsia="en-GB"/>
-          <w14:ligatures w14:val="none"/>
-        </w:rPr>
-        <w:t>prediction was somewhat supported</w:t>
-      </w:r>
-      <w:r>
-        <w:rPr>
-          <w:rFonts w:ascii="Noto Sans" w:eastAsia="Times New Roman" w:hAnsi="Noto Sans" w:cs="Noto Sans"/>
-          <w:kern w:val="0"/>
-          <w:sz w:val="21"/>
-          <w:szCs w:val="21"/>
-          <w:lang w:val="en-US" w:eastAsia="en-GB"/>
-          <w14:ligatures w14:val="none"/>
-        </w:rPr>
-        <w:t xml:space="preserve">” (abstract), however this claim is mired in the same misalignment between analysis and claim, low power, lack of control condition etc. </w:t>
-      </w:r>
-      <w:r>
-        <w:rPr>
-          <w:rFonts w:ascii="Noto Sans" w:eastAsia="Times New Roman" w:hAnsi="Noto Sans" w:cs="Noto Sans"/>
-          <w:kern w:val="0"/>
-          <w:sz w:val="21"/>
-          <w:szCs w:val="21"/>
-          <w:lang w:val="en-US" w:eastAsia="en-GB"/>
-          <w14:ligatures w14:val="none"/>
-        </w:rPr>
-        <w:t>Brandolini's law</w:t>
-      </w:r>
-      <w:r>
-        <w:rPr>
-          <w:rFonts w:ascii="Noto Sans" w:eastAsia="Times New Roman" w:hAnsi="Noto Sans" w:cs="Noto Sans"/>
-          <w:kern w:val="0"/>
-          <w:sz w:val="21"/>
-          <w:szCs w:val="21"/>
-          <w:lang w:val="en-US" w:eastAsia="en-GB"/>
-          <w14:ligatures w14:val="none"/>
-        </w:rPr>
-        <w:t xml:space="preserve"> plays a strong role in which issues I try to tackle in this article. </w:t>
-      </w:r>
-      <w:r>
-        <w:rPr>
-          <w:rFonts w:ascii="Noto Sans" w:eastAsia="Times New Roman" w:hAnsi="Noto Sans" w:cs="Noto Sans"/>
-          <w:kern w:val="0"/>
-          <w:sz w:val="21"/>
-          <w:szCs w:val="21"/>
-          <w:lang w:val="en-US" w:eastAsia="en-GB"/>
-          <w14:ligatures w14:val="none"/>
-        </w:rPr>
-        <w:t xml:space="preserve">The review of how other authors cite Foody et al., (2013, 2015) does not reveal evidence of such careful reading, with the one exception already mentioned in text. </w:t>
+          <w:rFonts w:ascii="Noto Sans" w:eastAsia="Times New Roman" w:hAnsi="Noto Sans" w:cs="Noto Sans"/>
+          <w:kern w:val="0"/>
+          <w:sz w:val="21"/>
+          <w:szCs w:val="21"/>
+          <w:lang w:val="en-US" w:eastAsia="en-GB"/>
+          <w14:ligatures w14:val="none"/>
+        </w:rPr>
+        <w:t xml:space="preserve"> your current point, </w:t>
       </w:r>
       <w:proofErr w:type="gramStart"/>
       <w:r>
@@ -5489,7 +5388,7 @@
           <w:lang w:val="en-US" w:eastAsia="en-GB"/>
           <w14:ligatures w14:val="none"/>
         </w:rPr>
-        <w:t>In order to</w:t>
+        <w:t>in order to</w:t>
       </w:r>
       <w:proofErr w:type="gramEnd"/>
       <w:r>
@@ -5501,116 +5400,7 @@
           <w:lang w:val="en-US" w:eastAsia="en-GB"/>
           <w14:ligatures w14:val="none"/>
         </w:rPr>
-        <w:t xml:space="preserve"> keep the scope of the current article clear and feasible, I have consciously elected not to try to also elicit all </w:t>
-      </w:r>
-      <w:r>
-        <w:rPr>
-          <w:rFonts w:ascii="Noto Sans" w:eastAsia="Times New Roman" w:hAnsi="Noto Sans" w:cs="Noto Sans"/>
-          <w:kern w:val="0"/>
-          <w:sz w:val="21"/>
-          <w:szCs w:val="21"/>
-          <w:lang w:val="en-US" w:eastAsia="en-GB"/>
-          <w14:ligatures w14:val="none"/>
-        </w:rPr>
-        <w:t xml:space="preserve">the </w:t>
-      </w:r>
-      <w:r>
-        <w:rPr>
-          <w:rFonts w:ascii="Noto Sans" w:eastAsia="Times New Roman" w:hAnsi="Noto Sans" w:cs="Noto Sans"/>
-          <w:kern w:val="0"/>
-          <w:sz w:val="21"/>
-          <w:szCs w:val="21"/>
-          <w:lang w:val="en-US" w:eastAsia="en-GB"/>
-          <w14:ligatures w14:val="none"/>
-        </w:rPr>
-        <w:t xml:space="preserve">distinct issues in the replication study. </w:t>
-      </w:r>
-    </w:p>
-    <w:p>
-      <w:pPr>
-        <w:spacing w:before="100" w:beforeAutospacing="1" w:after="100" w:afterAutospacing="1"/>
-        <w:rPr>
-          <w:rFonts w:ascii="Noto Sans" w:eastAsia="Times New Roman" w:hAnsi="Noto Sans" w:cs="Noto Sans"/>
-          <w:kern w:val="0"/>
-          <w:sz w:val="21"/>
-          <w:szCs w:val="21"/>
-          <w:lang w:val="en-US" w:eastAsia="en-GB"/>
-          <w14:ligatures w14:val="none"/>
-        </w:rPr>
-      </w:pPr>
-    </w:p>
-    <w:p>
-      <w:pPr>
-        <w:spacing w:before="100" w:beforeAutospacing="1" w:after="100" w:afterAutospacing="1"/>
-        <w:rPr>
-          <w:rFonts w:ascii="Noto Sans" w:eastAsia="Times New Roman" w:hAnsi="Noto Sans" w:cs="Noto Sans"/>
-          <w:i/>
-          <w:iCs/>
-          <w:kern w:val="0"/>
-          <w:sz w:val="21"/>
-          <w:szCs w:val="21"/>
-          <w:lang w:val="en-US" w:eastAsia="en-GB"/>
-          <w14:ligatures w14:val="none"/>
-        </w:rPr>
-      </w:pPr>
-      <w:r>
-        <w:rPr>
-          <w:rFonts w:ascii="Noto Sans" w:eastAsia="Times New Roman" w:hAnsi="Noto Sans" w:cs="Noto Sans"/>
-          <w:i/>
-          <w:iCs/>
-          <w:kern w:val="0"/>
-          <w:sz w:val="21"/>
-          <w:szCs w:val="21"/>
-          <w:lang w:val="en-US" w:eastAsia="en-GB"/>
-          <w14:ligatures w14:val="none"/>
-        </w:rPr>
-        <w:t>(3) Presentation order: Would it make for a better flow to have the section (including subsections) entitled "Summary of Foody et al. (2013) before the section (including subsections) entitled "The Impact of Foody et al. (2013, 2015)"?</w:t>
-      </w:r>
-    </w:p>
-    <w:p>
-      <w:pPr>
-        <w:spacing w:before="100" w:beforeAutospacing="1" w:after="100" w:afterAutospacing="1"/>
-        <w:rPr>
-          <w:rFonts w:ascii="Noto Sans" w:eastAsia="Times New Roman" w:hAnsi="Noto Sans" w:cs="Noto Sans"/>
-          <w:kern w:val="0"/>
-          <w:sz w:val="21"/>
-          <w:szCs w:val="21"/>
-          <w:lang w:val="en-US" w:eastAsia="en-GB"/>
-          <w14:ligatures w14:val="none"/>
-        </w:rPr>
-      </w:pPr>
-      <w:r>
-        <w:rPr>
-          <w:rFonts w:ascii="Noto Sans" w:eastAsia="Times New Roman" w:hAnsi="Noto Sans" w:cs="Noto Sans"/>
-          <w:kern w:val="0"/>
-          <w:sz w:val="21"/>
-          <w:szCs w:val="21"/>
-          <w:lang w:val="en-US" w:eastAsia="en-GB"/>
-          <w14:ligatures w14:val="none"/>
-        </w:rPr>
-        <w:t xml:space="preserve">Thank you, this is a useful suggestion. I considered this, but the ordering of the subsequent sections then becomes harder: the discussion of Foody’s method leads naturally into the </w:t>
-      </w:r>
-      <w:r>
-        <w:rPr>
-          <w:rFonts w:ascii="Noto Sans" w:eastAsia="Times New Roman" w:hAnsi="Noto Sans" w:cs="Noto Sans"/>
-          <w:kern w:val="0"/>
-          <w:sz w:val="21"/>
-          <w:szCs w:val="21"/>
-          <w:lang w:val="en-US" w:eastAsia="en-GB"/>
-          <w14:ligatures w14:val="none"/>
-        </w:rPr>
-        <w:t>critique</w:t>
-      </w:r>
-      <w:r>
-        <w:rPr>
-          <w:rFonts w:ascii="Noto Sans" w:eastAsia="Times New Roman" w:hAnsi="Noto Sans" w:cs="Noto Sans"/>
-          <w:kern w:val="0"/>
-          <w:sz w:val="21"/>
-          <w:szCs w:val="21"/>
-          <w:lang w:val="en-US" w:eastAsia="en-GB"/>
-          <w14:ligatures w14:val="none"/>
-        </w:rPr>
-        <w:t xml:space="preserve"> of the method, which would be disrupted if I zoomed out again to the study’s impact. I have therefore stuck to the ‘inverted triangle’ introduction that starts broad and gets more specific as it goes, until it meets the current study’s method. Thank you for the thoughts on the </w:t>
+        <w:t xml:space="preserve"> avoid coming to a premature conclusion in the introduction, I have not modified it further. For the sake of scope, the discussion is limited to the robustness of Foody; a wider inspection of the strength of the evidence for the ACT-RFT link is certainly of </w:t>
       </w:r>
       <w:proofErr w:type="gramStart"/>
       <w:r>
@@ -5622,7 +5412,7 @@
           <w:lang w:val="en-US" w:eastAsia="en-GB"/>
           <w14:ligatures w14:val="none"/>
         </w:rPr>
-        <w:t>high level</w:t>
+        <w:t>interest, but</w:t>
       </w:r>
       <w:proofErr w:type="gramEnd"/>
       <w:r>
@@ -5634,247 +5424,134 @@
           <w:lang w:val="en-US" w:eastAsia="en-GB"/>
           <w14:ligatures w14:val="none"/>
         </w:rPr>
-        <w:t xml:space="preserve"> structure/flow, I appreciate it.</w:t>
-      </w:r>
-    </w:p>
-    <w:p>
-      <w:pPr>
-        <w:spacing w:before="100" w:beforeAutospacing="1" w:after="100" w:afterAutospacing="1"/>
-        <w:rPr>
-          <w:rFonts w:ascii="Noto Sans" w:eastAsia="Times New Roman" w:hAnsi="Noto Sans" w:cs="Noto Sans"/>
-          <w:kern w:val="0"/>
-          <w:sz w:val="21"/>
-          <w:szCs w:val="21"/>
-          <w:lang w:val="en-US" w:eastAsia="en-GB"/>
-          <w14:ligatures w14:val="none"/>
-        </w:rPr>
-      </w:pPr>
-    </w:p>
-    <w:p>
-      <w:pPr>
-        <w:spacing w:before="100" w:beforeAutospacing="1" w:after="100" w:afterAutospacing="1"/>
-        <w:rPr>
-          <w:rFonts w:ascii="Noto Sans" w:eastAsia="Times New Roman" w:hAnsi="Noto Sans" w:cs="Noto Sans"/>
-          <w:i/>
-          <w:iCs/>
-          <w:kern w:val="0"/>
-          <w:sz w:val="21"/>
-          <w:szCs w:val="21"/>
-          <w:lang w:val="en-US" w:eastAsia="en-GB"/>
-          <w14:ligatures w14:val="none"/>
-        </w:rPr>
-      </w:pPr>
-      <w:r>
-        <w:rPr>
-          <w:rFonts w:ascii="Noto Sans" w:eastAsia="Times New Roman" w:hAnsi="Noto Sans" w:cs="Noto Sans"/>
-          <w:i/>
-          <w:iCs/>
-          <w:kern w:val="0"/>
-          <w:sz w:val="21"/>
-          <w:szCs w:val="21"/>
-          <w:lang w:val="en-US" w:eastAsia="en-GB"/>
-          <w14:ligatures w14:val="none"/>
-        </w:rPr>
-        <w:t>(4) Can you provide more explanation regarding the interpretation of the bottom parts of figures 2 and 3? I assume readers unfamiliar with multiverse analysis will have a hard time fully grasping these figures.</w:t>
-      </w:r>
-    </w:p>
-    <w:p>
-      <w:pPr>
-        <w:spacing w:before="100" w:beforeAutospacing="1" w:after="100" w:afterAutospacing="1"/>
-        <w:rPr>
-          <w:rFonts w:ascii="Noto Sans" w:eastAsia="Times New Roman" w:hAnsi="Noto Sans" w:cs="Noto Sans"/>
-          <w:kern w:val="0"/>
-          <w:sz w:val="21"/>
-          <w:szCs w:val="21"/>
-          <w:lang w:val="en-US" w:eastAsia="en-GB"/>
-          <w14:ligatures w14:val="none"/>
-        </w:rPr>
-      </w:pPr>
-      <w:r>
-        <w:rPr>
-          <w:rFonts w:ascii="Noto Sans" w:eastAsia="Times New Roman" w:hAnsi="Noto Sans" w:cs="Noto Sans"/>
-          <w:kern w:val="0"/>
-          <w:sz w:val="21"/>
-          <w:szCs w:val="21"/>
-          <w:lang w:val="en-US" w:eastAsia="en-GB"/>
-          <w14:ligatures w14:val="none"/>
-        </w:rPr>
-        <w:t xml:space="preserve">I thank the reviewer for this point – this arose </w:t>
-      </w:r>
-      <w:r>
-        <w:rPr>
-          <w:rFonts w:ascii="Noto Sans" w:eastAsia="Times New Roman" w:hAnsi="Noto Sans" w:cs="Noto Sans"/>
-          <w:kern w:val="0"/>
-          <w:sz w:val="21"/>
-          <w:szCs w:val="21"/>
-          <w:lang w:val="en-US" w:eastAsia="en-GB"/>
-          <w14:ligatures w14:val="none"/>
-        </w:rPr>
-        <w:t xml:space="preserve">due </w:t>
-      </w:r>
-      <w:r>
-        <w:rPr>
-          <w:rFonts w:ascii="Noto Sans" w:eastAsia="Times New Roman" w:hAnsi="Noto Sans" w:cs="Noto Sans"/>
-          <w:kern w:val="0"/>
-          <w:sz w:val="21"/>
-          <w:szCs w:val="21"/>
-          <w:lang w:val="en-US" w:eastAsia="en-GB"/>
-          <w14:ligatures w14:val="none"/>
-        </w:rPr>
-        <w:t xml:space="preserve">to the </w:t>
-      </w:r>
-      <w:r>
-        <w:rPr>
-          <w:rFonts w:ascii="Noto Sans" w:eastAsia="Times New Roman" w:hAnsi="Noto Sans" w:cs="Noto Sans"/>
-          <w:kern w:val="0"/>
-          <w:sz w:val="21"/>
-          <w:szCs w:val="21"/>
-          <w:lang w:val="en-US" w:eastAsia="en-GB"/>
-          <w14:ligatures w14:val="none"/>
-        </w:rPr>
-        <w:t>‘</w:t>
-      </w:r>
-      <w:r>
-        <w:rPr>
-          <w:rFonts w:ascii="Noto Sans" w:eastAsia="Times New Roman" w:hAnsi="Noto Sans" w:cs="Noto Sans"/>
-          <w:kern w:val="0"/>
-          <w:sz w:val="21"/>
-          <w:szCs w:val="21"/>
-          <w:lang w:val="en-US" w:eastAsia="en-GB"/>
-          <w14:ligatures w14:val="none"/>
-        </w:rPr>
-        <w:t>curse of knowledge</w:t>
-      </w:r>
-      <w:r>
-        <w:rPr>
-          <w:rFonts w:ascii="Noto Sans" w:eastAsia="Times New Roman" w:hAnsi="Noto Sans" w:cs="Noto Sans"/>
-          <w:kern w:val="0"/>
-          <w:sz w:val="21"/>
-          <w:szCs w:val="21"/>
-          <w:lang w:val="en-US" w:eastAsia="en-GB"/>
-          <w14:ligatures w14:val="none"/>
-        </w:rPr>
-        <w:t>’</w:t>
-      </w:r>
-      <w:r>
-        <w:rPr>
-          <w:rFonts w:ascii="Noto Sans" w:eastAsia="Times New Roman" w:hAnsi="Noto Sans" w:cs="Noto Sans"/>
-          <w:kern w:val="0"/>
-          <w:sz w:val="21"/>
-          <w:szCs w:val="21"/>
-          <w:lang w:val="en-US" w:eastAsia="en-GB"/>
-          <w14:ligatures w14:val="none"/>
-        </w:rPr>
-        <w:t xml:space="preserve">: I forgot that others are less familiar with this specific plot type. I have added the following explanation to the text: (p. </w:t>
-      </w:r>
-      <w:r>
-        <w:rPr>
-          <w:rFonts w:ascii="Noto Sans" w:eastAsia="Times New Roman" w:hAnsi="Noto Sans" w:cs="Noto Sans"/>
-          <w:kern w:val="0"/>
-          <w:sz w:val="21"/>
-          <w:szCs w:val="21"/>
-          <w:lang w:val="en-US" w:eastAsia="en-GB"/>
-          <w14:ligatures w14:val="none"/>
-        </w:rPr>
-        <w:t>10</w:t>
-      </w:r>
-      <w:r>
-        <w:rPr>
-          <w:rFonts w:ascii="Noto Sans" w:eastAsia="Times New Roman" w:hAnsi="Noto Sans" w:cs="Noto Sans"/>
-          <w:kern w:val="0"/>
-          <w:sz w:val="21"/>
-          <w:szCs w:val="21"/>
-          <w:lang w:val="en-US" w:eastAsia="en-GB"/>
-          <w14:ligatures w14:val="none"/>
-        </w:rPr>
-        <w:t>):</w:t>
-      </w:r>
-    </w:p>
-    <w:p>
-      <w:pPr>
-        <w:spacing w:before="100" w:beforeAutospacing="1" w:after="100" w:afterAutospacing="1"/>
-        <w:rPr>
-          <w:lang w:val="en-US"/>
-        </w:rPr>
-      </w:pPr>
-      <w:r>
-        <w:rPr>
-          <w:lang w:val="en-US"/>
-        </w:rPr>
-        <w:t>“</w:t>
-      </w:r>
-      <w:r>
-        <w:rPr>
-          <w:lang w:val="en-US"/>
-        </w:rPr>
-        <w:t xml:space="preserve">These plots should be interpreted as follows: each vertical column between the upper and lower panels provides the effect size and its confidence intervals (upper panel) and the analytic choices that produced this effect size (lower panel). For example, the first column on the left of Figure 2 presents a Hedges’ </w:t>
-      </w:r>
-      <w:r>
-        <w:rPr>
-          <w:i/>
-          <w:iCs/>
-          <w:lang w:val="en-US"/>
-        </w:rPr>
-        <w:t>g</w:t>
-      </w:r>
-      <w:r>
-        <w:rPr>
-          <w:lang w:val="en-US"/>
-        </w:rPr>
-        <w:t xml:space="preserve"> = -0.22 under the analytic choices of the anxiety outcome, controlling for baseline scores, without Bonferroni corrections. Across the columns, the pattern of effect sizes under different analytic choices can be seen. In this case, it demonstrates that statistically significant results (via the exclusion of the zero point from the confidence intervals) are not observed under any set of analytic choices.</w:t>
-      </w:r>
-      <w:r>
-        <w:rPr>
-          <w:lang w:val="en-US"/>
-        </w:rPr>
-        <w:t>”</w:t>
-      </w:r>
-    </w:p>
-    <w:p>
-      <w:pPr>
-        <w:spacing w:before="100" w:beforeAutospacing="1" w:after="100" w:afterAutospacing="1"/>
-        <w:rPr>
-          <w:rFonts w:ascii="Noto Sans" w:eastAsia="Times New Roman" w:hAnsi="Noto Sans" w:cs="Noto Sans"/>
-          <w:kern w:val="0"/>
-          <w:sz w:val="21"/>
-          <w:szCs w:val="21"/>
-          <w:lang w:val="en-US" w:eastAsia="en-GB"/>
-          <w14:ligatures w14:val="none"/>
-        </w:rPr>
-      </w:pPr>
-    </w:p>
-    <w:p>
-      <w:pPr>
-        <w:spacing w:before="100" w:beforeAutospacing="1" w:after="100" w:afterAutospacing="1"/>
-        <w:rPr>
-          <w:rFonts w:ascii="Noto Sans" w:eastAsia="Times New Roman" w:hAnsi="Noto Sans" w:cs="Noto Sans"/>
-          <w:i/>
-          <w:iCs/>
-          <w:kern w:val="0"/>
-          <w:sz w:val="21"/>
-          <w:szCs w:val="21"/>
-          <w:lang w:val="en-US" w:eastAsia="en-GB"/>
-          <w14:ligatures w14:val="none"/>
-        </w:rPr>
-      </w:pPr>
-      <w:r>
-        <w:rPr>
-          <w:rFonts w:ascii="Noto Sans" w:eastAsia="Times New Roman" w:hAnsi="Noto Sans" w:cs="Noto Sans"/>
-          <w:i/>
-          <w:iCs/>
-          <w:kern w:val="0"/>
-          <w:sz w:val="21"/>
-          <w:szCs w:val="21"/>
-          <w:lang w:val="en-US" w:eastAsia="en-GB"/>
-          <w14:ligatures w14:val="none"/>
-        </w:rPr>
-        <w:t>(5) In the discussion, you state the following: "The results of this reanalysis are agnostic to whether new, large, well-designed studies are likely to generate evidence for or against the claim that hierarchical relations produce better efficacy than distinction relations." And also: "Other work attempting to tie RFT principles to ACT practices, such as the use of metaphor in therapy, have also been presented (Sierra et al., 2016) but have also failed to replicate."</w:t>
-      </w:r>
-      <w:r>
-        <w:rPr>
-          <w:rFonts w:ascii="Noto Sans" w:eastAsia="Times New Roman" w:hAnsi="Noto Sans" w:cs="Noto Sans"/>
-          <w:i/>
-          <w:iCs/>
+        <w:t xml:space="preserve"> is something I’m trying to assemble across critiques of the individual studies rather than globally.</w:t>
+      </w:r>
+    </w:p>
+    <w:p>
+      <w:pPr>
+        <w:spacing w:before="100" w:beforeAutospacing="1" w:after="100" w:afterAutospacing="1"/>
+        <w:rPr>
+          <w:rFonts w:ascii="Noto Sans" w:eastAsia="Times New Roman" w:hAnsi="Noto Sans" w:cs="Noto Sans"/>
+          <w:i/>
+          <w:iCs/>
+          <w:kern w:val="0"/>
+          <w:sz w:val="21"/>
+          <w:szCs w:val="21"/>
+          <w:lang w:val="en-US" w:eastAsia="en-GB"/>
+          <w14:ligatures w14:val="none"/>
+        </w:rPr>
+      </w:pPr>
+    </w:p>
+    <w:p>
+      <w:pPr>
+        <w:spacing w:before="100" w:beforeAutospacing="1" w:after="100" w:afterAutospacing="1"/>
+        <w:rPr>
+          <w:rFonts w:ascii="Noto Sans" w:eastAsia="Times New Roman" w:hAnsi="Noto Sans" w:cs="Noto Sans"/>
+          <w:i/>
+          <w:iCs/>
+          <w:kern w:val="0"/>
+          <w:sz w:val="21"/>
+          <w:szCs w:val="21"/>
+          <w:lang w:val="en-US" w:eastAsia="en-GB"/>
+          <w14:ligatures w14:val="none"/>
+        </w:rPr>
+      </w:pPr>
+      <w:r>
+        <w:rPr>
+          <w:rFonts w:ascii="Noto Sans" w:eastAsia="Times New Roman" w:hAnsi="Noto Sans" w:cs="Noto Sans"/>
+          <w:i/>
+          <w:iCs/>
+          <w:kern w:val="0"/>
+          <w:sz w:val="21"/>
+          <w:szCs w:val="21"/>
+          <w:lang w:val="en-US" w:eastAsia="en-GB"/>
+          <w14:ligatures w14:val="none"/>
+        </w:rPr>
+        <w:t xml:space="preserve">Disclosures: I followed the provided link to the OSF. There was no preregistration for the current research to review. I confirm that the OSF-site contains data and analysis code (in a </w:t>
+      </w:r>
+      <w:r>
+        <w:rPr>
+          <w:rFonts w:ascii="Noto Sans" w:eastAsia="Times New Roman" w:hAnsi="Noto Sans" w:cs="Noto Sans"/>
+          <w:i/>
+          <w:iCs/>
+          <w:kern w:val="0"/>
+          <w:sz w:val="21"/>
+          <w:szCs w:val="21"/>
+          <w:lang w:val="en-US" w:eastAsia="en-GB"/>
+          <w14:ligatures w14:val="none"/>
+        </w:rPr>
+        <w:t>GitHub</w:t>
+      </w:r>
+      <w:r>
+        <w:rPr>
+          <w:rFonts w:ascii="Noto Sans" w:eastAsia="Times New Roman" w:hAnsi="Noto Sans" w:cs="Noto Sans"/>
+          <w:i/>
+          <w:iCs/>
+          <w:kern w:val="0"/>
+          <w:sz w:val="21"/>
+          <w:szCs w:val="21"/>
+          <w:lang w:val="en-US" w:eastAsia="en-GB"/>
+          <w14:ligatures w14:val="none"/>
+        </w:rPr>
+        <w:t>-folder available under "Overview," not "Files"). I do not have a conflict of interest. I did not use any AI in writing this review.</w:t>
+      </w:r>
+    </w:p>
+    <w:p>
+      <w:pPr>
+        <w:spacing w:before="100" w:beforeAutospacing="1" w:after="100" w:afterAutospacing="1"/>
+        <w:rPr>
+          <w:rFonts w:ascii="Noto Sans" w:eastAsia="Times New Roman" w:hAnsi="Noto Sans" w:cs="Noto Sans"/>
+          <w:i/>
+          <w:iCs/>
+          <w:kern w:val="0"/>
+          <w:sz w:val="21"/>
+          <w:szCs w:val="21"/>
+          <w:lang w:val="en-US" w:eastAsia="en-GB"/>
+          <w14:ligatures w14:val="none"/>
+        </w:rPr>
+      </w:pPr>
+      <w:r>
+        <w:rPr>
+          <w:rFonts w:ascii="Noto Sans" w:eastAsia="Times New Roman" w:hAnsi="Noto Sans" w:cs="Noto Sans"/>
+          <w:i/>
+          <w:iCs/>
+          <w:kern w:val="0"/>
+          <w:sz w:val="21"/>
+          <w:szCs w:val="21"/>
+          <w:lang w:val="en-US" w:eastAsia="en-GB"/>
+          <w14:ligatures w14:val="none"/>
+        </w:rPr>
+        <w:t>Jens Mazei</w:t>
+      </w:r>
+    </w:p>
+    <w:p>
+      <w:pPr>
+        <w:spacing w:before="100" w:beforeAutospacing="1" w:after="100" w:afterAutospacing="1"/>
+        <w:rPr>
+          <w:rFonts w:ascii="Noto Sans" w:eastAsia="Times New Roman" w:hAnsi="Noto Sans" w:cs="Noto Sans"/>
+          <w:kern w:val="0"/>
+          <w:sz w:val="21"/>
+          <w:szCs w:val="21"/>
+          <w:lang w:val="en-US" w:eastAsia="en-GB"/>
+          <w14:ligatures w14:val="none"/>
+        </w:rPr>
+      </w:pPr>
+      <w:r>
+        <w:rPr>
+          <w:rFonts w:ascii="Noto Sans" w:eastAsia="Times New Roman" w:hAnsi="Noto Sans" w:cs="Noto Sans"/>
+          <w:i/>
+          <w:iCs/>
+          <w:kern w:val="0"/>
+          <w:sz w:val="21"/>
+          <w:szCs w:val="21"/>
+          <w:lang w:val="en-US" w:eastAsia="en-GB"/>
+          <w14:ligatures w14:val="none"/>
+        </w:rPr>
+        <w:t>Recommendation: Revisions Required</w:t>
+      </w:r>
+      <w:r>
+        <w:rPr>
+          <w:rFonts w:ascii="Noto Sans" w:eastAsia="Times New Roman" w:hAnsi="Noto Sans" w:cs="Noto Sans"/>
           <w:kern w:val="0"/>
           <w:sz w:val="21"/>
           <w:szCs w:val="21"/>
@@ -5882,267 +5559,6 @@
           <w14:ligatures w14:val="none"/>
         </w:rPr>
         <w:br/>
-        <w:t xml:space="preserve">Does this mean that there is really no additional research that tests the underlying propositions examined in Foody et al.'s (2013; 2015) research? If yes, this would underscore to need to critically reassess the claims made by Foody </w:t>
-      </w:r>
-      <w:proofErr w:type="gramStart"/>
-      <w:r>
-        <w:rPr>
-          <w:rFonts w:ascii="Noto Sans" w:eastAsia="Times New Roman" w:hAnsi="Noto Sans" w:cs="Noto Sans"/>
-          <w:i/>
-          <w:iCs/>
-          <w:kern w:val="0"/>
-          <w:sz w:val="21"/>
-          <w:szCs w:val="21"/>
-          <w:lang w:val="en-US" w:eastAsia="en-GB"/>
-          <w14:ligatures w14:val="none"/>
-        </w:rPr>
-        <w:t>et al., and</w:t>
-      </w:r>
-      <w:proofErr w:type="gramEnd"/>
-      <w:r>
-        <w:rPr>
-          <w:rFonts w:ascii="Noto Sans" w:eastAsia="Times New Roman" w:hAnsi="Noto Sans" w:cs="Noto Sans"/>
-          <w:i/>
-          <w:iCs/>
-          <w:kern w:val="0"/>
-          <w:sz w:val="21"/>
-          <w:szCs w:val="21"/>
-          <w:lang w:val="en-US" w:eastAsia="en-GB"/>
-          <w14:ligatures w14:val="none"/>
-        </w:rPr>
-        <w:t xml:space="preserve"> therefore deserves being highlighted in the front end.</w:t>
-      </w:r>
-    </w:p>
-    <w:p>
-      <w:pPr>
-        <w:spacing w:before="100" w:beforeAutospacing="1" w:after="100" w:afterAutospacing="1"/>
-        <w:rPr>
-          <w:rFonts w:ascii="Noto Sans" w:eastAsia="Times New Roman" w:hAnsi="Noto Sans" w:cs="Noto Sans"/>
-          <w:kern w:val="0"/>
-          <w:sz w:val="21"/>
-          <w:szCs w:val="21"/>
-          <w:lang w:val="en-US" w:eastAsia="en-GB"/>
-          <w14:ligatures w14:val="none"/>
-        </w:rPr>
-      </w:pPr>
-      <w:r>
-        <w:rPr>
-          <w:rFonts w:ascii="Noto Sans" w:eastAsia="Times New Roman" w:hAnsi="Noto Sans" w:cs="Noto Sans"/>
-          <w:kern w:val="0"/>
-          <w:sz w:val="21"/>
-          <w:szCs w:val="21"/>
-          <w:lang w:val="en-US" w:eastAsia="en-GB"/>
-          <w14:ligatures w14:val="none"/>
-        </w:rPr>
-        <w:t xml:space="preserve">Thank you for this point and I share what I read to be your disbelief. The situation is complicated, however, as Foody et al. is currently accepted to be that proof. I have added two references to the opening of the introduction (see your previous point above) which point readers to an article and a book chapter which both reflect on the weak evidence for the ACT-RFT link. </w:t>
-      </w:r>
-      <w:proofErr w:type="gramStart"/>
-      <w:r>
-        <w:rPr>
-          <w:rFonts w:ascii="Noto Sans" w:eastAsia="Times New Roman" w:hAnsi="Noto Sans" w:cs="Noto Sans"/>
-          <w:kern w:val="0"/>
-          <w:sz w:val="21"/>
-          <w:szCs w:val="21"/>
-          <w:lang w:val="en-US" w:eastAsia="en-GB"/>
-          <w14:ligatures w14:val="none"/>
-        </w:rPr>
-        <w:t xml:space="preserve">With </w:t>
-      </w:r>
-      <w:r>
-        <w:rPr>
-          <w:rFonts w:ascii="Noto Sans" w:eastAsia="Times New Roman" w:hAnsi="Noto Sans" w:cs="Noto Sans"/>
-          <w:kern w:val="0"/>
-          <w:sz w:val="21"/>
-          <w:szCs w:val="21"/>
-          <w:lang w:val="en-US" w:eastAsia="en-GB"/>
-          <w14:ligatures w14:val="none"/>
-        </w:rPr>
-        <w:t>regard to</w:t>
-      </w:r>
-      <w:proofErr w:type="gramEnd"/>
-      <w:r>
-        <w:rPr>
-          <w:rFonts w:ascii="Noto Sans" w:eastAsia="Times New Roman" w:hAnsi="Noto Sans" w:cs="Noto Sans"/>
-          <w:kern w:val="0"/>
-          <w:sz w:val="21"/>
-          <w:szCs w:val="21"/>
-          <w:lang w:val="en-US" w:eastAsia="en-GB"/>
-          <w14:ligatures w14:val="none"/>
-        </w:rPr>
-        <w:t xml:space="preserve"> your current point, </w:t>
-      </w:r>
-      <w:proofErr w:type="gramStart"/>
-      <w:r>
-        <w:rPr>
-          <w:rFonts w:ascii="Noto Sans" w:eastAsia="Times New Roman" w:hAnsi="Noto Sans" w:cs="Noto Sans"/>
-          <w:kern w:val="0"/>
-          <w:sz w:val="21"/>
-          <w:szCs w:val="21"/>
-          <w:lang w:val="en-US" w:eastAsia="en-GB"/>
-          <w14:ligatures w14:val="none"/>
-        </w:rPr>
-        <w:t>in order to</w:t>
-      </w:r>
-      <w:proofErr w:type="gramEnd"/>
-      <w:r>
-        <w:rPr>
-          <w:rFonts w:ascii="Noto Sans" w:eastAsia="Times New Roman" w:hAnsi="Noto Sans" w:cs="Noto Sans"/>
-          <w:kern w:val="0"/>
-          <w:sz w:val="21"/>
-          <w:szCs w:val="21"/>
-          <w:lang w:val="en-US" w:eastAsia="en-GB"/>
-          <w14:ligatures w14:val="none"/>
-        </w:rPr>
-        <w:t xml:space="preserve"> avoid coming to a premature conclusion in the introduction, I have not modified it further. For the sake of scope, the discussion is limited to the robustness of Foody; a wider inspection of the strength of the evidence for the ACT-RFT link is certainly of </w:t>
-      </w:r>
-      <w:proofErr w:type="gramStart"/>
-      <w:r>
-        <w:rPr>
-          <w:rFonts w:ascii="Noto Sans" w:eastAsia="Times New Roman" w:hAnsi="Noto Sans" w:cs="Noto Sans"/>
-          <w:kern w:val="0"/>
-          <w:sz w:val="21"/>
-          <w:szCs w:val="21"/>
-          <w:lang w:val="en-US" w:eastAsia="en-GB"/>
-          <w14:ligatures w14:val="none"/>
-        </w:rPr>
-        <w:t>interest, but</w:t>
-      </w:r>
-      <w:proofErr w:type="gramEnd"/>
-      <w:r>
-        <w:rPr>
-          <w:rFonts w:ascii="Noto Sans" w:eastAsia="Times New Roman" w:hAnsi="Noto Sans" w:cs="Noto Sans"/>
-          <w:kern w:val="0"/>
-          <w:sz w:val="21"/>
-          <w:szCs w:val="21"/>
-          <w:lang w:val="en-US" w:eastAsia="en-GB"/>
-          <w14:ligatures w14:val="none"/>
-        </w:rPr>
-        <w:t xml:space="preserve"> is something I’m trying to assemble across critiques of the individual studies rather than globally.</w:t>
-      </w:r>
-    </w:p>
-    <w:p>
-      <w:pPr>
-        <w:spacing w:before="100" w:beforeAutospacing="1" w:after="100" w:afterAutospacing="1"/>
-        <w:rPr>
-          <w:rFonts w:ascii="Noto Sans" w:eastAsia="Times New Roman" w:hAnsi="Noto Sans" w:cs="Noto Sans"/>
-          <w:i/>
-          <w:iCs/>
-          <w:kern w:val="0"/>
-          <w:sz w:val="21"/>
-          <w:szCs w:val="21"/>
-          <w:lang w:val="en-US" w:eastAsia="en-GB"/>
-          <w14:ligatures w14:val="none"/>
-        </w:rPr>
-      </w:pPr>
-    </w:p>
-    <w:p>
-      <w:pPr>
-        <w:spacing w:before="100" w:beforeAutospacing="1" w:after="100" w:afterAutospacing="1"/>
-        <w:rPr>
-          <w:rFonts w:ascii="Noto Sans" w:eastAsia="Times New Roman" w:hAnsi="Noto Sans" w:cs="Noto Sans"/>
-          <w:i/>
-          <w:iCs/>
-          <w:kern w:val="0"/>
-          <w:sz w:val="21"/>
-          <w:szCs w:val="21"/>
-          <w:lang w:val="en-US" w:eastAsia="en-GB"/>
-          <w14:ligatures w14:val="none"/>
-        </w:rPr>
-      </w:pPr>
-      <w:r>
-        <w:rPr>
-          <w:rFonts w:ascii="Noto Sans" w:eastAsia="Times New Roman" w:hAnsi="Noto Sans" w:cs="Noto Sans"/>
-          <w:i/>
-          <w:iCs/>
-          <w:kern w:val="0"/>
-          <w:sz w:val="21"/>
-          <w:szCs w:val="21"/>
-          <w:lang w:val="en-US" w:eastAsia="en-GB"/>
-          <w14:ligatures w14:val="none"/>
-        </w:rPr>
-        <w:t xml:space="preserve">Disclosures: I followed the provided link to the OSF. There was no preregistration for the current research to review. I confirm that the OSF-site contains data and analysis code (in a </w:t>
-      </w:r>
-      <w:proofErr w:type="spellStart"/>
-      <w:r>
-        <w:rPr>
-          <w:rFonts w:ascii="Noto Sans" w:eastAsia="Times New Roman" w:hAnsi="Noto Sans" w:cs="Noto Sans"/>
-          <w:i/>
-          <w:iCs/>
-          <w:kern w:val="0"/>
-          <w:sz w:val="21"/>
-          <w:szCs w:val="21"/>
-          <w:lang w:val="en-US" w:eastAsia="en-GB"/>
-          <w14:ligatures w14:val="none"/>
-        </w:rPr>
-        <w:t>Github</w:t>
-      </w:r>
-      <w:proofErr w:type="spellEnd"/>
-      <w:r>
-        <w:rPr>
-          <w:rFonts w:ascii="Noto Sans" w:eastAsia="Times New Roman" w:hAnsi="Noto Sans" w:cs="Noto Sans"/>
-          <w:i/>
-          <w:iCs/>
-          <w:kern w:val="0"/>
-          <w:sz w:val="21"/>
-          <w:szCs w:val="21"/>
-          <w:lang w:val="en-US" w:eastAsia="en-GB"/>
-          <w14:ligatures w14:val="none"/>
-        </w:rPr>
-        <w:t>-folder available under "Overview," not "Files"). I do not have a conflict of interest. I did not use any AI in writing this review.</w:t>
-      </w:r>
-    </w:p>
-    <w:p>
-      <w:pPr>
-        <w:spacing w:before="100" w:beforeAutospacing="1" w:after="100" w:afterAutospacing="1"/>
-        <w:rPr>
-          <w:rFonts w:ascii="Noto Sans" w:eastAsia="Times New Roman" w:hAnsi="Noto Sans" w:cs="Noto Sans"/>
-          <w:i/>
-          <w:iCs/>
-          <w:kern w:val="0"/>
-          <w:sz w:val="21"/>
-          <w:szCs w:val="21"/>
-          <w:lang w:val="en-US" w:eastAsia="en-GB"/>
-          <w14:ligatures w14:val="none"/>
-        </w:rPr>
-      </w:pPr>
-      <w:r>
-        <w:rPr>
-          <w:rFonts w:ascii="Noto Sans" w:eastAsia="Times New Roman" w:hAnsi="Noto Sans" w:cs="Noto Sans"/>
-          <w:i/>
-          <w:iCs/>
-          <w:kern w:val="0"/>
-          <w:sz w:val="21"/>
-          <w:szCs w:val="21"/>
-          <w:lang w:val="en-US" w:eastAsia="en-GB"/>
-          <w14:ligatures w14:val="none"/>
-        </w:rPr>
-        <w:t>Jens Mazei</w:t>
-      </w:r>
-    </w:p>
-    <w:p>
-      <w:pPr>
-        <w:spacing w:before="100" w:beforeAutospacing="1" w:after="100" w:afterAutospacing="1"/>
-        <w:rPr>
-          <w:rFonts w:ascii="Noto Sans" w:eastAsia="Times New Roman" w:hAnsi="Noto Sans" w:cs="Noto Sans"/>
-          <w:kern w:val="0"/>
-          <w:sz w:val="21"/>
-          <w:szCs w:val="21"/>
-          <w:lang w:val="en-US" w:eastAsia="en-GB"/>
-          <w14:ligatures w14:val="none"/>
-        </w:rPr>
-      </w:pPr>
-      <w:r>
-        <w:rPr>
-          <w:rFonts w:ascii="Noto Sans" w:eastAsia="Times New Roman" w:hAnsi="Noto Sans" w:cs="Noto Sans"/>
-          <w:i/>
-          <w:iCs/>
-          <w:kern w:val="0"/>
-          <w:sz w:val="21"/>
-          <w:szCs w:val="21"/>
-          <w:lang w:val="en-US" w:eastAsia="en-GB"/>
-          <w14:ligatures w14:val="none"/>
-        </w:rPr>
-        <w:t>Recommendation: Revisions Required</w:t>
       </w:r>
       <w:r>
         <w:rPr>
@@ -6155,6 +5571,37 @@
         </w:rPr>
         <w:br/>
       </w:r>
+    </w:p>
+    <w:p>
+      <w:pPr>
+        <w:spacing w:before="100" w:beforeAutospacing="1" w:after="100" w:afterAutospacing="1"/>
+        <w:rPr>
+          <w:rStyle w:val="Heading2Char"/>
+          <w:lang w:val="en-US" w:eastAsia="en-GB"/>
+        </w:rPr>
+      </w:pPr>
+      <w:r>
+        <w:rPr>
+          <w:rStyle w:val="Heading2Char"/>
+          <w:lang w:val="en-US" w:eastAsia="en-GB"/>
+        </w:rPr>
+        <w:t>Reviewer 3</w:t>
+      </w:r>
+    </w:p>
+    <w:p>
+      <w:pPr>
+        <w:spacing w:before="100" w:beforeAutospacing="1" w:after="100" w:afterAutospacing="1"/>
+        <w:rPr>
+          <w:rFonts w:ascii="Noto Sans" w:eastAsia="Times New Roman" w:hAnsi="Noto Sans" w:cs="Noto Sans"/>
+          <w:i/>
+          <w:iCs/>
+          <w:kern w:val="0"/>
+          <w:sz w:val="21"/>
+          <w:szCs w:val="21"/>
+          <w:lang w:val="en-US" w:eastAsia="en-GB"/>
+          <w14:ligatures w14:val="none"/>
+        </w:rPr>
+      </w:pPr>
       <w:r>
         <w:rPr>
           <w:rFonts w:ascii="Noto Sans" w:eastAsia="Times New Roman" w:hAnsi="Noto Sans" w:cs="Noto Sans"/>
@@ -6166,76 +5613,19 @@
         </w:rPr>
         <w:br/>
       </w:r>
-    </w:p>
-    <w:p>
-      <w:pPr>
-        <w:spacing w:before="100" w:beforeAutospacing="1" w:after="100" w:afterAutospacing="1"/>
-        <w:rPr>
-          <w:rStyle w:val="Heading2Char"/>
-          <w:lang w:val="en-US" w:eastAsia="en-GB"/>
-        </w:rPr>
-      </w:pPr>
-      <w:r>
-        <w:rPr>
-          <w:rStyle w:val="Heading2Char"/>
-          <w:lang w:val="en-US" w:eastAsia="en-GB"/>
-        </w:rPr>
-        <w:t>Reviewer 3</w:t>
-      </w:r>
-    </w:p>
-    <w:p>
-      <w:pPr>
-        <w:spacing w:before="100" w:beforeAutospacing="1" w:after="100" w:afterAutospacing="1"/>
-        <w:rPr>
-          <w:rFonts w:ascii="Noto Sans" w:eastAsia="Times New Roman" w:hAnsi="Noto Sans" w:cs="Noto Sans"/>
-          <w:i/>
-          <w:iCs/>
-          <w:kern w:val="0"/>
-          <w:sz w:val="21"/>
-          <w:szCs w:val="21"/>
-          <w:lang w:val="en-US" w:eastAsia="en-GB"/>
-          <w14:ligatures w14:val="none"/>
-        </w:rPr>
-      </w:pPr>
-      <w:r>
-        <w:rPr>
-          <w:rFonts w:ascii="Noto Sans" w:eastAsia="Times New Roman" w:hAnsi="Noto Sans" w:cs="Noto Sans"/>
-          <w:kern w:val="0"/>
-          <w:sz w:val="21"/>
-          <w:szCs w:val="21"/>
-          <w:lang w:val="en-US" w:eastAsia="en-GB"/>
-          <w14:ligatures w14:val="none"/>
-        </w:rPr>
-        <w:br/>
-      </w:r>
-      <w:r>
-        <w:rPr>
-          <w:rFonts w:ascii="Noto Sans" w:eastAsia="Times New Roman" w:hAnsi="Noto Sans" w:cs="Noto Sans"/>
-          <w:i/>
-          <w:iCs/>
-          <w:kern w:val="0"/>
-          <w:sz w:val="21"/>
-          <w:szCs w:val="21"/>
-          <w:lang w:val="en-US" w:eastAsia="en-GB"/>
-          <w14:ligatures w14:val="none"/>
-        </w:rPr>
-        <w:t xml:space="preserve">Luisa </w:t>
-      </w:r>
-      <w:proofErr w:type="spellStart"/>
-      <w:r>
-        <w:rPr>
-          <w:rFonts w:ascii="Noto Sans" w:eastAsia="Times New Roman" w:hAnsi="Noto Sans" w:cs="Noto Sans"/>
-          <w:i/>
-          <w:iCs/>
-          <w:kern w:val="0"/>
-          <w:sz w:val="21"/>
-          <w:szCs w:val="21"/>
-          <w:lang w:val="en-US" w:eastAsia="en-GB"/>
-          <w14:ligatures w14:val="none"/>
-        </w:rPr>
-        <w:t>Altegoer</w:t>
-      </w:r>
-      <w:proofErr w:type="spellEnd"/>
+      <w:r>
+        <w:rPr>
+          <w:rFonts w:ascii="Noto Sans" w:eastAsia="Times New Roman" w:hAnsi="Noto Sans" w:cs="Noto Sans"/>
+          <w:i/>
+          <w:iCs/>
+          <w:kern w:val="0"/>
+          <w:sz w:val="21"/>
+          <w:szCs w:val="21"/>
+          <w:lang w:val="en-US" w:eastAsia="en-GB"/>
+          <w14:ligatures w14:val="none"/>
+        </w:rPr>
+        <w:t>Luisa Altegoer</w:t>
+      </w:r>
       <w:r>
         <w:rPr>
           <w:rFonts w:ascii="Noto Sans" w:eastAsia="Times New Roman" w:hAnsi="Noto Sans" w:cs="Noto Sans"/>
@@ -6276,8 +5666,23 @@
           <w:lang w:val="en-US" w:eastAsia="en-GB"/>
           <w14:ligatures w14:val="none"/>
         </w:rPr>
-        <w:t xml:space="preserve">The paper re-examines two frequently cited studies that are often used as empirical support for links between Acceptance and Commitment Therapy (ACT) and Relational Frame Theory (RFT), particularly regarding the ACT concept of self-as-context. The author argues that the original study by Foody et al. (2013) reported that exercises based on hierarchical relational framing reduced distress more than those based on distinction relations, but that this claim does not </w:t>
-      </w:r>
+        <w:t>The paper re-examines two frequently cited studies that are often used as empirical support for links between Acceptance and Commitment Therapy (ACT) and Relational Frame Theory (RFT), particularly regarding the ACT concept of self-as-context. The author argues that the original study by Foody et al. (2013) reported that exercises based on hierarchical relational framing reduced distress more than those based on distinction relations, but that this claim does not align with the analyses reported in the paper. By extracting the published summary statistics from both the 2013 study and its failed replication (2015) and conducting a multiverse reanalysis that directly tests the original theoretical claim, Hussey finds consistent null results across all analytic specifications. The paper concludes that the evidence for the claimed ACT–RFT link in these studies is weak and uses the case to illustrate broader issues in psychological science, including analytic flexibility, lack of transparency, and selective citation that can hinder cumulative scientific progress.</w:t>
+      </w:r>
+    </w:p>
+    <w:p>
+      <w:pPr>
+        <w:spacing w:before="100" w:beforeAutospacing="1" w:after="100" w:afterAutospacing="1"/>
+        <w:rPr>
+          <w:rFonts w:ascii="Noto Sans" w:eastAsia="Times New Roman" w:hAnsi="Noto Sans" w:cs="Noto Sans"/>
+          <w:i/>
+          <w:iCs/>
+          <w:kern w:val="0"/>
+          <w:sz w:val="21"/>
+          <w:szCs w:val="21"/>
+          <w:lang w:val="en-US" w:eastAsia="en-GB"/>
+          <w14:ligatures w14:val="none"/>
+        </w:rPr>
+      </w:pPr>
       <w:r>
         <w:rPr>
           <w:rFonts w:ascii="Noto Sans" w:eastAsia="Times New Roman" w:hAnsi="Noto Sans" w:cs="Noto Sans"/>
@@ -6290,34 +5695,6 @@
           <w14:ligatures w14:val="none"/>
         </w:rPr>
         <w:lastRenderedPageBreak/>
-        <w:t>align with the analyses reported in the paper. By extracting the published summary statistics from both the 2013 study and its failed replication (2015) and conducting a multiverse reanalysis that directly tests the original theoretical claim, Hussey finds consistent null results across all analytic specifications. The paper concludes that the evidence for the claimed ACT–RFT link in these studies is weak and uses the case to illustrate broader issues in psychological science, including analytic flexibility, lack of transparency, and selective citation that can hinder cumulative scientific progress.</w:t>
-      </w:r>
-    </w:p>
-    <w:p>
-      <w:pPr>
-        <w:spacing w:before="100" w:beforeAutospacing="1" w:after="100" w:afterAutospacing="1"/>
-        <w:rPr>
-          <w:rFonts w:ascii="Noto Sans" w:eastAsia="Times New Roman" w:hAnsi="Noto Sans" w:cs="Noto Sans"/>
-          <w:i/>
-          <w:iCs/>
-          <w:kern w:val="0"/>
-          <w:sz w:val="21"/>
-          <w:szCs w:val="21"/>
-          <w:lang w:val="en-US" w:eastAsia="en-GB"/>
-          <w14:ligatures w14:val="none"/>
-        </w:rPr>
-      </w:pPr>
-      <w:r>
-        <w:rPr>
-          <w:rFonts w:ascii="Noto Sans" w:eastAsia="Times New Roman" w:hAnsi="Noto Sans" w:cs="Noto Sans"/>
-          <w:i/>
-          <w:iCs/>
-          <w:kern w:val="0"/>
-          <w:sz w:val="21"/>
-          <w:szCs w:val="21"/>
-          <w:lang w:val="en-US" w:eastAsia="en-GB"/>
-          <w14:ligatures w14:val="none"/>
-        </w:rPr>
         <w:t>Strengths</w:t>
       </w:r>
     </w:p>
@@ -6513,7 +5890,50 @@
           <w14:ligatures w14:val="none"/>
         </w:rPr>
       </w:pPr>
-      <w:proofErr w:type="spellStart"/>
+      <w:r>
+        <w:rPr>
+          <w:rFonts w:ascii="Noto Sans" w:eastAsia="Times New Roman" w:hAnsi="Noto Sans" w:cs="Noto Sans"/>
+          <w:kern w:val="0"/>
+          <w:sz w:val="21"/>
+          <w:szCs w:val="21"/>
+          <w:lang w:val="en-US" w:eastAsia="en-GB"/>
+          <w14:ligatures w14:val="none"/>
+        </w:rPr>
+        <w:t>Than</w:t>
+      </w:r>
+      <w:r>
+        <w:rPr>
+          <w:rFonts w:ascii="Noto Sans" w:eastAsia="Times New Roman" w:hAnsi="Noto Sans" w:cs="Noto Sans"/>
+          <w:kern w:val="0"/>
+          <w:sz w:val="21"/>
+          <w:szCs w:val="21"/>
+          <w:lang w:val="en-US" w:eastAsia="en-GB"/>
+          <w14:ligatures w14:val="none"/>
+        </w:rPr>
+        <w:t>k</w:t>
+      </w:r>
+      <w:r>
+        <w:rPr>
+          <w:rFonts w:ascii="Noto Sans" w:eastAsia="Times New Roman" w:hAnsi="Noto Sans" w:cs="Noto Sans"/>
+          <w:kern w:val="0"/>
+          <w:sz w:val="21"/>
+          <w:szCs w:val="21"/>
+          <w:lang w:val="en-US" w:eastAsia="en-GB"/>
+          <w14:ligatures w14:val="none"/>
+        </w:rPr>
+        <w:t xml:space="preserve"> you for checking me on scope here. </w:t>
+      </w:r>
+      <w:r>
+        <w:rPr>
+          <w:rFonts w:ascii="Noto Sans" w:eastAsia="Times New Roman" w:hAnsi="Noto Sans" w:cs="Noto Sans"/>
+          <w:kern w:val="0"/>
+          <w:sz w:val="21"/>
+          <w:szCs w:val="21"/>
+          <w:lang w:val="en-US" w:eastAsia="en-GB"/>
+          <w14:ligatures w14:val="none"/>
+        </w:rPr>
+        <w:t xml:space="preserve">The title captures the specifics of the comparison made by Foody et al. </w:t>
+      </w:r>
       <w:proofErr w:type="gramStart"/>
       <w:r>
         <w:rPr>
@@ -6524,9 +5944,8 @@
           <w:lang w:val="en-US" w:eastAsia="en-GB"/>
           <w14:ligatures w14:val="none"/>
         </w:rPr>
-        <w:t>Than</w:t>
-      </w:r>
-      <w:proofErr w:type="spellEnd"/>
+        <w:t>and also</w:t>
+      </w:r>
       <w:proofErr w:type="gramEnd"/>
       <w:r>
         <w:rPr>
@@ -6537,86 +5956,7 @@
           <w:lang w:val="en-US" w:eastAsia="en-GB"/>
           <w14:ligatures w14:val="none"/>
         </w:rPr>
-        <w:t xml:space="preserve"> you for checking me on scope here. </w:t>
-      </w:r>
-      <w:r>
-        <w:rPr>
-          <w:rFonts w:ascii="Noto Sans" w:eastAsia="Times New Roman" w:hAnsi="Noto Sans" w:cs="Noto Sans"/>
-          <w:kern w:val="0"/>
-          <w:sz w:val="21"/>
-          <w:szCs w:val="21"/>
-          <w:lang w:val="en-US" w:eastAsia="en-GB"/>
-          <w14:ligatures w14:val="none"/>
-        </w:rPr>
-        <w:t xml:space="preserve">The title captures the specifics of the comparison made by Foody et al. </w:t>
-      </w:r>
-      <w:proofErr w:type="gramStart"/>
-      <w:r>
-        <w:rPr>
-          <w:rFonts w:ascii="Noto Sans" w:eastAsia="Times New Roman" w:hAnsi="Noto Sans" w:cs="Noto Sans"/>
-          <w:kern w:val="0"/>
-          <w:sz w:val="21"/>
-          <w:szCs w:val="21"/>
-          <w:lang w:val="en-US" w:eastAsia="en-GB"/>
-          <w14:ligatures w14:val="none"/>
-        </w:rPr>
-        <w:t>and also</w:t>
-      </w:r>
-      <w:proofErr w:type="gramEnd"/>
-      <w:r>
-        <w:rPr>
-          <w:rFonts w:ascii="Noto Sans" w:eastAsia="Times New Roman" w:hAnsi="Noto Sans" w:cs="Noto Sans"/>
-          <w:kern w:val="0"/>
-          <w:sz w:val="21"/>
-          <w:szCs w:val="21"/>
-          <w:lang w:val="en-US" w:eastAsia="en-GB"/>
-          <w14:ligatures w14:val="none"/>
-        </w:rPr>
-        <w:t xml:space="preserve"> the context of the claim they made and how it is cited, “</w:t>
-      </w:r>
-      <w:r>
-        <w:rPr>
-          <w:rFonts w:ascii="Noto Sans" w:eastAsia="Times New Roman" w:hAnsi="Noto Sans" w:cs="Noto Sans"/>
-          <w:kern w:val="0"/>
-          <w:sz w:val="21"/>
-          <w:szCs w:val="21"/>
-          <w:lang w:val="en-US" w:eastAsia="en-GB"/>
-          <w14:ligatures w14:val="none"/>
-        </w:rPr>
-        <w:t>No evidence of differences between hierarchical versus distinction relations in self-based ACT exercises</w:t>
-      </w:r>
-      <w:r>
-        <w:rPr>
-          <w:rFonts w:ascii="Noto Sans" w:eastAsia="Times New Roman" w:hAnsi="Noto Sans" w:cs="Noto Sans"/>
-          <w:kern w:val="0"/>
-          <w:sz w:val="21"/>
-          <w:szCs w:val="21"/>
-          <w:lang w:val="en-US" w:eastAsia="en-GB"/>
-          <w14:ligatures w14:val="none"/>
-        </w:rPr>
-        <w:t>”. The claim is cited by the ACT literature its therapeutic exercises. This repeats the framing Foody et. (2015) use in their title: “…</w:t>
-      </w:r>
-      <w:r>
-        <w:rPr>
-          <w:rFonts w:ascii="Noto Sans" w:eastAsia="Times New Roman" w:hAnsi="Noto Sans" w:cs="Noto Sans"/>
-          <w:kern w:val="0"/>
-          <w:sz w:val="21"/>
-          <w:szCs w:val="21"/>
-          <w:lang w:val="en-US" w:eastAsia="en-GB"/>
-          <w14:ligatures w14:val="none"/>
-        </w:rPr>
-        <w:t>in a Common Act Exercise</w:t>
-      </w:r>
-      <w:r>
-        <w:rPr>
-          <w:rFonts w:ascii="Noto Sans" w:eastAsia="Times New Roman" w:hAnsi="Noto Sans" w:cs="Noto Sans"/>
-          <w:kern w:val="0"/>
-          <w:sz w:val="21"/>
-          <w:szCs w:val="21"/>
-          <w:lang w:val="en-US" w:eastAsia="en-GB"/>
-          <w14:ligatures w14:val="none"/>
-        </w:rPr>
-        <w:t xml:space="preserve">”. I feel that the framing is consistent with the original authors’ </w:t>
+        <w:t xml:space="preserve"> the context of the claim they made and how it is cited, “No evidence of differences between hierarchical versus distinction relations in self-based ACT exercises”. The claim is cited by the ACT literature its therapeutic exercises. This repeats the framing Foody et. (2015) use in their title: “…in a Common Act Exercise”. I feel that the framing is consistent with the original authors’ </w:t>
       </w:r>
       <w:proofErr w:type="gramStart"/>
       <w:r>
@@ -6797,19 +6137,100 @@
           <w:lang w:val="en-US" w:eastAsia="en-GB"/>
           <w14:ligatures w14:val="none"/>
         </w:rPr>
+        <w:t>I have clarified the narrow scope, see p. 2:</w:t>
+      </w:r>
+    </w:p>
+    <w:p>
+      <w:pPr>
+        <w:spacing w:before="100" w:beforeAutospacing="1" w:after="100" w:afterAutospacing="1"/>
+        <w:rPr>
+          <w:rFonts w:ascii="Noto Sans" w:eastAsia="Times New Roman" w:hAnsi="Noto Sans" w:cs="Noto Sans"/>
+          <w:kern w:val="0"/>
+          <w:sz w:val="21"/>
+          <w:szCs w:val="21"/>
+          <w:lang w:eastAsia="en-GB"/>
+          <w14:ligatures w14:val="none"/>
+        </w:rPr>
+      </w:pPr>
+      <w:r>
+        <w:rPr>
+          <w:rFonts w:ascii="Noto Sans" w:eastAsia="Times New Roman" w:hAnsi="Noto Sans" w:cs="Noto Sans"/>
+          <w:kern w:val="0"/>
+          <w:sz w:val="21"/>
+          <w:szCs w:val="21"/>
+          <w:lang w:val="en-US" w:eastAsia="en-GB"/>
+          <w14:ligatures w14:val="none"/>
+        </w:rPr>
+        <w:t>“</w:t>
+      </w:r>
+      <w:r>
+        <w:rPr>
+          <w:rFonts w:ascii="Noto Sans" w:eastAsia="Times New Roman" w:hAnsi="Noto Sans" w:cs="Noto Sans"/>
+          <w:kern w:val="0"/>
+          <w:sz w:val="21"/>
+          <w:szCs w:val="21"/>
+          <w:lang w:eastAsia="en-GB"/>
+          <w14:ligatures w14:val="none"/>
+        </w:rPr>
+        <w:t>This paper evaluates only whether these two studies support this specific claim; it is not an assessment of the ACT–RFT literature as a whole</w:t>
+      </w:r>
+      <w:r>
+        <w:rPr>
+          <w:rFonts w:ascii="Noto Sans" w:eastAsia="Times New Roman" w:hAnsi="Noto Sans" w:cs="Noto Sans"/>
+          <w:kern w:val="0"/>
+          <w:sz w:val="21"/>
+          <w:szCs w:val="21"/>
+          <w:lang w:eastAsia="en-GB"/>
+          <w14:ligatures w14:val="none"/>
+        </w:rPr>
+        <w:t>.”</w:t>
+      </w:r>
+    </w:p>
+    <w:p>
+      <w:pPr>
+        <w:spacing w:before="100" w:beforeAutospacing="1" w:after="100" w:afterAutospacing="1"/>
+        <w:rPr>
+          <w:rFonts w:ascii="Noto Sans" w:eastAsia="Times New Roman" w:hAnsi="Noto Sans" w:cs="Noto Sans"/>
+          <w:kern w:val="0"/>
+          <w:sz w:val="21"/>
+          <w:szCs w:val="21"/>
+          <w:lang w:val="en-US" w:eastAsia="en-GB"/>
+          <w14:ligatures w14:val="none"/>
+        </w:rPr>
+      </w:pPr>
+      <w:r>
+        <w:rPr>
+          <w:rFonts w:ascii="Noto Sans" w:eastAsia="Times New Roman" w:hAnsi="Noto Sans" w:cs="Noto Sans"/>
+          <w:kern w:val="0"/>
+          <w:sz w:val="21"/>
+          <w:szCs w:val="21"/>
+          <w:lang w:eastAsia="en-GB"/>
+          <w14:ligatures w14:val="none"/>
+        </w:rPr>
+        <w:t xml:space="preserve">My rationale for narrowing rather than expanding would be via an appeal to </w:t>
+      </w:r>
+      <w:r>
+        <w:rPr>
+          <w:rFonts w:ascii="Noto Sans" w:eastAsia="Times New Roman" w:hAnsi="Noto Sans" w:cs="Noto Sans"/>
+          <w:kern w:val="0"/>
+          <w:sz w:val="21"/>
+          <w:szCs w:val="21"/>
+          <w:lang w:val="en-US" w:eastAsia="en-GB"/>
+          <w14:ligatures w14:val="none"/>
+        </w:rPr>
+        <w:t xml:space="preserve">Brandolini’s law here: the scope of this article is an assessment of Foody’s claim for this specific set of </w:t>
+      </w:r>
+      <w:r>
+        <w:rPr>
+          <w:rFonts w:ascii="Noto Sans" w:eastAsia="Times New Roman" w:hAnsi="Noto Sans" w:cs="Noto Sans"/>
+          <w:kern w:val="0"/>
+          <w:sz w:val="21"/>
+          <w:szCs w:val="21"/>
+          <w:lang w:val="en-US" w:eastAsia="en-GB"/>
+          <w14:ligatures w14:val="none"/>
+        </w:rPr>
         <w:lastRenderedPageBreak/>
-        <w:t xml:space="preserve">I appreciate the reviewer’s hunger for a broader assessment to be made here, but </w:t>
-      </w:r>
-      <w:r>
-        <w:rPr>
-          <w:rFonts w:ascii="Noto Sans" w:eastAsia="Times New Roman" w:hAnsi="Noto Sans" w:cs="Noto Sans"/>
-          <w:kern w:val="0"/>
-          <w:sz w:val="21"/>
-          <w:szCs w:val="21"/>
-          <w:lang w:val="en-US" w:eastAsia="en-GB"/>
-          <w14:ligatures w14:val="none"/>
-        </w:rPr>
-        <w:t xml:space="preserve">it is useful and important to appeal to Brandolini’s law here: the scope of this article is an assessment of Foody’s claim for this specific set of exercises. A wider assessment of the ACT-RFT evidence base is a much more ambitious </w:t>
+        <w:t xml:space="preserve">exercises. A wider assessment of the ACT-RFT evidence base is a much more ambitious </w:t>
       </w:r>
       <w:r>
         <w:rPr>
@@ -6876,113 +6297,6 @@
           <w14:ligatures w14:val="none"/>
         </w:rPr>
         <w:t xml:space="preserve"> of the ACT-RFT evidence base requires individual deep-dives on specific studies and their robustness/flaws/etc. To speculate more broadly could invite accusations of speculation rather than scrutiny; equally, to require critique of these articles to also conduct critique of other articles would inappropriately raise the already high bar for critique.</w:t>
-      </w:r>
-    </w:p>
-    <w:p>
-      <w:pPr>
-        <w:spacing w:before="100" w:beforeAutospacing="1" w:after="100" w:afterAutospacing="1"/>
-        <w:rPr>
-          <w:rFonts w:ascii="Noto Sans" w:eastAsia="Times New Roman" w:hAnsi="Noto Sans" w:cs="Noto Sans"/>
-          <w:kern w:val="0"/>
-          <w:sz w:val="21"/>
-          <w:szCs w:val="21"/>
-          <w:lang w:val="en-US" w:eastAsia="en-GB"/>
-          <w14:ligatures w14:val="none"/>
-        </w:rPr>
-      </w:pPr>
-      <w:r>
-        <w:rPr>
-          <w:rFonts w:ascii="Noto Sans" w:eastAsia="Times New Roman" w:hAnsi="Noto Sans" w:cs="Noto Sans"/>
-          <w:kern w:val="0"/>
-          <w:sz w:val="21"/>
-          <w:szCs w:val="21"/>
-          <w:lang w:val="en-US" w:eastAsia="en-GB"/>
-          <w14:ligatures w14:val="none"/>
-        </w:rPr>
-        <w:t xml:space="preserve"> </w:t>
-      </w:r>
-      <w:proofErr w:type="gramStart"/>
-      <w:r>
-        <w:rPr>
-          <w:rFonts w:ascii="Noto Sans" w:eastAsia="Times New Roman" w:hAnsi="Noto Sans" w:cs="Noto Sans"/>
-          <w:kern w:val="0"/>
-          <w:sz w:val="21"/>
-          <w:szCs w:val="21"/>
-          <w:lang w:val="en-US" w:eastAsia="en-GB"/>
-          <w14:ligatures w14:val="none"/>
-        </w:rPr>
-        <w:t>With regard to</w:t>
-      </w:r>
-      <w:proofErr w:type="gramEnd"/>
-      <w:r>
-        <w:rPr>
-          <w:rFonts w:ascii="Noto Sans" w:eastAsia="Times New Roman" w:hAnsi="Noto Sans" w:cs="Noto Sans"/>
-          <w:kern w:val="0"/>
-          <w:sz w:val="21"/>
-          <w:szCs w:val="21"/>
-          <w:lang w:val="en-US" w:eastAsia="en-GB"/>
-          <w14:ligatures w14:val="none"/>
-        </w:rPr>
-        <w:t xml:space="preserve"> the second point, this article is indeed a specific focus on the interpretation of Foody’s claims across the two articles. The only reference made to the more general ACT/RFT point is in the necessary situation of Foody’s work in its boarder context, to allow the reader to understand what broader debates that work is situated in. There is therefore a tension between reviewer 2’s request that I mention this debate further in the introduction as background without </w:t>
-      </w:r>
-      <w:r>
-        <w:rPr>
-          <w:rFonts w:ascii="Noto Sans" w:eastAsia="Times New Roman" w:hAnsi="Noto Sans" w:cs="Noto Sans"/>
-          <w:kern w:val="0"/>
-          <w:sz w:val="21"/>
-          <w:szCs w:val="21"/>
-          <w:lang w:val="en-US" w:eastAsia="en-GB"/>
-          <w14:ligatures w14:val="none"/>
-        </w:rPr>
-        <w:t xml:space="preserve">presenting the critique as one of the wider </w:t>
-      </w:r>
-      <w:proofErr w:type="gramStart"/>
-      <w:r>
-        <w:rPr>
-          <w:rFonts w:ascii="Noto Sans" w:eastAsia="Times New Roman" w:hAnsi="Noto Sans" w:cs="Noto Sans"/>
-          <w:kern w:val="0"/>
-          <w:sz w:val="21"/>
-          <w:szCs w:val="21"/>
-          <w:lang w:val="en-US" w:eastAsia="en-GB"/>
-          <w14:ligatures w14:val="none"/>
-        </w:rPr>
-        <w:t>field</w:t>
-      </w:r>
-      <w:proofErr w:type="gramEnd"/>
-      <w:r>
-        <w:rPr>
-          <w:rFonts w:ascii="Noto Sans" w:eastAsia="Times New Roman" w:hAnsi="Noto Sans" w:cs="Noto Sans"/>
-          <w:kern w:val="0"/>
-          <w:sz w:val="21"/>
-          <w:szCs w:val="21"/>
-          <w:lang w:val="en-US" w:eastAsia="en-GB"/>
-          <w14:ligatures w14:val="none"/>
-        </w:rPr>
-        <w:t xml:space="preserve">. </w:t>
-      </w:r>
-    </w:p>
-    <w:p>
-      <w:pPr>
-        <w:spacing w:before="100" w:beforeAutospacing="1" w:after="100" w:afterAutospacing="1"/>
-        <w:rPr>
-          <w:rFonts w:ascii="Noto Sans" w:eastAsia="Times New Roman" w:hAnsi="Noto Sans" w:cs="Noto Sans"/>
-          <w:kern w:val="0"/>
-          <w:sz w:val="21"/>
-          <w:szCs w:val="21"/>
-          <w:lang w:val="en-US" w:eastAsia="en-GB"/>
-          <w14:ligatures w14:val="none"/>
-        </w:rPr>
-      </w:pPr>
-      <w:r>
-        <w:rPr>
-          <w:rFonts w:ascii="Noto Sans" w:eastAsia="Times New Roman" w:hAnsi="Noto Sans" w:cs="Noto Sans"/>
-          <w:kern w:val="0"/>
-          <w:sz w:val="21"/>
-          <w:szCs w:val="21"/>
-          <w:lang w:val="en-US" w:eastAsia="en-GB"/>
-          <w14:ligatures w14:val="none"/>
-        </w:rPr>
-        <w:t>I hope that none of the above comes off as resistant to your useful feedback; and that you can see that critique such as this is already held to quite a high bar. I have made what conscious choices I can to thread this needle.</w:t>
       </w:r>
     </w:p>
     <w:p>
@@ -7306,8 +6620,260 @@
           <w:lang w:val="en-US" w:eastAsia="en-GB"/>
           <w14:ligatures w14:val="none"/>
         </w:rPr>
+        <w:t xml:space="preserve">Thank you for your comments here. </w:t>
+      </w:r>
+      <w:r>
+        <w:rPr>
+          <w:rFonts w:ascii="Noto Sans" w:eastAsia="Times New Roman" w:hAnsi="Noto Sans" w:cs="Noto Sans"/>
+          <w:kern w:val="0"/>
+          <w:sz w:val="21"/>
+          <w:szCs w:val="21"/>
+          <w:lang w:val="en-US" w:eastAsia="en-GB"/>
+          <w14:ligatures w14:val="none"/>
+        </w:rPr>
+        <w:t xml:space="preserve">I have carefully re-read the section on citation and miscitation to check my own tone. </w:t>
+      </w:r>
+    </w:p>
+    <w:p>
+      <w:pPr>
+        <w:pStyle w:val="ListParagraph"/>
+        <w:numPr>
+          <w:ilvl w:val="0"/>
+          <w:numId w:val="8"/>
+        </w:numPr>
+        <w:spacing w:before="100" w:beforeAutospacing="1" w:after="100" w:afterAutospacing="1"/>
+        <w:rPr>
+          <w:rFonts w:ascii="Noto Sans" w:eastAsia="Times New Roman" w:hAnsi="Noto Sans" w:cs="Noto Sans"/>
+          <w:kern w:val="0"/>
+          <w:sz w:val="21"/>
+          <w:szCs w:val="21"/>
+          <w:lang w:val="en-US" w:eastAsia="en-GB"/>
+          <w14:ligatures w14:val="none"/>
+        </w:rPr>
+      </w:pPr>
+      <w:r>
+        <w:rPr>
+          <w:rFonts w:ascii="Noto Sans" w:eastAsia="Times New Roman" w:hAnsi="Noto Sans" w:cs="Noto Sans"/>
+          <w:kern w:val="0"/>
+          <w:sz w:val="21"/>
+          <w:szCs w:val="21"/>
+          <w:lang w:val="en-US" w:eastAsia="en-GB"/>
+          <w14:ligatures w14:val="none"/>
+        </w:rPr>
+        <w:t>I have removed the line “</w:t>
+      </w:r>
+      <w:r>
+        <w:rPr>
+          <w:lang w:val="en-US"/>
+        </w:rPr>
+        <w:t xml:space="preserve">It is important to recognize that there is significant overlap in authorship between these publications, so mere unawareness of the failed replication is implausible.” (formerly page 2). </w:t>
+      </w:r>
+    </w:p>
+    <w:p>
+      <w:pPr>
+        <w:pStyle w:val="ListParagraph"/>
+        <w:numPr>
+          <w:ilvl w:val="0"/>
+          <w:numId w:val="8"/>
+        </w:numPr>
+        <w:spacing w:before="100" w:beforeAutospacing="1" w:after="100" w:afterAutospacing="1"/>
+        <w:rPr>
+          <w:rFonts w:ascii="Noto Sans" w:eastAsia="Times New Roman" w:hAnsi="Noto Sans" w:cs="Noto Sans"/>
+          <w:kern w:val="0"/>
+          <w:sz w:val="21"/>
+          <w:szCs w:val="21"/>
+          <w:lang w:val="en-US" w:eastAsia="en-GB"/>
+          <w14:ligatures w14:val="none"/>
+        </w:rPr>
+      </w:pPr>
+      <w:r>
+        <w:rPr>
+          <w:rFonts w:ascii="Noto Sans" w:eastAsia="Times New Roman" w:hAnsi="Noto Sans" w:cs="Noto Sans"/>
+          <w:kern w:val="0"/>
+          <w:sz w:val="21"/>
+          <w:szCs w:val="21"/>
+          <w:lang w:val="en-US" w:eastAsia="en-GB"/>
+          <w14:ligatures w14:val="none"/>
+        </w:rPr>
+        <w:t>I have changed the use of “mischaracterize” to “</w:t>
+      </w:r>
+      <w:r>
+        <w:rPr>
+          <w:lang w:val="en-US"/>
+        </w:rPr>
+        <w:t xml:space="preserve">inaccurately </w:t>
+      </w:r>
+      <w:r>
+        <w:rPr>
+          <w:lang w:val="en-US"/>
+        </w:rPr>
+        <w:t>characterize</w:t>
+      </w:r>
+      <w:r>
+        <w:rPr>
+          <w:lang w:val="en-US"/>
+        </w:rPr>
+        <w:t>” (p.2 and 3).</w:t>
+      </w:r>
+    </w:p>
+    <w:p>
+      <w:pPr>
+        <w:pStyle w:val="ListParagraph"/>
+        <w:numPr>
+          <w:ilvl w:val="0"/>
+          <w:numId w:val="8"/>
+        </w:numPr>
+        <w:spacing w:before="100" w:beforeAutospacing="1" w:after="100" w:afterAutospacing="1"/>
+        <w:rPr>
+          <w:rFonts w:ascii="Noto Sans" w:eastAsia="Times New Roman" w:hAnsi="Noto Sans" w:cs="Noto Sans"/>
+          <w:kern w:val="0"/>
+          <w:sz w:val="21"/>
+          <w:szCs w:val="21"/>
+          <w:lang w:val="en-US" w:eastAsia="en-GB"/>
+          <w14:ligatures w14:val="none"/>
+        </w:rPr>
+      </w:pPr>
+      <w:r>
+        <w:rPr>
+          <w:rFonts w:ascii="Noto Sans" w:eastAsia="Times New Roman" w:hAnsi="Noto Sans" w:cs="Noto Sans"/>
+          <w:kern w:val="0"/>
+          <w:sz w:val="21"/>
+          <w:szCs w:val="21"/>
+          <w:lang w:val="en-US" w:eastAsia="en-GB"/>
+          <w14:ligatures w14:val="none"/>
+        </w:rPr>
+        <w:t>I have removed the line “</w:t>
+      </w:r>
+      <w:r>
+        <w:rPr>
+          <w:lang w:val="en-US"/>
+        </w:rPr>
+        <w:t>Often, these come from researchers and journals that are not already strongly aligned with ACT and RFT.</w:t>
+      </w:r>
+      <w:r>
+        <w:rPr>
+          <w:lang w:val="en-US"/>
+        </w:rPr>
+        <w:t xml:space="preserve">” (formerly page 2). I included it to provide commentary on the social-epistemic and power dynamics in the field, but it could be seen as editorializing, so I’ve removed it based on your objection. </w:t>
+      </w:r>
+      <w:r>
+        <w:rPr>
+          <w:lang w:val="en-US"/>
+        </w:rPr>
+        <w:t xml:space="preserve">I do think it is worth pointing out that calls for tone and civility can serve to </w:t>
+      </w:r>
+      <w:r>
+        <w:rPr>
+          <w:lang w:val="en-US"/>
+        </w:rPr>
         <w:lastRenderedPageBreak/>
-        <w:t xml:space="preserve">Thank you for your comments here. To provide context: </w:t>
+        <w:t xml:space="preserve">obscure power relations such as this (i.e., ‘the civility for whom?’ </w:t>
+      </w:r>
+      <w:r>
+        <w:rPr>
+          <w:lang w:val="en-US"/>
+        </w:rPr>
+        <w:t>critique from social justice</w:t>
+      </w:r>
+      <w:r>
+        <w:rPr>
+          <w:lang w:val="en-US"/>
+        </w:rPr>
+        <w:t>), but I’m happy to acquiesce here</w:t>
+      </w:r>
+      <w:r>
+        <w:rPr>
+          <w:lang w:val="en-US"/>
+        </w:rPr>
+        <w:t>.</w:t>
+      </w:r>
+    </w:p>
+    <w:p>
+      <w:pPr>
+        <w:pStyle w:val="ListParagraph"/>
+        <w:numPr>
+          <w:ilvl w:val="0"/>
+          <w:numId w:val="8"/>
+        </w:numPr>
+        <w:spacing w:before="100" w:beforeAutospacing="1" w:after="100" w:afterAutospacing="1"/>
+        <w:rPr>
+          <w:rFonts w:ascii="Noto Sans" w:eastAsia="Times New Roman" w:hAnsi="Noto Sans" w:cs="Noto Sans"/>
+          <w:kern w:val="0"/>
+          <w:sz w:val="21"/>
+          <w:szCs w:val="21"/>
+          <w:lang w:val="en-US" w:eastAsia="en-GB"/>
+          <w14:ligatures w14:val="none"/>
+        </w:rPr>
+      </w:pPr>
+      <w:r>
+        <w:rPr>
+          <w:rFonts w:ascii="Noto Sans" w:eastAsia="Times New Roman" w:hAnsi="Noto Sans" w:cs="Noto Sans"/>
+          <w:kern w:val="0"/>
+          <w:sz w:val="21"/>
+          <w:szCs w:val="21"/>
+          <w:lang w:val="en-US" w:eastAsia="en-GB"/>
+          <w14:ligatures w14:val="none"/>
+        </w:rPr>
+        <w:t>I am happy to make changes if you can see specific examples that lack a neutral tone.</w:t>
+      </w:r>
+      <w:r>
+        <w:rPr>
+          <w:rFonts w:ascii="Noto Sans" w:eastAsia="Times New Roman" w:hAnsi="Noto Sans" w:cs="Noto Sans"/>
+          <w:kern w:val="0"/>
+          <w:sz w:val="21"/>
+          <w:szCs w:val="21"/>
+          <w:lang w:val="en-US" w:eastAsia="en-GB"/>
+          <w14:ligatures w14:val="none"/>
+        </w:rPr>
+        <w:t xml:space="preserve"> </w:t>
+      </w:r>
+    </w:p>
+    <w:p>
+      <w:pPr>
+        <w:spacing w:before="100" w:beforeAutospacing="1" w:after="100" w:afterAutospacing="1"/>
+        <w:rPr>
+          <w:rFonts w:ascii="Noto Sans" w:eastAsia="Times New Roman" w:hAnsi="Noto Sans" w:cs="Noto Sans"/>
+          <w:kern w:val="0"/>
+          <w:sz w:val="21"/>
+          <w:szCs w:val="21"/>
+          <w:lang w:val="en-US" w:eastAsia="en-GB"/>
+          <w14:ligatures w14:val="none"/>
+        </w:rPr>
+      </w:pPr>
+      <w:r>
+        <w:rPr>
+          <w:rFonts w:ascii="Noto Sans" w:eastAsia="Times New Roman" w:hAnsi="Noto Sans" w:cs="Noto Sans"/>
+          <w:kern w:val="0"/>
+          <w:sz w:val="21"/>
+          <w:szCs w:val="21"/>
+          <w:lang w:val="en-US" w:eastAsia="en-GB"/>
+          <w14:ligatures w14:val="none"/>
+        </w:rPr>
+        <w:t xml:space="preserve">I have not wholesale removed the citation </w:t>
+      </w:r>
+      <w:proofErr w:type="gramStart"/>
+      <w:r>
+        <w:rPr>
+          <w:rFonts w:ascii="Noto Sans" w:eastAsia="Times New Roman" w:hAnsi="Noto Sans" w:cs="Noto Sans"/>
+          <w:kern w:val="0"/>
+          <w:sz w:val="21"/>
+          <w:szCs w:val="21"/>
+          <w:lang w:val="en-US" w:eastAsia="en-GB"/>
+          <w14:ligatures w14:val="none"/>
+        </w:rPr>
+        <w:t>section, and</w:t>
+      </w:r>
+      <w:proofErr w:type="gramEnd"/>
+      <w:r>
+        <w:rPr>
+          <w:rFonts w:ascii="Noto Sans" w:eastAsia="Times New Roman" w:hAnsi="Noto Sans" w:cs="Noto Sans"/>
+          <w:kern w:val="0"/>
+          <w:sz w:val="21"/>
+          <w:szCs w:val="21"/>
+          <w:lang w:val="en-US" w:eastAsia="en-GB"/>
+          <w14:ligatures w14:val="none"/>
+        </w:rPr>
+        <w:t xml:space="preserve"> offer the following rationale for this: </w:t>
       </w:r>
       <w:r>
         <w:rPr>
@@ -7366,31 +6932,7 @@
           <w:lang w:val="en-US" w:eastAsia="en-GB"/>
           <w14:ligatures w14:val="none"/>
         </w:rPr>
-        <w:t xml:space="preserve"> justify that it is worth critically reassessing here. If the article were to instead merely state that Foody is miscited, this claim would lack evidence; but to provide that evidence, citations and quotes from misciting articles are required. Although it can be uncomfortable for the authors to have it pointed out that they have uncritically cited something flawed, doing so is not accusatory; rather, presenting the evidence of </w:t>
-      </w:r>
-      <w:proofErr w:type="spellStart"/>
-      <w:r>
-        <w:rPr>
-          <w:rFonts w:ascii="Noto Sans" w:eastAsia="Times New Roman" w:hAnsi="Noto Sans" w:cs="Noto Sans"/>
-          <w:kern w:val="0"/>
-          <w:sz w:val="21"/>
-          <w:szCs w:val="21"/>
-          <w:lang w:val="en-US" w:eastAsia="en-GB"/>
-          <w14:ligatures w14:val="none"/>
-        </w:rPr>
-        <w:t>miscitation</w:t>
-      </w:r>
-      <w:proofErr w:type="spellEnd"/>
-      <w:r>
-        <w:rPr>
-          <w:rFonts w:ascii="Noto Sans" w:eastAsia="Times New Roman" w:hAnsi="Noto Sans" w:cs="Noto Sans"/>
-          <w:kern w:val="0"/>
-          <w:sz w:val="21"/>
-          <w:szCs w:val="21"/>
-          <w:lang w:val="en-US" w:eastAsia="en-GB"/>
-          <w14:ligatures w14:val="none"/>
-        </w:rPr>
-        <w:t xml:space="preserve"> is a necessary part of the evidence chain that </w:t>
+        <w:t xml:space="preserve"> justify that it is worth critically reassessing here. If the article were to instead merely state that Foody is miscited, this claim would lack evidence; but to provide that evidence, citations and quotes from misciting articles are required. Although it can be uncomfortable for the authors to have it pointed out that they have uncritically cited something flawed, doing so is not accusatory; rather, presenting the evidence of miscitation is a necessary part of the evidence chain that </w:t>
       </w:r>
       <w:r>
         <w:rPr>
@@ -7456,7 +6998,29 @@
           <w:lang w:val="en-US" w:eastAsia="en-GB"/>
           <w14:ligatures w14:val="none"/>
         </w:rPr>
-        <w:t xml:space="preserve">’ aggregate choices. I appreciate this is a nuanced debate about tone and civility, and have given the matter quite some thought, including writing a recent position piece on how </w:t>
+        <w:t>’ aggregate choices. I appreciate this is a nuanced debate about tone and civility, and have given the matter quite some thought</w:t>
+      </w:r>
+      <w:r>
+        <w:rPr>
+          <w:rFonts w:ascii="Noto Sans" w:eastAsia="Times New Roman" w:hAnsi="Noto Sans" w:cs="Noto Sans"/>
+          <w:kern w:val="0"/>
+          <w:sz w:val="21"/>
+          <w:szCs w:val="21"/>
+          <w:lang w:val="en-US" w:eastAsia="en-GB"/>
+          <w14:ligatures w14:val="none"/>
+        </w:rPr>
+        <w:t xml:space="preserve"> for how I personally approach this issue</w:t>
+      </w:r>
+      <w:r>
+        <w:rPr>
+          <w:rFonts w:ascii="Noto Sans" w:eastAsia="Times New Roman" w:hAnsi="Noto Sans" w:cs="Noto Sans"/>
+          <w:kern w:val="0"/>
+          <w:sz w:val="21"/>
+          <w:szCs w:val="21"/>
+          <w:lang w:val="en-US" w:eastAsia="en-GB"/>
+          <w14:ligatures w14:val="none"/>
+        </w:rPr>
+        <w:t xml:space="preserve">, including writing a recent position piece on how </w:t>
       </w:r>
       <w:r>
         <w:rPr>
@@ -7480,19 +7044,17 @@
         </w:rPr>
         <w:t xml:space="preserve"> of meta-scientific claims (</w:t>
       </w:r>
-      <w:proofErr w:type="spellStart"/>
-      <w:r>
-        <w:rPr>
-          <w:rFonts w:ascii="Noto Sans" w:eastAsia="Times New Roman" w:hAnsi="Noto Sans" w:cs="Noto Sans"/>
-          <w:kern w:val="0"/>
-          <w:sz w:val="21"/>
-          <w:szCs w:val="21"/>
-          <w:lang w:val="en-US" w:eastAsia="en-GB"/>
-          <w14:ligatures w14:val="none"/>
-        </w:rPr>
-        <w:t>eg</w:t>
-      </w:r>
-      <w:proofErr w:type="spellEnd"/>
+      <w:r>
+        <w:rPr>
+          <w:rFonts w:ascii="Noto Sans" w:eastAsia="Times New Roman" w:hAnsi="Noto Sans" w:cs="Noto Sans"/>
+          <w:kern w:val="0"/>
+          <w:sz w:val="21"/>
+          <w:szCs w:val="21"/>
+          <w:lang w:val="en-US" w:eastAsia="en-GB"/>
+          <w14:ligatures w14:val="none"/>
+        </w:rPr>
+        <w:t>e.g.</w:t>
+      </w:r>
       <w:r>
         <w:rPr>
           <w:rFonts w:ascii="Noto Sans" w:eastAsia="Times New Roman" w:hAnsi="Noto Sans" w:cs="Noto Sans"/>
@@ -7526,7 +7088,7 @@
         </w:rPr>
         <w:t xml:space="preserve"> the researcher over the science (Elson et al., 2026: </w:t>
       </w:r>
-      <w:hyperlink r:id="rId7" w:history="1">
+      <w:hyperlink r:id="rId8" w:history="1">
         <w:r>
           <w:rPr>
             <w:rStyle w:val="Hyperlink"/>
@@ -7551,152 +7113,16 @@
         </w:rPr>
         <w:t xml:space="preserve">). </w:t>
       </w:r>
-    </w:p>
-    <w:p>
-      <w:pPr>
-        <w:spacing w:before="100" w:beforeAutospacing="1" w:after="100" w:afterAutospacing="1"/>
-        <w:rPr>
-          <w:rFonts w:ascii="Noto Sans" w:eastAsia="Times New Roman" w:hAnsi="Noto Sans" w:cs="Noto Sans"/>
-          <w:kern w:val="0"/>
-          <w:sz w:val="21"/>
-          <w:szCs w:val="21"/>
-          <w:lang w:val="en-US" w:eastAsia="en-GB"/>
-          <w14:ligatures w14:val="none"/>
-        </w:rPr>
-      </w:pPr>
-      <w:r>
-        <w:rPr>
-          <w:rFonts w:ascii="Noto Sans" w:eastAsia="Times New Roman" w:hAnsi="Noto Sans" w:cs="Noto Sans"/>
-          <w:kern w:val="0"/>
-          <w:sz w:val="21"/>
-          <w:szCs w:val="21"/>
-          <w:lang w:val="en-US" w:eastAsia="en-GB"/>
-          <w14:ligatures w14:val="none"/>
-        </w:rPr>
-        <w:t xml:space="preserve">I have </w:t>
-      </w:r>
-      <w:r>
-        <w:rPr>
-          <w:rFonts w:ascii="Noto Sans" w:eastAsia="Times New Roman" w:hAnsi="Noto Sans" w:cs="Noto Sans"/>
-          <w:kern w:val="0"/>
-          <w:sz w:val="21"/>
-          <w:szCs w:val="21"/>
-          <w:lang w:val="en-US" w:eastAsia="en-GB"/>
-          <w14:ligatures w14:val="none"/>
-        </w:rPr>
-        <w:t xml:space="preserve">carefully re-read the </w:t>
-      </w:r>
-      <w:r>
-        <w:rPr>
-          <w:rFonts w:ascii="Noto Sans" w:eastAsia="Times New Roman" w:hAnsi="Noto Sans" w:cs="Noto Sans"/>
-          <w:kern w:val="0"/>
-          <w:sz w:val="21"/>
-          <w:szCs w:val="21"/>
-          <w:lang w:val="en-US" w:eastAsia="en-GB"/>
-          <w14:ligatures w14:val="none"/>
-        </w:rPr>
-        <w:t xml:space="preserve">section on citation and </w:t>
-      </w:r>
-      <w:proofErr w:type="spellStart"/>
-      <w:r>
-        <w:rPr>
-          <w:rFonts w:ascii="Noto Sans" w:eastAsia="Times New Roman" w:hAnsi="Noto Sans" w:cs="Noto Sans"/>
-          <w:kern w:val="0"/>
-          <w:sz w:val="21"/>
-          <w:szCs w:val="21"/>
-          <w:lang w:val="en-US" w:eastAsia="en-GB"/>
-          <w14:ligatures w14:val="none"/>
-        </w:rPr>
-        <w:t>miscitation</w:t>
-      </w:r>
-      <w:proofErr w:type="spellEnd"/>
-      <w:r>
-        <w:rPr>
-          <w:rFonts w:ascii="Noto Sans" w:eastAsia="Times New Roman" w:hAnsi="Noto Sans" w:cs="Noto Sans"/>
-          <w:kern w:val="0"/>
-          <w:sz w:val="21"/>
-          <w:szCs w:val="21"/>
-          <w:lang w:val="en-US" w:eastAsia="en-GB"/>
-          <w14:ligatures w14:val="none"/>
-        </w:rPr>
-        <w:t xml:space="preserve"> </w:t>
-      </w:r>
-      <w:r>
-        <w:rPr>
-          <w:rFonts w:ascii="Noto Sans" w:eastAsia="Times New Roman" w:hAnsi="Noto Sans" w:cs="Noto Sans"/>
-          <w:kern w:val="0"/>
-          <w:sz w:val="21"/>
-          <w:szCs w:val="21"/>
-          <w:lang w:val="en-US" w:eastAsia="en-GB"/>
-          <w14:ligatures w14:val="none"/>
-        </w:rPr>
-        <w:t>to check my own tone.</w:t>
-      </w:r>
-      <w:r>
-        <w:rPr>
-          <w:rFonts w:ascii="Noto Sans" w:eastAsia="Times New Roman" w:hAnsi="Noto Sans" w:cs="Noto Sans"/>
-          <w:kern w:val="0"/>
-          <w:sz w:val="21"/>
-          <w:szCs w:val="21"/>
-          <w:lang w:val="en-US" w:eastAsia="en-GB"/>
-          <w14:ligatures w14:val="none"/>
-        </w:rPr>
-        <w:t xml:space="preserve"> </w:t>
-      </w:r>
-      <w:r>
-        <w:rPr>
-          <w:rFonts w:ascii="Noto Sans" w:eastAsia="Times New Roman" w:hAnsi="Noto Sans" w:cs="Noto Sans"/>
-          <w:kern w:val="0"/>
-          <w:sz w:val="21"/>
-          <w:szCs w:val="21"/>
-          <w:lang w:val="en-US" w:eastAsia="en-GB"/>
-          <w14:ligatures w14:val="none"/>
-        </w:rPr>
-        <w:t xml:space="preserve">In my </w:t>
-      </w:r>
-      <w:r>
-        <w:rPr>
-          <w:rFonts w:ascii="Noto Sans" w:eastAsia="Times New Roman" w:hAnsi="Noto Sans" w:cs="Noto Sans"/>
-          <w:kern w:val="0"/>
-          <w:sz w:val="21"/>
-          <w:szCs w:val="21"/>
-          <w:lang w:val="en-US" w:eastAsia="en-GB"/>
-          <w14:ligatures w14:val="none"/>
-        </w:rPr>
-        <w:t>opinion</w:t>
-      </w:r>
-      <w:r>
-        <w:rPr>
-          <w:rFonts w:ascii="Noto Sans" w:eastAsia="Times New Roman" w:hAnsi="Noto Sans" w:cs="Noto Sans"/>
-          <w:kern w:val="0"/>
-          <w:sz w:val="21"/>
-          <w:szCs w:val="21"/>
-          <w:lang w:val="en-US" w:eastAsia="en-GB"/>
-          <w14:ligatures w14:val="none"/>
-        </w:rPr>
-        <w:t>, I adopt a neutral tone throughout with factual statements such as “</w:t>
-      </w:r>
-      <w:r>
-        <w:rPr>
-          <w:rFonts w:ascii="Noto Sans" w:eastAsia="Times New Roman" w:hAnsi="Noto Sans" w:cs="Noto Sans"/>
-          <w:kern w:val="0"/>
-          <w:sz w:val="21"/>
-          <w:szCs w:val="21"/>
-          <w:lang w:val="en-US" w:eastAsia="en-GB"/>
-          <w14:ligatures w14:val="none"/>
-        </w:rPr>
-        <w:t>This mischaracterizes the null results found by Foody et al. (2015) as if they support the claim</w:t>
-      </w:r>
-      <w:r>
-        <w:rPr>
-          <w:rFonts w:ascii="Noto Sans" w:eastAsia="Times New Roman" w:hAnsi="Noto Sans" w:cs="Noto Sans"/>
-          <w:kern w:val="0"/>
-          <w:sz w:val="21"/>
-          <w:szCs w:val="21"/>
-          <w:lang w:val="en-US" w:eastAsia="en-GB"/>
-          <w14:ligatures w14:val="none"/>
-        </w:rPr>
-        <w:t>”, which do not mention the authors skills/experience/intent/etc. I am happy to make changes if you can see specific examples that lack a neutral tone.</w:t>
+      <w:r>
+        <w:rPr>
+          <w:rFonts w:ascii="Noto Sans" w:eastAsia="Times New Roman" w:hAnsi="Noto Sans" w:cs="Noto Sans"/>
+          <w:kern w:val="0"/>
+          <w:sz w:val="21"/>
+          <w:szCs w:val="21"/>
+          <w:lang w:val="en-US" w:eastAsia="en-GB"/>
+          <w14:ligatures w14:val="none"/>
+        </w:rPr>
+        <w:t xml:space="preserve">That manuscript lays out the rationale for adopting this approach and recommends it, but of course it does not prescribe it (nor does it have the power to do so of course). </w:t>
       </w:r>
     </w:p>
     <w:p>
@@ -7799,7 +7225,6 @@
         </w:rPr>
         <w:t xml:space="preserve">Looking at the plots and considering that the R function </w:t>
       </w:r>
-      <w:proofErr w:type="spellStart"/>
       <w:proofErr w:type="gramStart"/>
       <w:r>
         <w:rPr>
@@ -7814,7 +7239,6 @@
         </w:rPr>
         <w:t>p.adjust</w:t>
       </w:r>
-      <w:proofErr w:type="spellEnd"/>
       <w:proofErr w:type="gramEnd"/>
       <w:r>
         <w:rPr>
@@ -7827,35 +7251,7 @@
           <w:lang w:val="en-US" w:eastAsia="en-GB"/>
           <w14:ligatures w14:val="none"/>
         </w:rPr>
-        <w:t xml:space="preserve"> is named, one can assume that R has been used for the analysis. However, clearly stating this within the paper would help with transparency and understanding without the need of consulting the </w:t>
-      </w:r>
-      <w:proofErr w:type="spellStart"/>
-      <w:r>
-        <w:rPr>
-          <w:rFonts w:ascii="Noto Sans" w:eastAsia="Times New Roman" w:hAnsi="Noto Sans" w:cs="Noto Sans"/>
-          <w:i/>
-          <w:iCs/>
-          <w:kern w:val="0"/>
-          <w:sz w:val="21"/>
-          <w:szCs w:val="21"/>
-          <w:lang w:val="en-US" w:eastAsia="en-GB"/>
-          <w14:ligatures w14:val="none"/>
-        </w:rPr>
-        <w:t>osf</w:t>
-      </w:r>
-      <w:proofErr w:type="spellEnd"/>
-      <w:r>
-        <w:rPr>
-          <w:rFonts w:ascii="Noto Sans" w:eastAsia="Times New Roman" w:hAnsi="Noto Sans" w:cs="Noto Sans"/>
-          <w:i/>
-          <w:iCs/>
-          <w:kern w:val="0"/>
-          <w:sz w:val="21"/>
-          <w:szCs w:val="21"/>
-          <w:lang w:val="en-US" w:eastAsia="en-GB"/>
-          <w14:ligatures w14:val="none"/>
-        </w:rPr>
-        <w:t xml:space="preserve"> repository.</w:t>
+        <w:t xml:space="preserve"> is named, one can assume that R has been used for the analysis. However, clearly stating this within the paper would help with transparency and understanding without the need of consulting the osf repository.</w:t>
       </w:r>
     </w:p>
     <w:p>
@@ -7909,13 +7305,7 @@
         <w:rPr>
           <w:lang w:val="en-US"/>
         </w:rPr>
-        <w:t>All analyses were conducted in R.</w:t>
-      </w:r>
-      <w:r>
-        <w:rPr>
-          <w:lang w:val="en-US"/>
-        </w:rPr>
-        <w:t>”</w:t>
+        <w:t>All analyses were conducted in R.”</w:t>
       </w:r>
     </w:p>
     <w:p>
@@ -8110,18 +7500,7 @@
           <w:lang w:val="en-US" w:eastAsia="en-GB"/>
           <w14:ligatures w14:val="none"/>
         </w:rPr>
-        <w:t>This produces 14 different sets of analytic choices: 4 outcomes * 2 baseline control * 2 familywise error corrections, where the familywise corrections are never applied to the pooled outcome given that a single pooled outcome involves only one test and does not need to be corrected.</w:t>
-      </w:r>
-      <w:r>
-        <w:rPr>
-          <w:rFonts w:ascii="Noto Sans" w:eastAsia="Times New Roman" w:hAnsi="Noto Sans" w:cs="Noto Sans"/>
-          <w:kern w:val="0"/>
-          <w:sz w:val="21"/>
-          <w:szCs w:val="21"/>
-          <w:lang w:val="en-US" w:eastAsia="en-GB"/>
-          <w14:ligatures w14:val="none"/>
-        </w:rPr>
-        <w:t>”</w:t>
+        <w:t>This produces 14 different sets of analytic choices: 4 outcomes * 2 baseline control * 2 familywise error corrections, where the familywise corrections are never applied to the pooled outcome given that a single pooled outcome involves only one test and does not need to be corrected.”</w:t>
       </w:r>
     </w:p>
     <w:p>
@@ -9295,6 +8674,119 @@
     </w:lvl>
   </w:abstractNum>
   <w:abstractNum w:abstractNumId="3" w15:restartNumberingAfterBreak="0">
+    <w:nsid w:val="331620E4"/>
+    <w:multiLevelType w:val="hybridMultilevel"/>
+    <w:tmpl w:val="3F2ABC5A"/>
+    <w:lvl w:ilvl="0" w:tplc="E3C6E644">
+      <w:start w:val="2"/>
+      <w:numFmt w:val="bullet"/>
+      <w:lvlText w:val="-"/>
+      <w:lvlJc w:val="left"/>
+      <w:pPr>
+        <w:ind w:left="720" w:hanging="360"/>
+      </w:pPr>
+      <w:rPr>
+        <w:rFonts w:ascii="Noto Sans" w:eastAsia="Times New Roman" w:hAnsi="Noto Sans" w:cs="Noto Sans" w:hint="default"/>
+      </w:rPr>
+    </w:lvl>
+    <w:lvl w:ilvl="1" w:tplc="08090003" w:tentative="1">
+      <w:start w:val="1"/>
+      <w:numFmt w:val="bullet"/>
+      <w:lvlText w:val="o"/>
+      <w:lvlJc w:val="left"/>
+      <w:pPr>
+        <w:ind w:left="1440" w:hanging="360"/>
+      </w:pPr>
+      <w:rPr>
+        <w:rFonts w:ascii="Courier New" w:hAnsi="Courier New" w:cs="Courier New" w:hint="default"/>
+      </w:rPr>
+    </w:lvl>
+    <w:lvl w:ilvl="2" w:tplc="08090005" w:tentative="1">
+      <w:start w:val="1"/>
+      <w:numFmt w:val="bullet"/>
+      <w:lvlText w:val=""/>
+      <w:lvlJc w:val="left"/>
+      <w:pPr>
+        <w:ind w:left="2160" w:hanging="360"/>
+      </w:pPr>
+      <w:rPr>
+        <w:rFonts w:ascii="Wingdings" w:hAnsi="Wingdings" w:hint="default"/>
+      </w:rPr>
+    </w:lvl>
+    <w:lvl w:ilvl="3" w:tplc="08090001" w:tentative="1">
+      <w:start w:val="1"/>
+      <w:numFmt w:val="bullet"/>
+      <w:lvlText w:val=""/>
+      <w:lvlJc w:val="left"/>
+      <w:pPr>
+        <w:ind w:left="2880" w:hanging="360"/>
+      </w:pPr>
+      <w:rPr>
+        <w:rFonts w:ascii="Symbol" w:hAnsi="Symbol" w:hint="default"/>
+      </w:rPr>
+    </w:lvl>
+    <w:lvl w:ilvl="4" w:tplc="08090003" w:tentative="1">
+      <w:start w:val="1"/>
+      <w:numFmt w:val="bullet"/>
+      <w:lvlText w:val="o"/>
+      <w:lvlJc w:val="left"/>
+      <w:pPr>
+        <w:ind w:left="3600" w:hanging="360"/>
+      </w:pPr>
+      <w:rPr>
+        <w:rFonts w:ascii="Courier New" w:hAnsi="Courier New" w:cs="Courier New" w:hint="default"/>
+      </w:rPr>
+    </w:lvl>
+    <w:lvl w:ilvl="5" w:tplc="08090005" w:tentative="1">
+      <w:start w:val="1"/>
+      <w:numFmt w:val="bullet"/>
+      <w:lvlText w:val=""/>
+      <w:lvlJc w:val="left"/>
+      <w:pPr>
+        <w:ind w:left="4320" w:hanging="360"/>
+      </w:pPr>
+      <w:rPr>
+        <w:rFonts w:ascii="Wingdings" w:hAnsi="Wingdings" w:hint="default"/>
+      </w:rPr>
+    </w:lvl>
+    <w:lvl w:ilvl="6" w:tplc="08090001" w:tentative="1">
+      <w:start w:val="1"/>
+      <w:numFmt w:val="bullet"/>
+      <w:lvlText w:val=""/>
+      <w:lvlJc w:val="left"/>
+      <w:pPr>
+        <w:ind w:left="5040" w:hanging="360"/>
+      </w:pPr>
+      <w:rPr>
+        <w:rFonts w:ascii="Symbol" w:hAnsi="Symbol" w:hint="default"/>
+      </w:rPr>
+    </w:lvl>
+    <w:lvl w:ilvl="7" w:tplc="08090003" w:tentative="1">
+      <w:start w:val="1"/>
+      <w:numFmt w:val="bullet"/>
+      <w:lvlText w:val="o"/>
+      <w:lvlJc w:val="left"/>
+      <w:pPr>
+        <w:ind w:left="5760" w:hanging="360"/>
+      </w:pPr>
+      <w:rPr>
+        <w:rFonts w:ascii="Courier New" w:hAnsi="Courier New" w:cs="Courier New" w:hint="default"/>
+      </w:rPr>
+    </w:lvl>
+    <w:lvl w:ilvl="8" w:tplc="08090005" w:tentative="1">
+      <w:start w:val="1"/>
+      <w:numFmt w:val="bullet"/>
+      <w:lvlText w:val=""/>
+      <w:lvlJc w:val="left"/>
+      <w:pPr>
+        <w:ind w:left="6480" w:hanging="360"/>
+      </w:pPr>
+      <w:rPr>
+        <w:rFonts w:ascii="Wingdings" w:hAnsi="Wingdings" w:hint="default"/>
+      </w:rPr>
+    </w:lvl>
+  </w:abstractNum>
+  <w:abstractNum w:abstractNumId="4" w15:restartNumberingAfterBreak="0">
     <w:nsid w:val="3E2D75D6"/>
     <w:multiLevelType w:val="multilevel"/>
     <w:tmpl w:val="E668E98E"/>
@@ -9443,7 +8935,7 @@
       </w:rPr>
     </w:lvl>
   </w:abstractNum>
-  <w:abstractNum w:abstractNumId="4" w15:restartNumberingAfterBreak="0">
+  <w:abstractNum w:abstractNumId="5" w15:restartNumberingAfterBreak="0">
     <w:nsid w:val="485E0C94"/>
     <w:multiLevelType w:val="multilevel"/>
     <w:tmpl w:val="6B3A19D8"/>
@@ -9592,7 +9084,7 @@
       </w:rPr>
     </w:lvl>
   </w:abstractNum>
-  <w:abstractNum w:abstractNumId="5" w15:restartNumberingAfterBreak="0">
+  <w:abstractNum w:abstractNumId="6" w15:restartNumberingAfterBreak="0">
     <w:nsid w:val="595D1713"/>
     <w:multiLevelType w:val="multilevel"/>
     <w:tmpl w:val="BF280FB2"/>
@@ -9741,7 +9233,7 @@
       </w:rPr>
     </w:lvl>
   </w:abstractNum>
-  <w:abstractNum w:abstractNumId="6" w15:restartNumberingAfterBreak="0">
+  <w:abstractNum w:abstractNumId="7" w15:restartNumberingAfterBreak="0">
     <w:nsid w:val="688B5B08"/>
     <w:multiLevelType w:val="multilevel"/>
     <w:tmpl w:val="1C2ABD8E"/>
@@ -9891,7 +9383,7 @@
     </w:lvl>
   </w:abstractNum>
   <w:num w:numId="1" w16cid:durableId="1293906895">
-    <w:abstractNumId w:val="6"/>
+    <w:abstractNumId w:val="7"/>
   </w:num>
   <w:num w:numId="2" w16cid:durableId="1781870284">
     <w:abstractNumId w:val="0"/>
@@ -9900,16 +9392,19 @@
     <w:abstractNumId w:val="1"/>
   </w:num>
   <w:num w:numId="4" w16cid:durableId="1124419557">
-    <w:abstractNumId w:val="3"/>
+    <w:abstractNumId w:val="4"/>
   </w:num>
   <w:num w:numId="5" w16cid:durableId="1170486223">
-    <w:abstractNumId w:val="5"/>
+    <w:abstractNumId w:val="6"/>
   </w:num>
   <w:num w:numId="6" w16cid:durableId="1953785189">
-    <w:abstractNumId w:val="4"/>
+    <w:abstractNumId w:val="5"/>
   </w:num>
   <w:num w:numId="7" w16cid:durableId="1328285043">
     <w:abstractNumId w:val="2"/>
+  </w:num>
+  <w:num w:numId="8" w16cid:durableId="453796316">
+    <w:abstractNumId w:val="3"/>
   </w:num>
 </w:numbering>
 </file>

--- a/communication/replication research revise and resubmit/response letter.docx
+++ b/communication/replication research revise and resubmit/response letter.docx
@@ -792,31 +792,7 @@
           <w:lang w:val="en-US" w:eastAsia="en-GB"/>
           <w14:ligatures w14:val="none"/>
         </w:rPr>
-        <w:t>(</w:t>
-      </w:r>
-      <w:proofErr w:type="spellStart"/>
-      <w:r>
-        <w:rPr>
-          <w:rFonts w:ascii="Noto Sans" w:eastAsia="Times New Roman" w:hAnsi="Noto Sans" w:cs="Noto Sans"/>
-          <w:kern w:val="0"/>
-          <w:sz w:val="21"/>
-          <w:szCs w:val="21"/>
-          <w:lang w:val="en-US" w:eastAsia="en-GB"/>
-          <w14:ligatures w14:val="none"/>
-        </w:rPr>
-        <w:t>Röseler</w:t>
-      </w:r>
-      <w:proofErr w:type="spellEnd"/>
-      <w:r>
-        <w:rPr>
-          <w:rFonts w:ascii="Noto Sans" w:eastAsia="Times New Roman" w:hAnsi="Noto Sans" w:cs="Noto Sans"/>
-          <w:kern w:val="0"/>
-          <w:sz w:val="21"/>
-          <w:szCs w:val="21"/>
-          <w:lang w:val="en-US" w:eastAsia="en-GB"/>
-          <w14:ligatures w14:val="none"/>
-        </w:rPr>
-        <w:t xml:space="preserve"> et al., 2024)</w:t>
+        <w:t>(Röseler et al., 2024)</w:t>
       </w:r>
       <w:r>
         <w:rPr>
@@ -1909,33 +1885,28 @@
     <w:p>
       <w:pPr>
         <w:rPr>
-          <w:lang w:val="en-US" w:eastAsia="en-GB"/>
-        </w:rPr>
-      </w:pPr>
-      <w:r>
-        <w:rPr>
-          <w:lang w:val="en-US" w:eastAsia="en-GB"/>
-        </w:rPr>
-        <w:t>I was somewhat unclear about this point of feedback. I’m happy to adjust more if you can clarify. For the moment, I have altered page 10 to state more clearly:</w:t>
-      </w:r>
-    </w:p>
-    <w:p>
-      <w:pPr>
-        <w:rPr>
-          <w:lang w:val="en-US" w:eastAsia="en-GB"/>
-        </w:rPr>
-      </w:pPr>
-      <w:r>
-        <w:rPr>
-          <w:lang w:val="en-US" w:eastAsia="en-GB"/>
-        </w:rPr>
-        <w:t>“</w:t>
-      </w:r>
-      <w:r>
-        <w:rPr>
-          <w:lang w:val="en-US"/>
-        </w:rPr>
-        <w:t>Across the columns, the pattern of effect sizes under different analytic choices can be seen. In this case, it demonstrates that statistically significant results (via the exclusion of the zero point from the confidence intervals) are not observed under any set of analytic choices.”</w:t>
+          <w:b/>
+          <w:bCs/>
+          <w:lang w:eastAsia="en-GB"/>
+        </w:rPr>
+      </w:pPr>
+      <w:r>
+        <w:rPr>
+          <w:lang w:val="en-US" w:eastAsia="en-GB"/>
+        </w:rPr>
+        <w:t>The names of Figures 2 and 3 now clarify “</w:t>
+      </w:r>
+      <w:r>
+        <w:rPr>
+          <w:lang w:eastAsia="en-GB"/>
+        </w:rPr>
+        <w:t>Error bars represent 95% or 98.33% Confidence Intervals depending on the use of Bonferroni corrections.</w:t>
+      </w:r>
+      <w:r>
+        <w:rPr>
+          <w:lang w:eastAsia="en-GB"/>
+        </w:rPr>
+        <w:t>” (p. 9)</w:t>
       </w:r>
     </w:p>
     <w:p>
@@ -2007,7 +1978,6 @@
         <w:rPr>
           <w:lang w:val="en-US" w:eastAsia="en-GB"/>
         </w:rPr>
-        <w:lastRenderedPageBreak/>
         <w:t>“</w:t>
       </w:r>
       <w:r>
@@ -2054,6 +2024,7 @@
         <w:rPr>
           <w:lang w:val="en-US" w:eastAsia="en-GB"/>
         </w:rPr>
+        <w:lastRenderedPageBreak/>
         <w:br/>
         <w:t>Raphael Merz</w:t>
       </w:r>
@@ -2471,31 +2442,31 @@
           <w:lang w:val="en-US" w:eastAsia="en-GB"/>
           <w14:ligatures w14:val="none"/>
         </w:rPr>
+        <w:t>I recommend that the author corrects this discrepancy and verifies that the summary tables reflect the intended dataset from the replication. I expect that the overall pattern of results will remain unchanged, given that the replication did not yield statistically significant effects, but it would be important to confirm this.</w:t>
+      </w:r>
+    </w:p>
+    <w:p>
+      <w:pPr>
+        <w:spacing w:before="100" w:beforeAutospacing="1" w:after="100" w:afterAutospacing="1"/>
+        <w:rPr>
+          <w:rFonts w:ascii="Noto Sans" w:eastAsia="Times New Roman" w:hAnsi="Noto Sans" w:cs="Noto Sans"/>
+          <w:kern w:val="0"/>
+          <w:sz w:val="21"/>
+          <w:szCs w:val="21"/>
+          <w:lang w:val="en-US" w:eastAsia="en-GB"/>
+          <w14:ligatures w14:val="none"/>
+        </w:rPr>
+      </w:pPr>
+      <w:r>
+        <w:rPr>
+          <w:rFonts w:ascii="Noto Sans" w:eastAsia="Times New Roman" w:hAnsi="Noto Sans" w:cs="Noto Sans"/>
+          <w:kern w:val="0"/>
+          <w:sz w:val="21"/>
+          <w:szCs w:val="21"/>
+          <w:lang w:val="en-US" w:eastAsia="en-GB"/>
+          <w14:ligatures w14:val="none"/>
+        </w:rPr>
         <w:lastRenderedPageBreak/>
-        <w:t>I recommend that the author corrects this discrepancy and verifies that the summary tables reflect the intended dataset from the replication. I expect that the overall pattern of results will remain unchanged, given that the replication did not yield statistically significant effects, but it would be important to confirm this.</w:t>
-      </w:r>
-    </w:p>
-    <w:p>
-      <w:pPr>
-        <w:spacing w:before="100" w:beforeAutospacing="1" w:after="100" w:afterAutospacing="1"/>
-        <w:rPr>
-          <w:rFonts w:ascii="Noto Sans" w:eastAsia="Times New Roman" w:hAnsi="Noto Sans" w:cs="Noto Sans"/>
-          <w:kern w:val="0"/>
-          <w:sz w:val="21"/>
-          <w:szCs w:val="21"/>
-          <w:lang w:val="en-US" w:eastAsia="en-GB"/>
-          <w14:ligatures w14:val="none"/>
-        </w:rPr>
-      </w:pPr>
-      <w:r>
-        <w:rPr>
-          <w:rFonts w:ascii="Noto Sans" w:eastAsia="Times New Roman" w:hAnsi="Noto Sans" w:cs="Noto Sans"/>
-          <w:kern w:val="0"/>
-          <w:sz w:val="21"/>
-          <w:szCs w:val="21"/>
-          <w:lang w:val="en-US" w:eastAsia="en-GB"/>
-          <w14:ligatures w14:val="none"/>
-        </w:rPr>
         <w:t xml:space="preserve">Thank you for spotting this important </w:t>
       </w:r>
       <w:r>
@@ -2945,8 +2916,21 @@
           <w:lang w:val="en-US" w:eastAsia="en-GB"/>
           <w14:ligatures w14:val="none"/>
         </w:rPr>
+        <w:t xml:space="preserve">Here is where my concerns begin. Yes, given the very one-sided interpretation in Foody et al. (2013), this study’s results – because they are based on the same data – are in contrast. They are, however, not in general in contrast to the theory behind the claim (i.e., the effect could be true, and we did not find it here). So perhaps it is worth making it clearer in the manuscript whether the author is interested in contrasting a claim and the data it is based on, and the interpretation of results to say something about evidence for the theory behind it. Still, as noted at the end of </w:t>
+      </w:r>
+      <w:r>
+        <w:rPr>
+          <w:rFonts w:ascii="Noto Sans" w:eastAsia="Times New Roman" w:hAnsi="Noto Sans" w:cs="Noto Sans"/>
+          <w:i/>
+          <w:iCs/>
+          <w:kern w:val="0"/>
+          <w:sz w:val="21"/>
+          <w:szCs w:val="21"/>
+          <w:lang w:val="en-US" w:eastAsia="en-GB"/>
+          <w14:ligatures w14:val="none"/>
+        </w:rPr>
         <w:lastRenderedPageBreak/>
-        <w:t>Here is where my concerns begin. Yes, given the very one-sided interpretation in Foody et al. (2013), this study’s results – because they are based on the same data – are in contrast. They are, however, not in general in contrast to the theory behind the claim (i.e., the effect could be true, and we did not find it here). So perhaps it is worth making it clearer in the manuscript whether the author is interested in contrasting a claim and the data it is based on, and the interpretation of results to say something about evidence for the theory behind it. Still, as noted at the end of this review, I am not a domain expert and therefore cannot assess the broader evidence for this theory beyond the data presented here.</w:t>
+        <w:t>this review, I am not a domain expert and therefore cannot assess the broader evidence for this theory beyond the data presented here.</w:t>
       </w:r>
     </w:p>
     <w:p>
@@ -3302,8 +3286,76 @@
           <w:lang w:val="en-US" w:eastAsia="en-GB"/>
           <w14:ligatures w14:val="none"/>
         </w:rPr>
-        <w:t xml:space="preserve">etc. I think </w:t>
-      </w:r>
+        <w:t xml:space="preserve">etc. I think it’s quite important that a series of null results under different </w:t>
+      </w:r>
+      <w:r>
+        <w:rPr>
+          <w:rFonts w:ascii="Noto Sans" w:eastAsia="Times New Roman" w:hAnsi="Noto Sans" w:cs="Noto Sans"/>
+          <w:kern w:val="0"/>
+          <w:sz w:val="21"/>
+          <w:szCs w:val="21"/>
+          <w:lang w:val="en-US" w:eastAsia="en-GB"/>
+          <w14:ligatures w14:val="none"/>
+        </w:rPr>
+        <w:t>analytic</w:t>
+      </w:r>
+      <w:r>
+        <w:rPr>
+          <w:rFonts w:ascii="Noto Sans" w:eastAsia="Times New Roman" w:hAnsi="Noto Sans" w:cs="Noto Sans"/>
+          <w:kern w:val="0"/>
+          <w:sz w:val="21"/>
+          <w:szCs w:val="21"/>
+          <w:lang w:val="en-US" w:eastAsia="en-GB"/>
+          <w14:ligatures w14:val="none"/>
+        </w:rPr>
+        <w:t xml:space="preserve"> choices, in a tiny sample size, not be given the benefit of being upgraded to “inconclusive” support for the alternative, which implies more support than is present. </w:t>
+      </w:r>
+      <w:r>
+        <w:rPr>
+          <w:rFonts w:ascii="Noto Sans" w:eastAsia="Times New Roman" w:hAnsi="Noto Sans" w:cs="Noto Sans"/>
+          <w:kern w:val="0"/>
+          <w:sz w:val="21"/>
+          <w:szCs w:val="21"/>
+          <w:lang w:val="en-US" w:eastAsia="en-GB"/>
+          <w14:ligatures w14:val="none"/>
+        </w:rPr>
+        <w:t xml:space="preserve">This </w:t>
+      </w:r>
+      <w:r>
+        <w:rPr>
+          <w:rFonts w:ascii="Noto Sans" w:eastAsia="Times New Roman" w:hAnsi="Noto Sans" w:cs="Noto Sans"/>
+          <w:kern w:val="0"/>
+          <w:sz w:val="21"/>
+          <w:szCs w:val="21"/>
+          <w:lang w:val="en-US" w:eastAsia="en-GB"/>
+          <w14:ligatures w14:val="none"/>
+        </w:rPr>
+        <w:t>interpretation</w:t>
+      </w:r>
+      <w:r>
+        <w:rPr>
+          <w:rFonts w:ascii="Noto Sans" w:eastAsia="Times New Roman" w:hAnsi="Noto Sans" w:cs="Noto Sans"/>
+          <w:kern w:val="0"/>
+          <w:sz w:val="21"/>
+          <w:szCs w:val="21"/>
+          <w:lang w:val="en-US" w:eastAsia="en-GB"/>
+          <w14:ligatures w14:val="none"/>
+        </w:rPr>
+        <w:t xml:space="preserve"> should be placed in the context of the over generous interpretation of the results of Foody et al. 2013 in the literature, as I discuss in the introduction. </w:t>
+      </w:r>
+    </w:p>
+    <w:p>
+      <w:pPr>
+        <w:spacing w:before="100" w:beforeAutospacing="1" w:after="100" w:afterAutospacing="1"/>
+        <w:rPr>
+          <w:rFonts w:ascii="Noto Sans" w:eastAsia="Times New Roman" w:hAnsi="Noto Sans" w:cs="Noto Sans"/>
+          <w:kern w:val="0"/>
+          <w:sz w:val="21"/>
+          <w:szCs w:val="21"/>
+          <w:lang w:val="en-US" w:eastAsia="en-GB"/>
+          <w14:ligatures w14:val="none"/>
+        </w:rPr>
+      </w:pPr>
       <w:r>
         <w:rPr>
           <w:rFonts w:ascii="Noto Sans" w:eastAsia="Times New Roman" w:hAnsi="Noto Sans" w:cs="Noto Sans"/>
@@ -3314,85 +3366,6 @@
           <w14:ligatures w14:val="none"/>
         </w:rPr>
         <w:lastRenderedPageBreak/>
-        <w:t xml:space="preserve">it’s quite important that a series of null results under different </w:t>
-      </w:r>
-      <w:r>
-        <w:rPr>
-          <w:rFonts w:ascii="Noto Sans" w:eastAsia="Times New Roman" w:hAnsi="Noto Sans" w:cs="Noto Sans"/>
-          <w:kern w:val="0"/>
-          <w:sz w:val="21"/>
-          <w:szCs w:val="21"/>
-          <w:lang w:val="en-US" w:eastAsia="en-GB"/>
-          <w14:ligatures w14:val="none"/>
-        </w:rPr>
-        <w:t>analytic</w:t>
-      </w:r>
-      <w:r>
-        <w:rPr>
-          <w:rFonts w:ascii="Noto Sans" w:eastAsia="Times New Roman" w:hAnsi="Noto Sans" w:cs="Noto Sans"/>
-          <w:kern w:val="0"/>
-          <w:sz w:val="21"/>
-          <w:szCs w:val="21"/>
-          <w:lang w:val="en-US" w:eastAsia="en-GB"/>
-          <w14:ligatures w14:val="none"/>
-        </w:rPr>
-        <w:t xml:space="preserve"> choices, in a tiny sample size, not be given the benefit of being upgraded to “inconclusive” support for the alternative, which implies more support than is present. </w:t>
-      </w:r>
-      <w:r>
-        <w:rPr>
-          <w:rFonts w:ascii="Noto Sans" w:eastAsia="Times New Roman" w:hAnsi="Noto Sans" w:cs="Noto Sans"/>
-          <w:kern w:val="0"/>
-          <w:sz w:val="21"/>
-          <w:szCs w:val="21"/>
-          <w:lang w:val="en-US" w:eastAsia="en-GB"/>
-          <w14:ligatures w14:val="none"/>
-        </w:rPr>
-        <w:t xml:space="preserve">This </w:t>
-      </w:r>
-      <w:r>
-        <w:rPr>
-          <w:rFonts w:ascii="Noto Sans" w:eastAsia="Times New Roman" w:hAnsi="Noto Sans" w:cs="Noto Sans"/>
-          <w:kern w:val="0"/>
-          <w:sz w:val="21"/>
-          <w:szCs w:val="21"/>
-          <w:lang w:val="en-US" w:eastAsia="en-GB"/>
-          <w14:ligatures w14:val="none"/>
-        </w:rPr>
-        <w:t>interpretation</w:t>
-      </w:r>
-      <w:r>
-        <w:rPr>
-          <w:rFonts w:ascii="Noto Sans" w:eastAsia="Times New Roman" w:hAnsi="Noto Sans" w:cs="Noto Sans"/>
-          <w:kern w:val="0"/>
-          <w:sz w:val="21"/>
-          <w:szCs w:val="21"/>
-          <w:lang w:val="en-US" w:eastAsia="en-GB"/>
-          <w14:ligatures w14:val="none"/>
-        </w:rPr>
-        <w:t xml:space="preserve"> should be placed in the context of the over generous interpretation of the results of Foody et al. 2013 in the literature, as I discuss in the introduction. </w:t>
-      </w:r>
-    </w:p>
-    <w:p>
-      <w:pPr>
-        <w:spacing w:before="100" w:beforeAutospacing="1" w:after="100" w:afterAutospacing="1"/>
-        <w:rPr>
-          <w:rFonts w:ascii="Noto Sans" w:eastAsia="Times New Roman" w:hAnsi="Noto Sans" w:cs="Noto Sans"/>
-          <w:kern w:val="0"/>
-          <w:sz w:val="21"/>
-          <w:szCs w:val="21"/>
-          <w:lang w:val="en-US" w:eastAsia="en-GB"/>
-          <w14:ligatures w14:val="none"/>
-        </w:rPr>
-      </w:pPr>
-      <w:r>
-        <w:rPr>
-          <w:rFonts w:ascii="Noto Sans" w:eastAsia="Times New Roman" w:hAnsi="Noto Sans" w:cs="Noto Sans"/>
-          <w:kern w:val="0"/>
-          <w:sz w:val="21"/>
-          <w:szCs w:val="21"/>
-          <w:lang w:val="en-US" w:eastAsia="en-GB"/>
-          <w14:ligatures w14:val="none"/>
-        </w:rPr>
         <w:t xml:space="preserve">Text on p.11 updated: </w:t>
       </w:r>
       <w:r>
@@ -3971,54 +3944,65 @@
           <w:lang w:val="en-US" w:eastAsia="en-GB"/>
           <w14:ligatures w14:val="none"/>
         </w:rPr>
+        <w:t xml:space="preserve">Personally, I find this statement by the authors in Foody et al. (2013) to be actively misleading rather than mitigating. If they had not discussed any </w:t>
+      </w:r>
+      <w:proofErr w:type="gramStart"/>
+      <w:r>
+        <w:rPr>
+          <w:rFonts w:ascii="Noto Sans" w:eastAsia="Times New Roman" w:hAnsi="Noto Sans" w:cs="Noto Sans"/>
+          <w:kern w:val="0"/>
+          <w:sz w:val="21"/>
+          <w:szCs w:val="21"/>
+          <w:lang w:val="en-US" w:eastAsia="en-GB"/>
+          <w14:ligatures w14:val="none"/>
+        </w:rPr>
+        <w:t>differences</w:t>
+      </w:r>
+      <w:proofErr w:type="gramEnd"/>
+      <w:r>
+        <w:rPr>
+          <w:rFonts w:ascii="Noto Sans" w:eastAsia="Times New Roman" w:hAnsi="Noto Sans" w:cs="Noto Sans"/>
+          <w:kern w:val="0"/>
+          <w:sz w:val="21"/>
+          <w:szCs w:val="21"/>
+          <w:lang w:val="en-US" w:eastAsia="en-GB"/>
+          <w14:ligatures w14:val="none"/>
+        </w:rPr>
+        <w:t xml:space="preserve"> it could be explained as a (problematic) omission. However, the differences are severe, as I document in the “Status as a replication” section and Table 1</w:t>
+      </w:r>
+      <w:r>
+        <w:rPr>
+          <w:rFonts w:ascii="Noto Sans" w:eastAsia="Times New Roman" w:hAnsi="Noto Sans" w:cs="Noto Sans"/>
+          <w:kern w:val="0"/>
+          <w:sz w:val="21"/>
+          <w:szCs w:val="21"/>
+          <w:lang w:val="en-US" w:eastAsia="en-GB"/>
+          <w14:ligatures w14:val="none"/>
+        </w:rPr>
+        <w:t xml:space="preserve">, spanning intervention, population, design, randomization, use of a control condition, the presence of a distress induction, the number of timepoints, the follow up period, the outcome variables, and the primary analysis. </w:t>
+      </w:r>
+      <w:r>
+        <w:rPr>
+          <w:rFonts w:ascii="Noto Sans" w:eastAsia="Times New Roman" w:hAnsi="Noto Sans" w:cs="Noto Sans"/>
+          <w:kern w:val="0"/>
+          <w:sz w:val="21"/>
+          <w:szCs w:val="21"/>
+          <w:lang w:val="en-US" w:eastAsia="en-GB"/>
+          <w14:ligatures w14:val="none"/>
+        </w:rPr>
+        <w:t xml:space="preserve">I know of no other pair of studies with this many differences and merely a topical </w:t>
+      </w:r>
+      <w:r>
+        <w:rPr>
+          <w:rFonts w:ascii="Noto Sans" w:eastAsia="Times New Roman" w:hAnsi="Noto Sans" w:cs="Noto Sans"/>
+          <w:kern w:val="0"/>
+          <w:sz w:val="21"/>
+          <w:szCs w:val="21"/>
+          <w:lang w:val="en-US" w:eastAsia="en-GB"/>
+          <w14:ligatures w14:val="none"/>
+        </w:rPr>
         <w:lastRenderedPageBreak/>
-        <w:t xml:space="preserve">Personally, I find this statement by the authors in Foody et al. (2013) to be actively misleading rather than mitigating. If they had not discussed any </w:t>
-      </w:r>
-      <w:proofErr w:type="gramStart"/>
-      <w:r>
-        <w:rPr>
-          <w:rFonts w:ascii="Noto Sans" w:eastAsia="Times New Roman" w:hAnsi="Noto Sans" w:cs="Noto Sans"/>
-          <w:kern w:val="0"/>
-          <w:sz w:val="21"/>
-          <w:szCs w:val="21"/>
-          <w:lang w:val="en-US" w:eastAsia="en-GB"/>
-          <w14:ligatures w14:val="none"/>
-        </w:rPr>
-        <w:t>differences</w:t>
-      </w:r>
-      <w:proofErr w:type="gramEnd"/>
-      <w:r>
-        <w:rPr>
-          <w:rFonts w:ascii="Noto Sans" w:eastAsia="Times New Roman" w:hAnsi="Noto Sans" w:cs="Noto Sans"/>
-          <w:kern w:val="0"/>
-          <w:sz w:val="21"/>
-          <w:szCs w:val="21"/>
-          <w:lang w:val="en-US" w:eastAsia="en-GB"/>
-          <w14:ligatures w14:val="none"/>
-        </w:rPr>
-        <w:t xml:space="preserve"> it could be explained as a (problematic) omission. However, the differences are severe, as I document in the “Status as a replication” section and Table 1</w:t>
-      </w:r>
-      <w:r>
-        <w:rPr>
-          <w:rFonts w:ascii="Noto Sans" w:eastAsia="Times New Roman" w:hAnsi="Noto Sans" w:cs="Noto Sans"/>
-          <w:kern w:val="0"/>
-          <w:sz w:val="21"/>
-          <w:szCs w:val="21"/>
-          <w:lang w:val="en-US" w:eastAsia="en-GB"/>
-          <w14:ligatures w14:val="none"/>
-        </w:rPr>
-        <w:t xml:space="preserve">, spanning intervention, population, design, randomization, use of a control condition, the presence of a distress induction, the number of timepoints, the follow up period, the outcome variables, and the primary analysis. </w:t>
-      </w:r>
-      <w:r>
-        <w:rPr>
-          <w:rFonts w:ascii="Noto Sans" w:eastAsia="Times New Roman" w:hAnsi="Noto Sans" w:cs="Noto Sans"/>
-          <w:kern w:val="0"/>
-          <w:sz w:val="21"/>
-          <w:szCs w:val="21"/>
-          <w:lang w:val="en-US" w:eastAsia="en-GB"/>
-          <w14:ligatures w14:val="none"/>
-        </w:rPr>
-        <w:t>I know of no other pair of studies with this many differences and merely a topical overlap between them that would be widely accepted as a replication of one another.</w:t>
+        <w:t>overlap between them that would be widely accepted as a replication of one another.</w:t>
       </w:r>
       <w:r>
         <w:rPr>
@@ -4433,61 +4417,61 @@
           <w:lang w:val="en-US" w:eastAsia="en-GB"/>
           <w14:ligatures w14:val="none"/>
         </w:rPr>
+        <w:t>I am no expert on the topics of Acceptance and Commitment Therapy or Relational Frame Theory and therefore focus on the methodological and statistical choices and arguments made.</w:t>
+      </w:r>
+    </w:p>
+    <w:p>
+      <w:pPr>
+        <w:spacing w:before="100" w:beforeAutospacing="1" w:after="100" w:afterAutospacing="1"/>
+        <w:rPr>
+          <w:rFonts w:ascii="Noto Sans" w:eastAsia="Times New Roman" w:hAnsi="Noto Sans" w:cs="Noto Sans"/>
+          <w:i/>
+          <w:iCs/>
+          <w:kern w:val="0"/>
+          <w:sz w:val="21"/>
+          <w:szCs w:val="21"/>
+          <w:lang w:val="en-US" w:eastAsia="en-GB"/>
+          <w14:ligatures w14:val="none"/>
+        </w:rPr>
+      </w:pPr>
+      <w:r>
+        <w:rPr>
+          <w:rFonts w:ascii="Noto Sans" w:eastAsia="Times New Roman" w:hAnsi="Noto Sans" w:cs="Noto Sans"/>
+          <w:i/>
+          <w:iCs/>
+          <w:kern w:val="0"/>
+          <w:sz w:val="21"/>
+          <w:szCs w:val="21"/>
+          <w:lang w:val="en-US" w:eastAsia="en-GB"/>
+          <w14:ligatures w14:val="none"/>
+        </w:rPr>
+        <w:t>While I do not believe this influenced my review, I want to disclose that the author of this manuscript taught a seminar I attended during my studies three years ago, though we have not collaborated or co-authored any work.</w:t>
+      </w:r>
+    </w:p>
+    <w:p>
+      <w:pPr>
+        <w:spacing w:before="100" w:beforeAutospacing="1" w:after="100" w:afterAutospacing="1"/>
+        <w:rPr>
+          <w:rFonts w:ascii="Noto Sans" w:eastAsia="Times New Roman" w:hAnsi="Noto Sans" w:cs="Noto Sans"/>
+          <w:kern w:val="0"/>
+          <w:sz w:val="21"/>
+          <w:szCs w:val="21"/>
+          <w:lang w:val="en-US" w:eastAsia="en-GB"/>
+          <w14:ligatures w14:val="none"/>
+        </w:rPr>
+      </w:pPr>
+      <w:r>
+        <w:rPr>
+          <w:rFonts w:ascii="Noto Sans" w:eastAsia="Times New Roman" w:hAnsi="Noto Sans" w:cs="Noto Sans"/>
+          <w:i/>
+          <w:iCs/>
+          <w:kern w:val="0"/>
+          <w:sz w:val="21"/>
+          <w:szCs w:val="21"/>
+          <w:lang w:val="en-US" w:eastAsia="en-GB"/>
+          <w14:ligatures w14:val="none"/>
+        </w:rPr>
         <w:lastRenderedPageBreak/>
-        <w:t>I am no expert on the topics of Acceptance and Commitment Therapy or Relational Frame Theory and therefore focus on the methodological and statistical choices and arguments made.</w:t>
-      </w:r>
-    </w:p>
-    <w:p>
-      <w:pPr>
-        <w:spacing w:before="100" w:beforeAutospacing="1" w:after="100" w:afterAutospacing="1"/>
-        <w:rPr>
-          <w:rFonts w:ascii="Noto Sans" w:eastAsia="Times New Roman" w:hAnsi="Noto Sans" w:cs="Noto Sans"/>
-          <w:i/>
-          <w:iCs/>
-          <w:kern w:val="0"/>
-          <w:sz w:val="21"/>
-          <w:szCs w:val="21"/>
-          <w:lang w:val="en-US" w:eastAsia="en-GB"/>
-          <w14:ligatures w14:val="none"/>
-        </w:rPr>
-      </w:pPr>
-      <w:r>
-        <w:rPr>
-          <w:rFonts w:ascii="Noto Sans" w:eastAsia="Times New Roman" w:hAnsi="Noto Sans" w:cs="Noto Sans"/>
-          <w:i/>
-          <w:iCs/>
-          <w:kern w:val="0"/>
-          <w:sz w:val="21"/>
-          <w:szCs w:val="21"/>
-          <w:lang w:val="en-US" w:eastAsia="en-GB"/>
-          <w14:ligatures w14:val="none"/>
-        </w:rPr>
-        <w:t>While I do not believe this influenced my review, I want to disclose that the author of this manuscript taught a seminar I attended during my studies three years ago, though we have not collaborated or co-authored any work.</w:t>
-      </w:r>
-    </w:p>
-    <w:p>
-      <w:pPr>
-        <w:spacing w:before="100" w:beforeAutospacing="1" w:after="100" w:afterAutospacing="1"/>
-        <w:rPr>
-          <w:rFonts w:ascii="Noto Sans" w:eastAsia="Times New Roman" w:hAnsi="Noto Sans" w:cs="Noto Sans"/>
-          <w:kern w:val="0"/>
-          <w:sz w:val="21"/>
-          <w:szCs w:val="21"/>
-          <w:lang w:val="en-US" w:eastAsia="en-GB"/>
-          <w14:ligatures w14:val="none"/>
-        </w:rPr>
-      </w:pPr>
-      <w:r>
-        <w:rPr>
-          <w:rFonts w:ascii="Noto Sans" w:eastAsia="Times New Roman" w:hAnsi="Noto Sans" w:cs="Noto Sans"/>
-          <w:i/>
-          <w:iCs/>
-          <w:kern w:val="0"/>
-          <w:sz w:val="21"/>
-          <w:szCs w:val="21"/>
-          <w:lang w:val="en-US" w:eastAsia="en-GB"/>
-          <w14:ligatures w14:val="none"/>
-        </w:rPr>
         <w:t>Recommendation: Resubmit for Review</w:t>
       </w:r>
       <w:r>
@@ -4848,7 +4832,474 @@
           <w:lang w:val="en-US" w:eastAsia="en-GB"/>
           <w14:ligatures w14:val="none"/>
         </w:rPr>
-        <w:t xml:space="preserve">their “prediction was somewhat supported” (abstract), however this claim is mired in </w:t>
+        <w:t xml:space="preserve">their “prediction was somewhat supported” (abstract), however this claim is mired in the same misalignment between analysis and claim, low power, lack of control condition etc. </w:t>
+      </w:r>
+      <w:r>
+        <w:rPr>
+          <w:rFonts w:ascii="Noto Sans" w:eastAsia="Times New Roman" w:hAnsi="Noto Sans" w:cs="Noto Sans"/>
+          <w:kern w:val="0"/>
+          <w:sz w:val="21"/>
+          <w:szCs w:val="21"/>
+          <w:lang w:val="en-US" w:eastAsia="en-GB"/>
+          <w14:ligatures w14:val="none"/>
+        </w:rPr>
+        <w:t xml:space="preserve">Brandolini's law plays a strong role in which issues I try to tackle in this article. </w:t>
+      </w:r>
+      <w:r>
+        <w:rPr>
+          <w:rFonts w:ascii="Noto Sans" w:eastAsia="Times New Roman" w:hAnsi="Noto Sans" w:cs="Noto Sans"/>
+          <w:kern w:val="0"/>
+          <w:sz w:val="21"/>
+          <w:szCs w:val="21"/>
+          <w:lang w:val="en-US" w:eastAsia="en-GB"/>
+          <w14:ligatures w14:val="none"/>
+        </w:rPr>
+        <w:t xml:space="preserve">The review of how other authors cite Foody et al., (2013, 2015) does not reveal evidence of such careful reading, with the one exception already mentioned in text. </w:t>
+      </w:r>
+      <w:proofErr w:type="gramStart"/>
+      <w:r>
+        <w:rPr>
+          <w:rFonts w:ascii="Noto Sans" w:eastAsia="Times New Roman" w:hAnsi="Noto Sans" w:cs="Noto Sans"/>
+          <w:kern w:val="0"/>
+          <w:sz w:val="21"/>
+          <w:szCs w:val="21"/>
+          <w:lang w:val="en-US" w:eastAsia="en-GB"/>
+          <w14:ligatures w14:val="none"/>
+        </w:rPr>
+        <w:t>In order to</w:t>
+      </w:r>
+      <w:proofErr w:type="gramEnd"/>
+      <w:r>
+        <w:rPr>
+          <w:rFonts w:ascii="Noto Sans" w:eastAsia="Times New Roman" w:hAnsi="Noto Sans" w:cs="Noto Sans"/>
+          <w:kern w:val="0"/>
+          <w:sz w:val="21"/>
+          <w:szCs w:val="21"/>
+          <w:lang w:val="en-US" w:eastAsia="en-GB"/>
+          <w14:ligatures w14:val="none"/>
+        </w:rPr>
+        <w:t xml:space="preserve"> keep the scope of the current article clear and feasible, I have consciously elected not to try to also elicit all </w:t>
+      </w:r>
+      <w:r>
+        <w:rPr>
+          <w:rFonts w:ascii="Noto Sans" w:eastAsia="Times New Roman" w:hAnsi="Noto Sans" w:cs="Noto Sans"/>
+          <w:kern w:val="0"/>
+          <w:sz w:val="21"/>
+          <w:szCs w:val="21"/>
+          <w:lang w:val="en-US" w:eastAsia="en-GB"/>
+          <w14:ligatures w14:val="none"/>
+        </w:rPr>
+        <w:t xml:space="preserve">the </w:t>
+      </w:r>
+      <w:r>
+        <w:rPr>
+          <w:rFonts w:ascii="Noto Sans" w:eastAsia="Times New Roman" w:hAnsi="Noto Sans" w:cs="Noto Sans"/>
+          <w:kern w:val="0"/>
+          <w:sz w:val="21"/>
+          <w:szCs w:val="21"/>
+          <w:lang w:val="en-US" w:eastAsia="en-GB"/>
+          <w14:ligatures w14:val="none"/>
+        </w:rPr>
+        <w:t xml:space="preserve">distinct issues in the replication study. </w:t>
+      </w:r>
+    </w:p>
+    <w:p>
+      <w:pPr>
+        <w:spacing w:before="100" w:beforeAutospacing="1" w:after="100" w:afterAutospacing="1"/>
+        <w:rPr>
+          <w:rFonts w:ascii="Noto Sans" w:eastAsia="Times New Roman" w:hAnsi="Noto Sans" w:cs="Noto Sans"/>
+          <w:kern w:val="0"/>
+          <w:sz w:val="21"/>
+          <w:szCs w:val="21"/>
+          <w:lang w:val="en-US" w:eastAsia="en-GB"/>
+          <w14:ligatures w14:val="none"/>
+        </w:rPr>
+      </w:pPr>
+    </w:p>
+    <w:p>
+      <w:pPr>
+        <w:spacing w:before="100" w:beforeAutospacing="1" w:after="100" w:afterAutospacing="1"/>
+        <w:rPr>
+          <w:rFonts w:ascii="Noto Sans" w:eastAsia="Times New Roman" w:hAnsi="Noto Sans" w:cs="Noto Sans"/>
+          <w:i/>
+          <w:iCs/>
+          <w:kern w:val="0"/>
+          <w:sz w:val="21"/>
+          <w:szCs w:val="21"/>
+          <w:lang w:val="en-US" w:eastAsia="en-GB"/>
+          <w14:ligatures w14:val="none"/>
+        </w:rPr>
+      </w:pPr>
+      <w:r>
+        <w:rPr>
+          <w:rFonts w:ascii="Noto Sans" w:eastAsia="Times New Roman" w:hAnsi="Noto Sans" w:cs="Noto Sans"/>
+          <w:i/>
+          <w:iCs/>
+          <w:kern w:val="0"/>
+          <w:sz w:val="21"/>
+          <w:szCs w:val="21"/>
+          <w:lang w:val="en-US" w:eastAsia="en-GB"/>
+          <w14:ligatures w14:val="none"/>
+        </w:rPr>
+        <w:t>(3) Presentation order: Would it make for a better flow to have the section (including subsections) entitled "Summary of Foody et al. (2013) before the section (including subsections) entitled "The Impact of Foody et al. (2013, 2015)"?</w:t>
+      </w:r>
+    </w:p>
+    <w:p>
+      <w:pPr>
+        <w:spacing w:before="100" w:beforeAutospacing="1" w:after="100" w:afterAutospacing="1"/>
+        <w:rPr>
+          <w:rFonts w:ascii="Noto Sans" w:eastAsia="Times New Roman" w:hAnsi="Noto Sans" w:cs="Noto Sans"/>
+          <w:kern w:val="0"/>
+          <w:sz w:val="21"/>
+          <w:szCs w:val="21"/>
+          <w:lang w:val="en-US" w:eastAsia="en-GB"/>
+          <w14:ligatures w14:val="none"/>
+        </w:rPr>
+      </w:pPr>
+      <w:r>
+        <w:rPr>
+          <w:rFonts w:ascii="Noto Sans" w:eastAsia="Times New Roman" w:hAnsi="Noto Sans" w:cs="Noto Sans"/>
+          <w:kern w:val="0"/>
+          <w:sz w:val="21"/>
+          <w:szCs w:val="21"/>
+          <w:lang w:val="en-US" w:eastAsia="en-GB"/>
+          <w14:ligatures w14:val="none"/>
+        </w:rPr>
+        <w:t xml:space="preserve">Thank you, this is a useful suggestion. I considered this, but the ordering of the subsequent sections then becomes harder: the discussion of Foody’s method leads naturally into the </w:t>
+      </w:r>
+      <w:r>
+        <w:rPr>
+          <w:rFonts w:ascii="Noto Sans" w:eastAsia="Times New Roman" w:hAnsi="Noto Sans" w:cs="Noto Sans"/>
+          <w:kern w:val="0"/>
+          <w:sz w:val="21"/>
+          <w:szCs w:val="21"/>
+          <w:lang w:val="en-US" w:eastAsia="en-GB"/>
+          <w14:ligatures w14:val="none"/>
+        </w:rPr>
+        <w:t>critique</w:t>
+      </w:r>
+      <w:r>
+        <w:rPr>
+          <w:rFonts w:ascii="Noto Sans" w:eastAsia="Times New Roman" w:hAnsi="Noto Sans" w:cs="Noto Sans"/>
+          <w:kern w:val="0"/>
+          <w:sz w:val="21"/>
+          <w:szCs w:val="21"/>
+          <w:lang w:val="en-US" w:eastAsia="en-GB"/>
+          <w14:ligatures w14:val="none"/>
+        </w:rPr>
+        <w:t xml:space="preserve"> of the method, which would be disrupted if I zoomed out again to the study’s impact. I have therefore stuck to the ‘inverted triangle’ introduction that starts broad and gets more specific as it goes, until it meets the current study’s method. Thank you for the thoughts on the </w:t>
+      </w:r>
+      <w:proofErr w:type="gramStart"/>
+      <w:r>
+        <w:rPr>
+          <w:rFonts w:ascii="Noto Sans" w:eastAsia="Times New Roman" w:hAnsi="Noto Sans" w:cs="Noto Sans"/>
+          <w:kern w:val="0"/>
+          <w:sz w:val="21"/>
+          <w:szCs w:val="21"/>
+          <w:lang w:val="en-US" w:eastAsia="en-GB"/>
+          <w14:ligatures w14:val="none"/>
+        </w:rPr>
+        <w:t>high level</w:t>
+      </w:r>
+      <w:proofErr w:type="gramEnd"/>
+      <w:r>
+        <w:rPr>
+          <w:rFonts w:ascii="Noto Sans" w:eastAsia="Times New Roman" w:hAnsi="Noto Sans" w:cs="Noto Sans"/>
+          <w:kern w:val="0"/>
+          <w:sz w:val="21"/>
+          <w:szCs w:val="21"/>
+          <w:lang w:val="en-US" w:eastAsia="en-GB"/>
+          <w14:ligatures w14:val="none"/>
+        </w:rPr>
+        <w:t xml:space="preserve"> structure/flow, I appreciate it.</w:t>
+      </w:r>
+    </w:p>
+    <w:p>
+      <w:pPr>
+        <w:spacing w:before="100" w:beforeAutospacing="1" w:after="100" w:afterAutospacing="1"/>
+        <w:rPr>
+          <w:rFonts w:ascii="Noto Sans" w:eastAsia="Times New Roman" w:hAnsi="Noto Sans" w:cs="Noto Sans"/>
+          <w:kern w:val="0"/>
+          <w:sz w:val="21"/>
+          <w:szCs w:val="21"/>
+          <w:lang w:val="en-US" w:eastAsia="en-GB"/>
+          <w14:ligatures w14:val="none"/>
+        </w:rPr>
+      </w:pPr>
+    </w:p>
+    <w:p>
+      <w:pPr>
+        <w:spacing w:before="100" w:beforeAutospacing="1" w:after="100" w:afterAutospacing="1"/>
+        <w:rPr>
+          <w:rFonts w:ascii="Noto Sans" w:eastAsia="Times New Roman" w:hAnsi="Noto Sans" w:cs="Noto Sans"/>
+          <w:i/>
+          <w:iCs/>
+          <w:kern w:val="0"/>
+          <w:sz w:val="21"/>
+          <w:szCs w:val="21"/>
+          <w:lang w:val="en-US" w:eastAsia="en-GB"/>
+          <w14:ligatures w14:val="none"/>
+        </w:rPr>
+      </w:pPr>
+      <w:r>
+        <w:rPr>
+          <w:rFonts w:ascii="Noto Sans" w:eastAsia="Times New Roman" w:hAnsi="Noto Sans" w:cs="Noto Sans"/>
+          <w:i/>
+          <w:iCs/>
+          <w:kern w:val="0"/>
+          <w:sz w:val="21"/>
+          <w:szCs w:val="21"/>
+          <w:lang w:val="en-US" w:eastAsia="en-GB"/>
+          <w14:ligatures w14:val="none"/>
+        </w:rPr>
+        <w:t>(4) Can you provide more explanation regarding the interpretation of the bottom parts of figures 2 and 3? I assume readers unfamiliar with multiverse analysis will have a hard time fully grasping these figures.</w:t>
+      </w:r>
+    </w:p>
+    <w:p>
+      <w:pPr>
+        <w:spacing w:before="100" w:beforeAutospacing="1" w:after="100" w:afterAutospacing="1"/>
+        <w:rPr>
+          <w:rFonts w:ascii="Noto Sans" w:eastAsia="Times New Roman" w:hAnsi="Noto Sans" w:cs="Noto Sans"/>
+          <w:kern w:val="0"/>
+          <w:sz w:val="21"/>
+          <w:szCs w:val="21"/>
+          <w:lang w:val="en-US" w:eastAsia="en-GB"/>
+          <w14:ligatures w14:val="none"/>
+        </w:rPr>
+      </w:pPr>
+      <w:r>
+        <w:rPr>
+          <w:rFonts w:ascii="Noto Sans" w:eastAsia="Times New Roman" w:hAnsi="Noto Sans" w:cs="Noto Sans"/>
+          <w:kern w:val="0"/>
+          <w:sz w:val="21"/>
+          <w:szCs w:val="21"/>
+          <w:lang w:val="en-US" w:eastAsia="en-GB"/>
+          <w14:ligatures w14:val="none"/>
+        </w:rPr>
+        <w:t xml:space="preserve">I thank the reviewer for this point – this arose </w:t>
+      </w:r>
+      <w:r>
+        <w:rPr>
+          <w:rFonts w:ascii="Noto Sans" w:eastAsia="Times New Roman" w:hAnsi="Noto Sans" w:cs="Noto Sans"/>
+          <w:kern w:val="0"/>
+          <w:sz w:val="21"/>
+          <w:szCs w:val="21"/>
+          <w:lang w:val="en-US" w:eastAsia="en-GB"/>
+          <w14:ligatures w14:val="none"/>
+        </w:rPr>
+        <w:t xml:space="preserve">due </w:t>
+      </w:r>
+      <w:r>
+        <w:rPr>
+          <w:rFonts w:ascii="Noto Sans" w:eastAsia="Times New Roman" w:hAnsi="Noto Sans" w:cs="Noto Sans"/>
+          <w:kern w:val="0"/>
+          <w:sz w:val="21"/>
+          <w:szCs w:val="21"/>
+          <w:lang w:val="en-US" w:eastAsia="en-GB"/>
+          <w14:ligatures w14:val="none"/>
+        </w:rPr>
+        <w:t xml:space="preserve">to the </w:t>
+      </w:r>
+      <w:r>
+        <w:rPr>
+          <w:rFonts w:ascii="Noto Sans" w:eastAsia="Times New Roman" w:hAnsi="Noto Sans" w:cs="Noto Sans"/>
+          <w:kern w:val="0"/>
+          <w:sz w:val="21"/>
+          <w:szCs w:val="21"/>
+          <w:lang w:val="en-US" w:eastAsia="en-GB"/>
+          <w14:ligatures w14:val="none"/>
+        </w:rPr>
+        <w:t>‘</w:t>
+      </w:r>
+      <w:r>
+        <w:rPr>
+          <w:rFonts w:ascii="Noto Sans" w:eastAsia="Times New Roman" w:hAnsi="Noto Sans" w:cs="Noto Sans"/>
+          <w:kern w:val="0"/>
+          <w:sz w:val="21"/>
+          <w:szCs w:val="21"/>
+          <w:lang w:val="en-US" w:eastAsia="en-GB"/>
+          <w14:ligatures w14:val="none"/>
+        </w:rPr>
+        <w:t>curse of knowledge</w:t>
+      </w:r>
+      <w:r>
+        <w:rPr>
+          <w:rFonts w:ascii="Noto Sans" w:eastAsia="Times New Roman" w:hAnsi="Noto Sans" w:cs="Noto Sans"/>
+          <w:kern w:val="0"/>
+          <w:sz w:val="21"/>
+          <w:szCs w:val="21"/>
+          <w:lang w:val="en-US" w:eastAsia="en-GB"/>
+          <w14:ligatures w14:val="none"/>
+        </w:rPr>
+        <w:t>’</w:t>
+      </w:r>
+      <w:r>
+        <w:rPr>
+          <w:rFonts w:ascii="Noto Sans" w:eastAsia="Times New Roman" w:hAnsi="Noto Sans" w:cs="Noto Sans"/>
+          <w:kern w:val="0"/>
+          <w:sz w:val="21"/>
+          <w:szCs w:val="21"/>
+          <w:lang w:val="en-US" w:eastAsia="en-GB"/>
+          <w14:ligatures w14:val="none"/>
+        </w:rPr>
+        <w:t xml:space="preserve">: I forgot that others are less familiar with this specific plot type. I have added the following explanation to the text: (p. </w:t>
+      </w:r>
+      <w:r>
+        <w:rPr>
+          <w:rFonts w:ascii="Noto Sans" w:eastAsia="Times New Roman" w:hAnsi="Noto Sans" w:cs="Noto Sans"/>
+          <w:kern w:val="0"/>
+          <w:sz w:val="21"/>
+          <w:szCs w:val="21"/>
+          <w:lang w:val="en-US" w:eastAsia="en-GB"/>
+          <w14:ligatures w14:val="none"/>
+        </w:rPr>
+        <w:t>10</w:t>
+      </w:r>
+      <w:r>
+        <w:rPr>
+          <w:rFonts w:ascii="Noto Sans" w:eastAsia="Times New Roman" w:hAnsi="Noto Sans" w:cs="Noto Sans"/>
+          <w:kern w:val="0"/>
+          <w:sz w:val="21"/>
+          <w:szCs w:val="21"/>
+          <w:lang w:val="en-US" w:eastAsia="en-GB"/>
+          <w14:ligatures w14:val="none"/>
+        </w:rPr>
+        <w:t>):</w:t>
+      </w:r>
+    </w:p>
+    <w:p>
+      <w:pPr>
+        <w:spacing w:before="100" w:beforeAutospacing="1" w:after="100" w:afterAutospacing="1"/>
+        <w:rPr>
+          <w:lang w:val="en-US"/>
+        </w:rPr>
+      </w:pPr>
+      <w:r>
+        <w:rPr>
+          <w:lang w:val="en-US"/>
+        </w:rPr>
+        <w:t xml:space="preserve">“These plots should be interpreted as follows: each vertical column between the upper and lower panels provides the effect size and its confidence intervals (upper panel) and the analytic choices that produced this effect size (lower panel). For example, the first column on the left of Figure 2 presents a Hedges’ </w:t>
+      </w:r>
+      <w:r>
+        <w:rPr>
+          <w:i/>
+          <w:iCs/>
+          <w:lang w:val="en-US"/>
+        </w:rPr>
+        <w:t>g</w:t>
+      </w:r>
+      <w:r>
+        <w:rPr>
+          <w:lang w:val="en-US"/>
+        </w:rPr>
+        <w:t xml:space="preserve"> = -0.22 under the analytic choices of the anxiety outcome, controlling for baseline scores, without Bonferroni corrections. Across the columns, the pattern of effect sizes under different analytic choices can be seen. In this case, it demonstrates that statistically significant results (via the exclusion of the zero point from the confidence intervals) are not observed under any set of analytic choices.”</w:t>
+      </w:r>
+    </w:p>
+    <w:p>
+      <w:pPr>
+        <w:spacing w:before="100" w:beforeAutospacing="1" w:after="100" w:afterAutospacing="1"/>
+        <w:rPr>
+          <w:rFonts w:ascii="Noto Sans" w:eastAsia="Times New Roman" w:hAnsi="Noto Sans" w:cs="Noto Sans"/>
+          <w:kern w:val="0"/>
+          <w:sz w:val="21"/>
+          <w:szCs w:val="21"/>
+          <w:lang w:val="en-US" w:eastAsia="en-GB"/>
+          <w14:ligatures w14:val="none"/>
+        </w:rPr>
+      </w:pPr>
+    </w:p>
+    <w:p>
+      <w:pPr>
+        <w:spacing w:before="100" w:beforeAutospacing="1" w:after="100" w:afterAutospacing="1"/>
+        <w:rPr>
+          <w:rFonts w:ascii="Noto Sans" w:eastAsia="Times New Roman" w:hAnsi="Noto Sans" w:cs="Noto Sans"/>
+          <w:i/>
+          <w:iCs/>
+          <w:kern w:val="0"/>
+          <w:sz w:val="21"/>
+          <w:szCs w:val="21"/>
+          <w:lang w:val="en-US" w:eastAsia="en-GB"/>
+          <w14:ligatures w14:val="none"/>
+        </w:rPr>
+      </w:pPr>
+      <w:r>
+        <w:rPr>
+          <w:rFonts w:ascii="Noto Sans" w:eastAsia="Times New Roman" w:hAnsi="Noto Sans" w:cs="Noto Sans"/>
+          <w:i/>
+          <w:iCs/>
+          <w:kern w:val="0"/>
+          <w:sz w:val="21"/>
+          <w:szCs w:val="21"/>
+          <w:lang w:val="en-US" w:eastAsia="en-GB"/>
+          <w14:ligatures w14:val="none"/>
+        </w:rPr>
+        <w:t>(5) In the discussion, you state the following: "The results of this reanalysis are agnostic to whether new, large, well-designed studies are likely to generate evidence for or against the claim that hierarchical relations produce better efficacy than distinction relations." And also: "Other work attempting to tie RFT principles to ACT practices, such as the use of metaphor in therapy, have also been presented (Sierra et al., 2016) but have also failed to replicate."</w:t>
+      </w:r>
+      <w:r>
+        <w:rPr>
+          <w:rFonts w:ascii="Noto Sans" w:eastAsia="Times New Roman" w:hAnsi="Noto Sans" w:cs="Noto Sans"/>
+          <w:i/>
+          <w:iCs/>
+          <w:kern w:val="0"/>
+          <w:sz w:val="21"/>
+          <w:szCs w:val="21"/>
+          <w:lang w:val="en-US" w:eastAsia="en-GB"/>
+          <w14:ligatures w14:val="none"/>
+        </w:rPr>
+        <w:br/>
+        <w:t xml:space="preserve">Does this mean that there is really no additional research that tests the underlying propositions examined in Foody et al.'s (2013; 2015) research? If yes, this would underscore to need to critically reassess the claims made by Foody </w:t>
+      </w:r>
+      <w:proofErr w:type="gramStart"/>
+      <w:r>
+        <w:rPr>
+          <w:rFonts w:ascii="Noto Sans" w:eastAsia="Times New Roman" w:hAnsi="Noto Sans" w:cs="Noto Sans"/>
+          <w:i/>
+          <w:iCs/>
+          <w:kern w:val="0"/>
+          <w:sz w:val="21"/>
+          <w:szCs w:val="21"/>
+          <w:lang w:val="en-US" w:eastAsia="en-GB"/>
+          <w14:ligatures w14:val="none"/>
+        </w:rPr>
+        <w:t>et al., and</w:t>
+      </w:r>
+      <w:proofErr w:type="gramEnd"/>
+      <w:r>
+        <w:rPr>
+          <w:rFonts w:ascii="Noto Sans" w:eastAsia="Times New Roman" w:hAnsi="Noto Sans" w:cs="Noto Sans"/>
+          <w:i/>
+          <w:iCs/>
+          <w:kern w:val="0"/>
+          <w:sz w:val="21"/>
+          <w:szCs w:val="21"/>
+          <w:lang w:val="en-US" w:eastAsia="en-GB"/>
+          <w14:ligatures w14:val="none"/>
+        </w:rPr>
+        <w:t xml:space="preserve"> therefore deserves being highlighted in the front end.</w:t>
+      </w:r>
+    </w:p>
+    <w:p>
+      <w:pPr>
+        <w:spacing w:before="100" w:beforeAutospacing="1" w:after="100" w:afterAutospacing="1"/>
+        <w:rPr>
+          <w:rFonts w:ascii="Noto Sans" w:eastAsia="Times New Roman" w:hAnsi="Noto Sans" w:cs="Noto Sans"/>
+          <w:kern w:val="0"/>
+          <w:sz w:val="21"/>
+          <w:szCs w:val="21"/>
+          <w:lang w:val="en-US" w:eastAsia="en-GB"/>
+          <w14:ligatures w14:val="none"/>
+        </w:rPr>
+      </w:pPr>
+      <w:r>
+        <w:rPr>
+          <w:rFonts w:ascii="Noto Sans" w:eastAsia="Times New Roman" w:hAnsi="Noto Sans" w:cs="Noto Sans"/>
+          <w:kern w:val="0"/>
+          <w:sz w:val="21"/>
+          <w:szCs w:val="21"/>
+          <w:lang w:val="en-US" w:eastAsia="en-GB"/>
+          <w14:ligatures w14:val="none"/>
+        </w:rPr>
+        <w:t xml:space="preserve">Thank you for this point and I share what I read to be your disbelief. The situation is complicated, however, as Foody et al. is currently accepted to be that proof. I have added two references to the opening of the introduction (see your previous point above) which </w:t>
       </w:r>
       <w:r>
         <w:rPr>
@@ -4860,488 +5311,7 @@
           <w14:ligatures w14:val="none"/>
         </w:rPr>
         <w:lastRenderedPageBreak/>
-        <w:t xml:space="preserve">the same misalignment between analysis and claim, low power, lack of control condition etc. </w:t>
-      </w:r>
-      <w:r>
-        <w:rPr>
-          <w:rFonts w:ascii="Noto Sans" w:eastAsia="Times New Roman" w:hAnsi="Noto Sans" w:cs="Noto Sans"/>
-          <w:kern w:val="0"/>
-          <w:sz w:val="21"/>
-          <w:szCs w:val="21"/>
-          <w:lang w:val="en-US" w:eastAsia="en-GB"/>
-          <w14:ligatures w14:val="none"/>
-        </w:rPr>
-        <w:t xml:space="preserve">Brandolini's law plays a strong role in which issues I try to tackle in this article. </w:t>
-      </w:r>
-      <w:r>
-        <w:rPr>
-          <w:rFonts w:ascii="Noto Sans" w:eastAsia="Times New Roman" w:hAnsi="Noto Sans" w:cs="Noto Sans"/>
-          <w:kern w:val="0"/>
-          <w:sz w:val="21"/>
-          <w:szCs w:val="21"/>
-          <w:lang w:val="en-US" w:eastAsia="en-GB"/>
-          <w14:ligatures w14:val="none"/>
-        </w:rPr>
-        <w:t xml:space="preserve">The review of how other authors cite Foody et al., (2013, 2015) does not reveal evidence of such careful reading, with the one exception already mentioned in text. </w:t>
-      </w:r>
-      <w:proofErr w:type="gramStart"/>
-      <w:r>
-        <w:rPr>
-          <w:rFonts w:ascii="Noto Sans" w:eastAsia="Times New Roman" w:hAnsi="Noto Sans" w:cs="Noto Sans"/>
-          <w:kern w:val="0"/>
-          <w:sz w:val="21"/>
-          <w:szCs w:val="21"/>
-          <w:lang w:val="en-US" w:eastAsia="en-GB"/>
-          <w14:ligatures w14:val="none"/>
-        </w:rPr>
-        <w:t>In order to</w:t>
-      </w:r>
-      <w:proofErr w:type="gramEnd"/>
-      <w:r>
-        <w:rPr>
-          <w:rFonts w:ascii="Noto Sans" w:eastAsia="Times New Roman" w:hAnsi="Noto Sans" w:cs="Noto Sans"/>
-          <w:kern w:val="0"/>
-          <w:sz w:val="21"/>
-          <w:szCs w:val="21"/>
-          <w:lang w:val="en-US" w:eastAsia="en-GB"/>
-          <w14:ligatures w14:val="none"/>
-        </w:rPr>
-        <w:t xml:space="preserve"> keep the scope of the current article clear and feasible, I have consciously elected not to try to also elicit all </w:t>
-      </w:r>
-      <w:r>
-        <w:rPr>
-          <w:rFonts w:ascii="Noto Sans" w:eastAsia="Times New Roman" w:hAnsi="Noto Sans" w:cs="Noto Sans"/>
-          <w:kern w:val="0"/>
-          <w:sz w:val="21"/>
-          <w:szCs w:val="21"/>
-          <w:lang w:val="en-US" w:eastAsia="en-GB"/>
-          <w14:ligatures w14:val="none"/>
-        </w:rPr>
-        <w:t xml:space="preserve">the </w:t>
-      </w:r>
-      <w:r>
-        <w:rPr>
-          <w:rFonts w:ascii="Noto Sans" w:eastAsia="Times New Roman" w:hAnsi="Noto Sans" w:cs="Noto Sans"/>
-          <w:kern w:val="0"/>
-          <w:sz w:val="21"/>
-          <w:szCs w:val="21"/>
-          <w:lang w:val="en-US" w:eastAsia="en-GB"/>
-          <w14:ligatures w14:val="none"/>
-        </w:rPr>
-        <w:t xml:space="preserve">distinct issues in the replication study. </w:t>
-      </w:r>
-    </w:p>
-    <w:p>
-      <w:pPr>
-        <w:spacing w:before="100" w:beforeAutospacing="1" w:after="100" w:afterAutospacing="1"/>
-        <w:rPr>
-          <w:rFonts w:ascii="Noto Sans" w:eastAsia="Times New Roman" w:hAnsi="Noto Sans" w:cs="Noto Sans"/>
-          <w:kern w:val="0"/>
-          <w:sz w:val="21"/>
-          <w:szCs w:val="21"/>
-          <w:lang w:val="en-US" w:eastAsia="en-GB"/>
-          <w14:ligatures w14:val="none"/>
-        </w:rPr>
-      </w:pPr>
-    </w:p>
-    <w:p>
-      <w:pPr>
-        <w:spacing w:before="100" w:beforeAutospacing="1" w:after="100" w:afterAutospacing="1"/>
-        <w:rPr>
-          <w:rFonts w:ascii="Noto Sans" w:eastAsia="Times New Roman" w:hAnsi="Noto Sans" w:cs="Noto Sans"/>
-          <w:i/>
-          <w:iCs/>
-          <w:kern w:val="0"/>
-          <w:sz w:val="21"/>
-          <w:szCs w:val="21"/>
-          <w:lang w:val="en-US" w:eastAsia="en-GB"/>
-          <w14:ligatures w14:val="none"/>
-        </w:rPr>
-      </w:pPr>
-      <w:r>
-        <w:rPr>
-          <w:rFonts w:ascii="Noto Sans" w:eastAsia="Times New Roman" w:hAnsi="Noto Sans" w:cs="Noto Sans"/>
-          <w:i/>
-          <w:iCs/>
-          <w:kern w:val="0"/>
-          <w:sz w:val="21"/>
-          <w:szCs w:val="21"/>
-          <w:lang w:val="en-US" w:eastAsia="en-GB"/>
-          <w14:ligatures w14:val="none"/>
-        </w:rPr>
-        <w:t>(3) Presentation order: Would it make for a better flow to have the section (including subsections) entitled "Summary of Foody et al. (2013) before the section (including subsections) entitled "The Impact of Foody et al. (2013, 2015)"?</w:t>
-      </w:r>
-    </w:p>
-    <w:p>
-      <w:pPr>
-        <w:spacing w:before="100" w:beforeAutospacing="1" w:after="100" w:afterAutospacing="1"/>
-        <w:rPr>
-          <w:rFonts w:ascii="Noto Sans" w:eastAsia="Times New Roman" w:hAnsi="Noto Sans" w:cs="Noto Sans"/>
-          <w:kern w:val="0"/>
-          <w:sz w:val="21"/>
-          <w:szCs w:val="21"/>
-          <w:lang w:val="en-US" w:eastAsia="en-GB"/>
-          <w14:ligatures w14:val="none"/>
-        </w:rPr>
-      </w:pPr>
-      <w:r>
-        <w:rPr>
-          <w:rFonts w:ascii="Noto Sans" w:eastAsia="Times New Roman" w:hAnsi="Noto Sans" w:cs="Noto Sans"/>
-          <w:kern w:val="0"/>
-          <w:sz w:val="21"/>
-          <w:szCs w:val="21"/>
-          <w:lang w:val="en-US" w:eastAsia="en-GB"/>
-          <w14:ligatures w14:val="none"/>
-        </w:rPr>
-        <w:t xml:space="preserve">Thank you, this is a useful suggestion. I considered this, but the ordering of the subsequent sections then becomes harder: the discussion of Foody’s method leads naturally into the </w:t>
-      </w:r>
-      <w:r>
-        <w:rPr>
-          <w:rFonts w:ascii="Noto Sans" w:eastAsia="Times New Roman" w:hAnsi="Noto Sans" w:cs="Noto Sans"/>
-          <w:kern w:val="0"/>
-          <w:sz w:val="21"/>
-          <w:szCs w:val="21"/>
-          <w:lang w:val="en-US" w:eastAsia="en-GB"/>
-          <w14:ligatures w14:val="none"/>
-        </w:rPr>
-        <w:t>critique</w:t>
-      </w:r>
-      <w:r>
-        <w:rPr>
-          <w:rFonts w:ascii="Noto Sans" w:eastAsia="Times New Roman" w:hAnsi="Noto Sans" w:cs="Noto Sans"/>
-          <w:kern w:val="0"/>
-          <w:sz w:val="21"/>
-          <w:szCs w:val="21"/>
-          <w:lang w:val="en-US" w:eastAsia="en-GB"/>
-          <w14:ligatures w14:val="none"/>
-        </w:rPr>
-        <w:t xml:space="preserve"> of the method, which would be disrupted if I zoomed out again to the study’s impact. I have therefore stuck to the ‘inverted triangle’ introduction that starts broad and gets more specific as it goes, until it meets the current study’s method. Thank you for the thoughts on the </w:t>
-      </w:r>
-      <w:proofErr w:type="gramStart"/>
-      <w:r>
-        <w:rPr>
-          <w:rFonts w:ascii="Noto Sans" w:eastAsia="Times New Roman" w:hAnsi="Noto Sans" w:cs="Noto Sans"/>
-          <w:kern w:val="0"/>
-          <w:sz w:val="21"/>
-          <w:szCs w:val="21"/>
-          <w:lang w:val="en-US" w:eastAsia="en-GB"/>
-          <w14:ligatures w14:val="none"/>
-        </w:rPr>
-        <w:t>high level</w:t>
-      </w:r>
-      <w:proofErr w:type="gramEnd"/>
-      <w:r>
-        <w:rPr>
-          <w:rFonts w:ascii="Noto Sans" w:eastAsia="Times New Roman" w:hAnsi="Noto Sans" w:cs="Noto Sans"/>
-          <w:kern w:val="0"/>
-          <w:sz w:val="21"/>
-          <w:szCs w:val="21"/>
-          <w:lang w:val="en-US" w:eastAsia="en-GB"/>
-          <w14:ligatures w14:val="none"/>
-        </w:rPr>
-        <w:t xml:space="preserve"> structure/flow, I appreciate it.</w:t>
-      </w:r>
-    </w:p>
-    <w:p>
-      <w:pPr>
-        <w:spacing w:before="100" w:beforeAutospacing="1" w:after="100" w:afterAutospacing="1"/>
-        <w:rPr>
-          <w:rFonts w:ascii="Noto Sans" w:eastAsia="Times New Roman" w:hAnsi="Noto Sans" w:cs="Noto Sans"/>
-          <w:kern w:val="0"/>
-          <w:sz w:val="21"/>
-          <w:szCs w:val="21"/>
-          <w:lang w:val="en-US" w:eastAsia="en-GB"/>
-          <w14:ligatures w14:val="none"/>
-        </w:rPr>
-      </w:pPr>
-    </w:p>
-    <w:p>
-      <w:pPr>
-        <w:spacing w:before="100" w:beforeAutospacing="1" w:after="100" w:afterAutospacing="1"/>
-        <w:rPr>
-          <w:rFonts w:ascii="Noto Sans" w:eastAsia="Times New Roman" w:hAnsi="Noto Sans" w:cs="Noto Sans"/>
-          <w:i/>
-          <w:iCs/>
-          <w:kern w:val="0"/>
-          <w:sz w:val="21"/>
-          <w:szCs w:val="21"/>
-          <w:lang w:val="en-US" w:eastAsia="en-GB"/>
-          <w14:ligatures w14:val="none"/>
-        </w:rPr>
-      </w:pPr>
-      <w:r>
-        <w:rPr>
-          <w:rFonts w:ascii="Noto Sans" w:eastAsia="Times New Roman" w:hAnsi="Noto Sans" w:cs="Noto Sans"/>
-          <w:i/>
-          <w:iCs/>
-          <w:kern w:val="0"/>
-          <w:sz w:val="21"/>
-          <w:szCs w:val="21"/>
-          <w:lang w:val="en-US" w:eastAsia="en-GB"/>
-          <w14:ligatures w14:val="none"/>
-        </w:rPr>
-        <w:t>(4) Can you provide more explanation regarding the interpretation of the bottom parts of figures 2 and 3? I assume readers unfamiliar with multiverse analysis will have a hard time fully grasping these figures.</w:t>
-      </w:r>
-    </w:p>
-    <w:p>
-      <w:pPr>
-        <w:spacing w:before="100" w:beforeAutospacing="1" w:after="100" w:afterAutospacing="1"/>
-        <w:rPr>
-          <w:rFonts w:ascii="Noto Sans" w:eastAsia="Times New Roman" w:hAnsi="Noto Sans" w:cs="Noto Sans"/>
-          <w:kern w:val="0"/>
-          <w:sz w:val="21"/>
-          <w:szCs w:val="21"/>
-          <w:lang w:val="en-US" w:eastAsia="en-GB"/>
-          <w14:ligatures w14:val="none"/>
-        </w:rPr>
-      </w:pPr>
-      <w:r>
-        <w:rPr>
-          <w:rFonts w:ascii="Noto Sans" w:eastAsia="Times New Roman" w:hAnsi="Noto Sans" w:cs="Noto Sans"/>
-          <w:kern w:val="0"/>
-          <w:sz w:val="21"/>
-          <w:szCs w:val="21"/>
-          <w:lang w:val="en-US" w:eastAsia="en-GB"/>
-          <w14:ligatures w14:val="none"/>
-        </w:rPr>
-        <w:t xml:space="preserve">I thank the reviewer for this point – this arose </w:t>
-      </w:r>
-      <w:r>
-        <w:rPr>
-          <w:rFonts w:ascii="Noto Sans" w:eastAsia="Times New Roman" w:hAnsi="Noto Sans" w:cs="Noto Sans"/>
-          <w:kern w:val="0"/>
-          <w:sz w:val="21"/>
-          <w:szCs w:val="21"/>
-          <w:lang w:val="en-US" w:eastAsia="en-GB"/>
-          <w14:ligatures w14:val="none"/>
-        </w:rPr>
-        <w:t xml:space="preserve">due </w:t>
-      </w:r>
-      <w:r>
-        <w:rPr>
-          <w:rFonts w:ascii="Noto Sans" w:eastAsia="Times New Roman" w:hAnsi="Noto Sans" w:cs="Noto Sans"/>
-          <w:kern w:val="0"/>
-          <w:sz w:val="21"/>
-          <w:szCs w:val="21"/>
-          <w:lang w:val="en-US" w:eastAsia="en-GB"/>
-          <w14:ligatures w14:val="none"/>
-        </w:rPr>
-        <w:t xml:space="preserve">to the </w:t>
-      </w:r>
-      <w:r>
-        <w:rPr>
-          <w:rFonts w:ascii="Noto Sans" w:eastAsia="Times New Roman" w:hAnsi="Noto Sans" w:cs="Noto Sans"/>
-          <w:kern w:val="0"/>
-          <w:sz w:val="21"/>
-          <w:szCs w:val="21"/>
-          <w:lang w:val="en-US" w:eastAsia="en-GB"/>
-          <w14:ligatures w14:val="none"/>
-        </w:rPr>
-        <w:t>‘</w:t>
-      </w:r>
-      <w:r>
-        <w:rPr>
-          <w:rFonts w:ascii="Noto Sans" w:eastAsia="Times New Roman" w:hAnsi="Noto Sans" w:cs="Noto Sans"/>
-          <w:kern w:val="0"/>
-          <w:sz w:val="21"/>
-          <w:szCs w:val="21"/>
-          <w:lang w:val="en-US" w:eastAsia="en-GB"/>
-          <w14:ligatures w14:val="none"/>
-        </w:rPr>
-        <w:t>curse of knowledge</w:t>
-      </w:r>
-      <w:r>
-        <w:rPr>
-          <w:rFonts w:ascii="Noto Sans" w:eastAsia="Times New Roman" w:hAnsi="Noto Sans" w:cs="Noto Sans"/>
-          <w:kern w:val="0"/>
-          <w:sz w:val="21"/>
-          <w:szCs w:val="21"/>
-          <w:lang w:val="en-US" w:eastAsia="en-GB"/>
-          <w14:ligatures w14:val="none"/>
-        </w:rPr>
-        <w:t>’</w:t>
-      </w:r>
-      <w:r>
-        <w:rPr>
-          <w:rFonts w:ascii="Noto Sans" w:eastAsia="Times New Roman" w:hAnsi="Noto Sans" w:cs="Noto Sans"/>
-          <w:kern w:val="0"/>
-          <w:sz w:val="21"/>
-          <w:szCs w:val="21"/>
-          <w:lang w:val="en-US" w:eastAsia="en-GB"/>
-          <w14:ligatures w14:val="none"/>
-        </w:rPr>
-        <w:t xml:space="preserve">: I forgot that others are less familiar with this specific plot type. I have added the following explanation to the text: (p. </w:t>
-      </w:r>
-      <w:r>
-        <w:rPr>
-          <w:rFonts w:ascii="Noto Sans" w:eastAsia="Times New Roman" w:hAnsi="Noto Sans" w:cs="Noto Sans"/>
-          <w:kern w:val="0"/>
-          <w:sz w:val="21"/>
-          <w:szCs w:val="21"/>
-          <w:lang w:val="en-US" w:eastAsia="en-GB"/>
-          <w14:ligatures w14:val="none"/>
-        </w:rPr>
-        <w:t>10</w:t>
-      </w:r>
-      <w:r>
-        <w:rPr>
-          <w:rFonts w:ascii="Noto Sans" w:eastAsia="Times New Roman" w:hAnsi="Noto Sans" w:cs="Noto Sans"/>
-          <w:kern w:val="0"/>
-          <w:sz w:val="21"/>
-          <w:szCs w:val="21"/>
-          <w:lang w:val="en-US" w:eastAsia="en-GB"/>
-          <w14:ligatures w14:val="none"/>
-        </w:rPr>
-        <w:t>):</w:t>
-      </w:r>
-    </w:p>
-    <w:p>
-      <w:pPr>
-        <w:spacing w:before="100" w:beforeAutospacing="1" w:after="100" w:afterAutospacing="1"/>
-        <w:rPr>
-          <w:lang w:val="en-US"/>
-        </w:rPr>
-      </w:pPr>
-      <w:r>
-        <w:rPr>
-          <w:lang w:val="en-US"/>
-        </w:rPr>
-        <w:t xml:space="preserve">“These plots should be interpreted as follows: each vertical column between the upper and lower panels provides the effect size and its confidence intervals (upper panel) and the analytic choices that produced this effect size (lower panel). For example, the first column on the left of Figure 2 presents a Hedges’ </w:t>
-      </w:r>
-      <w:r>
-        <w:rPr>
-          <w:i/>
-          <w:iCs/>
-          <w:lang w:val="en-US"/>
-        </w:rPr>
-        <w:t>g</w:t>
-      </w:r>
-      <w:r>
-        <w:rPr>
-          <w:lang w:val="en-US"/>
-        </w:rPr>
-        <w:t xml:space="preserve"> = -0.22 under the analytic choices of the anxiety outcome, controlling for baseline scores, without Bonferroni corrections. Across the columns, the pattern of effect sizes under different analytic choices can be seen. In this case, it demonstrates that statistically significant results (via the exclusion of the zero point from the confidence intervals) are not observed under any set of analytic choices.”</w:t>
-      </w:r>
-    </w:p>
-    <w:p>
-      <w:pPr>
-        <w:spacing w:before="100" w:beforeAutospacing="1" w:after="100" w:afterAutospacing="1"/>
-        <w:rPr>
-          <w:rFonts w:ascii="Noto Sans" w:eastAsia="Times New Roman" w:hAnsi="Noto Sans" w:cs="Noto Sans"/>
-          <w:kern w:val="0"/>
-          <w:sz w:val="21"/>
-          <w:szCs w:val="21"/>
-          <w:lang w:val="en-US" w:eastAsia="en-GB"/>
-          <w14:ligatures w14:val="none"/>
-        </w:rPr>
-      </w:pPr>
-    </w:p>
-    <w:p>
-      <w:pPr>
-        <w:spacing w:before="100" w:beforeAutospacing="1" w:after="100" w:afterAutospacing="1"/>
-        <w:rPr>
-          <w:rFonts w:ascii="Noto Sans" w:eastAsia="Times New Roman" w:hAnsi="Noto Sans" w:cs="Noto Sans"/>
-          <w:i/>
-          <w:iCs/>
-          <w:kern w:val="0"/>
-          <w:sz w:val="21"/>
-          <w:szCs w:val="21"/>
-          <w:lang w:val="en-US" w:eastAsia="en-GB"/>
-          <w14:ligatures w14:val="none"/>
-        </w:rPr>
-      </w:pPr>
-      <w:r>
-        <w:rPr>
-          <w:rFonts w:ascii="Noto Sans" w:eastAsia="Times New Roman" w:hAnsi="Noto Sans" w:cs="Noto Sans"/>
-          <w:i/>
-          <w:iCs/>
-          <w:kern w:val="0"/>
-          <w:sz w:val="21"/>
-          <w:szCs w:val="21"/>
-          <w:lang w:val="en-US" w:eastAsia="en-GB"/>
-          <w14:ligatures w14:val="none"/>
-        </w:rPr>
-        <w:t>(5) In the discussion, you state the following: "The results of this reanalysis are agnostic to whether new, large, well-designed studies are likely to generate evidence for or against the claim that hierarchical relations produce better efficacy than distinction relations." And also: "Other work attempting to tie RFT principles to ACT practices, such as the use of metaphor in therapy, have also been presented (Sierra et al., 2016) but have also failed to replicate."</w:t>
-      </w:r>
-      <w:r>
-        <w:rPr>
-          <w:rFonts w:ascii="Noto Sans" w:eastAsia="Times New Roman" w:hAnsi="Noto Sans" w:cs="Noto Sans"/>
-          <w:i/>
-          <w:iCs/>
-          <w:kern w:val="0"/>
-          <w:sz w:val="21"/>
-          <w:szCs w:val="21"/>
-          <w:lang w:val="en-US" w:eastAsia="en-GB"/>
-          <w14:ligatures w14:val="none"/>
-        </w:rPr>
-        <w:br/>
-        <w:t xml:space="preserve">Does this mean that there is really no additional research that tests the underlying propositions </w:t>
-      </w:r>
-      <w:r>
-        <w:rPr>
-          <w:rFonts w:ascii="Noto Sans" w:eastAsia="Times New Roman" w:hAnsi="Noto Sans" w:cs="Noto Sans"/>
-          <w:i/>
-          <w:iCs/>
-          <w:kern w:val="0"/>
-          <w:sz w:val="21"/>
-          <w:szCs w:val="21"/>
-          <w:lang w:val="en-US" w:eastAsia="en-GB"/>
-          <w14:ligatures w14:val="none"/>
-        </w:rPr>
-        <w:lastRenderedPageBreak/>
-        <w:t xml:space="preserve">examined in Foody et al.'s (2013; 2015) research? If yes, this would underscore to need to critically reassess the claims made by Foody </w:t>
-      </w:r>
-      <w:proofErr w:type="gramStart"/>
-      <w:r>
-        <w:rPr>
-          <w:rFonts w:ascii="Noto Sans" w:eastAsia="Times New Roman" w:hAnsi="Noto Sans" w:cs="Noto Sans"/>
-          <w:i/>
-          <w:iCs/>
-          <w:kern w:val="0"/>
-          <w:sz w:val="21"/>
-          <w:szCs w:val="21"/>
-          <w:lang w:val="en-US" w:eastAsia="en-GB"/>
-          <w14:ligatures w14:val="none"/>
-        </w:rPr>
-        <w:t>et al., and</w:t>
-      </w:r>
-      <w:proofErr w:type="gramEnd"/>
-      <w:r>
-        <w:rPr>
-          <w:rFonts w:ascii="Noto Sans" w:eastAsia="Times New Roman" w:hAnsi="Noto Sans" w:cs="Noto Sans"/>
-          <w:i/>
-          <w:iCs/>
-          <w:kern w:val="0"/>
-          <w:sz w:val="21"/>
-          <w:szCs w:val="21"/>
-          <w:lang w:val="en-US" w:eastAsia="en-GB"/>
-          <w14:ligatures w14:val="none"/>
-        </w:rPr>
-        <w:t xml:space="preserve"> therefore deserves being highlighted in the front end.</w:t>
-      </w:r>
-    </w:p>
-    <w:p>
-      <w:pPr>
-        <w:spacing w:before="100" w:beforeAutospacing="1" w:after="100" w:afterAutospacing="1"/>
-        <w:rPr>
-          <w:rFonts w:ascii="Noto Sans" w:eastAsia="Times New Roman" w:hAnsi="Noto Sans" w:cs="Noto Sans"/>
-          <w:kern w:val="0"/>
-          <w:sz w:val="21"/>
-          <w:szCs w:val="21"/>
-          <w:lang w:val="en-US" w:eastAsia="en-GB"/>
-          <w14:ligatures w14:val="none"/>
-        </w:rPr>
-      </w:pPr>
-      <w:r>
-        <w:rPr>
-          <w:rFonts w:ascii="Noto Sans" w:eastAsia="Times New Roman" w:hAnsi="Noto Sans" w:cs="Noto Sans"/>
-          <w:kern w:val="0"/>
-          <w:sz w:val="21"/>
-          <w:szCs w:val="21"/>
-          <w:lang w:val="en-US" w:eastAsia="en-GB"/>
-          <w14:ligatures w14:val="none"/>
-        </w:rPr>
-        <w:t xml:space="preserve">Thank you for this point and I share what I read to be your disbelief. The situation is complicated, however, as Foody et al. is currently accepted to be that proof. I have added two references to the opening of the introduction (see your previous point above) which point readers to an article and a book chapter which both reflect on the weak evidence for the ACT-RFT link. </w:t>
+        <w:t xml:space="preserve">point readers to an article and a book chapter which both reflect on the weak evidence for the ACT-RFT link. </w:t>
       </w:r>
       <w:proofErr w:type="gramStart"/>
       <w:r>
@@ -5694,7 +5664,6 @@
           <w:lang w:val="en-US" w:eastAsia="en-GB"/>
           <w14:ligatures w14:val="none"/>
         </w:rPr>
-        <w:lastRenderedPageBreak/>
         <w:t>Strengths</w:t>
       </w:r>
     </w:p>
@@ -5759,6 +5728,7 @@
           <w:lang w:val="en-US" w:eastAsia="en-GB"/>
           <w14:ligatures w14:val="none"/>
         </w:rPr>
+        <w:lastRenderedPageBreak/>
         <w:t>Use of multiverse analysis as a strong methodological feature examining whether conclusions depend on specific analytic choices, providing a transparent demonstration that the conclusions are robust across several analytic specifications.</w:t>
       </w:r>
     </w:p>
@@ -6218,7 +6188,73 @@
           <w:lang w:val="en-US" w:eastAsia="en-GB"/>
           <w14:ligatures w14:val="none"/>
         </w:rPr>
-        <w:t xml:space="preserve">Brandolini’s law here: the scope of this article is an assessment of Foody’s claim for this specific set of </w:t>
+        <w:t xml:space="preserve">Brandolini’s law here: the scope of this article is an assessment of Foody’s claim for this specific set of exercises. A wider assessment of the ACT-RFT evidence base is a much more ambitious </w:t>
+      </w:r>
+      <w:r>
+        <w:rPr>
+          <w:rFonts w:ascii="Noto Sans" w:eastAsia="Times New Roman" w:hAnsi="Noto Sans" w:cs="Noto Sans"/>
+          <w:kern w:val="0"/>
+          <w:sz w:val="21"/>
+          <w:szCs w:val="21"/>
+          <w:lang w:val="en-US" w:eastAsia="en-GB"/>
+          <w14:ligatures w14:val="none"/>
+        </w:rPr>
+        <w:t>endeavor</w:t>
+      </w:r>
+      <w:r>
+        <w:rPr>
+          <w:rFonts w:ascii="Noto Sans" w:eastAsia="Times New Roman" w:hAnsi="Noto Sans" w:cs="Noto Sans"/>
+          <w:kern w:val="0"/>
+          <w:sz w:val="21"/>
+          <w:szCs w:val="21"/>
+          <w:lang w:val="en-US" w:eastAsia="en-GB"/>
+          <w14:ligatures w14:val="none"/>
+        </w:rPr>
+        <w:t xml:space="preserve"> – albeit one that I am currently drafting a separate article on (although its limited to measurement practices in ACT/RFT). </w:t>
+      </w:r>
+      <w:r>
+        <w:rPr>
+          <w:rFonts w:ascii="Noto Sans" w:eastAsia="Times New Roman" w:hAnsi="Noto Sans" w:cs="Noto Sans"/>
+          <w:kern w:val="0"/>
+          <w:sz w:val="21"/>
+          <w:szCs w:val="21"/>
+          <w:lang w:val="en-US" w:eastAsia="en-GB"/>
+          <w14:ligatures w14:val="none"/>
+        </w:rPr>
+        <w:t>Critique</w:t>
+      </w:r>
+      <w:r>
+        <w:rPr>
+          <w:rFonts w:ascii="Noto Sans" w:eastAsia="Times New Roman" w:hAnsi="Noto Sans" w:cs="Noto Sans"/>
+          <w:kern w:val="0"/>
+          <w:sz w:val="21"/>
+          <w:szCs w:val="21"/>
+          <w:lang w:val="en-US" w:eastAsia="en-GB"/>
+          <w14:ligatures w14:val="none"/>
+        </w:rPr>
+        <w:t xml:space="preserve"> is often held to a higher bar that the assertions in original work, and any </w:t>
+      </w:r>
+      <w:r>
+        <w:rPr>
+          <w:rFonts w:ascii="Noto Sans" w:eastAsia="Times New Roman" w:hAnsi="Noto Sans" w:cs="Noto Sans"/>
+          <w:kern w:val="0"/>
+          <w:sz w:val="21"/>
+          <w:szCs w:val="21"/>
+          <w:lang w:val="en-US" w:eastAsia="en-GB"/>
+          <w14:ligatures w14:val="none"/>
+        </w:rPr>
+        <w:t>critique</w:t>
+      </w:r>
+      <w:r>
+        <w:rPr>
+          <w:rFonts w:ascii="Noto Sans" w:eastAsia="Times New Roman" w:hAnsi="Noto Sans" w:cs="Noto Sans"/>
+          <w:kern w:val="0"/>
+          <w:sz w:val="21"/>
+          <w:szCs w:val="21"/>
+          <w:lang w:val="en-US" w:eastAsia="en-GB"/>
+          <w14:ligatures w14:val="none"/>
+        </w:rPr>
+        <w:t xml:space="preserve"> of the ACT-RFT evidence base requires individual deep-dives on specific studies and their robustness/flaws/etc. To speculate more broadly could invite accusations of speculation rather than scrutiny; equally, to require </w:t>
       </w:r>
       <w:r>
         <w:rPr>
@@ -6230,73 +6266,7 @@
           <w14:ligatures w14:val="none"/>
         </w:rPr>
         <w:lastRenderedPageBreak/>
-        <w:t xml:space="preserve">exercises. A wider assessment of the ACT-RFT evidence base is a much more ambitious </w:t>
-      </w:r>
-      <w:r>
-        <w:rPr>
-          <w:rFonts w:ascii="Noto Sans" w:eastAsia="Times New Roman" w:hAnsi="Noto Sans" w:cs="Noto Sans"/>
-          <w:kern w:val="0"/>
-          <w:sz w:val="21"/>
-          <w:szCs w:val="21"/>
-          <w:lang w:val="en-US" w:eastAsia="en-GB"/>
-          <w14:ligatures w14:val="none"/>
-        </w:rPr>
-        <w:t>endeavor</w:t>
-      </w:r>
-      <w:r>
-        <w:rPr>
-          <w:rFonts w:ascii="Noto Sans" w:eastAsia="Times New Roman" w:hAnsi="Noto Sans" w:cs="Noto Sans"/>
-          <w:kern w:val="0"/>
-          <w:sz w:val="21"/>
-          <w:szCs w:val="21"/>
-          <w:lang w:val="en-US" w:eastAsia="en-GB"/>
-          <w14:ligatures w14:val="none"/>
-        </w:rPr>
-        <w:t xml:space="preserve"> – albeit one that I am currently drafting a separate article on (although its limited to measurement practices in ACT/RFT). </w:t>
-      </w:r>
-      <w:r>
-        <w:rPr>
-          <w:rFonts w:ascii="Noto Sans" w:eastAsia="Times New Roman" w:hAnsi="Noto Sans" w:cs="Noto Sans"/>
-          <w:kern w:val="0"/>
-          <w:sz w:val="21"/>
-          <w:szCs w:val="21"/>
-          <w:lang w:val="en-US" w:eastAsia="en-GB"/>
-          <w14:ligatures w14:val="none"/>
-        </w:rPr>
-        <w:t>Critique</w:t>
-      </w:r>
-      <w:r>
-        <w:rPr>
-          <w:rFonts w:ascii="Noto Sans" w:eastAsia="Times New Roman" w:hAnsi="Noto Sans" w:cs="Noto Sans"/>
-          <w:kern w:val="0"/>
-          <w:sz w:val="21"/>
-          <w:szCs w:val="21"/>
-          <w:lang w:val="en-US" w:eastAsia="en-GB"/>
-          <w14:ligatures w14:val="none"/>
-        </w:rPr>
-        <w:t xml:space="preserve"> is often held to a higher bar that the assertions in original work, and any </w:t>
-      </w:r>
-      <w:r>
-        <w:rPr>
-          <w:rFonts w:ascii="Noto Sans" w:eastAsia="Times New Roman" w:hAnsi="Noto Sans" w:cs="Noto Sans"/>
-          <w:kern w:val="0"/>
-          <w:sz w:val="21"/>
-          <w:szCs w:val="21"/>
-          <w:lang w:val="en-US" w:eastAsia="en-GB"/>
-          <w14:ligatures w14:val="none"/>
-        </w:rPr>
-        <w:t>critique</w:t>
-      </w:r>
-      <w:r>
-        <w:rPr>
-          <w:rFonts w:ascii="Noto Sans" w:eastAsia="Times New Roman" w:hAnsi="Noto Sans" w:cs="Noto Sans"/>
-          <w:kern w:val="0"/>
-          <w:sz w:val="21"/>
-          <w:szCs w:val="21"/>
-          <w:lang w:val="en-US" w:eastAsia="en-GB"/>
-          <w14:ligatures w14:val="none"/>
-        </w:rPr>
-        <w:t xml:space="preserve"> of the ACT-RFT evidence base requires individual deep-dives on specific studies and their robustness/flaws/etc. To speculate more broadly could invite accusations of speculation rather than scrutiny; equally, to require critique of these articles to also conduct critique of other articles would inappropriately raise the already high bar for critique.</w:t>
+        <w:t>critique of these articles to also conduct critique of other articles would inappropriately raise the already high bar for critique.</w:t>
       </w:r>
     </w:p>
     <w:p>
@@ -6760,14 +6730,7 @@
         <w:rPr>
           <w:lang w:val="en-US"/>
         </w:rPr>
-        <w:t xml:space="preserve">I do think it is worth pointing out that calls for tone and civility can serve to </w:t>
-      </w:r>
-      <w:r>
-        <w:rPr>
-          <w:lang w:val="en-US"/>
-        </w:rPr>
-        <w:lastRenderedPageBreak/>
-        <w:t xml:space="preserve">obscure power relations such as this (i.e., ‘the civility for whom?’ </w:t>
+        <w:t xml:space="preserve">I do think it is worth pointing out that calls for tone and civility can serve to obscure power relations such as this (i.e., ‘the civility for whom?’ </w:t>
       </w:r>
       <w:r>
         <w:rPr>
@@ -6814,41 +6777,31 @@
           <w:lang w:val="en-US" w:eastAsia="en-GB"/>
           <w14:ligatures w14:val="none"/>
         </w:rPr>
-        <w:t>I am happy to make changes if you can see specific examples that lack a neutral tone.</w:t>
-      </w:r>
-      <w:r>
-        <w:rPr>
-          <w:rFonts w:ascii="Noto Sans" w:eastAsia="Times New Roman" w:hAnsi="Noto Sans" w:cs="Noto Sans"/>
-          <w:kern w:val="0"/>
-          <w:sz w:val="21"/>
-          <w:szCs w:val="21"/>
-          <w:lang w:val="en-US" w:eastAsia="en-GB"/>
-          <w14:ligatures w14:val="none"/>
-        </w:rPr>
-        <w:t xml:space="preserve"> </w:t>
-      </w:r>
-    </w:p>
-    <w:p>
-      <w:pPr>
-        <w:spacing w:before="100" w:beforeAutospacing="1" w:after="100" w:afterAutospacing="1"/>
-        <w:rPr>
-          <w:rFonts w:ascii="Noto Sans" w:eastAsia="Times New Roman" w:hAnsi="Noto Sans" w:cs="Noto Sans"/>
-          <w:kern w:val="0"/>
-          <w:sz w:val="21"/>
-          <w:szCs w:val="21"/>
-          <w:lang w:val="en-US" w:eastAsia="en-GB"/>
-          <w14:ligatures w14:val="none"/>
-        </w:rPr>
-      </w:pPr>
-      <w:r>
-        <w:rPr>
-          <w:rFonts w:ascii="Noto Sans" w:eastAsia="Times New Roman" w:hAnsi="Noto Sans" w:cs="Noto Sans"/>
-          <w:kern w:val="0"/>
-          <w:sz w:val="21"/>
-          <w:szCs w:val="21"/>
-          <w:lang w:val="en-US" w:eastAsia="en-GB"/>
-          <w14:ligatures w14:val="none"/>
-        </w:rPr>
+        <w:t xml:space="preserve">I am happy to make changes if you can see specific examples that lack a neutral tone. </w:t>
+      </w:r>
+    </w:p>
+    <w:p>
+      <w:pPr>
+        <w:spacing w:before="100" w:beforeAutospacing="1" w:after="100" w:afterAutospacing="1"/>
+        <w:rPr>
+          <w:rFonts w:ascii="Noto Sans" w:eastAsia="Times New Roman" w:hAnsi="Noto Sans" w:cs="Noto Sans"/>
+          <w:kern w:val="0"/>
+          <w:sz w:val="21"/>
+          <w:szCs w:val="21"/>
+          <w:lang w:val="en-US" w:eastAsia="en-GB"/>
+          <w14:ligatures w14:val="none"/>
+        </w:rPr>
+      </w:pPr>
+      <w:r>
+        <w:rPr>
+          <w:rFonts w:ascii="Noto Sans" w:eastAsia="Times New Roman" w:hAnsi="Noto Sans" w:cs="Noto Sans"/>
+          <w:kern w:val="0"/>
+          <w:sz w:val="21"/>
+          <w:szCs w:val="21"/>
+          <w:lang w:val="en-US" w:eastAsia="en-GB"/>
+          <w14:ligatures w14:val="none"/>
+        </w:rPr>
+        <w:lastRenderedPageBreak/>
         <w:t xml:space="preserve">I have not wholesale removed the citation </w:t>
       </w:r>
       <w:proofErr w:type="gramStart"/>
@@ -7376,131 +7329,142 @@
           <w:lang w:val="en-US" w:eastAsia="en-GB"/>
           <w14:ligatures w14:val="none"/>
         </w:rPr>
+        <w:t xml:space="preserve">Thank you for catching this! Both plots </w:t>
+      </w:r>
+      <w:r>
+        <w:rPr>
+          <w:rFonts w:ascii="Noto Sans" w:eastAsia="Times New Roman" w:hAnsi="Noto Sans" w:cs="Noto Sans"/>
+          <w:kern w:val="0"/>
+          <w:sz w:val="21"/>
+          <w:szCs w:val="21"/>
+          <w:lang w:val="en-US" w:eastAsia="en-GB"/>
+          <w14:ligatures w14:val="none"/>
+        </w:rPr>
+        <w:t xml:space="preserve">now </w:t>
+      </w:r>
+      <w:r>
+        <w:rPr>
+          <w:rFonts w:ascii="Noto Sans" w:eastAsia="Times New Roman" w:hAnsi="Noto Sans" w:cs="Noto Sans"/>
+          <w:kern w:val="0"/>
+          <w:sz w:val="21"/>
+          <w:szCs w:val="21"/>
+          <w:lang w:val="en-US" w:eastAsia="en-GB"/>
+          <w14:ligatures w14:val="none"/>
+        </w:rPr>
+        <w:t>contain the correct 1</w:t>
+      </w:r>
+      <w:r>
+        <w:rPr>
+          <w:rFonts w:ascii="Noto Sans" w:eastAsia="Times New Roman" w:hAnsi="Noto Sans" w:cs="Noto Sans"/>
+          <w:kern w:val="0"/>
+          <w:sz w:val="21"/>
+          <w:szCs w:val="21"/>
+          <w:lang w:val="en-US" w:eastAsia="en-GB"/>
+          <w14:ligatures w14:val="none"/>
+        </w:rPr>
+        <w:t>4</w:t>
+      </w:r>
+      <w:r>
+        <w:rPr>
+          <w:rFonts w:ascii="Noto Sans" w:eastAsia="Times New Roman" w:hAnsi="Noto Sans" w:cs="Noto Sans"/>
+          <w:kern w:val="0"/>
+          <w:sz w:val="21"/>
+          <w:szCs w:val="21"/>
+          <w:lang w:val="en-US" w:eastAsia="en-GB"/>
+          <w14:ligatures w14:val="none"/>
+        </w:rPr>
+        <w:t xml:space="preserve"> analytic combinations. These analy</w:t>
+      </w:r>
+      <w:r>
+        <w:rPr>
+          <w:rFonts w:ascii="Noto Sans" w:eastAsia="Times New Roman" w:hAnsi="Noto Sans" w:cs="Noto Sans"/>
+          <w:kern w:val="0"/>
+          <w:sz w:val="21"/>
+          <w:szCs w:val="21"/>
+          <w:lang w:val="en-US" w:eastAsia="en-GB"/>
+          <w14:ligatures w14:val="none"/>
+        </w:rPr>
+        <w:t>t</w:t>
+      </w:r>
+      <w:r>
+        <w:rPr>
+          <w:rFonts w:ascii="Noto Sans" w:eastAsia="Times New Roman" w:hAnsi="Noto Sans" w:cs="Noto Sans"/>
+          <w:kern w:val="0"/>
+          <w:sz w:val="21"/>
+          <w:szCs w:val="21"/>
+          <w:lang w:val="en-US" w:eastAsia="en-GB"/>
+          <w14:ligatures w14:val="none"/>
+        </w:rPr>
+        <w:t xml:space="preserve">ic combinations are now also explained in text (p. </w:t>
+      </w:r>
+      <w:r>
+        <w:rPr>
+          <w:rFonts w:ascii="Noto Sans" w:eastAsia="Times New Roman" w:hAnsi="Noto Sans" w:cs="Noto Sans"/>
+          <w:kern w:val="0"/>
+          <w:sz w:val="21"/>
+          <w:szCs w:val="21"/>
+          <w:lang w:val="en-US" w:eastAsia="en-GB"/>
+          <w14:ligatures w14:val="none"/>
+        </w:rPr>
+        <w:t>10</w:t>
+      </w:r>
+      <w:r>
+        <w:rPr>
+          <w:rFonts w:ascii="Noto Sans" w:eastAsia="Times New Roman" w:hAnsi="Noto Sans" w:cs="Noto Sans"/>
+          <w:kern w:val="0"/>
+          <w:sz w:val="21"/>
+          <w:szCs w:val="21"/>
+          <w:lang w:val="en-US" w:eastAsia="en-GB"/>
+          <w14:ligatures w14:val="none"/>
+        </w:rPr>
+        <w:t>):</w:t>
+      </w:r>
+    </w:p>
+    <w:p>
+      <w:pPr>
+        <w:spacing w:before="100" w:beforeAutospacing="1" w:after="100" w:afterAutospacing="1"/>
+        <w:rPr>
+          <w:rFonts w:ascii="Noto Sans" w:eastAsia="Times New Roman" w:hAnsi="Noto Sans" w:cs="Noto Sans"/>
+          <w:kern w:val="0"/>
+          <w:sz w:val="21"/>
+          <w:szCs w:val="21"/>
+          <w:lang w:val="en-US" w:eastAsia="en-GB"/>
+          <w14:ligatures w14:val="none"/>
+        </w:rPr>
+      </w:pPr>
+      <w:r>
+        <w:rPr>
+          <w:rFonts w:ascii="Noto Sans" w:eastAsia="Times New Roman" w:hAnsi="Noto Sans" w:cs="Noto Sans"/>
+          <w:kern w:val="0"/>
+          <w:sz w:val="21"/>
+          <w:szCs w:val="21"/>
+          <w:lang w:val="en-US" w:eastAsia="en-GB"/>
+          <w14:ligatures w14:val="none"/>
+        </w:rPr>
+        <w:t>“</w:t>
+      </w:r>
+      <w:r>
+        <w:rPr>
+          <w:rFonts w:ascii="Noto Sans" w:eastAsia="Times New Roman" w:hAnsi="Noto Sans" w:cs="Noto Sans"/>
+          <w:kern w:val="0"/>
+          <w:sz w:val="21"/>
+          <w:szCs w:val="21"/>
+          <w:lang w:val="en-US" w:eastAsia="en-GB"/>
+          <w14:ligatures w14:val="none"/>
+        </w:rPr>
+        <w:t xml:space="preserve">This produces 14 different sets of analytic choices: 4 outcomes * 2 baseline control * 2 familywise error corrections, where the familywise corrections are never applied to the </w:t>
+      </w:r>
+      <w:r>
+        <w:rPr>
+          <w:rFonts w:ascii="Noto Sans" w:eastAsia="Times New Roman" w:hAnsi="Noto Sans" w:cs="Noto Sans"/>
+          <w:kern w:val="0"/>
+          <w:sz w:val="21"/>
+          <w:szCs w:val="21"/>
+          <w:lang w:val="en-US" w:eastAsia="en-GB"/>
+          <w14:ligatures w14:val="none"/>
+        </w:rPr>
         <w:lastRenderedPageBreak/>
-        <w:t xml:space="preserve">Thank you for catching this! Both plots </w:t>
-      </w:r>
-      <w:r>
-        <w:rPr>
-          <w:rFonts w:ascii="Noto Sans" w:eastAsia="Times New Roman" w:hAnsi="Noto Sans" w:cs="Noto Sans"/>
-          <w:kern w:val="0"/>
-          <w:sz w:val="21"/>
-          <w:szCs w:val="21"/>
-          <w:lang w:val="en-US" w:eastAsia="en-GB"/>
-          <w14:ligatures w14:val="none"/>
-        </w:rPr>
-        <w:t xml:space="preserve">now </w:t>
-      </w:r>
-      <w:r>
-        <w:rPr>
-          <w:rFonts w:ascii="Noto Sans" w:eastAsia="Times New Roman" w:hAnsi="Noto Sans" w:cs="Noto Sans"/>
-          <w:kern w:val="0"/>
-          <w:sz w:val="21"/>
-          <w:szCs w:val="21"/>
-          <w:lang w:val="en-US" w:eastAsia="en-GB"/>
-          <w14:ligatures w14:val="none"/>
-        </w:rPr>
-        <w:t>contain the correct 1</w:t>
-      </w:r>
-      <w:r>
-        <w:rPr>
-          <w:rFonts w:ascii="Noto Sans" w:eastAsia="Times New Roman" w:hAnsi="Noto Sans" w:cs="Noto Sans"/>
-          <w:kern w:val="0"/>
-          <w:sz w:val="21"/>
-          <w:szCs w:val="21"/>
-          <w:lang w:val="en-US" w:eastAsia="en-GB"/>
-          <w14:ligatures w14:val="none"/>
-        </w:rPr>
-        <w:t>4</w:t>
-      </w:r>
-      <w:r>
-        <w:rPr>
-          <w:rFonts w:ascii="Noto Sans" w:eastAsia="Times New Roman" w:hAnsi="Noto Sans" w:cs="Noto Sans"/>
-          <w:kern w:val="0"/>
-          <w:sz w:val="21"/>
-          <w:szCs w:val="21"/>
-          <w:lang w:val="en-US" w:eastAsia="en-GB"/>
-          <w14:ligatures w14:val="none"/>
-        </w:rPr>
-        <w:t xml:space="preserve"> analytic combinations. These analy</w:t>
-      </w:r>
-      <w:r>
-        <w:rPr>
-          <w:rFonts w:ascii="Noto Sans" w:eastAsia="Times New Roman" w:hAnsi="Noto Sans" w:cs="Noto Sans"/>
-          <w:kern w:val="0"/>
-          <w:sz w:val="21"/>
-          <w:szCs w:val="21"/>
-          <w:lang w:val="en-US" w:eastAsia="en-GB"/>
-          <w14:ligatures w14:val="none"/>
-        </w:rPr>
-        <w:t>t</w:t>
-      </w:r>
-      <w:r>
-        <w:rPr>
-          <w:rFonts w:ascii="Noto Sans" w:eastAsia="Times New Roman" w:hAnsi="Noto Sans" w:cs="Noto Sans"/>
-          <w:kern w:val="0"/>
-          <w:sz w:val="21"/>
-          <w:szCs w:val="21"/>
-          <w:lang w:val="en-US" w:eastAsia="en-GB"/>
-          <w14:ligatures w14:val="none"/>
-        </w:rPr>
-        <w:t xml:space="preserve">ic combinations are now also explained in text (p. </w:t>
-      </w:r>
-      <w:r>
-        <w:rPr>
-          <w:rFonts w:ascii="Noto Sans" w:eastAsia="Times New Roman" w:hAnsi="Noto Sans" w:cs="Noto Sans"/>
-          <w:kern w:val="0"/>
-          <w:sz w:val="21"/>
-          <w:szCs w:val="21"/>
-          <w:lang w:val="en-US" w:eastAsia="en-GB"/>
-          <w14:ligatures w14:val="none"/>
-        </w:rPr>
-        <w:t>10</w:t>
-      </w:r>
-      <w:r>
-        <w:rPr>
-          <w:rFonts w:ascii="Noto Sans" w:eastAsia="Times New Roman" w:hAnsi="Noto Sans" w:cs="Noto Sans"/>
-          <w:kern w:val="0"/>
-          <w:sz w:val="21"/>
-          <w:szCs w:val="21"/>
-          <w:lang w:val="en-US" w:eastAsia="en-GB"/>
-          <w14:ligatures w14:val="none"/>
-        </w:rPr>
-        <w:t>):</w:t>
-      </w:r>
-    </w:p>
-    <w:p>
-      <w:pPr>
-        <w:spacing w:before="100" w:beforeAutospacing="1" w:after="100" w:afterAutospacing="1"/>
-        <w:rPr>
-          <w:rFonts w:ascii="Noto Sans" w:eastAsia="Times New Roman" w:hAnsi="Noto Sans" w:cs="Noto Sans"/>
-          <w:kern w:val="0"/>
-          <w:sz w:val="21"/>
-          <w:szCs w:val="21"/>
-          <w:lang w:val="en-US" w:eastAsia="en-GB"/>
-          <w14:ligatures w14:val="none"/>
-        </w:rPr>
-      </w:pPr>
-      <w:r>
-        <w:rPr>
-          <w:rFonts w:ascii="Noto Sans" w:eastAsia="Times New Roman" w:hAnsi="Noto Sans" w:cs="Noto Sans"/>
-          <w:kern w:val="0"/>
-          <w:sz w:val="21"/>
-          <w:szCs w:val="21"/>
-          <w:lang w:val="en-US" w:eastAsia="en-GB"/>
-          <w14:ligatures w14:val="none"/>
-        </w:rPr>
-        <w:t>“</w:t>
-      </w:r>
-      <w:r>
-        <w:rPr>
-          <w:rFonts w:ascii="Noto Sans" w:eastAsia="Times New Roman" w:hAnsi="Noto Sans" w:cs="Noto Sans"/>
-          <w:kern w:val="0"/>
-          <w:sz w:val="21"/>
-          <w:szCs w:val="21"/>
-          <w:lang w:val="en-US" w:eastAsia="en-GB"/>
-          <w14:ligatures w14:val="none"/>
-        </w:rPr>
-        <w:t>This produces 14 different sets of analytic choices: 4 outcomes * 2 baseline control * 2 familywise error corrections, where the familywise corrections are never applied to the pooled outcome given that a single pooled outcome involves only one test and does not need to be corrected.”</w:t>
+        <w:t>pooled outcome given that a single pooled outcome involves only one test and does not need to be corrected.”</w:t>
       </w:r>
     </w:p>
     <w:p>
@@ -7966,19 +7930,7 @@
           <w:lang w:val="en-US" w:eastAsia="en-GB"/>
           <w14:ligatures w14:val="none"/>
         </w:rPr>
-        <w:t xml:space="preserve"> of the wider pattern of citation of RFT-analogue studies for ACT processes </w:t>
-      </w:r>
-      <w:r>
-        <w:rPr>
-          <w:rFonts w:ascii="Noto Sans" w:eastAsia="Times New Roman" w:hAnsi="Noto Sans" w:cs="Noto Sans"/>
-          <w:kern w:val="0"/>
-          <w:sz w:val="21"/>
-          <w:szCs w:val="21"/>
-          <w:lang w:val="en-US" w:eastAsia="en-GB"/>
-          <w14:ligatures w14:val="none"/>
-        </w:rPr>
-        <w:lastRenderedPageBreak/>
-        <w:t xml:space="preserve">would first require a systematic review of such studies, coming with its own </w:t>
+        <w:t xml:space="preserve"> of the wider pattern of citation of RFT-analogue studies for ACT processes would first require a systematic review of such studies, coming with its own </w:t>
       </w:r>
       <w:r>
         <w:rPr>
